--- a/Rulebook.docx
+++ b/Rulebook.docx
@@ -58,15 +58,7 @@
     </w:p>
     <w:p>
       <w:r>
-        <w:t xml:space="preserve">“The Empire is vast, but its sands shift with every whisper, every coin, every blade drawn in the dark. You, noble </w:t>
-      </w:r>
-      <w:proofErr w:type="gramStart"/>
-      <w:r>
-        <w:t>satrap</w:t>
-      </w:r>
-      <w:proofErr w:type="gramEnd"/>
-      <w:r>
-        <w:t>, must guide your province through war, politics, and treachery. Earn Honor in the eyes of the King, and your name shall be etched into the annals of Persia. Fail… and the Greeks will write your epitaph.”</w:t>
+        <w:t>“The Empire is vast, but its sands shift with every whisper, every coin, every blade drawn in the dark. You, noble satrap, must guide your province through war, politics, and treachery. Earn Honor in the eyes of the King, and your name shall be etched into the annals of Persia. Fail… and the Greeks will write your epitaph.”</w:t>
       </w:r>
     </w:p>
     <w:p>
@@ -93,15 +85,7 @@
     </w:p>
     <w:p>
       <w:r>
-        <w:t xml:space="preserve">You are a satrap, a provincial governor entrusted with the prosperity, security, and loyalty of your corner of the Persian Empire. Your province contributes troops, wealth, and political influence </w:t>
-      </w:r>
-      <w:proofErr w:type="gramStart"/>
-      <w:r>
-        <w:t>to</w:t>
-      </w:r>
-      <w:proofErr w:type="gramEnd"/>
-      <w:r>
-        <w:t xml:space="preserve"> the imperial court. You will command Leaders, enact Laws, deploy armies, and—when necessary—engage in subtle acts of espionage and sabotage.</w:t>
+        <w:t>You are a satrap, a provincial governor entrusted with the prosperity, security, and loyalty of your corner of the Persian Empire. Your province contributes troops, wealth, and political influence to the imperial court. You will command Leaders, enact Laws, deploy armies, and—when necessary—engage in subtle acts of espionage and sabotage.</w:t>
       </w:r>
     </w:p>
     <w:p>
@@ -120,15 +104,7 @@
     </w:p>
     <w:p>
       <w:r>
-        <w:t xml:space="preserve">The Empire will stand or fall together, but only one </w:t>
-      </w:r>
-      <w:proofErr w:type="gramStart"/>
-      <w:r>
-        <w:t>satrap</w:t>
-      </w:r>
-      <w:proofErr w:type="gramEnd"/>
-      <w:r>
-        <w:t xml:space="preserve"> will be remembered as the Empire’s greatest servant.</w:t>
+        <w:t>The Empire will stand or fall together, but only one satrap will be remembered as the Empire’s greatest servant.</w:t>
       </w:r>
     </w:p>
     <w:p>
@@ -337,15 +313,7 @@
         <w:t>A Player Shield</w:t>
       </w:r>
       <w:r>
-        <w:t xml:space="preserve"> — To </w:t>
-      </w:r>
-      <w:proofErr w:type="gramStart"/>
-      <w:r>
-        <w:t>hide</w:t>
-      </w:r>
-      <w:proofErr w:type="gramEnd"/>
-      <w:r>
-        <w:t xml:space="preserve"> Coins, Commodities, and Spies</w:t>
+        <w:t xml:space="preserve"> — To hide Coins, Commodities, and Spies</w:t>
       </w:r>
     </w:p>
     <w:p>
@@ -578,15 +546,7 @@
         </w:numPr>
       </w:pPr>
       <w:r>
-        <w:t xml:space="preserve">Deploying </w:t>
-      </w:r>
-      <w:proofErr w:type="gramStart"/>
-      <w:r>
-        <w:t>the most</w:t>
-      </w:r>
-      <w:proofErr w:type="gramEnd"/>
-      <w:r>
-        <w:t xml:space="preserve"> Troops</w:t>
+        <w:t>Deploying the most Troops</w:t>
       </w:r>
     </w:p>
     <w:p>
@@ -654,23 +614,7 @@
           <w:b/>
           <w:bCs/>
         </w:rPr>
-        <w:t xml:space="preserve">the </w:t>
-      </w:r>
-      <w:proofErr w:type="gramStart"/>
-      <w:r>
-        <w:rPr>
-          <w:b/>
-          <w:bCs/>
-        </w:rPr>
-        <w:t>satrap</w:t>
-      </w:r>
-      <w:proofErr w:type="gramEnd"/>
-      <w:r>
-        <w:rPr>
-          <w:b/>
-          <w:bCs/>
-        </w:rPr>
-        <w:t xml:space="preserve"> with the most Honor becomes the Empire’s Most Loyal Servant.</w:t>
+        <w:t>the satrap with the most Honor becomes the Empire’s Most Loyal Servant.</w:t>
       </w:r>
     </w:p>
     <w:p>
@@ -716,13 +660,8 @@
       </w:r>
     </w:p>
     <w:p>
-      <w:proofErr w:type="gramStart"/>
-      <w:r>
-        <w:t>Satraps</w:t>
-      </w:r>
-      <w:proofErr w:type="gramEnd"/>
-      <w:r>
-        <w:t xml:space="preserve"> take turns placing Leaders and performing actions.</w:t>
+      <w:r>
+        <w:t>Satraps take turns placing Leaders and performing actions.</w:t>
       </w:r>
     </w:p>
     <w:p>
@@ -757,15 +696,7 @@
         <w:t>King’s Favor</w:t>
       </w:r>
       <w:r>
-        <w:t xml:space="preserve"> goes </w:t>
-      </w:r>
-      <w:proofErr w:type="gramStart"/>
-      <w:r>
-        <w:t>first</w:t>
-      </w:r>
-      <w:proofErr w:type="gramEnd"/>
-      <w:r>
-        <w:t xml:space="preserve"> each round.</w:t>
+        <w:t xml:space="preserve"> goes first each round.</w:t>
       </w:r>
     </w:p>
     <w:p>
@@ -1017,15 +948,7 @@
     </w:p>
     <w:p>
       <w:r>
-        <w:t xml:space="preserve">There are three categories of </w:t>
-      </w:r>
-      <w:proofErr w:type="gramStart"/>
-      <w:r>
-        <w:t>actions</w:t>
-      </w:r>
-      <w:proofErr w:type="gramEnd"/>
-      <w:r>
-        <w:t>.</w:t>
+        <w:t>There are three categories of actions.</w:t>
       </w:r>
     </w:p>
     <w:p>
@@ -1134,7 +1057,6 @@
           <w:numId w:val="7"/>
         </w:numPr>
       </w:pPr>
-      <w:proofErr w:type="gramStart"/>
       <w:r>
         <w:rPr>
           <w:b/>
@@ -1143,11 +1065,7 @@
         <w:t>Upgrade</w:t>
       </w:r>
       <w:r>
-        <w:t xml:space="preserve"> —</w:t>
-      </w:r>
-      <w:proofErr w:type="gramEnd"/>
-      <w:r>
-        <w:t xml:space="preserve"> Improve existing Investments.</w:t>
+        <w:t xml:space="preserve"> — Improve existing Investments.</w:t>
       </w:r>
     </w:p>
     <w:p>
@@ -1165,15 +1083,7 @@
         <w:t>Promote</w:t>
       </w:r>
       <w:r>
-        <w:t xml:space="preserve"> — Increase </w:t>
-      </w:r>
-      <w:proofErr w:type="gramStart"/>
-      <w:r>
-        <w:t>a Leader’s</w:t>
-      </w:r>
-      <w:proofErr w:type="gramEnd"/>
-      <w:r>
-        <w:t xml:space="preserve"> Level.</w:t>
+        <w:t xml:space="preserve"> — Increase a Leader’s Level.</w:t>
       </w:r>
     </w:p>
     <w:p>
@@ -1313,15 +1223,7 @@
     </w:p>
     <w:p>
       <w:r>
-        <w:t xml:space="preserve">These represent direct influence </w:t>
-      </w:r>
-      <w:proofErr w:type="gramStart"/>
-      <w:r>
-        <w:t>at</w:t>
-      </w:r>
-      <w:proofErr w:type="gramEnd"/>
-      <w:r>
-        <w:t xml:space="preserve"> the imperial court. Each Court space is exclusive.</w:t>
+        <w:t>These represent direct influence at the imperial court. Each Court space is exclusive.</w:t>
       </w:r>
     </w:p>
     <w:p>
@@ -1395,6 +1297,30 @@
       </w:r>
       <w:r>
         <w:t xml:space="preserve"> — Gain the King’s Favor and Coins.</w:t>
+      </w:r>
+    </w:p>
+    <w:p>
+      <w:pPr>
+        <w:numPr>
+          <w:ilvl w:val="0"/>
+          <w:numId w:val="8"/>
+        </w:numPr>
+      </w:pPr>
+      <w:r>
+        <w:rPr>
+          <w:b/>
+          <w:bCs/>
+        </w:rPr>
+        <w:t>Donate</w:t>
+      </w:r>
+      <w:r>
+        <w:t xml:space="preserve"> — Pay up to your Leader’s Level in Coins to the Royal Bank and immediately gain Honor equal to half the Coins paid (rounded</w:t>
+      </w:r>
+      <w:r>
+        <w:t xml:space="preserve"> up</w:t>
+      </w:r>
+      <w:r>
+        <w:t>).</w:t>
       </w:r>
     </w:p>
     <w:p>
@@ -1454,6 +1380,33 @@
           <w:b/>
           <w:bCs/>
         </w:rPr>
+        <w:t>Donate</w:t>
+      </w:r>
+      <w:r>
+        <w:t xml:space="preserve"> — Pay up to your Leader’s Level in Coins to the Royal Bank and immediately gain Honor equal to half the Coins paid (rounded</w:t>
+      </w:r>
+      <w:r>
+        <w:t xml:space="preserve"> up</w:t>
+      </w:r>
+      <w:r>
+        <w:t>).</w:t>
+      </w:r>
+      <w:r>
+        <w:t xml:space="preserve"> Immediately demote the Leader used.</w:t>
+      </w:r>
+    </w:p>
+    <w:p>
+      <w:pPr>
+        <w:numPr>
+          <w:ilvl w:val="0"/>
+          <w:numId w:val="9"/>
+        </w:numPr>
+      </w:pPr>
+      <w:r>
+        <w:rPr>
+          <w:b/>
+          <w:bCs/>
+        </w:rPr>
         <w:t>Buy / Sell / Monetize</w:t>
       </w:r>
       <w:r>
@@ -1593,26 +1546,14 @@
         </w:numPr>
       </w:pPr>
       <w:r>
-        <w:t xml:space="preserve">The top card is </w:t>
-      </w:r>
-      <w:proofErr w:type="gramStart"/>
-      <w:r>
-        <w:t xml:space="preserve">the </w:t>
-      </w:r>
-      <w:r>
-        <w:rPr>
-          <w:b/>
-          <w:bCs/>
-        </w:rPr>
-        <w:t>Deliberated</w:t>
-      </w:r>
-      <w:proofErr w:type="gramEnd"/>
-      <w:r>
-        <w:rPr>
-          <w:b/>
-          <w:bCs/>
-        </w:rPr>
-        <w:t xml:space="preserve"> Law</w:t>
+        <w:t xml:space="preserve">The top card is the </w:t>
+      </w:r>
+      <w:r>
+        <w:rPr>
+          <w:b/>
+          <w:bCs/>
+        </w:rPr>
+        <w:t>Deliberated Law</w:t>
       </w:r>
       <w:r>
         <w:t>.</w:t>
@@ -1699,6 +1640,7 @@
         </w:numPr>
       </w:pPr>
       <w:r>
+        <w:lastRenderedPageBreak/>
         <w:t xml:space="preserve">Sanctions </w:t>
       </w:r>
       <w:r>
@@ -1751,7 +1693,6 @@
         </w:numPr>
       </w:pPr>
       <w:r>
-        <w:lastRenderedPageBreak/>
         <w:t>Each sponsor collects Coins from players violating their Laws.</w:t>
       </w:r>
     </w:p>
@@ -1984,6 +1925,7 @@
         </w:numPr>
       </w:pPr>
       <w:r>
+        <w:lastRenderedPageBreak/>
         <w:t>Place the marked Scheme into your pouch.</w:t>
       </w:r>
     </w:p>
@@ -2020,7 +1962,6 @@
     </w:p>
     <w:p>
       <w:r>
-        <w:lastRenderedPageBreak/>
         <w:t>During the Imperial Reports Phase:</w:t>
       </w:r>
     </w:p>
@@ -2043,15 +1984,7 @@
         </w:numPr>
       </w:pPr>
       <w:r>
-        <w:t xml:space="preserve">Pouches are opened </w:t>
-      </w:r>
-      <w:proofErr w:type="gramStart"/>
-      <w:r>
-        <w:t>one</w:t>
-      </w:r>
-      <w:proofErr w:type="gramEnd"/>
-      <w:r>
-        <w:t xml:space="preserve"> at a time.</w:t>
+        <w:t>Pouches are opened one at a time.</w:t>
       </w:r>
     </w:p>
     <w:p>
@@ -2281,6 +2214,7 @@
         </w:numPr>
       </w:pPr>
       <w:r>
+        <w:lastRenderedPageBreak/>
         <w:t xml:space="preserve">Each player who deployed Troops gains </w:t>
       </w:r>
       <w:r>
@@ -2339,7 +2273,6 @@
         </w:numPr>
       </w:pPr>
       <w:r>
-        <w:lastRenderedPageBreak/>
         <w:t>All Persian Troops are removed.</w:t>
       </w:r>
     </w:p>
@@ -2404,15 +2337,7 @@
         </w:numPr>
       </w:pPr>
       <w:r>
-        <w:t xml:space="preserve">If not, they roll a die and downgrade an </w:t>
-      </w:r>
-      <w:proofErr w:type="gramStart"/>
-      <w:r>
-        <w:t>Investment</w:t>
-      </w:r>
-      <w:proofErr w:type="gramEnd"/>
-      <w:r>
-        <w:t xml:space="preserve"> at that level.</w:t>
+        <w:t>If not, they roll a die and downgrade an Investment at that level.</w:t>
       </w:r>
     </w:p>
     <w:p>
@@ -2423,15 +2348,7 @@
         </w:numPr>
       </w:pPr>
       <w:r>
-        <w:t xml:space="preserve">If none exists, </w:t>
-      </w:r>
-      <w:proofErr w:type="gramStart"/>
-      <w:r>
-        <w:t>downgrade</w:t>
-      </w:r>
-      <w:proofErr w:type="gramEnd"/>
-      <w:r>
-        <w:t xml:space="preserve"> the next highest.</w:t>
+        <w:t>If none exists, downgrade the next highest.</w:t>
       </w:r>
     </w:p>
     <w:p>
@@ -2579,6 +2496,7 @@
         </w:numPr>
       </w:pPr>
       <w:r>
+        <w:lastRenderedPageBreak/>
         <w:t xml:space="preserve">Both players must exchange </w:t>
       </w:r>
       <w:r>
@@ -2653,7 +2571,6 @@
           <w:b/>
           <w:bCs/>
         </w:rPr>
-        <w:lastRenderedPageBreak/>
         <w:t>12. Imperial Reports Phase</w:t>
       </w:r>
     </w:p>
@@ -2669,31 +2586,7 @@
           <w:b/>
           <w:bCs/>
         </w:rPr>
-        <w:t xml:space="preserve">When the sun sets upon the empire, the Great King’s scribes gather the day’s accounts from every province. These Imperial Reports determine which </w:t>
-      </w:r>
-      <w:proofErr w:type="gramStart"/>
-      <w:r>
-        <w:rPr>
-          <w:b/>
-          <w:bCs/>
-        </w:rPr>
-        <w:t>satraps</w:t>
-      </w:r>
-      <w:proofErr w:type="gramEnd"/>
-      <w:r>
-        <w:rPr>
-          <w:b/>
-          <w:bCs/>
-        </w:rPr>
-        <w:t xml:space="preserve"> upheld the King’s order, which faltered, and how the empire must prepare for the next day’s maneuvers. Resolve the following matters in the exact order presented, for the empire tolerates no disorder in </w:t>
-      </w:r>
-      <w:proofErr w:type="gramStart"/>
-      <w:r>
-        <w:rPr>
-          <w:b/>
-          <w:bCs/>
-        </w:rPr>
-        <w:t>its record</w:t>
+        <w:t>When the sun sets upon the empire, the Great King’s scribes gather the day’s accounts from every province. These Imperial Reports determine which satraps upheld the King’s order, which faltered, and how the empire must prepare for the next day’s maneuvers. Resolve the following matters in the exact order presented, for the empire tolerates no disorder in its record</w:t>
       </w:r>
       <w:r>
         <w:rPr>
@@ -2701,15 +2594,7 @@
           <w:bCs/>
         </w:rPr>
         <w:noBreakHyphen/>
-        <w:t>keeping</w:t>
-      </w:r>
-      <w:proofErr w:type="gramEnd"/>
-      <w:r>
-        <w:rPr>
-          <w:b/>
-          <w:bCs/>
-        </w:rPr>
-        <w:t>.</w:t>
+        <w:t>keeping.</w:t>
       </w:r>
     </w:p>
     <w:p>
@@ -2848,23 +2733,7 @@
           <w:b/>
           <w:bCs/>
         </w:rPr>
-        <w:t xml:space="preserve">If any </w:t>
-      </w:r>
-      <w:proofErr w:type="gramStart"/>
-      <w:r>
-        <w:rPr>
-          <w:b/>
-          <w:bCs/>
-        </w:rPr>
-        <w:t>satrap</w:t>
-      </w:r>
-      <w:proofErr w:type="gramEnd"/>
-      <w:r>
-        <w:rPr>
-          <w:b/>
-          <w:bCs/>
-        </w:rPr>
-        <w:t xml:space="preserve"> committed troops to the frontier, the empire now learns the outcome of their valor.</w:t>
+        <w:t>If any satrap committed troops to the frontier, the empire now learns the outcome of their valor.</w:t>
       </w:r>
     </w:p>
     <w:p>
@@ -2936,6 +2805,7 @@
           <w:b/>
           <w:bCs/>
         </w:rPr>
+        <w:lastRenderedPageBreak/>
         <w:t>Should the Greek reserves be emptied by these events, the scribes will note that the war has reached its end.</w:t>
       </w:r>
     </w:p>
@@ -2985,24 +2855,7 @@
           <w:b/>
           <w:bCs/>
         </w:rPr>
-        <w:lastRenderedPageBreak/>
-        <w:t xml:space="preserve">Each </w:t>
-      </w:r>
-      <w:proofErr w:type="gramStart"/>
-      <w:r>
-        <w:rPr>
-          <w:b/>
-          <w:bCs/>
-        </w:rPr>
-        <w:t>satrap</w:t>
-      </w:r>
-      <w:proofErr w:type="gramEnd"/>
-      <w:r>
-        <w:rPr>
-          <w:b/>
-          <w:bCs/>
-        </w:rPr>
-        <w:t xml:space="preserve"> retrieves all Leaders from the board, restoring them to their provincial retinues.</w:t>
+        <w:t>Each satrap retrieves all Leaders from the board, restoring them to their provincial retinues.</w:t>
       </w:r>
     </w:p>
     <w:p>
@@ -3174,23 +3027,7 @@
           <w:b/>
           <w:bCs/>
         </w:rPr>
-        <w:t xml:space="preserve">The current Deliberated Law is ratified, unless it </w:t>
-      </w:r>
-      <w:proofErr w:type="gramStart"/>
-      <w:r>
-        <w:rPr>
-          <w:b/>
-          <w:bCs/>
-        </w:rPr>
-        <w:t>was</w:t>
-      </w:r>
-      <w:proofErr w:type="gramEnd"/>
-      <w:r>
-        <w:rPr>
-          <w:b/>
-          <w:bCs/>
-        </w:rPr>
-        <w:t xml:space="preserve"> postponed earlier in the round.</w:t>
+        <w:t>The current Deliberated Law is ratified, unless it was postponed earlier in the round.</w:t>
       </w:r>
     </w:p>
     <w:p>
@@ -3209,39 +3046,7 @@
           <w:b/>
           <w:bCs/>
         </w:rPr>
-        <w:t xml:space="preserve">If the Law alters an existing decree, the change is applied </w:t>
-      </w:r>
-      <w:proofErr w:type="gramStart"/>
-      <w:r>
-        <w:rPr>
-          <w:b/>
-          <w:bCs/>
-        </w:rPr>
-        <w:t>immediately</w:t>
-      </w:r>
-      <w:proofErr w:type="gramEnd"/>
-      <w:r>
-        <w:rPr>
-          <w:b/>
-          <w:bCs/>
-        </w:rPr>
-        <w:t xml:space="preserve"> and sponsorship passes to the </w:t>
-      </w:r>
-      <w:proofErr w:type="gramStart"/>
-      <w:r>
-        <w:rPr>
-          <w:b/>
-          <w:bCs/>
-        </w:rPr>
-        <w:t>satrap</w:t>
-      </w:r>
-      <w:proofErr w:type="gramEnd"/>
-      <w:r>
-        <w:rPr>
-          <w:b/>
-          <w:bCs/>
-        </w:rPr>
-        <w:t xml:space="preserve"> who advanced the modification.</w:t>
+        <w:t>If the Law alters an existing decree, the change is applied immediately and sponsorship passes to the satrap who advanced the modification.</w:t>
       </w:r>
     </w:p>
     <w:p>
@@ -3279,23 +3084,7 @@
           <w:b/>
           <w:bCs/>
         </w:rPr>
-        <w:t xml:space="preserve">If the queue stands empty, a new Law is drawn from the </w:t>
-      </w:r>
-      <w:proofErr w:type="gramStart"/>
-      <w:r>
-        <w:rPr>
-          <w:b/>
-          <w:bCs/>
-        </w:rPr>
-        <w:t>deck</w:t>
-      </w:r>
-      <w:proofErr w:type="gramEnd"/>
-      <w:r>
-        <w:rPr>
-          <w:b/>
-          <w:bCs/>
-        </w:rPr>
-        <w:t xml:space="preserve"> and its Threshold is set by the will of fate.</w:t>
+        <w:t>If the queue stands empty, a new Law is drawn from the deck and its Threshold is set by the will of fate.</w:t>
       </w:r>
     </w:p>
     <w:p>
@@ -3327,6 +3116,7 @@
           <w:b/>
           <w:bCs/>
         </w:rPr>
+        <w:lastRenderedPageBreak/>
         <w:t>12.6 Check for Game End</w:t>
       </w:r>
     </w:p>
@@ -3376,7 +3166,6 @@
           <w:b/>
           <w:bCs/>
         </w:rPr>
-        <w:lastRenderedPageBreak/>
         <w:t>12.7 Imperial Economic Adjustments</w:t>
       </w:r>
     </w:p>
@@ -3411,23 +3200,7 @@
           <w:b/>
           <w:bCs/>
         </w:rPr>
-        <w:t xml:space="preserve">The Royal Bank receives 1 Coin per </w:t>
-      </w:r>
-      <w:proofErr w:type="gramStart"/>
-      <w:r>
-        <w:rPr>
-          <w:b/>
-          <w:bCs/>
-        </w:rPr>
-        <w:t>satrap</w:t>
-      </w:r>
-      <w:proofErr w:type="gramEnd"/>
-      <w:r>
-        <w:rPr>
-          <w:b/>
-          <w:bCs/>
-        </w:rPr>
-        <w:t>, representing the King’s distant holdings and the steady flow of imperial tribute.</w:t>
+        <w:t>The Royal Bank receives 1 Coin per satrap, representing the King’s distant holdings and the steady flow of imperial tribute.</w:t>
       </w:r>
     </w:p>
     <w:p>
@@ -3514,23 +3287,7 @@
           <w:b/>
           <w:bCs/>
         </w:rPr>
-        <w:t xml:space="preserve">That </w:t>
-      </w:r>
-      <w:proofErr w:type="gramStart"/>
-      <w:r>
-        <w:rPr>
-          <w:b/>
-          <w:bCs/>
-        </w:rPr>
-        <w:t>satrap</w:t>
-      </w:r>
-      <w:proofErr w:type="gramEnd"/>
-      <w:r>
-        <w:rPr>
-          <w:b/>
-          <w:bCs/>
-        </w:rPr>
-        <w:t xml:space="preserve"> receives the King’s Favor, symbol of royal trust and arbiter of all ties.</w:t>
+        <w:t>That satrap receives the King’s Favor, symbol of royal trust and arbiter of all ties.</w:t>
       </w:r>
     </w:p>
     <w:p>
@@ -3617,23 +3374,7 @@
           <w:b/>
           <w:bCs/>
         </w:rPr>
-        <w:t xml:space="preserve">The </w:t>
-      </w:r>
-      <w:proofErr w:type="gramStart"/>
-      <w:r>
-        <w:rPr>
-          <w:b/>
-          <w:bCs/>
-        </w:rPr>
-        <w:t>satrap</w:t>
-      </w:r>
-      <w:proofErr w:type="gramEnd"/>
-      <w:r>
-        <w:rPr>
-          <w:b/>
-          <w:bCs/>
-        </w:rPr>
-        <w:t xml:space="preserve"> holding the King’s Favor begins the next round, as is proper for one in the King’s good graces.</w:t>
+        <w:t>The satrap holding the King’s Favor begins the next round, as is proper for one in the King’s good graces.</w:t>
       </w:r>
     </w:p>
     <w:p>
@@ -3665,6 +3406,7 @@
     </w:p>
     <w:p>
       <w:r>
+        <w:lastRenderedPageBreak/>
         <w:t>Players score:</w:t>
       </w:r>
     </w:p>
@@ -3709,7 +3451,6 @@
         </w:numPr>
       </w:pPr>
       <w:r>
-        <w:lastRenderedPageBreak/>
         <w:t>Honor from active sponsored Laws</w:t>
       </w:r>
     </w:p>
@@ -3858,15 +3599,7 @@
         </w:numPr>
       </w:pPr>
       <w:r>
-        <w:t xml:space="preserve">Schemes are resolved in </w:t>
-      </w:r>
-      <w:proofErr w:type="gramStart"/>
-      <w:r>
-        <w:t>the order</w:t>
-      </w:r>
-      <w:proofErr w:type="gramEnd"/>
-      <w:r>
-        <w:t xml:space="preserve"> drawn from mixed pouches.</w:t>
+        <w:t>Schemes are resolved in the order drawn from mixed pouches.</w:t>
       </w:r>
     </w:p>
     <w:p>
@@ -3877,15 +3610,7 @@
         </w:numPr>
       </w:pPr>
       <w:r>
-        <w:t xml:space="preserve">Destroying Investments: the target </w:t>
-      </w:r>
-      <w:proofErr w:type="gramStart"/>
-      <w:r>
-        <w:t>chooses</w:t>
-      </w:r>
-      <w:proofErr w:type="gramEnd"/>
-      <w:r>
-        <w:t xml:space="preserve"> among tied levels.</w:t>
+        <w:t>Destroying Investments: the target chooses among tied levels.</w:t>
       </w:r>
     </w:p>
     <w:p>
@@ -3970,15 +3695,8 @@
         </w:numPr>
       </w:pPr>
       <w:r>
-        <w:t xml:space="preserve">Upgrades may increase an </w:t>
-      </w:r>
-      <w:proofErr w:type="gramStart"/>
-      <w:r>
-        <w:t>Investment</w:t>
-      </w:r>
-      <w:proofErr w:type="gramEnd"/>
-      <w:r>
-        <w:t xml:space="preserve"> by up to the Leader’s Level.</w:t>
+        <w:lastRenderedPageBreak/>
+        <w:t>Upgrades may increase an Investment by up to the Leader’s Level.</w:t>
       </w:r>
     </w:p>
     <w:p>
@@ -4026,7 +3744,6 @@
         </w:numPr>
       </w:pPr>
       <w:r>
-        <w:lastRenderedPageBreak/>
         <w:t>Commissioning always rounds up when halving.</w:t>
       </w:r>
     </w:p>
@@ -10968,6 +10685,7 @@
   <w:style w:type="character" w:default="1" w:styleId="DefaultParagraphFont">
     <w:name w:val="Default Paragraph Font"/>
     <w:uiPriority w:val="1"/>
+    <w:semiHidden/>
     <w:unhideWhenUsed/>
   </w:style>
   <w:style w:type="table" w:default="1" w:styleId="TableNormal">
@@ -11281,6 +10999,16 @@
       <w:spacing w:val="5"/>
     </w:rPr>
   </w:style>
+  <w:style w:type="paragraph" w:styleId="Revision">
+    <w:name w:val="Revision"/>
+    <w:hidden/>
+    <w:uiPriority w:val="99"/>
+    <w:semiHidden/>
+    <w:rsid w:val="0037521D"/>
+    <w:pPr>
+      <w:spacing w:after="0" w:line="240" w:lineRule="auto"/>
+    </w:pPr>
+  </w:style>
 </w:styles>
 </file>
 
@@ -11577,4 +11305,16 @@
     </a:ext>
   </a:extLst>
 </a:theme>
+</file>
+
+<file path=customXml/item1.xml><?xml version="1.0" encoding="utf-8"?>
+<b:Sources xmlns:b="http://schemas.openxmlformats.org/officeDocument/2006/bibliography" xmlns="http://schemas.openxmlformats.org/officeDocument/2006/bibliography" SelectedStyle="\APASixthEditionOfficeOnline.xsl" StyleName="APA" Version="6"/>
+</file>
+
+<file path=customXml/itemProps1.xml><?xml version="1.0" encoding="utf-8"?>
+<ds:datastoreItem xmlns:ds="http://schemas.openxmlformats.org/officeDocument/2006/customXml" ds:itemID="{D10C5361-D331-4771-91EE-0ED8C8EB18D4}">
+  <ds:schemaRefs>
+    <ds:schemaRef ds:uri="http://schemas.openxmlformats.org/officeDocument/2006/bibliography"/>
+  </ds:schemaRefs>
+</ds:datastoreItem>
 </file>
--- a/Rulebook.docx
+++ b/Rulebook.docx
@@ -294,7 +294,13 @@
         <w:rPr>
           <w:rStyle w:val="SubtleReference"/>
         </w:rPr>
-        <w:t>Player Shield</w:t>
+        <w:t>Player S</w:t>
+      </w:r>
+      <w:r>
+        <w:rPr>
+          <w:rStyle w:val="SubtleReference"/>
+        </w:rPr>
+        <w:t>creen</w:t>
       </w:r>
       <w:r>
         <w:t xml:space="preserve"> – Hides Private items held by players</w:t>
@@ -366,23 +372,6 @@
       </w:r>
       <w:r>
         <w:t>Military units used to fight Greeks and protect players</w:t>
-      </w:r>
-    </w:p>
-    <w:p>
-      <w:pPr>
-        <w:numPr>
-          <w:ilvl w:val="0"/>
-          <w:numId w:val="15"/>
-        </w:numPr>
-      </w:pPr>
-      <w:r>
-        <w:rPr>
-          <w:rStyle w:val="SubtleReference"/>
-        </w:rPr>
-        <w:t>Player Shield</w:t>
-      </w:r>
-      <w:r>
-        <w:t xml:space="preserve"> – Hides Private items held by players</w:t>
       </w:r>
     </w:p>
     <w:p>
@@ -575,7 +564,13 @@
         <w:pStyle w:val="Quote"/>
       </w:pPr>
       <w:r>
-        <w:t>Persian Fact: Persian nobles often kept their true wealth hidden. Coins behind the shield are historically accurate.</w:t>
+        <w:t xml:space="preserve">Persian Fact: Persian nobles often kept their true wealth hidden. Coins behind the </w:t>
+      </w:r>
+      <w:r>
+        <w:t>screen</w:t>
+      </w:r>
+      <w:r>
+        <w:t xml:space="preserve"> are historically accurate.</w:t>
       </w:r>
     </w:p>
     <w:p>
@@ -675,21 +670,21 @@
         <w:rPr>
           <w:rStyle w:val="SubtleReference"/>
         </w:rPr>
+        <w:t>Honor Track</w:t>
+      </w:r>
+      <w:r>
+        <w:t xml:space="preserve"> – Records the accumulated Honor of each player during the game</w:t>
+      </w:r>
+    </w:p>
+    <w:p>
+      <w:pPr>
+        <w:pStyle w:val="ListParagraph"/>
+      </w:pPr>
+      <w:r>
+        <w:rPr>
+          <w:rStyle w:val="SubtleReference"/>
+        </w:rPr>
         <w:lastRenderedPageBreak/>
-        <w:t>Honor Track</w:t>
-      </w:r>
-      <w:r>
-        <w:t xml:space="preserve"> – Records the accumulated Honor of each player during the game</w:t>
-      </w:r>
-    </w:p>
-    <w:p>
-      <w:pPr>
-        <w:pStyle w:val="ListParagraph"/>
-      </w:pPr>
-      <w:r>
-        <w:rPr>
-          <w:rStyle w:val="SubtleReference"/>
-        </w:rPr>
         <w:t>Court</w:t>
       </w:r>
       <w:r>
@@ -1335,7 +1330,13 @@
         <w:pStyle w:val="ListParagraph"/>
       </w:pPr>
       <w:r>
-        <w:t>Each Player plays 1 Investment from their hand to the table in front of their shield.</w:t>
+        <w:t xml:space="preserve">Each Player plays 1 Investment from their hand to the table in front of their </w:t>
+      </w:r>
+      <w:r>
+        <w:t>screen</w:t>
+      </w:r>
+      <w:r>
+        <w:t>.</w:t>
       </w:r>
     </w:p>
     <w:p>
@@ -1384,7 +1385,13 @@
         <w:pStyle w:val="ListParagraph"/>
       </w:pPr>
       <w:r>
-        <w:t>Each Player places 4 Leaders in front of their shield and distributes 8 levels between their four Leaders. The sum of the Leader levels must be 8.</w:t>
+        <w:t xml:space="preserve">Each Player places 4 Leaders in front of their </w:t>
+      </w:r>
+      <w:r>
+        <w:t>screen</w:t>
+      </w:r>
+      <w:r>
+        <w:t xml:space="preserve"> and distributes 8 levels between their four Leaders. The sum of the Leader levels must be 8.</w:t>
       </w:r>
     </w:p>
     <w:p>
@@ -1863,7 +1870,13 @@
         <w:t>Inactive Leaders</w:t>
       </w:r>
       <w:r>
-        <w:t xml:space="preserve"> (behind your shield) </w:t>
+        <w:t xml:space="preserve"> (behind your </w:t>
+      </w:r>
+      <w:r>
+        <w:t>screen</w:t>
+      </w:r>
+      <w:r>
+        <w:t xml:space="preserve">) </w:t>
       </w:r>
       <w:r>
         <w:t xml:space="preserve">are not used until </w:t>

--- a/Rulebook.docx
+++ b/Rulebook.docx
@@ -803,13 +803,503 @@
     </w:p>
     <w:p>
       <w:pPr>
+        <w:pStyle w:val="ListParagraph"/>
+        <w:numPr>
+          <w:ilvl w:val="0"/>
+          <w:numId w:val="59"/>
+        </w:numPr>
+      </w:pPr>
+      <w:r>
+        <w:t>Shuffle all decks</w:t>
+      </w:r>
+      <w:r>
+        <w:t>.</w:t>
+      </w:r>
+    </w:p>
+    <w:p>
+      <w:pPr>
+        <w:pStyle w:val="ListParagraph"/>
+        <w:numPr>
+          <w:ilvl w:val="0"/>
+          <w:numId w:val="59"/>
+        </w:numPr>
+      </w:pPr>
+      <w:r>
+        <w:t>Add 12 Greek Troops per player to the Greek Reserves</w:t>
+      </w:r>
+      <w:r>
+        <w:t>.</w:t>
+      </w:r>
+    </w:p>
+    <w:p>
+      <w:pPr>
+        <w:pStyle w:val="ListParagraph"/>
+        <w:numPr>
+          <w:ilvl w:val="0"/>
+          <w:numId w:val="59"/>
+        </w:numPr>
+      </w:pPr>
+      <w:r>
+        <w:t>Add 1 Coin per player to the Royal Bank</w:t>
+      </w:r>
+      <w:r>
+        <w:t>.</w:t>
+      </w:r>
+    </w:p>
+    <w:p>
+      <w:pPr>
+        <w:pStyle w:val="ListParagraph"/>
+        <w:numPr>
+          <w:ilvl w:val="0"/>
+          <w:numId w:val="59"/>
+        </w:numPr>
+      </w:pPr>
+      <w:r>
+        <w:t>Roll the Market Rate Die</w:t>
+      </w:r>
+      <w:r>
+        <w:t>.</w:t>
+      </w:r>
+    </w:p>
+    <w:p>
+      <w:pPr>
+        <w:pStyle w:val="ListParagraph"/>
+        <w:numPr>
+          <w:ilvl w:val="0"/>
+          <w:numId w:val="59"/>
+        </w:numPr>
+      </w:pPr>
+      <w:r>
+        <w:t>Draft Investments</w:t>
+      </w:r>
+      <w:r>
+        <w:t>.</w:t>
+      </w:r>
+    </w:p>
+    <w:p>
+      <w:pPr>
+        <w:pStyle w:val="ListParagraph"/>
+        <w:numPr>
+          <w:ilvl w:val="1"/>
+          <w:numId w:val="59"/>
+        </w:numPr>
+      </w:pPr>
+      <w:r>
+        <w:t xml:space="preserve">Deal 5 Investments </w:t>
+      </w:r>
+      <w:proofErr w:type="gramStart"/>
+      <w:r>
+        <w:t>to</w:t>
+      </w:r>
+      <w:proofErr w:type="gramEnd"/>
+      <w:r>
+        <w:t xml:space="preserve"> each Player</w:t>
+      </w:r>
+      <w:r>
+        <w:t>.</w:t>
+      </w:r>
+    </w:p>
+    <w:p>
+      <w:pPr>
+        <w:pStyle w:val="ListParagraph"/>
+        <w:numPr>
+          <w:ilvl w:val="1"/>
+          <w:numId w:val="59"/>
+        </w:numPr>
+      </w:pPr>
+      <w:r>
+        <w:t>Each Player plays 1 Investment from their hand to the table in front of their screen.</w:t>
+      </w:r>
+    </w:p>
+    <w:p>
+      <w:pPr>
+        <w:pStyle w:val="ListParagraph"/>
+        <w:numPr>
+          <w:ilvl w:val="1"/>
+          <w:numId w:val="59"/>
+        </w:numPr>
+      </w:pPr>
+      <w:r>
+        <w:t>Each Player passes the rest of their hand to the player on their left.</w:t>
+      </w:r>
+    </w:p>
+    <w:p>
+      <w:pPr>
+        <w:pStyle w:val="ListParagraph"/>
+        <w:numPr>
+          <w:ilvl w:val="1"/>
+          <w:numId w:val="59"/>
+        </w:numPr>
+      </w:pPr>
+      <w:r>
+        <w:t>Repeat Steps 2 and 3 until all Players have exactly 4 Investments. Discard any remaining Investments.</w:t>
+      </w:r>
+    </w:p>
+    <w:p>
+      <w:pPr>
+        <w:pStyle w:val="ListParagraph"/>
+        <w:numPr>
+          <w:ilvl w:val="1"/>
+          <w:numId w:val="59"/>
+        </w:numPr>
+      </w:pPr>
+      <w:r>
+        <w:t>Each Player takes one die per Investment and distributes 8 levels between their four Investments. The sum of the Investment levels must be 8.</w:t>
+      </w:r>
+    </w:p>
+    <w:p>
+      <w:pPr>
+        <w:pStyle w:val="ListParagraph"/>
+        <w:numPr>
+          <w:ilvl w:val="1"/>
+          <w:numId w:val="59"/>
+        </w:numPr>
+      </w:pPr>
+      <w:r>
+        <w:t>Take care to keep each Investment no higher than its level cap.</w:t>
+      </w:r>
+    </w:p>
+    <w:p>
+      <w:pPr>
+        <w:pStyle w:val="ListParagraph"/>
+        <w:numPr>
+          <w:ilvl w:val="0"/>
+          <w:numId w:val="59"/>
+        </w:numPr>
+      </w:pPr>
+      <w:r>
+        <w:t>Assign Leader Levels</w:t>
+      </w:r>
+      <w:r>
+        <w:t>.</w:t>
+      </w:r>
+    </w:p>
+    <w:p>
+      <w:pPr>
+        <w:pStyle w:val="ListParagraph"/>
+        <w:numPr>
+          <w:ilvl w:val="1"/>
+          <w:numId w:val="59"/>
+        </w:numPr>
+      </w:pPr>
+      <w:r>
+        <w:t>Each Player places 4 Leaders in front of their screen and distributes 8 levels between their four Leaders. The sum of the Leader levels must be 8.</w:t>
+      </w:r>
+    </w:p>
+    <w:p>
+      <w:pPr>
+        <w:pStyle w:val="ListParagraph"/>
+        <w:numPr>
+          <w:ilvl w:val="1"/>
+          <w:numId w:val="59"/>
+        </w:numPr>
+      </w:pPr>
+      <w:r>
+        <w:t xml:space="preserve">The Leader levels do not have to match your </w:t>
+      </w:r>
+      <w:proofErr w:type="gramStart"/>
+      <w:r>
+        <w:t>Investment</w:t>
+      </w:r>
+      <w:proofErr w:type="gramEnd"/>
+      <w:r>
+        <w:t xml:space="preserve"> levels.</w:t>
+      </w:r>
+    </w:p>
+    <w:p>
+      <w:pPr>
+        <w:pStyle w:val="ListParagraph"/>
+        <w:numPr>
+          <w:ilvl w:val="0"/>
+          <w:numId w:val="59"/>
+        </w:numPr>
+      </w:pPr>
+      <w:r>
+        <w:t>Submit Initial Laws</w:t>
+      </w:r>
+      <w:r>
+        <w:t>.</w:t>
+      </w:r>
+    </w:p>
+    <w:p>
+      <w:pPr>
+        <w:pStyle w:val="ListParagraph"/>
+        <w:numPr>
+          <w:ilvl w:val="1"/>
+          <w:numId w:val="59"/>
+        </w:numPr>
+      </w:pPr>
+      <w:r>
+        <w:t>Give each Player a card marker of their own color.</w:t>
+      </w:r>
+    </w:p>
+    <w:p>
+      <w:pPr>
+        <w:pStyle w:val="ListParagraph"/>
+        <w:numPr>
+          <w:ilvl w:val="1"/>
+          <w:numId w:val="59"/>
+        </w:numPr>
+      </w:pPr>
+      <w:r>
+        <w:lastRenderedPageBreak/>
+        <w:t>Deal 3 Laws to each Player. Make sure players do not look at the Laws they are dealt yet.</w:t>
+      </w:r>
+    </w:p>
+    <w:p>
+      <w:pPr>
+        <w:pStyle w:val="ListParagraph"/>
+        <w:numPr>
+          <w:ilvl w:val="1"/>
+          <w:numId w:val="59"/>
+        </w:numPr>
+      </w:pPr>
+      <w:r>
+        <w:t>At the same time, all Players look at their Laws and race to do the following:</w:t>
+      </w:r>
+    </w:p>
+    <w:p>
+      <w:pPr>
+        <w:pStyle w:val="ListParagraph"/>
+        <w:numPr>
+          <w:ilvl w:val="2"/>
+          <w:numId w:val="59"/>
+        </w:numPr>
+      </w:pPr>
+      <w:r>
+        <w:t>Choose one Law to submit to the Queue</w:t>
+      </w:r>
+      <w:r>
+        <w:t>.</w:t>
+      </w:r>
+    </w:p>
+    <w:p>
+      <w:pPr>
+        <w:pStyle w:val="ListParagraph"/>
+        <w:numPr>
+          <w:ilvl w:val="2"/>
+          <w:numId w:val="59"/>
+        </w:numPr>
+      </w:pPr>
+      <w:r>
+        <w:t>Place your Marker fully on the Law</w:t>
+      </w:r>
+      <w:r>
+        <w:t>.</w:t>
+      </w:r>
+    </w:p>
+    <w:p>
+      <w:pPr>
+        <w:pStyle w:val="ListParagraph"/>
+        <w:numPr>
+          <w:ilvl w:val="2"/>
+          <w:numId w:val="59"/>
+        </w:numPr>
+      </w:pPr>
+      <w:r>
+        <w:t>Place your marked Law faceup at the back of the Queue</w:t>
+      </w:r>
+      <w:r>
+        <w:t>.</w:t>
+      </w:r>
+    </w:p>
+    <w:p>
+      <w:pPr>
+        <w:pStyle w:val="ListParagraph"/>
+        <w:numPr>
+          <w:ilvl w:val="2"/>
+          <w:numId w:val="59"/>
+        </w:numPr>
+      </w:pPr>
+      <w:r>
+        <w:t>Discard remaining Laws</w:t>
+      </w:r>
+      <w:r>
+        <w:t>.</w:t>
+      </w:r>
+    </w:p>
+    <w:p>
+      <w:pPr>
+        <w:pStyle w:val="ListParagraph"/>
+        <w:numPr>
+          <w:ilvl w:val="1"/>
+          <w:numId w:val="59"/>
+        </w:numPr>
+      </w:pPr>
+      <w:r>
+        <w:t>Once all players have submitted a Law, the Player who submitted the first Law makes it the Deliberated Law and chooses its Threshold.</w:t>
+      </w:r>
+    </w:p>
+    <w:p>
+      <w:pPr>
+        <w:pStyle w:val="ListParagraph"/>
+        <w:numPr>
+          <w:ilvl w:val="0"/>
+          <w:numId w:val="59"/>
+        </w:numPr>
+      </w:pPr>
+      <w:r>
+        <w:t>Give each Player the following:</w:t>
+      </w:r>
+    </w:p>
+    <w:p>
+      <w:pPr>
+        <w:pStyle w:val="ListParagraph"/>
+        <w:numPr>
+          <w:ilvl w:val="1"/>
+          <w:numId w:val="59"/>
+        </w:numPr>
+      </w:pPr>
+      <w:r>
+        <w:t>3 Coins</w:t>
+      </w:r>
+      <w:r>
+        <w:t>,</w:t>
+      </w:r>
+    </w:p>
+    <w:p>
+      <w:pPr>
+        <w:pStyle w:val="ListParagraph"/>
+        <w:numPr>
+          <w:ilvl w:val="1"/>
+          <w:numId w:val="59"/>
+        </w:numPr>
+      </w:pPr>
+      <w:r>
+        <w:t>1 Spy</w:t>
+      </w:r>
+      <w:r>
+        <w:t>,</w:t>
+      </w:r>
+    </w:p>
+    <w:p>
+      <w:pPr>
+        <w:pStyle w:val="ListParagraph"/>
+        <w:numPr>
+          <w:ilvl w:val="1"/>
+          <w:numId w:val="59"/>
+        </w:numPr>
+      </w:pPr>
+      <w:r>
+        <w:t>1 Troop per Player</w:t>
+      </w:r>
+      <w:r>
+        <w:t>,</w:t>
+      </w:r>
+    </w:p>
+    <w:p>
+      <w:pPr>
+        <w:pStyle w:val="ListParagraph"/>
+        <w:numPr>
+          <w:ilvl w:val="1"/>
+          <w:numId w:val="59"/>
+        </w:numPr>
+      </w:pPr>
+      <w:r>
+        <w:t>2 cards from each deck</w:t>
+      </w:r>
+      <w:r>
+        <w:t>,</w:t>
+      </w:r>
+    </w:p>
+    <w:p>
+      <w:pPr>
+        <w:pStyle w:val="ListParagraph"/>
+        <w:numPr>
+          <w:ilvl w:val="1"/>
+          <w:numId w:val="59"/>
+        </w:numPr>
+      </w:pPr>
+      <w:r>
+        <w:t>1 Scheme Pouch with 2 Card Markers from each Player</w:t>
+      </w:r>
+      <w:r>
+        <w:t>.</w:t>
+      </w:r>
+    </w:p>
+    <w:p>
+      <w:pPr>
+        <w:pStyle w:val="ListParagraph"/>
+        <w:numPr>
+          <w:ilvl w:val="0"/>
+          <w:numId w:val="59"/>
+        </w:numPr>
+      </w:pPr>
+      <w:r>
+        <w:t>Give the King’s Favor to the oldest (most honored) Player</w:t>
+      </w:r>
+      <w:r>
+        <w:t>.</w:t>
+      </w:r>
+    </w:p>
+    <w:p>
+      <w:pPr>
+        <w:pStyle w:val="Heading1"/>
+      </w:pPr>
+      <w:r>
+        <w:t xml:space="preserve">4. </w:t>
+      </w:r>
+      <w:r>
+        <w:t xml:space="preserve">Game and </w:t>
+      </w:r>
+      <w:r>
+        <w:t>Round Structure</w:t>
+      </w:r>
+    </w:p>
+    <w:p>
+      <w:pPr>
         <w:pStyle w:val="Subtitle"/>
       </w:pPr>
       <w:r>
-        <w:t>Walk</w:t>
-      </w:r>
-      <w:r>
-        <w:t xml:space="preserve"> players through constructing the initial state</w:t>
+        <w:t xml:space="preserve">High-level </w:t>
+      </w:r>
+      <w:r>
+        <w:t xml:space="preserve">overview of </w:t>
+      </w:r>
+      <w:r>
+        <w:t>the entire game progression</w:t>
+      </w:r>
+    </w:p>
+    <w:p>
+      <w:pPr>
+        <w:pStyle w:val="Heading2"/>
+      </w:pPr>
+      <w:r>
+        <w:t>4.1</w:t>
+      </w:r>
+      <w:r>
+        <w:t>.</w:t>
+      </w:r>
+      <w:r>
+        <w:t xml:space="preserve"> </w:t>
+      </w:r>
+      <w:r>
+        <w:t>Game structure</w:t>
+      </w:r>
+    </w:p>
+    <w:p>
+      <w:pPr>
+        <w:pStyle w:val="Heading2"/>
+      </w:pPr>
+      <w:r>
+        <w:t xml:space="preserve">4.2. </w:t>
+      </w:r>
+      <w:r>
+        <w:t>Round structur</w:t>
+      </w:r>
+      <w:r>
+        <w:t>e</w:t>
+      </w:r>
+    </w:p>
+    <w:p>
+      <w:pPr>
+        <w:pStyle w:val="Heading2"/>
+      </w:pPr>
+      <w:r>
+        <w:t xml:space="preserve">4.3. </w:t>
+      </w:r>
+      <w:r>
+        <w:t>Ways to get Honor</w:t>
       </w:r>
     </w:p>
     <w:p>
@@ -817,13 +1307,10 @@
         <w:pStyle w:val="Heading1"/>
       </w:pPr>
       <w:r>
-        <w:t xml:space="preserve">4. </w:t>
-      </w:r>
-      <w:r>
-        <w:t xml:space="preserve">Game and </w:t>
-      </w:r>
-      <w:r>
-        <w:t>Round Structure</w:t>
+        <w:t xml:space="preserve">5. </w:t>
+      </w:r>
+      <w:r>
+        <w:t>Action Phase</w:t>
       </w:r>
     </w:p>
     <w:p>
@@ -831,13 +1318,62 @@
         <w:pStyle w:val="Subtitle"/>
       </w:pPr>
       <w:r>
-        <w:t xml:space="preserve">High-level </w:t>
-      </w:r>
-      <w:r>
-        <w:t xml:space="preserve">overview of </w:t>
-      </w:r>
-      <w:r>
-        <w:t>the entire game progression</w:t>
+        <w:t xml:space="preserve">Detailed description of all </w:t>
+      </w:r>
+      <w:proofErr w:type="gramStart"/>
+      <w:r>
+        <w:t>actions</w:t>
+      </w:r>
+      <w:proofErr w:type="gramEnd"/>
+      <w:r>
+        <w:t xml:space="preserve"> players can take during a turn and interactions allowed between players out of turn</w:t>
+      </w:r>
+    </w:p>
+    <w:p>
+      <w:pPr>
+        <w:pStyle w:val="Heading1"/>
+      </w:pPr>
+      <w:r>
+        <w:lastRenderedPageBreak/>
+        <w:t xml:space="preserve">6. </w:t>
+      </w:r>
+      <w:r>
+        <w:t>Reports Phase</w:t>
+      </w:r>
+    </w:p>
+    <w:p>
+      <w:pPr>
+        <w:pStyle w:val="Subtitle"/>
+      </w:pPr>
+      <w:r>
+        <w:t>Detailed description of all steps to clean up after a round and prepare for the next round</w:t>
+      </w:r>
+    </w:p>
+    <w:p>
+      <w:pPr>
+        <w:pStyle w:val="Heading1"/>
+      </w:pPr>
+      <w:r>
+        <w:t xml:space="preserve">7. </w:t>
+      </w:r>
+      <w:proofErr w:type="spellStart"/>
+      <w:r>
+        <w:t>Subsytems</w:t>
+      </w:r>
+      <w:proofErr w:type="spellEnd"/>
+    </w:p>
+    <w:p>
+      <w:pPr>
+        <w:pStyle w:val="Subtitle"/>
+      </w:pPr>
+      <w:r>
+        <w:t xml:space="preserve">Detailed description of the major </w:t>
+      </w:r>
+      <w:r>
+        <w:t>subsystems</w:t>
+      </w:r>
+      <w:r>
+        <w:t xml:space="preserve"> of the game</w:t>
       </w:r>
     </w:p>
     <w:p>
@@ -845,122 +1381,6 @@
         <w:pStyle w:val="Heading2"/>
       </w:pPr>
       <w:r>
-        <w:t>4.1</w:t>
-      </w:r>
-      <w:r>
-        <w:t>.</w:t>
-      </w:r>
-      <w:r>
-        <w:t xml:space="preserve"> </w:t>
-      </w:r>
-      <w:r>
-        <w:t>Game structure</w:t>
-      </w:r>
-    </w:p>
-    <w:p>
-      <w:pPr>
-        <w:pStyle w:val="Heading2"/>
-      </w:pPr>
-      <w:r>
-        <w:t xml:space="preserve">4.2. </w:t>
-      </w:r>
-      <w:r>
-        <w:t>Round structur</w:t>
-      </w:r>
-      <w:r>
-        <w:t>e</w:t>
-      </w:r>
-    </w:p>
-    <w:p>
-      <w:pPr>
-        <w:pStyle w:val="Heading2"/>
-      </w:pPr>
-      <w:r>
-        <w:t xml:space="preserve">4.3. </w:t>
-      </w:r>
-      <w:r>
-        <w:t>Ways to get Honor</w:t>
-      </w:r>
-    </w:p>
-    <w:p>
-      <w:pPr>
-        <w:pStyle w:val="Heading1"/>
-      </w:pPr>
-      <w:r>
-        <w:t xml:space="preserve">5. </w:t>
-      </w:r>
-      <w:r>
-        <w:t>Action Phase</w:t>
-      </w:r>
-    </w:p>
-    <w:p>
-      <w:pPr>
-        <w:pStyle w:val="Subtitle"/>
-      </w:pPr>
-      <w:r>
-        <w:t xml:space="preserve">Detailed description of all </w:t>
-      </w:r>
-      <w:proofErr w:type="gramStart"/>
-      <w:r>
-        <w:t>actions</w:t>
-      </w:r>
-      <w:proofErr w:type="gramEnd"/>
-      <w:r>
-        <w:t xml:space="preserve"> players can take during a turn and interactions allowed between players out of turn</w:t>
-      </w:r>
-    </w:p>
-    <w:p>
-      <w:pPr>
-        <w:pStyle w:val="Heading1"/>
-      </w:pPr>
-      <w:r>
-        <w:t xml:space="preserve">6. </w:t>
-      </w:r>
-      <w:r>
-        <w:t>Reports Phase</w:t>
-      </w:r>
-    </w:p>
-    <w:p>
-      <w:pPr>
-        <w:pStyle w:val="Subtitle"/>
-      </w:pPr>
-      <w:r>
-        <w:t>Detailed description of all steps to clean up after a round and prepare for the next round</w:t>
-      </w:r>
-    </w:p>
-    <w:p>
-      <w:pPr>
-        <w:pStyle w:val="Heading1"/>
-      </w:pPr>
-      <w:r>
-        <w:t xml:space="preserve">7. </w:t>
-      </w:r>
-      <w:proofErr w:type="spellStart"/>
-      <w:r>
-        <w:t>Subsytems</w:t>
-      </w:r>
-      <w:proofErr w:type="spellEnd"/>
-    </w:p>
-    <w:p>
-      <w:pPr>
-        <w:pStyle w:val="Subtitle"/>
-      </w:pPr>
-      <w:r>
-        <w:t xml:space="preserve">Detailed description of the major </w:t>
-      </w:r>
-      <w:r>
-        <w:t>subsystems</w:t>
-      </w:r>
-      <w:r>
-        <w:t xml:space="preserve"> of the game</w:t>
-      </w:r>
-    </w:p>
-    <w:p>
-      <w:pPr>
-        <w:pStyle w:val="Heading2"/>
-      </w:pPr>
-      <w:r>
-        <w:lastRenderedPageBreak/>
         <w:t xml:space="preserve">7.1. </w:t>
       </w:r>
       <w:r>
@@ -1278,285 +1698,6 @@
       </w:r>
     </w:p>
     <w:p>
-      <w:pPr>
-        <w:rPr>
-          <w:b/>
-          <w:bCs/>
-        </w:rPr>
-      </w:pPr>
-      <w:r>
-        <w:rPr>
-          <w:b/>
-          <w:bCs/>
-        </w:rPr>
-        <w:t>X. Setup</w:t>
-      </w:r>
-    </w:p>
-    <w:p>
-      <w:r>
-        <w:t>X.1 Shuffle all decks</w:t>
-      </w:r>
-    </w:p>
-    <w:p>
-      <w:r>
-        <w:t>X.2 Add 12 Greek Troops per player to the Greek Reserves</w:t>
-      </w:r>
-    </w:p>
-    <w:p>
-      <w:r>
-        <w:t>X.3 Add 1 Coin per player to the Royal Bank</w:t>
-      </w:r>
-    </w:p>
-    <w:p>
-      <w:r>
-        <w:t>X.4 Roll the Market Rate Die</w:t>
-      </w:r>
-    </w:p>
-    <w:p>
-      <w:r>
-        <w:t>X.5 Draft Investments</w:t>
-      </w:r>
-    </w:p>
-    <w:p>
-      <w:pPr>
-        <w:pStyle w:val="ListParagraph"/>
-      </w:pPr>
-      <w:r>
-        <w:t>Deal 5 Investments to each Player</w:t>
-      </w:r>
-    </w:p>
-    <w:p>
-      <w:pPr>
-        <w:pStyle w:val="ListParagraph"/>
-      </w:pPr>
-      <w:r>
-        <w:t xml:space="preserve">Each Player plays 1 Investment from their hand to the table in front of their </w:t>
-      </w:r>
-      <w:r>
-        <w:t>screen</w:t>
-      </w:r>
-      <w:r>
-        <w:t>.</w:t>
-      </w:r>
-    </w:p>
-    <w:p>
-      <w:pPr>
-        <w:pStyle w:val="ListParagraph"/>
-      </w:pPr>
-      <w:r>
-        <w:lastRenderedPageBreak/>
-        <w:t>Each Player passes the rest of their hand to the player on their left.</w:t>
-      </w:r>
-    </w:p>
-    <w:p>
-      <w:pPr>
-        <w:pStyle w:val="ListParagraph"/>
-      </w:pPr>
-      <w:r>
-        <w:t>Repeat Steps 2 and 3 until all Players have exactly 4 Investments. Discard any remaining Investments.</w:t>
-      </w:r>
-    </w:p>
-    <w:p>
-      <w:pPr>
-        <w:pStyle w:val="ListParagraph"/>
-      </w:pPr>
-      <w:r>
-        <w:t>Each Player takes one die per Investment and distributes 8 levels between their four Investments. The sum of the Investment levels must be 8</w:t>
-      </w:r>
-      <w:r>
-        <w:t>.</w:t>
-      </w:r>
-    </w:p>
-    <w:p>
-      <w:pPr>
-        <w:pStyle w:val="ListParagraph"/>
-      </w:pPr>
-      <w:r>
-        <w:t>Take care to keep each Investment no higher than its level cap.</w:t>
-      </w:r>
-    </w:p>
-    <w:p>
-      <w:r>
-        <w:t>X.6 Assign Leader Levels</w:t>
-      </w:r>
-    </w:p>
-    <w:p>
-      <w:pPr>
-        <w:pStyle w:val="ListParagraph"/>
-      </w:pPr>
-      <w:r>
-        <w:t xml:space="preserve">Each Player places 4 Leaders in front of their </w:t>
-      </w:r>
-      <w:r>
-        <w:t>screen</w:t>
-      </w:r>
-      <w:r>
-        <w:t xml:space="preserve"> and distributes 8 levels between their four Leaders. The sum of the Leader levels must be 8.</w:t>
-      </w:r>
-    </w:p>
-    <w:p>
-      <w:pPr>
-        <w:pStyle w:val="ListParagraph"/>
-      </w:pPr>
-      <w:r>
-        <w:t xml:space="preserve">The Leader levels do not have to match your </w:t>
-      </w:r>
-      <w:proofErr w:type="gramStart"/>
-      <w:r>
-        <w:t>Investment</w:t>
-      </w:r>
-      <w:proofErr w:type="gramEnd"/>
-      <w:r>
-        <w:t xml:space="preserve"> levels.</w:t>
-      </w:r>
-    </w:p>
-    <w:p>
-      <w:r>
-        <w:t>X.6 Sub</w:t>
-      </w:r>
-      <w:r>
-        <w:t>mit Initial Laws</w:t>
-      </w:r>
-    </w:p>
-    <w:p>
-      <w:pPr>
-        <w:pStyle w:val="ListParagraph"/>
-      </w:pPr>
-      <w:r>
-        <w:t>Give each Player a card marker of their own color.</w:t>
-      </w:r>
-    </w:p>
-    <w:p>
-      <w:pPr>
-        <w:pStyle w:val="ListParagraph"/>
-      </w:pPr>
-      <w:r>
-        <w:t>Deal 3 Laws to each Player. Make sure players do not look at the Laws they are dealt yet.</w:t>
-      </w:r>
-    </w:p>
-    <w:p>
-      <w:pPr>
-        <w:pStyle w:val="ListParagraph"/>
-      </w:pPr>
-      <w:r>
-        <w:t>At the same time, all Players look at their Laws and race to do the following:</w:t>
-      </w:r>
-    </w:p>
-    <w:p>
-      <w:pPr>
-        <w:pStyle w:val="ListParagraph"/>
-      </w:pPr>
-      <w:r>
-        <w:t>Choose one Law to submit to the Queue</w:t>
-      </w:r>
-    </w:p>
-    <w:p>
-      <w:pPr>
-        <w:pStyle w:val="ListParagraph"/>
-      </w:pPr>
-      <w:r>
-        <w:t>Place your Marker fully on the Law</w:t>
-      </w:r>
-    </w:p>
-    <w:p>
-      <w:pPr>
-        <w:pStyle w:val="ListParagraph"/>
-      </w:pPr>
-      <w:r>
-        <w:t>Place your marked Law faceup at the back of the Queue</w:t>
-      </w:r>
-    </w:p>
-    <w:p>
-      <w:pPr>
-        <w:pStyle w:val="ListParagraph"/>
-      </w:pPr>
-      <w:r>
-        <w:t>Discard remaining Laws</w:t>
-      </w:r>
-    </w:p>
-    <w:p>
-      <w:pPr>
-        <w:pStyle w:val="ListParagraph"/>
-      </w:pPr>
-      <w:r>
-        <w:t>Once all players have submitted a Law, the Player who submitted the first Law makes it the Deliberated Law and chooses its Threshold.</w:t>
-      </w:r>
-    </w:p>
-    <w:p>
-      <w:r>
-        <w:t>X.</w:t>
-      </w:r>
-      <w:r>
-        <w:t>7</w:t>
-      </w:r>
-      <w:r>
-        <w:t xml:space="preserve"> Give each Player the following:</w:t>
-      </w:r>
-    </w:p>
-    <w:p>
-      <w:pPr>
-        <w:pStyle w:val="ListParagraph"/>
-      </w:pPr>
-      <w:r>
-        <w:t>3 Coins</w:t>
-      </w:r>
-    </w:p>
-    <w:p>
-      <w:pPr>
-        <w:pStyle w:val="ListParagraph"/>
-      </w:pPr>
-      <w:r>
-        <w:t>1 Spy</w:t>
-      </w:r>
-    </w:p>
-    <w:p>
-      <w:pPr>
-        <w:pStyle w:val="ListParagraph"/>
-      </w:pPr>
-      <w:r>
-        <w:t>1 Troop per Player</w:t>
-      </w:r>
-    </w:p>
-    <w:p>
-      <w:pPr>
-        <w:pStyle w:val="ListParagraph"/>
-      </w:pPr>
-      <w:r>
-        <w:t>2 cards from each deck</w:t>
-      </w:r>
-    </w:p>
-    <w:p>
-      <w:pPr>
-        <w:pStyle w:val="ListParagraph"/>
-      </w:pPr>
-      <w:r>
-        <w:t xml:space="preserve">1 Scheme Pouch with </w:t>
-      </w:r>
-      <w:r>
-        <w:t>2 Card Markers from each Player</w:t>
-      </w:r>
-    </w:p>
-    <w:p>
-      <w:r>
-        <w:lastRenderedPageBreak/>
-        <w:t>X.</w:t>
-      </w:r>
-      <w:r>
-        <w:t>8</w:t>
-      </w:r>
-      <w:r>
-        <w:t xml:space="preserve"> Give the King’s Favor to the oldest (most honored) Player</w:t>
-      </w:r>
-    </w:p>
-    <w:p>
-      <w:r>
-        <w:t xml:space="preserve">X.9 Have the </w:t>
-      </w:r>
-      <w:r>
-        <w:t>sponsor of the Deliberated Law set its value</w:t>
-      </w:r>
-    </w:p>
-    <w:p>
       <w:r>
         <w:pict w14:anchorId="1EDC79D0">
           <v:rect id="_x0000_i1027" style="width:0;height:1.5pt" o:hralign="center" o:hrstd="t" o:hr="t" fillcolor="#a0a0a0" stroked="f"/>
@@ -1677,6 +1818,7 @@
           <w:b/>
           <w:bCs/>
         </w:rPr>
+        <w:lastRenderedPageBreak/>
         <w:t>Taking a Turn</w:t>
       </w:r>
     </w:p>
@@ -1916,7 +2058,6 @@
     </w:p>
     <w:p>
       <w:r>
-        <w:lastRenderedPageBreak/>
         <w:t xml:space="preserve">There are three categories of </w:t>
       </w:r>
       <w:proofErr w:type="gramStart"/>
@@ -2062,6 +2203,7 @@
           <w:b/>
           <w:bCs/>
         </w:rPr>
+        <w:lastRenderedPageBreak/>
         <w:t>Promote</w:t>
       </w:r>
       <w:r>
@@ -2332,169 +2474,169 @@
           <w:b/>
           <w:bCs/>
         </w:rPr>
+        <w:t>Sell</w:t>
+      </w:r>
+      <w:r>
+        <w:t xml:space="preserve"> — Trade </w:t>
+      </w:r>
+      <w:r>
+        <w:t xml:space="preserve">Commodities with </w:t>
+      </w:r>
+      <w:r>
+        <w:t xml:space="preserve">the Free Bank </w:t>
+      </w:r>
+      <w:r>
+        <w:t xml:space="preserve">for Coins </w:t>
+      </w:r>
+      <w:r>
+        <w:t xml:space="preserve">at </w:t>
+      </w:r>
+      <w:r>
+        <w:t xml:space="preserve">subpar </w:t>
+      </w:r>
+      <w:r>
+        <w:t>rates.</w:t>
+      </w:r>
+    </w:p>
+    <w:p>
+      <w:pPr>
+        <w:numPr>
+          <w:ilvl w:val="0"/>
+          <w:numId w:val="23"/>
+        </w:numPr>
+      </w:pPr>
+      <w:r>
+        <w:rPr>
+          <w:b/>
+          <w:bCs/>
+        </w:rPr>
+        <w:t>Monetize</w:t>
+      </w:r>
+      <w:r>
+        <w:t xml:space="preserve"> — Trade </w:t>
+      </w:r>
+      <w:r>
+        <w:t xml:space="preserve">Cards </w:t>
+      </w:r>
+      <w:r>
+        <w:t xml:space="preserve">with the Free </w:t>
+      </w:r>
+      <w:r>
+        <w:t xml:space="preserve">Bank </w:t>
+      </w:r>
+      <w:r>
+        <w:t xml:space="preserve">for Coins </w:t>
+      </w:r>
+      <w:r>
+        <w:t xml:space="preserve">at </w:t>
+      </w:r>
+      <w:r>
+        <w:t>subpar</w:t>
+      </w:r>
+      <w:r>
+        <w:t xml:space="preserve"> </w:t>
+      </w:r>
+      <w:r>
+        <w:t>rates.</w:t>
+      </w:r>
+    </w:p>
+    <w:p>
+      <w:r>
+        <w:t xml:space="preserve">Imperial Reminder: The King frowns upon </w:t>
+      </w:r>
+      <w:proofErr w:type="spellStart"/>
+      <w:r>
+        <w:t>Undermarket</w:t>
+      </w:r>
+      <w:proofErr w:type="spellEnd"/>
+      <w:r>
+        <w:t xml:space="preserve"> dealings. Fortunately, frowns are not Laws.</w:t>
+      </w:r>
+    </w:p>
+    <w:p/>
+    <w:p>
+      <w:pPr>
+        <w:rPr>
+          <w:b/>
+          <w:bCs/>
+        </w:rPr>
+      </w:pPr>
+      <w:r>
+        <w:rPr>
+          <w:b/>
+          <w:bCs/>
+        </w:rPr>
+        <w:t>6.3 Court Actions</w:t>
+      </w:r>
+    </w:p>
+    <w:p>
+      <w:r>
+        <w:t xml:space="preserve">These represent direct influence </w:t>
+      </w:r>
+      <w:proofErr w:type="gramStart"/>
+      <w:r>
+        <w:t>at</w:t>
+      </w:r>
+      <w:proofErr w:type="gramEnd"/>
+      <w:r>
+        <w:t xml:space="preserve"> the imperial court. Each </w:t>
+      </w:r>
+      <w:r>
+        <w:t>may be used once per round by a single player</w:t>
+      </w:r>
+      <w:r>
+        <w:t>.</w:t>
+      </w:r>
+    </w:p>
+    <w:p>
+      <w:pPr>
+        <w:numPr>
+          <w:ilvl w:val="0"/>
+          <w:numId w:val="22"/>
+        </w:numPr>
+      </w:pPr>
+      <w:r>
+        <w:rPr>
+          <w:b/>
+          <w:bCs/>
+        </w:rPr>
+        <w:t>Petition</w:t>
+      </w:r>
+      <w:r>
+        <w:t xml:space="preserve"> — Add Laws to the queue.</w:t>
+      </w:r>
+    </w:p>
+    <w:p>
+      <w:pPr>
+        <w:numPr>
+          <w:ilvl w:val="0"/>
+          <w:numId w:val="22"/>
+        </w:numPr>
+      </w:pPr>
+      <w:r>
+        <w:rPr>
+          <w:b/>
+          <w:bCs/>
+        </w:rPr>
+        <w:t>Postpone</w:t>
+      </w:r>
+      <w:r>
+        <w:t xml:space="preserve"> — Move the deliberated Law backward.</w:t>
+      </w:r>
+    </w:p>
+    <w:p>
+      <w:pPr>
+        <w:numPr>
+          <w:ilvl w:val="0"/>
+          <w:numId w:val="22"/>
+        </w:numPr>
+      </w:pPr>
+      <w:r>
+        <w:rPr>
+          <w:b/>
+          <w:bCs/>
+        </w:rPr>
         <w:lastRenderedPageBreak/>
-        <w:t>Sell</w:t>
-      </w:r>
-      <w:r>
-        <w:t xml:space="preserve"> — Trade </w:t>
-      </w:r>
-      <w:r>
-        <w:t xml:space="preserve">Commodities with </w:t>
-      </w:r>
-      <w:r>
-        <w:t xml:space="preserve">the Free Bank </w:t>
-      </w:r>
-      <w:r>
-        <w:t xml:space="preserve">for Coins </w:t>
-      </w:r>
-      <w:r>
-        <w:t xml:space="preserve">at </w:t>
-      </w:r>
-      <w:r>
-        <w:t xml:space="preserve">subpar </w:t>
-      </w:r>
-      <w:r>
-        <w:t>rates.</w:t>
-      </w:r>
-    </w:p>
-    <w:p>
-      <w:pPr>
-        <w:numPr>
-          <w:ilvl w:val="0"/>
-          <w:numId w:val="23"/>
-        </w:numPr>
-      </w:pPr>
-      <w:r>
-        <w:rPr>
-          <w:b/>
-          <w:bCs/>
-        </w:rPr>
-        <w:t>Monetize</w:t>
-      </w:r>
-      <w:r>
-        <w:t xml:space="preserve"> — Trade </w:t>
-      </w:r>
-      <w:r>
-        <w:t xml:space="preserve">Cards </w:t>
-      </w:r>
-      <w:r>
-        <w:t xml:space="preserve">with the Free </w:t>
-      </w:r>
-      <w:r>
-        <w:t xml:space="preserve">Bank </w:t>
-      </w:r>
-      <w:r>
-        <w:t xml:space="preserve">for Coins </w:t>
-      </w:r>
-      <w:r>
-        <w:t xml:space="preserve">at </w:t>
-      </w:r>
-      <w:r>
-        <w:t>subpar</w:t>
-      </w:r>
-      <w:r>
-        <w:t xml:space="preserve"> </w:t>
-      </w:r>
-      <w:r>
-        <w:t>rates.</w:t>
-      </w:r>
-    </w:p>
-    <w:p>
-      <w:r>
-        <w:t xml:space="preserve">Imperial Reminder: The King frowns upon </w:t>
-      </w:r>
-      <w:proofErr w:type="spellStart"/>
-      <w:r>
-        <w:t>Undermarket</w:t>
-      </w:r>
-      <w:proofErr w:type="spellEnd"/>
-      <w:r>
-        <w:t xml:space="preserve"> dealings. Fortunately, frowns are not Laws.</w:t>
-      </w:r>
-    </w:p>
-    <w:p/>
-    <w:p>
-      <w:pPr>
-        <w:rPr>
-          <w:b/>
-          <w:bCs/>
-        </w:rPr>
-      </w:pPr>
-      <w:r>
-        <w:rPr>
-          <w:b/>
-          <w:bCs/>
-        </w:rPr>
-        <w:t>6.3 Court Actions</w:t>
-      </w:r>
-    </w:p>
-    <w:p>
-      <w:r>
-        <w:t xml:space="preserve">These represent direct influence </w:t>
-      </w:r>
-      <w:proofErr w:type="gramStart"/>
-      <w:r>
-        <w:t>at</w:t>
-      </w:r>
-      <w:proofErr w:type="gramEnd"/>
-      <w:r>
-        <w:t xml:space="preserve"> the imperial court. Each </w:t>
-      </w:r>
-      <w:r>
-        <w:t>may be used once per round by a single player</w:t>
-      </w:r>
-      <w:r>
-        <w:t>.</w:t>
-      </w:r>
-    </w:p>
-    <w:p>
-      <w:pPr>
-        <w:numPr>
-          <w:ilvl w:val="0"/>
-          <w:numId w:val="22"/>
-        </w:numPr>
-      </w:pPr>
-      <w:r>
-        <w:rPr>
-          <w:b/>
-          <w:bCs/>
-        </w:rPr>
-        <w:t>Petition</w:t>
-      </w:r>
-      <w:r>
-        <w:t xml:space="preserve"> — Add Laws to the queue.</w:t>
-      </w:r>
-    </w:p>
-    <w:p>
-      <w:pPr>
-        <w:numPr>
-          <w:ilvl w:val="0"/>
-          <w:numId w:val="22"/>
-        </w:numPr>
-      </w:pPr>
-      <w:r>
-        <w:rPr>
-          <w:b/>
-          <w:bCs/>
-        </w:rPr>
-        <w:t>Postpone</w:t>
-      </w:r>
-      <w:r>
-        <w:t xml:space="preserve"> — Move the deliberated Law backward.</w:t>
-      </w:r>
-    </w:p>
-    <w:p>
-      <w:pPr>
-        <w:numPr>
-          <w:ilvl w:val="0"/>
-          <w:numId w:val="22"/>
-        </w:numPr>
-      </w:pPr>
-      <w:r>
-        <w:rPr>
-          <w:b/>
-          <w:bCs/>
-        </w:rPr>
         <w:t>Prioritize</w:t>
       </w:r>
       <w:r>
@@ -2716,7 +2858,6 @@
     </w:p>
     <w:p>
       <w:r>
-        <w:lastRenderedPageBreak/>
         <w:t xml:space="preserve">The accusing satrap (the </w:t>
       </w:r>
       <w:r>
@@ -2811,6 +2952,7 @@
         </w:numPr>
       </w:pPr>
       <w:r>
+        <w:lastRenderedPageBreak/>
         <w:t>“My tax ledgers are accurate; perhaps your envy clouds your judgment.”</w:t>
       </w:r>
     </w:p>
@@ -2899,65 +3041,65 @@
     </w:p>
     <w:p>
       <w:r>
+        <w:t>This solemn ritual ensures that both parties enter the Trial with honor—and the necessary funds—firmly in hand.</w:t>
+      </w:r>
+    </w:p>
+    <w:p>
+      <w:pPr>
+        <w:rPr>
+          <w:b/>
+          <w:bCs/>
+        </w:rPr>
+      </w:pPr>
+      <w:r>
+        <w:rPr>
+          <w:b/>
+          <w:bCs/>
+        </w:rPr>
+        <w:t>X.3 Determining the Verdict</w:t>
+      </w:r>
+    </w:p>
+    <w:p>
+      <w:r>
+        <w:t xml:space="preserve">The Trial itself is a battle of cunning and resolve, where fate favors the bold and the prepared. Each satrap commands </w:t>
+      </w:r>
+      <w:proofErr w:type="gramStart"/>
+      <w:r>
+        <w:t>a number of</w:t>
+      </w:r>
+      <w:proofErr w:type="gramEnd"/>
+      <w:r>
+        <w:t xml:space="preserve"> dice equal to their Leader's level, casting them with the weight of their honor.</w:t>
+      </w:r>
+    </w:p>
+    <w:p>
+      <w:r>
+        <w:t>Every die that lands with a value of 4 or higher strikes a Point against the opposition, a testament to skill and fortune intertwined.</w:t>
+      </w:r>
+    </w:p>
+    <w:p>
+      <w:r>
+        <w:t>The satrap who claims the most Points wins the round, but beware—the Trial is a best-of-three duel, demanding endurance and unwavering will to secure ultimate victory.</w:t>
+      </w:r>
+    </w:p>
+    <w:p>
+      <w:pPr>
+        <w:rPr>
+          <w:b/>
+          <w:bCs/>
+        </w:rPr>
+      </w:pPr>
+      <w:r>
+        <w:rPr>
+          <w:b/>
+          <w:bCs/>
+        </w:rPr>
+        <w:t>X.4 Deliver Judgement</w:t>
+      </w:r>
+    </w:p>
+    <w:p>
+      <w:r>
         <w:lastRenderedPageBreak/>
-        <w:t>This solemn ritual ensures that both parties enter the Trial with honor—and the necessary funds—firmly in hand.</w:t>
-      </w:r>
-    </w:p>
-    <w:p>
-      <w:pPr>
-        <w:rPr>
-          <w:b/>
-          <w:bCs/>
-        </w:rPr>
-      </w:pPr>
-      <w:r>
-        <w:rPr>
-          <w:b/>
-          <w:bCs/>
-        </w:rPr>
-        <w:t>X.3 Determining the Verdict</w:t>
-      </w:r>
-    </w:p>
-    <w:p>
-      <w:r>
-        <w:t xml:space="preserve">The Trial itself is a battle of cunning and resolve, where fate favors the bold and the prepared. Each satrap commands </w:t>
-      </w:r>
-      <w:proofErr w:type="gramStart"/>
-      <w:r>
-        <w:t>a number of</w:t>
-      </w:r>
-      <w:proofErr w:type="gramEnd"/>
-      <w:r>
-        <w:t xml:space="preserve"> dice equal to their Leader's level, casting them with the weight of their honor.</w:t>
-      </w:r>
-    </w:p>
-    <w:p>
-      <w:r>
-        <w:t>Every die that lands with a value of 4 or higher strikes a Point against the opposition, a testament to skill and fortune intertwined.</w:t>
-      </w:r>
-    </w:p>
-    <w:p>
-      <w:r>
-        <w:t>The satrap who claims the most Points wins the round, but beware—the Trial is a best-of-three duel, demanding endurance and unwavering will to secure ultimate victory.</w:t>
-      </w:r>
-    </w:p>
-    <w:p>
-      <w:pPr>
-        <w:rPr>
-          <w:b/>
-          <w:bCs/>
-        </w:rPr>
-      </w:pPr>
-      <w:r>
-        <w:rPr>
-          <w:b/>
-          <w:bCs/>
-        </w:rPr>
-        <w:t>X.4 Deliver Judgement</w:t>
-      </w:r>
-    </w:p>
-    <w:p>
-      <w:r>
         <w:t>When the dust settles and honor is measured, the victor claims their rightful spoils. The winner retrieves their Coins from the Royal Bank, along with half (rounded up) of their opponent's Coins held there—reparations for the damages caused by the dispute and Trial. Additionally, the victor earns 1 Honor, a mark of prestige that echoes through the courts.</w:t>
       </w:r>
     </w:p>
@@ -3120,555 +3262,555 @@
     </w:p>
     <w:p>
       <w:r>
+        <w:t xml:space="preserve">Laws that are active </w:t>
+      </w:r>
+      <w:r>
+        <w:t xml:space="preserve">and binding to all Players are known as </w:t>
+      </w:r>
+      <w:r>
+        <w:rPr>
+          <w:b/>
+          <w:bCs/>
+        </w:rPr>
+        <w:t>Edicts</w:t>
+      </w:r>
+      <w:r>
+        <w:t xml:space="preserve">. The game starts with no Edicts, but </w:t>
+      </w:r>
+      <w:r>
+        <w:t>a new Edict will be added at the end of each round, making the rules players must follow that much more complex.</w:t>
+      </w:r>
+    </w:p>
+    <w:p>
+      <w:pPr>
+        <w:rPr>
+          <w:b/>
+          <w:bCs/>
+        </w:rPr>
+      </w:pPr>
+      <w:r>
+        <w:rPr>
+          <w:b/>
+          <w:bCs/>
+        </w:rPr>
+        <w:t>7.1 The Law Queue</w:t>
+      </w:r>
+    </w:p>
+    <w:p>
+      <w:r>
+        <w:t>Th</w:t>
+      </w:r>
+      <w:r>
+        <w:t>is</w:t>
+      </w:r>
+      <w:r>
+        <w:t xml:space="preserve"> is a public timeline of future rules</w:t>
+      </w:r>
+      <w:r>
+        <w:t xml:space="preserve"> and represents the new legal priorities of the Empire</w:t>
+      </w:r>
+      <w:r>
+        <w:t xml:space="preserve">. </w:t>
+      </w:r>
+      <w:r>
+        <w:t>Law</w:t>
+      </w:r>
+      <w:r>
+        <w:t xml:space="preserve"> cards</w:t>
+      </w:r>
+      <w:r>
+        <w:t xml:space="preserve"> </w:t>
+      </w:r>
+      <w:r>
+        <w:t xml:space="preserve">enter </w:t>
+      </w:r>
+      <w:r>
+        <w:t xml:space="preserve">the Queue </w:t>
+      </w:r>
+      <w:r>
+        <w:t xml:space="preserve">via </w:t>
+      </w:r>
+      <w:r>
+        <w:t>Petition</w:t>
+      </w:r>
+      <w:r>
+        <w:t xml:space="preserve"> and eventually</w:t>
+      </w:r>
+      <w:r>
+        <w:t xml:space="preserve"> become Edicts</w:t>
+      </w:r>
+      <w:r>
+        <w:t>.</w:t>
+      </w:r>
+    </w:p>
+    <w:p>
+      <w:pPr>
+        <w:numPr>
+          <w:ilvl w:val="0"/>
+          <w:numId w:val="25"/>
+        </w:numPr>
+      </w:pPr>
+      <w:r>
+        <w:t xml:space="preserve">The top card </w:t>
+      </w:r>
+      <w:r>
+        <w:t xml:space="preserve">of the Queue </w:t>
+      </w:r>
+      <w:r>
+        <w:t xml:space="preserve">is the </w:t>
+      </w:r>
+      <w:r>
+        <w:rPr>
+          <w:b/>
+          <w:bCs/>
+        </w:rPr>
+        <w:t>Deliberated Law</w:t>
+      </w:r>
+      <w:r>
+        <w:t>.</w:t>
+      </w:r>
+      <w:r>
+        <w:t xml:space="preserve"> It is the only card in the Queue with a set Threshold and will become the next active Law unless </w:t>
+      </w:r>
+      <w:r>
+        <w:t>Postponed.</w:t>
+      </w:r>
+    </w:p>
+    <w:p>
+      <w:pPr>
+        <w:numPr>
+          <w:ilvl w:val="0"/>
+          <w:numId w:val="25"/>
+        </w:numPr>
+      </w:pPr>
+      <w:r>
+        <w:t>At the end of each round</w:t>
+      </w:r>
+      <w:r>
+        <w:t xml:space="preserve"> the Deliberated Law</w:t>
+      </w:r>
+      <w:r>
+        <w:t xml:space="preserve"> is </w:t>
+      </w:r>
+      <w:r>
+        <w:rPr>
+          <w:b/>
+          <w:bCs/>
+        </w:rPr>
+        <w:t>Ratified</w:t>
+      </w:r>
+      <w:r>
+        <w:t xml:space="preserve"> </w:t>
+      </w:r>
+      <w:r>
+        <w:t>into an E</w:t>
+      </w:r>
+      <w:r>
+        <w:t xml:space="preserve">dict </w:t>
+      </w:r>
+      <w:r>
+        <w:t xml:space="preserve">and moved </w:t>
+      </w:r>
+      <w:r>
+        <w:t>to the Imperial Edicts section of the board</w:t>
+      </w:r>
+      <w:r>
+        <w:t>.</w:t>
+      </w:r>
+    </w:p>
+    <w:p>
+      <w:pPr>
+        <w:numPr>
+          <w:ilvl w:val="0"/>
+          <w:numId w:val="25"/>
+        </w:numPr>
+      </w:pPr>
+      <w:r>
+        <w:t xml:space="preserve">Once a </w:t>
+      </w:r>
+      <w:r>
+        <w:t xml:space="preserve">Deliberated </w:t>
+      </w:r>
+      <w:r>
+        <w:t xml:space="preserve">Law is Ratified, the </w:t>
+      </w:r>
+      <w:r>
+        <w:t>new top card of the Queue becomes the Deliberated Law, and its sponsor sets its Threshold</w:t>
+      </w:r>
+    </w:p>
+    <w:p>
+      <w:pPr>
+        <w:numPr>
+          <w:ilvl w:val="0"/>
+          <w:numId w:val="25"/>
+        </w:numPr>
+      </w:pPr>
+      <w:r>
         <w:lastRenderedPageBreak/>
-        <w:t xml:space="preserve">Laws that are active </w:t>
-      </w:r>
-      <w:r>
-        <w:t xml:space="preserve">and binding to all Players are known as </w:t>
-      </w:r>
-      <w:r>
-        <w:rPr>
-          <w:b/>
-          <w:bCs/>
-        </w:rPr>
+        <w:t>If the queue is empty</w:t>
+      </w:r>
+      <w:r>
+        <w:t xml:space="preserve"> when setting a Deliberated Law</w:t>
+      </w:r>
+      <w:r>
+        <w:t xml:space="preserve">, draw a new Law </w:t>
+      </w:r>
+      <w:r>
+        <w:t xml:space="preserve">to become the Deliberated Law </w:t>
+      </w:r>
+      <w:r>
+        <w:t>and roll a die to set its Threshold.</w:t>
+      </w:r>
+      <w:r>
+        <w:t xml:space="preserve"> This Law has no sponsor</w:t>
+      </w:r>
+      <w:r>
+        <w:t>.</w:t>
+      </w:r>
+    </w:p>
+    <w:p>
+      <w:pPr>
+        <w:rPr>
+          <w:b/>
+          <w:bCs/>
+        </w:rPr>
+      </w:pPr>
+      <w:r>
+        <w:rPr>
+          <w:b/>
+          <w:bCs/>
+        </w:rPr>
+        <w:t>7.2 Sanctions</w:t>
+      </w:r>
+    </w:p>
+    <w:p>
+      <w:r>
+        <w:t>If</w:t>
+      </w:r>
+      <w:r>
+        <w:t xml:space="preserve"> a player is in</w:t>
+      </w:r>
+      <w:r>
+        <w:t xml:space="preserve"> </w:t>
+      </w:r>
+      <w:r>
+        <w:t>violat</w:t>
+      </w:r>
+      <w:r>
+        <w:t>ion of an Edict</w:t>
+      </w:r>
+      <w:r>
+        <w:t>:</w:t>
+      </w:r>
+    </w:p>
+    <w:p>
+      <w:pPr>
+        <w:numPr>
+          <w:ilvl w:val="0"/>
+          <w:numId w:val="26"/>
+        </w:numPr>
+      </w:pPr>
+      <w:r>
+        <w:t xml:space="preserve">Every time </w:t>
+      </w:r>
+      <w:r>
+        <w:t xml:space="preserve">the player </w:t>
+      </w:r>
+      <w:r>
+        <w:t>take</w:t>
+      </w:r>
+      <w:r>
+        <w:t>s</w:t>
+      </w:r>
+      <w:r>
+        <w:t xml:space="preserve"> the sanctioned action, </w:t>
+      </w:r>
+      <w:r>
+        <w:t xml:space="preserve">their </w:t>
+      </w:r>
+      <w:r>
+        <w:t xml:space="preserve">Leader acts at </w:t>
+      </w:r>
+      <w:r>
+        <w:rPr>
+          <w:b/>
+          <w:bCs/>
+        </w:rPr>
+        <w:t>–1 Level</w:t>
+      </w:r>
+      <w:r>
+        <w:t>.</w:t>
+      </w:r>
+    </w:p>
+    <w:p>
+      <w:pPr>
+        <w:numPr>
+          <w:ilvl w:val="0"/>
+          <w:numId w:val="26"/>
+        </w:numPr>
+      </w:pPr>
+      <w:r>
+        <w:t xml:space="preserve">Sanctions </w:t>
+      </w:r>
+      <w:r>
+        <w:rPr>
+          <w:b/>
+          <w:bCs/>
+        </w:rPr>
+        <w:t>stack</w:t>
+      </w:r>
+      <w:r>
+        <w:t xml:space="preserve"> across multiple</w:t>
+      </w:r>
+      <w:r>
+        <w:t xml:space="preserve"> Edicts</w:t>
+      </w:r>
+      <w:r>
+        <w:t>.</w:t>
+      </w:r>
+    </w:p>
+    <w:p>
+      <w:pPr>
+        <w:numPr>
+          <w:ilvl w:val="0"/>
+          <w:numId w:val="26"/>
+        </w:numPr>
+      </w:pPr>
+      <w:r>
+        <w:t xml:space="preserve">Sanctions </w:t>
+      </w:r>
+      <w:r>
+        <w:rPr>
+          <w:b/>
+          <w:bCs/>
+        </w:rPr>
+        <w:t>persist</w:t>
+      </w:r>
+      <w:r>
+        <w:t xml:space="preserve"> until </w:t>
+      </w:r>
+      <w:r>
+        <w:t xml:space="preserve">the player </w:t>
+      </w:r>
+      <w:r>
+        <w:t>compl</w:t>
+      </w:r>
+      <w:r>
+        <w:t>ies with the Edict</w:t>
+      </w:r>
+      <w:r>
+        <w:t>.</w:t>
+      </w:r>
+    </w:p>
+    <w:p>
+      <w:pPr>
+        <w:rPr>
+          <w:b/>
+          <w:bCs/>
+        </w:rPr>
+      </w:pPr>
+      <w:r>
+        <w:rPr>
+          <w:b/>
+          <w:bCs/>
+        </w:rPr>
+        <w:t>7.3 Taxes</w:t>
+      </w:r>
+    </w:p>
+    <w:p>
+      <w:r>
+        <w:t>Any player in violation of a</w:t>
+      </w:r>
+      <w:r>
+        <w:t>n Edict</w:t>
+      </w:r>
+      <w:r>
+        <w:t xml:space="preserve"> must pay </w:t>
+      </w:r>
+      <w:r>
+        <w:t xml:space="preserve">a fine to </w:t>
+      </w:r>
+      <w:r>
+        <w:t xml:space="preserve">the King </w:t>
+      </w:r>
+      <w:r>
+        <w:t>to compensate for their lack of obedience.</w:t>
+      </w:r>
+    </w:p>
+    <w:p>
+      <w:r>
+        <w:t xml:space="preserve">Taxes </w:t>
+      </w:r>
+      <w:r>
+        <w:t>for all</w:t>
+      </w:r>
+      <w:r>
+        <w:t xml:space="preserve"> Edicts</w:t>
+      </w:r>
+      <w:r>
+        <w:t xml:space="preserve"> </w:t>
+      </w:r>
+      <w:r>
+        <w:t xml:space="preserve">are typically </w:t>
+      </w:r>
+      <w:r>
+        <w:t>due a</w:t>
+      </w:r>
+      <w:r>
+        <w:t xml:space="preserve">t the start of the Imperial Reports </w:t>
+      </w:r>
+      <w:proofErr w:type="gramStart"/>
+      <w:r>
+        <w:t>Phase</w:t>
+      </w:r>
+      <w:proofErr w:type="gramEnd"/>
+      <w:r>
+        <w:t xml:space="preserve"> but </w:t>
+      </w:r>
+      <w:r>
+        <w:t xml:space="preserve">a player </w:t>
+      </w:r>
+      <w:r>
+        <w:t xml:space="preserve">may demand </w:t>
+      </w:r>
+      <w:r>
+        <w:t>advance payment</w:t>
+      </w:r>
+      <w:r>
+        <w:t xml:space="preserve"> for their sponsored</w:t>
+      </w:r>
+      <w:r>
+        <w:t xml:space="preserve"> Edicts</w:t>
+      </w:r>
+      <w:r>
+        <w:t xml:space="preserve"> </w:t>
+      </w:r>
+      <w:r>
+        <w:t xml:space="preserve">if </w:t>
+      </w:r>
+      <w:r>
+        <w:t xml:space="preserve">they </w:t>
+      </w:r>
+      <w:r>
+        <w:t>take the Tax action space</w:t>
+      </w:r>
+      <w:r>
+        <w:t xml:space="preserve"> during the Action Phase</w:t>
+      </w:r>
+      <w:r>
+        <w:t>. When taxes come due</w:t>
+      </w:r>
+      <w:r>
+        <w:t xml:space="preserve"> on </w:t>
+      </w:r>
+      <w:r>
+        <w:t>an Edict</w:t>
+      </w:r>
+      <w:r>
+        <w:t>,</w:t>
+      </w:r>
+    </w:p>
+    <w:p>
+      <w:pPr>
+        <w:numPr>
+          <w:ilvl w:val="0"/>
+          <w:numId w:val="27"/>
+        </w:numPr>
+      </w:pPr>
+      <w:r>
+        <w:t>Each</w:t>
+      </w:r>
+      <w:r>
+        <w:t xml:space="preserve"> player in violation of the</w:t>
+      </w:r>
+      <w:r>
+        <w:t xml:space="preserve"> Edict</w:t>
+      </w:r>
+      <w:r>
+        <w:t xml:space="preserve"> </w:t>
+      </w:r>
+      <w:r>
+        <w:t>pays 1 Coin</w:t>
+      </w:r>
+      <w:r>
+        <w:t xml:space="preserve"> to the Royal Bank</w:t>
+      </w:r>
+      <w:r>
+        <w:t>.</w:t>
+      </w:r>
+    </w:p>
+    <w:p>
+      <w:pPr>
+        <w:numPr>
+          <w:ilvl w:val="0"/>
+          <w:numId w:val="27"/>
+        </w:numPr>
+        <w:rPr>
+          <w:b/>
+          <w:bCs/>
+        </w:rPr>
+      </w:pPr>
+      <w:r>
+        <w:t xml:space="preserve">If </w:t>
+      </w:r>
+      <w:r>
+        <w:t>the S</w:t>
+      </w:r>
+      <w:r>
+        <w:t>ponsor</w:t>
+      </w:r>
+      <w:r>
+        <w:t xml:space="preserve"> of the </w:t>
+      </w:r>
+      <w:r>
+        <w:t xml:space="preserve">Edict </w:t>
+      </w:r>
+      <w:r>
+        <w:t xml:space="preserve">demanded </w:t>
+      </w:r>
+      <w:r>
+        <w:t>advance payment</w:t>
+      </w:r>
+      <w:r>
+        <w:t xml:space="preserve"> during the Action Phase</w:t>
+      </w:r>
+      <w:r>
+        <w:t>, they may</w:t>
+      </w:r>
+      <w:r>
+        <w:t xml:space="preserve"> </w:t>
+      </w:r>
+      <w:r>
+        <w:t xml:space="preserve">take Coins </w:t>
+      </w:r>
+      <w:r>
+        <w:t>up to their Leader’s Level</w:t>
+      </w:r>
+      <w:r>
+        <w:t xml:space="preserve"> from the Royal Bank, but no more than </w:t>
+      </w:r>
+      <w:r>
+        <w:t>what was just added</w:t>
+      </w:r>
+      <w:r>
+        <w:t xml:space="preserve"> by the Tax</w:t>
+      </w:r>
+      <w:r>
+        <w:t xml:space="preserve"> action</w:t>
+      </w:r>
+      <w:r>
+        <w:t>.</w:t>
+      </w:r>
+      <w:r>
+        <w:t xml:space="preserve"> </w:t>
+      </w:r>
+      <w:r>
         <w:t>Edicts</w:t>
       </w:r>
       <w:r>
-        <w:t xml:space="preserve">. The game starts with no Edicts, but </w:t>
-      </w:r>
-      <w:r>
-        <w:t>a new Edict will be added at the end of each round, making the rules players must follow that much more complex.</w:t>
-      </w:r>
-    </w:p>
-    <w:p>
-      <w:pPr>
-        <w:rPr>
-          <w:b/>
-          <w:bCs/>
-        </w:rPr>
-      </w:pPr>
-      <w:r>
-        <w:rPr>
-          <w:b/>
-          <w:bCs/>
-        </w:rPr>
-        <w:t>7.1 The Law Queue</w:t>
-      </w:r>
-    </w:p>
-    <w:p>
-      <w:r>
-        <w:t>Th</w:t>
-      </w:r>
-      <w:r>
-        <w:t>is</w:t>
-      </w:r>
-      <w:r>
-        <w:t xml:space="preserve"> is a public timeline of future rules</w:t>
-      </w:r>
-      <w:r>
-        <w:t xml:space="preserve"> and represents the new legal priorities of the Empire</w:t>
-      </w:r>
-      <w:r>
-        <w:t xml:space="preserve">. </w:t>
-      </w:r>
-      <w:r>
-        <w:t>Law</w:t>
-      </w:r>
-      <w:r>
-        <w:t xml:space="preserve"> cards</w:t>
-      </w:r>
-      <w:r>
         <w:t xml:space="preserve"> </w:t>
       </w:r>
       <w:r>
-        <w:t xml:space="preserve">enter </w:t>
-      </w:r>
-      <w:r>
-        <w:t xml:space="preserve">the Queue </w:t>
-      </w:r>
-      <w:r>
-        <w:t xml:space="preserve">via </w:t>
-      </w:r>
-      <w:r>
-        <w:t>Petition</w:t>
-      </w:r>
-      <w:r>
-        <w:t xml:space="preserve"> and eventually</w:t>
-      </w:r>
-      <w:r>
-        <w:t xml:space="preserve"> become Edicts</w:t>
-      </w:r>
-      <w:r>
-        <w:t>.</w:t>
-      </w:r>
-    </w:p>
-    <w:p>
-      <w:pPr>
-        <w:numPr>
-          <w:ilvl w:val="0"/>
-          <w:numId w:val="25"/>
-        </w:numPr>
-      </w:pPr>
-      <w:r>
-        <w:t xml:space="preserve">The top card </w:t>
-      </w:r>
-      <w:r>
-        <w:t xml:space="preserve">of the Queue </w:t>
-      </w:r>
-      <w:r>
-        <w:t xml:space="preserve">is the </w:t>
-      </w:r>
-      <w:r>
-        <w:rPr>
-          <w:b/>
-          <w:bCs/>
-        </w:rPr>
-        <w:t>Deliberated Law</w:t>
-      </w:r>
-      <w:r>
-        <w:t>.</w:t>
-      </w:r>
-      <w:r>
-        <w:t xml:space="preserve"> It is the only card in the Queue with a set Threshold and will become the next active Law unless </w:t>
-      </w:r>
-      <w:r>
-        <w:t>Postponed.</w:t>
-      </w:r>
-    </w:p>
-    <w:p>
-      <w:pPr>
-        <w:numPr>
-          <w:ilvl w:val="0"/>
-          <w:numId w:val="25"/>
-        </w:numPr>
-      </w:pPr>
-      <w:r>
-        <w:t>At the end of each round</w:t>
-      </w:r>
-      <w:r>
-        <w:t xml:space="preserve"> the Deliberated Law</w:t>
-      </w:r>
-      <w:r>
-        <w:t xml:space="preserve"> is </w:t>
-      </w:r>
-      <w:r>
-        <w:rPr>
-          <w:b/>
-          <w:bCs/>
-        </w:rPr>
-        <w:t>Ratified</w:t>
-      </w:r>
-      <w:r>
-        <w:t xml:space="preserve"> </w:t>
-      </w:r>
-      <w:r>
-        <w:t>into an E</w:t>
-      </w:r>
-      <w:r>
-        <w:t xml:space="preserve">dict </w:t>
-      </w:r>
-      <w:r>
-        <w:t xml:space="preserve">and moved </w:t>
-      </w:r>
-      <w:r>
-        <w:t>to the Imperial Edicts section of the board</w:t>
-      </w:r>
-      <w:r>
-        <w:t>.</w:t>
-      </w:r>
-    </w:p>
-    <w:p>
-      <w:pPr>
-        <w:numPr>
-          <w:ilvl w:val="0"/>
-          <w:numId w:val="25"/>
-        </w:numPr>
-      </w:pPr>
-      <w:r>
-        <w:t xml:space="preserve">Once a </w:t>
-      </w:r>
-      <w:r>
-        <w:t xml:space="preserve">Deliberated </w:t>
-      </w:r>
-      <w:r>
-        <w:t xml:space="preserve">Law is Ratified, the </w:t>
-      </w:r>
-      <w:r>
-        <w:t>new top card of the Queue becomes the Deliberated Law, and its sponsor sets its Threshold</w:t>
-      </w:r>
-    </w:p>
-    <w:p>
-      <w:pPr>
-        <w:numPr>
-          <w:ilvl w:val="0"/>
-          <w:numId w:val="25"/>
-        </w:numPr>
-      </w:pPr>
-      <w:r>
-        <w:t>If the queue is empty</w:t>
-      </w:r>
-      <w:r>
-        <w:t xml:space="preserve"> when setting a Deliberated Law</w:t>
-      </w:r>
-      <w:r>
-        <w:t xml:space="preserve">, draw a new Law </w:t>
-      </w:r>
-      <w:r>
-        <w:t xml:space="preserve">to become the Deliberated Law </w:t>
-      </w:r>
-      <w:r>
-        <w:t>and roll a die to set its Threshold.</w:t>
-      </w:r>
-      <w:r>
-        <w:t xml:space="preserve"> This Law has no sponsor</w:t>
-      </w:r>
-      <w:r>
-        <w:t>.</w:t>
-      </w:r>
-    </w:p>
-    <w:p>
-      <w:pPr>
-        <w:rPr>
-          <w:b/>
-          <w:bCs/>
-        </w:rPr>
-      </w:pPr>
-      <w:r>
-        <w:rPr>
-          <w:b/>
-          <w:bCs/>
-        </w:rPr>
-        <w:t>7.2 Sanctions</w:t>
-      </w:r>
-    </w:p>
-    <w:p>
-      <w:r>
-        <w:t>If</w:t>
-      </w:r>
-      <w:r>
-        <w:t xml:space="preserve"> a player is in</w:t>
-      </w:r>
-      <w:r>
-        <w:t xml:space="preserve"> </w:t>
-      </w:r>
-      <w:r>
-        <w:t>violat</w:t>
-      </w:r>
-      <w:r>
-        <w:t>ion of an Edict</w:t>
-      </w:r>
-      <w:r>
-        <w:t>:</w:t>
-      </w:r>
-    </w:p>
-    <w:p>
-      <w:pPr>
-        <w:numPr>
-          <w:ilvl w:val="0"/>
-          <w:numId w:val="26"/>
-        </w:numPr>
-      </w:pPr>
-      <w:r>
-        <w:t xml:space="preserve">Every time </w:t>
-      </w:r>
-      <w:r>
-        <w:t xml:space="preserve">the player </w:t>
-      </w:r>
-      <w:r>
-        <w:t>take</w:t>
-      </w:r>
-      <w:r>
-        <w:t>s</w:t>
-      </w:r>
-      <w:r>
-        <w:t xml:space="preserve"> the sanctioned action, </w:t>
-      </w:r>
-      <w:r>
-        <w:t xml:space="preserve">their </w:t>
-      </w:r>
-      <w:r>
-        <w:t xml:space="preserve">Leader acts at </w:t>
-      </w:r>
-      <w:r>
-        <w:rPr>
-          <w:b/>
-          <w:bCs/>
-        </w:rPr>
-        <w:t>–1 Level</w:t>
-      </w:r>
-      <w:r>
-        <w:t>.</w:t>
-      </w:r>
-    </w:p>
-    <w:p>
-      <w:pPr>
-        <w:numPr>
-          <w:ilvl w:val="0"/>
-          <w:numId w:val="26"/>
-        </w:numPr>
-      </w:pPr>
-      <w:r>
-        <w:t xml:space="preserve">Sanctions </w:t>
-      </w:r>
-      <w:r>
-        <w:rPr>
-          <w:b/>
-          <w:bCs/>
-        </w:rPr>
-        <w:t>stack</w:t>
-      </w:r>
-      <w:r>
-        <w:t xml:space="preserve"> across multiple</w:t>
-      </w:r>
-      <w:r>
-        <w:t xml:space="preserve"> Edicts</w:t>
-      </w:r>
-      <w:r>
-        <w:t>.</w:t>
-      </w:r>
-    </w:p>
-    <w:p>
-      <w:pPr>
-        <w:numPr>
-          <w:ilvl w:val="0"/>
-          <w:numId w:val="26"/>
-        </w:numPr>
-      </w:pPr>
-      <w:r>
-        <w:t xml:space="preserve">Sanctions </w:t>
-      </w:r>
-      <w:r>
-        <w:rPr>
-          <w:b/>
-          <w:bCs/>
-        </w:rPr>
-        <w:t>persist</w:t>
-      </w:r>
-      <w:r>
-        <w:t xml:space="preserve"> until </w:t>
-      </w:r>
-      <w:r>
-        <w:t xml:space="preserve">the player </w:t>
-      </w:r>
-      <w:r>
-        <w:t>compl</w:t>
-      </w:r>
-      <w:r>
-        <w:t>ies with the Edict</w:t>
-      </w:r>
-      <w:r>
-        <w:t>.</w:t>
-      </w:r>
-    </w:p>
-    <w:p>
-      <w:pPr>
-        <w:rPr>
-          <w:b/>
-          <w:bCs/>
-        </w:rPr>
-      </w:pPr>
-      <w:r>
-        <w:rPr>
-          <w:b/>
-          <w:bCs/>
-        </w:rPr>
-        <w:t>7.3 Taxes</w:t>
-      </w:r>
-    </w:p>
-    <w:p>
-      <w:r>
-        <w:t>Any player in violation of a</w:t>
-      </w:r>
-      <w:r>
-        <w:t>n Edict</w:t>
-      </w:r>
-      <w:r>
-        <w:t xml:space="preserve"> must pay </w:t>
-      </w:r>
-      <w:r>
-        <w:t xml:space="preserve">a fine to </w:t>
-      </w:r>
-      <w:r>
-        <w:t xml:space="preserve">the King </w:t>
-      </w:r>
-      <w:r>
-        <w:t>to compensate for their lack of obedience.</w:t>
-      </w:r>
-    </w:p>
-    <w:p>
-      <w:r>
-        <w:t xml:space="preserve">Taxes </w:t>
-      </w:r>
-      <w:r>
-        <w:t>for all</w:t>
-      </w:r>
-      <w:r>
-        <w:t xml:space="preserve"> Edicts</w:t>
-      </w:r>
-      <w:r>
-        <w:t xml:space="preserve"> </w:t>
-      </w:r>
-      <w:r>
-        <w:t xml:space="preserve">are typically </w:t>
-      </w:r>
-      <w:r>
-        <w:t>due a</w:t>
-      </w:r>
-      <w:r>
-        <w:t xml:space="preserve">t the start of the Imperial Reports </w:t>
-      </w:r>
-      <w:proofErr w:type="gramStart"/>
-      <w:r>
-        <w:t>Phase</w:t>
-      </w:r>
-      <w:proofErr w:type="gramEnd"/>
-      <w:r>
-        <w:t xml:space="preserve"> but </w:t>
-      </w:r>
-      <w:r>
-        <w:t xml:space="preserve">a player </w:t>
-      </w:r>
-      <w:r>
-        <w:t xml:space="preserve">may demand </w:t>
-      </w:r>
-      <w:r>
-        <w:t>advance payment</w:t>
-      </w:r>
-      <w:r>
-        <w:t xml:space="preserve"> for their sponsored</w:t>
-      </w:r>
-      <w:r>
-        <w:t xml:space="preserve"> Edicts</w:t>
-      </w:r>
-      <w:r>
-        <w:t xml:space="preserve"> </w:t>
-      </w:r>
-      <w:r>
-        <w:t xml:space="preserve">if </w:t>
-      </w:r>
-      <w:r>
-        <w:t xml:space="preserve">they </w:t>
-      </w:r>
-      <w:r>
-        <w:t>take the Tax action space</w:t>
-      </w:r>
-      <w:r>
-        <w:t xml:space="preserve"> during the Action Phase</w:t>
-      </w:r>
-      <w:r>
-        <w:t>. When taxes come due</w:t>
-      </w:r>
-      <w:r>
-        <w:t xml:space="preserve"> on </w:t>
-      </w:r>
-      <w:r>
-        <w:t>an Edict</w:t>
-      </w:r>
-      <w:r>
-        <w:t>,</w:t>
-      </w:r>
-    </w:p>
-    <w:p>
-      <w:pPr>
-        <w:numPr>
-          <w:ilvl w:val="0"/>
-          <w:numId w:val="27"/>
-        </w:numPr>
-      </w:pPr>
-      <w:r>
-        <w:t>Each</w:t>
-      </w:r>
-      <w:r>
-        <w:t xml:space="preserve"> player in violation of the</w:t>
-      </w:r>
-      <w:r>
-        <w:t xml:space="preserve"> Edict</w:t>
-      </w:r>
-      <w:r>
-        <w:t xml:space="preserve"> </w:t>
-      </w:r>
-      <w:r>
-        <w:t>pays 1 Coin</w:t>
-      </w:r>
-      <w:r>
-        <w:t xml:space="preserve"> to the Royal Bank</w:t>
-      </w:r>
-      <w:r>
-        <w:t>.</w:t>
-      </w:r>
-    </w:p>
-    <w:p>
-      <w:pPr>
-        <w:numPr>
-          <w:ilvl w:val="0"/>
-          <w:numId w:val="27"/>
-        </w:numPr>
-        <w:rPr>
-          <w:b/>
-          <w:bCs/>
-        </w:rPr>
-      </w:pPr>
-      <w:r>
-        <w:t xml:space="preserve">If </w:t>
-      </w:r>
-      <w:r>
-        <w:t>the S</w:t>
-      </w:r>
-      <w:r>
-        <w:t>ponsor</w:t>
-      </w:r>
-      <w:r>
-        <w:t xml:space="preserve"> of the </w:t>
-      </w:r>
-      <w:r>
-        <w:t xml:space="preserve">Edict </w:t>
-      </w:r>
-      <w:r>
-        <w:t xml:space="preserve">demanded </w:t>
-      </w:r>
-      <w:r>
-        <w:t>advance payment</w:t>
-      </w:r>
-      <w:r>
-        <w:t xml:space="preserve"> during the Action Phase</w:t>
-      </w:r>
-      <w:r>
-        <w:t>, they may</w:t>
-      </w:r>
-      <w:r>
-        <w:t xml:space="preserve"> </w:t>
-      </w:r>
-      <w:r>
-        <w:t xml:space="preserve">take Coins </w:t>
-      </w:r>
-      <w:r>
-        <w:t>up to their Leader’s Level</w:t>
-      </w:r>
-      <w:r>
-        <w:t xml:space="preserve"> from the Royal Bank, but no more than </w:t>
-      </w:r>
-      <w:r>
-        <w:t>what was just added</w:t>
-      </w:r>
-      <w:r>
-        <w:t xml:space="preserve"> by the Tax</w:t>
-      </w:r>
-      <w:r>
-        <w:t xml:space="preserve"> action</w:t>
-      </w:r>
-      <w:r>
-        <w:t>.</w:t>
-      </w:r>
-      <w:r>
-        <w:t xml:space="preserve"> </w:t>
-      </w:r>
-      <w:r>
-        <w:t>Edicts</w:t>
-      </w:r>
-      <w:r>
-        <w:t xml:space="preserve"> </w:t>
-      </w:r>
-      <w:r>
         <w:t xml:space="preserve">taxed </w:t>
       </w:r>
       <w:r>
@@ -3690,7 +3832,6 @@
           <w:b/>
           <w:bCs/>
         </w:rPr>
-        <w:lastRenderedPageBreak/>
         <w:t>7.4 Modifying Laws</w:t>
       </w:r>
     </w:p>
@@ -3773,6 +3914,7 @@
     </w:p>
     <w:p>
       <w:r>
+        <w:lastRenderedPageBreak/>
         <w:t>At the start of each round, redistribute all Scheme pouches with their correct markers so each player receives their own pouch containing all Scheme cards marked with their markers.</w:t>
       </w:r>
     </w:p>
@@ -3960,7 +4102,6 @@
         </w:numPr>
       </w:pPr>
       <w:r>
-        <w:lastRenderedPageBreak/>
         <w:t>Schemes inside are resolved in the order drawn.</w:t>
       </w:r>
     </w:p>
@@ -4066,6 +4207,7 @@
           <w:b/>
           <w:bCs/>
         </w:rPr>
+        <w:lastRenderedPageBreak/>
         <w:t>10. Market Rate</w:t>
       </w:r>
     </w:p>
@@ -4274,15 +4416,7 @@
           <w:b/>
           <w:bCs/>
         </w:rPr>
-        <w:t xml:space="preserve"> upheld the King’s order, which faltered, and how the empire must prepare for the next </w:t>
-      </w:r>
-      <w:r>
-        <w:rPr>
-          <w:b/>
-          <w:bCs/>
-        </w:rPr>
-        <w:lastRenderedPageBreak/>
-        <w:t xml:space="preserve">day’s maneuvers. Resolve the following matters in the exact order presented, for the empire tolerates no disorder in </w:t>
+        <w:t xml:space="preserve"> upheld the King’s order, which faltered, and how the empire must prepare for the next day’s maneuvers. Resolve the following matters in the exact order presented, for the empire tolerates no disorder in </w:t>
       </w:r>
       <w:proofErr w:type="gramStart"/>
       <w:r>
@@ -4412,6 +4546,7 @@
           <w:b/>
           <w:bCs/>
         </w:rPr>
+        <w:lastRenderedPageBreak/>
         <w:t>Sanctions imposed during the day remain in effect until the satrap restores their compliance, for the King does not forget disobedience lightly.</w:t>
       </w:r>
     </w:p>
@@ -4631,7 +4766,6 @@
     </w:p>
     <w:p>
       <w:r>
-        <w:lastRenderedPageBreak/>
         <w:t>Roll one die per player, halve each (rounded up), and sum the results.</w:t>
       </w:r>
       <w:r>
@@ -4746,6 +4880,7 @@
         </w:numPr>
       </w:pPr>
       <w:r>
+        <w:lastRenderedPageBreak/>
         <w:t>Remaining Greeks attack the satrap who deployed the fewest Troops.</w:t>
       </w:r>
     </w:p>
@@ -4975,7 +5110,6 @@
           <w:b/>
           <w:bCs/>
         </w:rPr>
-        <w:lastRenderedPageBreak/>
         <w:t>12.4 Resolve Schemes</w:t>
       </w:r>
     </w:p>
@@ -5065,6 +5199,7 @@
           <w:i/>
           <w:iCs/>
         </w:rPr>
+        <w:lastRenderedPageBreak/>
         <w:t>(The complete rules for Schemes, guard rolls, card rolls, and clandestine consequences appear in the Schemes section.)</w:t>
       </w:r>
     </w:p>
@@ -5350,110 +5485,110 @@
           <w:b/>
           <w:bCs/>
         </w:rPr>
+        <w:t xml:space="preserve">The Royal Bank receives 1 Coin per </w:t>
+      </w:r>
+      <w:proofErr w:type="gramStart"/>
+      <w:r>
+        <w:rPr>
+          <w:b/>
+          <w:bCs/>
+        </w:rPr>
+        <w:t>satrap</w:t>
+      </w:r>
+      <w:proofErr w:type="gramEnd"/>
+      <w:r>
+        <w:rPr>
+          <w:b/>
+          <w:bCs/>
+        </w:rPr>
+        <w:t>, representing the King’s distant holdings and the steady flow of imperial tribute.</w:t>
+      </w:r>
+    </w:p>
+    <w:p>
+      <w:pPr>
+        <w:numPr>
+          <w:ilvl w:val="0"/>
+          <w:numId w:val="53"/>
+        </w:numPr>
+        <w:rPr>
+          <w:b/>
+          <w:bCs/>
+        </w:rPr>
+      </w:pPr>
+      <w:r>
+        <w:rPr>
+          <w:b/>
+          <w:bCs/>
+        </w:rPr>
+        <w:t>The Market Rate is adjusted according to the method described in the Market rules, reflecting the shifting fortunes of merchants and caravans across the empire.</w:t>
+      </w:r>
+    </w:p>
+    <w:p>
+      <w:pPr>
+        <w:rPr>
+          <w:b/>
+          <w:bCs/>
+        </w:rPr>
+      </w:pPr>
+      <w:r>
+        <w:rPr>
+          <w:b/>
+          <w:bCs/>
+        </w:rPr>
+        <w:t>12.8 Reassign the King’s Favor</w:t>
+      </w:r>
+    </w:p>
+    <w:p>
+      <w:pPr>
+        <w:rPr>
+          <w:b/>
+          <w:bCs/>
+        </w:rPr>
+      </w:pPr>
+      <w:r>
+        <w:rPr>
+          <w:b/>
+          <w:bCs/>
+        </w:rPr>
+        <w:t>The King’s Favor is bestowed upon the satrap whose loyalty to imperial Law shines brightest.</w:t>
+      </w:r>
+    </w:p>
+    <w:p>
+      <w:pPr>
+        <w:numPr>
+          <w:ilvl w:val="0"/>
+          <w:numId w:val="54"/>
+        </w:numPr>
+        <w:rPr>
+          <w:b/>
+          <w:bCs/>
+        </w:rPr>
+      </w:pPr>
+      <w:r>
+        <w:rPr>
+          <w:b/>
+          <w:bCs/>
+        </w:rPr>
+        <w:t>The scribes determine which satrap obeys the greatest number of active Laws.</w:t>
+      </w:r>
+    </w:p>
+    <w:p>
+      <w:pPr>
+        <w:numPr>
+          <w:ilvl w:val="0"/>
+          <w:numId w:val="54"/>
+        </w:numPr>
+        <w:rPr>
+          <w:b/>
+          <w:bCs/>
+        </w:rPr>
+      </w:pPr>
+      <w:r>
+        <w:rPr>
+          <w:b/>
+          <w:bCs/>
+        </w:rPr>
         <w:lastRenderedPageBreak/>
-        <w:t xml:space="preserve">The Royal Bank receives 1 Coin per </w:t>
-      </w:r>
-      <w:proofErr w:type="gramStart"/>
-      <w:r>
-        <w:rPr>
-          <w:b/>
-          <w:bCs/>
-        </w:rPr>
-        <w:t>satrap</w:t>
-      </w:r>
-      <w:proofErr w:type="gramEnd"/>
-      <w:r>
-        <w:rPr>
-          <w:b/>
-          <w:bCs/>
-        </w:rPr>
-        <w:t>, representing the King’s distant holdings and the steady flow of imperial tribute.</w:t>
-      </w:r>
-    </w:p>
-    <w:p>
-      <w:pPr>
-        <w:numPr>
-          <w:ilvl w:val="0"/>
-          <w:numId w:val="53"/>
-        </w:numPr>
-        <w:rPr>
-          <w:b/>
-          <w:bCs/>
-        </w:rPr>
-      </w:pPr>
-      <w:r>
-        <w:rPr>
-          <w:b/>
-          <w:bCs/>
-        </w:rPr>
-        <w:t>The Market Rate is adjusted according to the method described in the Market rules, reflecting the shifting fortunes of merchants and caravans across the empire.</w:t>
-      </w:r>
-    </w:p>
-    <w:p>
-      <w:pPr>
-        <w:rPr>
-          <w:b/>
-          <w:bCs/>
-        </w:rPr>
-      </w:pPr>
-      <w:r>
-        <w:rPr>
-          <w:b/>
-          <w:bCs/>
-        </w:rPr>
-        <w:t>12.8 Reassign the King’s Favor</w:t>
-      </w:r>
-    </w:p>
-    <w:p>
-      <w:pPr>
-        <w:rPr>
-          <w:b/>
-          <w:bCs/>
-        </w:rPr>
-      </w:pPr>
-      <w:r>
-        <w:rPr>
-          <w:b/>
-          <w:bCs/>
-        </w:rPr>
-        <w:t>The King’s Favor is bestowed upon the satrap whose loyalty to imperial Law shines brightest.</w:t>
-      </w:r>
-    </w:p>
-    <w:p>
-      <w:pPr>
-        <w:numPr>
-          <w:ilvl w:val="0"/>
-          <w:numId w:val="54"/>
-        </w:numPr>
-        <w:rPr>
-          <w:b/>
-          <w:bCs/>
-        </w:rPr>
-      </w:pPr>
-      <w:r>
-        <w:rPr>
-          <w:b/>
-          <w:bCs/>
-        </w:rPr>
-        <w:t>The scribes determine which satrap obeys the greatest number of active Laws.</w:t>
-      </w:r>
-    </w:p>
-    <w:p>
-      <w:pPr>
-        <w:numPr>
-          <w:ilvl w:val="0"/>
-          <w:numId w:val="54"/>
-        </w:numPr>
-        <w:rPr>
-          <w:b/>
-          <w:bCs/>
-        </w:rPr>
-      </w:pPr>
-      <w:r>
-        <w:rPr>
-          <w:b/>
-          <w:bCs/>
-        </w:rPr>
         <w:t xml:space="preserve">That </w:t>
       </w:r>
       <w:proofErr w:type="gramStart"/>
@@ -5665,7 +5800,6 @@
     </w:p>
     <w:p>
       <w:r>
-        <w:lastRenderedPageBreak/>
         <w:t>The satrap with the most Honor is declared:</w:t>
       </w:r>
     </w:p>
@@ -5767,6 +5901,7 @@
         </w:numPr>
       </w:pPr>
       <w:r>
+        <w:lastRenderedPageBreak/>
         <w:t>Sanctions from multiple Laws stack.</w:t>
       </w:r>
     </w:p>
@@ -6044,7 +6179,6 @@
         </w:numPr>
       </w:pPr>
       <w:r>
-        <w:lastRenderedPageBreak/>
         <w:t>Inactive Leaders cannot be targeted by Schemes.</w:t>
       </w:r>
     </w:p>
@@ -6156,6 +6290,7 @@
         </w:numPr>
       </w:pPr>
       <w:r>
+        <w:lastRenderedPageBreak/>
         <w:t>Tokens are worth Honor at game end.</w:t>
       </w:r>
     </w:p>
@@ -8604,6 +8739,155 @@
     </w:lvl>
   </w:abstractNum>
   <w:abstractNum w:abstractNumId="17" w15:restartNumberingAfterBreak="0">
+    <w:nsid w:val="1AFD0EF8"/>
+    <w:multiLevelType w:val="multilevel"/>
+    <w:tmpl w:val="1144CC08"/>
+    <w:lvl w:ilvl="0">
+      <w:start w:val="1"/>
+      <w:numFmt w:val="decimal"/>
+      <w:lvlText w:val="%1."/>
+      <w:lvlJc w:val="left"/>
+      <w:pPr>
+        <w:tabs>
+          <w:tab w:val="num" w:pos="720"/>
+        </w:tabs>
+        <w:ind w:left="720" w:hanging="360"/>
+      </w:pPr>
+      <w:rPr>
+        <w:rFonts w:hint="default"/>
+        <w:sz w:val="20"/>
+      </w:rPr>
+    </w:lvl>
+    <w:lvl w:ilvl="1" w:tentative="1">
+      <w:start w:val="1"/>
+      <w:numFmt w:val="bullet"/>
+      <w:lvlText w:val="o"/>
+      <w:lvlJc w:val="left"/>
+      <w:pPr>
+        <w:tabs>
+          <w:tab w:val="num" w:pos="1440"/>
+        </w:tabs>
+        <w:ind w:left="1440" w:hanging="360"/>
+      </w:pPr>
+      <w:rPr>
+        <w:rFonts w:ascii="Courier New" w:hAnsi="Courier New" w:hint="default"/>
+        <w:sz w:val="20"/>
+      </w:rPr>
+    </w:lvl>
+    <w:lvl w:ilvl="2" w:tentative="1">
+      <w:start w:val="1"/>
+      <w:numFmt w:val="bullet"/>
+      <w:lvlText w:val=""/>
+      <w:lvlJc w:val="left"/>
+      <w:pPr>
+        <w:tabs>
+          <w:tab w:val="num" w:pos="2160"/>
+        </w:tabs>
+        <w:ind w:left="2160" w:hanging="360"/>
+      </w:pPr>
+      <w:rPr>
+        <w:rFonts w:ascii="Wingdings" w:hAnsi="Wingdings" w:hint="default"/>
+        <w:sz w:val="20"/>
+      </w:rPr>
+    </w:lvl>
+    <w:lvl w:ilvl="3" w:tentative="1">
+      <w:start w:val="1"/>
+      <w:numFmt w:val="bullet"/>
+      <w:lvlText w:val=""/>
+      <w:lvlJc w:val="left"/>
+      <w:pPr>
+        <w:tabs>
+          <w:tab w:val="num" w:pos="2880"/>
+        </w:tabs>
+        <w:ind w:left="2880" w:hanging="360"/>
+      </w:pPr>
+      <w:rPr>
+        <w:rFonts w:ascii="Wingdings" w:hAnsi="Wingdings" w:hint="default"/>
+        <w:sz w:val="20"/>
+      </w:rPr>
+    </w:lvl>
+    <w:lvl w:ilvl="4" w:tentative="1">
+      <w:start w:val="1"/>
+      <w:numFmt w:val="bullet"/>
+      <w:lvlText w:val=""/>
+      <w:lvlJc w:val="left"/>
+      <w:pPr>
+        <w:tabs>
+          <w:tab w:val="num" w:pos="3600"/>
+        </w:tabs>
+        <w:ind w:left="3600" w:hanging="360"/>
+      </w:pPr>
+      <w:rPr>
+        <w:rFonts w:ascii="Wingdings" w:hAnsi="Wingdings" w:hint="default"/>
+        <w:sz w:val="20"/>
+      </w:rPr>
+    </w:lvl>
+    <w:lvl w:ilvl="5" w:tentative="1">
+      <w:start w:val="1"/>
+      <w:numFmt w:val="bullet"/>
+      <w:lvlText w:val=""/>
+      <w:lvlJc w:val="left"/>
+      <w:pPr>
+        <w:tabs>
+          <w:tab w:val="num" w:pos="4320"/>
+        </w:tabs>
+        <w:ind w:left="4320" w:hanging="360"/>
+      </w:pPr>
+      <w:rPr>
+        <w:rFonts w:ascii="Wingdings" w:hAnsi="Wingdings" w:hint="default"/>
+        <w:sz w:val="20"/>
+      </w:rPr>
+    </w:lvl>
+    <w:lvl w:ilvl="6" w:tentative="1">
+      <w:start w:val="1"/>
+      <w:numFmt w:val="bullet"/>
+      <w:lvlText w:val=""/>
+      <w:lvlJc w:val="left"/>
+      <w:pPr>
+        <w:tabs>
+          <w:tab w:val="num" w:pos="5040"/>
+        </w:tabs>
+        <w:ind w:left="5040" w:hanging="360"/>
+      </w:pPr>
+      <w:rPr>
+        <w:rFonts w:ascii="Wingdings" w:hAnsi="Wingdings" w:hint="default"/>
+        <w:sz w:val="20"/>
+      </w:rPr>
+    </w:lvl>
+    <w:lvl w:ilvl="7" w:tentative="1">
+      <w:start w:val="1"/>
+      <w:numFmt w:val="bullet"/>
+      <w:lvlText w:val=""/>
+      <w:lvlJc w:val="left"/>
+      <w:pPr>
+        <w:tabs>
+          <w:tab w:val="num" w:pos="5760"/>
+        </w:tabs>
+        <w:ind w:left="5760" w:hanging="360"/>
+      </w:pPr>
+      <w:rPr>
+        <w:rFonts w:ascii="Wingdings" w:hAnsi="Wingdings" w:hint="default"/>
+        <w:sz w:val="20"/>
+      </w:rPr>
+    </w:lvl>
+    <w:lvl w:ilvl="8" w:tentative="1">
+      <w:start w:val="1"/>
+      <w:numFmt w:val="bullet"/>
+      <w:lvlText w:val=""/>
+      <w:lvlJc w:val="left"/>
+      <w:pPr>
+        <w:tabs>
+          <w:tab w:val="num" w:pos="6480"/>
+        </w:tabs>
+        <w:ind w:left="6480" w:hanging="360"/>
+      </w:pPr>
+      <w:rPr>
+        <w:rFonts w:ascii="Wingdings" w:hAnsi="Wingdings" w:hint="default"/>
+        <w:sz w:val="20"/>
+      </w:rPr>
+    </w:lvl>
+  </w:abstractNum>
+  <w:abstractNum w:abstractNumId="18" w15:restartNumberingAfterBreak="0">
     <w:nsid w:val="1CA923CE"/>
     <w:multiLevelType w:val="multilevel"/>
     <w:tmpl w:val="AA983B34"/>
@@ -8752,7 +9036,7 @@
       </w:rPr>
     </w:lvl>
   </w:abstractNum>
-  <w:abstractNum w:abstractNumId="18" w15:restartNumberingAfterBreak="0">
+  <w:abstractNum w:abstractNumId="19" w15:restartNumberingAfterBreak="0">
     <w:nsid w:val="22219AC1"/>
     <w:multiLevelType w:val="multilevel"/>
     <w:tmpl w:val="330EF36C"/>
@@ -8838,7 +9122,7 @@
       </w:pPr>
     </w:lvl>
   </w:abstractNum>
-  <w:abstractNum w:abstractNumId="19" w15:restartNumberingAfterBreak="0">
+  <w:abstractNum w:abstractNumId="20" w15:restartNumberingAfterBreak="0">
     <w:nsid w:val="28A92534"/>
     <w:multiLevelType w:val="multilevel"/>
     <w:tmpl w:val="C8A84C14"/>
@@ -8987,7 +9271,7 @@
       </w:rPr>
     </w:lvl>
   </w:abstractNum>
-  <w:abstractNum w:abstractNumId="20" w15:restartNumberingAfterBreak="0">
+  <w:abstractNum w:abstractNumId="21" w15:restartNumberingAfterBreak="0">
     <w:nsid w:val="28D3BFAC"/>
     <w:multiLevelType w:val="hybridMultilevel"/>
     <w:tmpl w:val="6A14F720"/>
@@ -9100,7 +9384,7 @@
       </w:rPr>
     </w:lvl>
   </w:abstractNum>
-  <w:abstractNum w:abstractNumId="21" w15:restartNumberingAfterBreak="0">
+  <w:abstractNum w:abstractNumId="22" w15:restartNumberingAfterBreak="0">
     <w:nsid w:val="33F913D8"/>
     <w:multiLevelType w:val="multilevel"/>
     <w:tmpl w:val="FDDEF1B2"/>
@@ -9249,7 +9533,7 @@
       </w:rPr>
     </w:lvl>
   </w:abstractNum>
-  <w:abstractNum w:abstractNumId="22" w15:restartNumberingAfterBreak="0">
+  <w:abstractNum w:abstractNumId="23" w15:restartNumberingAfterBreak="0">
     <w:nsid w:val="37A661EC"/>
     <w:multiLevelType w:val="multilevel"/>
     <w:tmpl w:val="3EDE44D8"/>
@@ -9335,7 +9619,7 @@
       </w:pPr>
     </w:lvl>
   </w:abstractNum>
-  <w:abstractNum w:abstractNumId="23" w15:restartNumberingAfterBreak="0">
+  <w:abstractNum w:abstractNumId="24" w15:restartNumberingAfterBreak="0">
     <w:nsid w:val="3852DE94"/>
     <w:multiLevelType w:val="hybridMultilevel"/>
     <w:tmpl w:val="43EE76BE"/>
@@ -9424,7 +9708,7 @@
       </w:pPr>
     </w:lvl>
   </w:abstractNum>
-  <w:abstractNum w:abstractNumId="24" w15:restartNumberingAfterBreak="0">
+  <w:abstractNum w:abstractNumId="25" w15:restartNumberingAfterBreak="0">
     <w:nsid w:val="39BD38BF"/>
     <w:multiLevelType w:val="multilevel"/>
     <w:tmpl w:val="475E3D66"/>
@@ -9573,7 +9857,7 @@
       </w:rPr>
     </w:lvl>
   </w:abstractNum>
-  <w:abstractNum w:abstractNumId="25" w15:restartNumberingAfterBreak="0">
+  <w:abstractNum w:abstractNumId="26" w15:restartNumberingAfterBreak="0">
     <w:nsid w:val="3ED94EF2"/>
     <w:multiLevelType w:val="multilevel"/>
     <w:tmpl w:val="D9760BC2"/>
@@ -9722,7 +10006,96 @@
       </w:rPr>
     </w:lvl>
   </w:abstractNum>
-  <w:abstractNum w:abstractNumId="26" w15:restartNumberingAfterBreak="0">
+  <w:abstractNum w:abstractNumId="27" w15:restartNumberingAfterBreak="0">
+    <w:nsid w:val="3F153BEB"/>
+    <w:multiLevelType w:val="hybridMultilevel"/>
+    <w:tmpl w:val="775436DA"/>
+    <w:lvl w:ilvl="0" w:tplc="3224EB5A">
+      <w:start w:val="1"/>
+      <w:numFmt w:val="decimal"/>
+      <w:lvlText w:val="%1."/>
+      <w:lvlJc w:val="left"/>
+      <w:pPr>
+        <w:ind w:left="1080" w:hanging="360"/>
+      </w:pPr>
+      <w:rPr>
+        <w:rFonts w:hint="default"/>
+      </w:rPr>
+    </w:lvl>
+    <w:lvl w:ilvl="1" w:tplc="04090019" w:tentative="1">
+      <w:start w:val="1"/>
+      <w:numFmt w:val="lowerLetter"/>
+      <w:lvlText w:val="%2."/>
+      <w:lvlJc w:val="left"/>
+      <w:pPr>
+        <w:ind w:left="1800" w:hanging="360"/>
+      </w:pPr>
+    </w:lvl>
+    <w:lvl w:ilvl="2" w:tplc="0409001B" w:tentative="1">
+      <w:start w:val="1"/>
+      <w:numFmt w:val="lowerRoman"/>
+      <w:lvlText w:val="%3."/>
+      <w:lvlJc w:val="right"/>
+      <w:pPr>
+        <w:ind w:left="2520" w:hanging="180"/>
+      </w:pPr>
+    </w:lvl>
+    <w:lvl w:ilvl="3" w:tplc="0409000F" w:tentative="1">
+      <w:start w:val="1"/>
+      <w:numFmt w:val="decimal"/>
+      <w:lvlText w:val="%4."/>
+      <w:lvlJc w:val="left"/>
+      <w:pPr>
+        <w:ind w:left="3240" w:hanging="360"/>
+      </w:pPr>
+    </w:lvl>
+    <w:lvl w:ilvl="4" w:tplc="04090019" w:tentative="1">
+      <w:start w:val="1"/>
+      <w:numFmt w:val="lowerLetter"/>
+      <w:lvlText w:val="%5."/>
+      <w:lvlJc w:val="left"/>
+      <w:pPr>
+        <w:ind w:left="3960" w:hanging="360"/>
+      </w:pPr>
+    </w:lvl>
+    <w:lvl w:ilvl="5" w:tplc="0409001B" w:tentative="1">
+      <w:start w:val="1"/>
+      <w:numFmt w:val="lowerRoman"/>
+      <w:lvlText w:val="%6."/>
+      <w:lvlJc w:val="right"/>
+      <w:pPr>
+        <w:ind w:left="4680" w:hanging="180"/>
+      </w:pPr>
+    </w:lvl>
+    <w:lvl w:ilvl="6" w:tplc="0409000F" w:tentative="1">
+      <w:start w:val="1"/>
+      <w:numFmt w:val="decimal"/>
+      <w:lvlText w:val="%7."/>
+      <w:lvlJc w:val="left"/>
+      <w:pPr>
+        <w:ind w:left="5400" w:hanging="360"/>
+      </w:pPr>
+    </w:lvl>
+    <w:lvl w:ilvl="7" w:tplc="04090019" w:tentative="1">
+      <w:start w:val="1"/>
+      <w:numFmt w:val="lowerLetter"/>
+      <w:lvlText w:val="%8."/>
+      <w:lvlJc w:val="left"/>
+      <w:pPr>
+        <w:ind w:left="6120" w:hanging="360"/>
+      </w:pPr>
+    </w:lvl>
+    <w:lvl w:ilvl="8" w:tplc="0409001B" w:tentative="1">
+      <w:start w:val="1"/>
+      <w:numFmt w:val="lowerRoman"/>
+      <w:lvlText w:val="%9."/>
+      <w:lvlJc w:val="right"/>
+      <w:pPr>
+        <w:ind w:left="6840" w:hanging="180"/>
+      </w:pPr>
+    </w:lvl>
+  </w:abstractNum>
+  <w:abstractNum w:abstractNumId="28" w15:restartNumberingAfterBreak="0">
     <w:nsid w:val="3F17269E"/>
     <w:multiLevelType w:val="multilevel"/>
     <w:tmpl w:val="526671E8"/>
@@ -9871,7 +10244,7 @@
       </w:rPr>
     </w:lvl>
   </w:abstractNum>
-  <w:abstractNum w:abstractNumId="27" w15:restartNumberingAfterBreak="0">
+  <w:abstractNum w:abstractNumId="29" w15:restartNumberingAfterBreak="0">
     <w:nsid w:val="3FE73216"/>
     <w:multiLevelType w:val="multilevel"/>
     <w:tmpl w:val="53FE9602"/>
@@ -10020,7 +10393,7 @@
       </w:rPr>
     </w:lvl>
   </w:abstractNum>
-  <w:abstractNum w:abstractNumId="28" w15:restartNumberingAfterBreak="0">
+  <w:abstractNum w:abstractNumId="30" w15:restartNumberingAfterBreak="0">
     <w:nsid w:val="406651B2"/>
     <w:multiLevelType w:val="multilevel"/>
     <w:tmpl w:val="9CA01EF4"/>
@@ -10169,7 +10542,7 @@
       </w:rPr>
     </w:lvl>
   </w:abstractNum>
-  <w:abstractNum w:abstractNumId="29" w15:restartNumberingAfterBreak="0">
+  <w:abstractNum w:abstractNumId="31" w15:restartNumberingAfterBreak="0">
     <w:nsid w:val="410D5A20"/>
     <w:multiLevelType w:val="multilevel"/>
     <w:tmpl w:val="86C6F3D4"/>
@@ -10318,7 +10691,7 @@
       </w:rPr>
     </w:lvl>
   </w:abstractNum>
-  <w:abstractNum w:abstractNumId="30" w15:restartNumberingAfterBreak="0">
+  <w:abstractNum w:abstractNumId="32" w15:restartNumberingAfterBreak="0">
     <w:nsid w:val="43DD39BF"/>
     <w:multiLevelType w:val="multilevel"/>
     <w:tmpl w:val="29980B08"/>
@@ -10467,7 +10840,7 @@
       </w:rPr>
     </w:lvl>
   </w:abstractNum>
-  <w:abstractNum w:abstractNumId="31" w15:restartNumberingAfterBreak="0">
+  <w:abstractNum w:abstractNumId="33" w15:restartNumberingAfterBreak="0">
     <w:nsid w:val="44F356B4"/>
     <w:multiLevelType w:val="multilevel"/>
     <w:tmpl w:val="EF06727A"/>
@@ -10616,7 +10989,7 @@
       </w:rPr>
     </w:lvl>
   </w:abstractNum>
-  <w:abstractNum w:abstractNumId="32" w15:restartNumberingAfterBreak="0">
+  <w:abstractNum w:abstractNumId="34" w15:restartNumberingAfterBreak="0">
     <w:nsid w:val="463FB284"/>
     <w:multiLevelType w:val="hybridMultilevel"/>
     <w:tmpl w:val="A25C31EA"/>
@@ -10705,7 +11078,305 @@
       </w:pPr>
     </w:lvl>
   </w:abstractNum>
-  <w:abstractNum w:abstractNumId="33" w15:restartNumberingAfterBreak="0">
+  <w:abstractNum w:abstractNumId="35" w15:restartNumberingAfterBreak="0">
+    <w:nsid w:val="4A142B59"/>
+    <w:multiLevelType w:val="multilevel"/>
+    <w:tmpl w:val="0E70304C"/>
+    <w:lvl w:ilvl="0">
+      <w:start w:val="1"/>
+      <w:numFmt w:val="decimal"/>
+      <w:lvlText w:val="%1."/>
+      <w:lvlJc w:val="left"/>
+      <w:pPr>
+        <w:tabs>
+          <w:tab w:val="num" w:pos="720"/>
+        </w:tabs>
+        <w:ind w:left="720" w:hanging="360"/>
+      </w:pPr>
+      <w:rPr>
+        <w:rFonts w:hint="default"/>
+        <w:sz w:val="20"/>
+      </w:rPr>
+    </w:lvl>
+    <w:lvl w:ilvl="1" w:tentative="1">
+      <w:start w:val="1"/>
+      <w:numFmt w:val="bullet"/>
+      <w:lvlText w:val="o"/>
+      <w:lvlJc w:val="left"/>
+      <w:pPr>
+        <w:tabs>
+          <w:tab w:val="num" w:pos="1440"/>
+        </w:tabs>
+        <w:ind w:left="1440" w:hanging="360"/>
+      </w:pPr>
+      <w:rPr>
+        <w:rFonts w:ascii="Courier New" w:hAnsi="Courier New" w:hint="default"/>
+        <w:sz w:val="20"/>
+      </w:rPr>
+    </w:lvl>
+    <w:lvl w:ilvl="2" w:tentative="1">
+      <w:start w:val="1"/>
+      <w:numFmt w:val="bullet"/>
+      <w:lvlText w:val=""/>
+      <w:lvlJc w:val="left"/>
+      <w:pPr>
+        <w:tabs>
+          <w:tab w:val="num" w:pos="2160"/>
+        </w:tabs>
+        <w:ind w:left="2160" w:hanging="360"/>
+      </w:pPr>
+      <w:rPr>
+        <w:rFonts w:ascii="Wingdings" w:hAnsi="Wingdings" w:hint="default"/>
+        <w:sz w:val="20"/>
+      </w:rPr>
+    </w:lvl>
+    <w:lvl w:ilvl="3" w:tentative="1">
+      <w:start w:val="1"/>
+      <w:numFmt w:val="bullet"/>
+      <w:lvlText w:val=""/>
+      <w:lvlJc w:val="left"/>
+      <w:pPr>
+        <w:tabs>
+          <w:tab w:val="num" w:pos="2880"/>
+        </w:tabs>
+        <w:ind w:left="2880" w:hanging="360"/>
+      </w:pPr>
+      <w:rPr>
+        <w:rFonts w:ascii="Wingdings" w:hAnsi="Wingdings" w:hint="default"/>
+        <w:sz w:val="20"/>
+      </w:rPr>
+    </w:lvl>
+    <w:lvl w:ilvl="4" w:tentative="1">
+      <w:start w:val="1"/>
+      <w:numFmt w:val="bullet"/>
+      <w:lvlText w:val=""/>
+      <w:lvlJc w:val="left"/>
+      <w:pPr>
+        <w:tabs>
+          <w:tab w:val="num" w:pos="3600"/>
+        </w:tabs>
+        <w:ind w:left="3600" w:hanging="360"/>
+      </w:pPr>
+      <w:rPr>
+        <w:rFonts w:ascii="Wingdings" w:hAnsi="Wingdings" w:hint="default"/>
+        <w:sz w:val="20"/>
+      </w:rPr>
+    </w:lvl>
+    <w:lvl w:ilvl="5" w:tentative="1">
+      <w:start w:val="1"/>
+      <w:numFmt w:val="bullet"/>
+      <w:lvlText w:val=""/>
+      <w:lvlJc w:val="left"/>
+      <w:pPr>
+        <w:tabs>
+          <w:tab w:val="num" w:pos="4320"/>
+        </w:tabs>
+        <w:ind w:left="4320" w:hanging="360"/>
+      </w:pPr>
+      <w:rPr>
+        <w:rFonts w:ascii="Wingdings" w:hAnsi="Wingdings" w:hint="default"/>
+        <w:sz w:val="20"/>
+      </w:rPr>
+    </w:lvl>
+    <w:lvl w:ilvl="6" w:tentative="1">
+      <w:start w:val="1"/>
+      <w:numFmt w:val="bullet"/>
+      <w:lvlText w:val=""/>
+      <w:lvlJc w:val="left"/>
+      <w:pPr>
+        <w:tabs>
+          <w:tab w:val="num" w:pos="5040"/>
+        </w:tabs>
+        <w:ind w:left="5040" w:hanging="360"/>
+      </w:pPr>
+      <w:rPr>
+        <w:rFonts w:ascii="Wingdings" w:hAnsi="Wingdings" w:hint="default"/>
+        <w:sz w:val="20"/>
+      </w:rPr>
+    </w:lvl>
+    <w:lvl w:ilvl="7" w:tentative="1">
+      <w:start w:val="1"/>
+      <w:numFmt w:val="bullet"/>
+      <w:lvlText w:val=""/>
+      <w:lvlJc w:val="left"/>
+      <w:pPr>
+        <w:tabs>
+          <w:tab w:val="num" w:pos="5760"/>
+        </w:tabs>
+        <w:ind w:left="5760" w:hanging="360"/>
+      </w:pPr>
+      <w:rPr>
+        <w:rFonts w:ascii="Wingdings" w:hAnsi="Wingdings" w:hint="default"/>
+        <w:sz w:val="20"/>
+      </w:rPr>
+    </w:lvl>
+    <w:lvl w:ilvl="8" w:tentative="1">
+      <w:start w:val="1"/>
+      <w:numFmt w:val="bullet"/>
+      <w:lvlText w:val=""/>
+      <w:lvlJc w:val="left"/>
+      <w:pPr>
+        <w:tabs>
+          <w:tab w:val="num" w:pos="6480"/>
+        </w:tabs>
+        <w:ind w:left="6480" w:hanging="360"/>
+      </w:pPr>
+      <w:rPr>
+        <w:rFonts w:ascii="Wingdings" w:hAnsi="Wingdings" w:hint="default"/>
+        <w:sz w:val="20"/>
+      </w:rPr>
+    </w:lvl>
+  </w:abstractNum>
+  <w:abstractNum w:abstractNumId="36" w15:restartNumberingAfterBreak="0">
+    <w:nsid w:val="4D5D2794"/>
+    <w:multiLevelType w:val="multilevel"/>
+    <w:tmpl w:val="4574F41C"/>
+    <w:lvl w:ilvl="0">
+      <w:start w:val="1"/>
+      <w:numFmt w:val="decimal"/>
+      <w:lvlText w:val="%1."/>
+      <w:lvlJc w:val="left"/>
+      <w:pPr>
+        <w:tabs>
+          <w:tab w:val="num" w:pos="720"/>
+        </w:tabs>
+        <w:ind w:left="720" w:hanging="360"/>
+      </w:pPr>
+      <w:rPr>
+        <w:rFonts w:hint="default"/>
+        <w:sz w:val="20"/>
+      </w:rPr>
+    </w:lvl>
+    <w:lvl w:ilvl="1" w:tentative="1">
+      <w:start w:val="1"/>
+      <w:numFmt w:val="bullet"/>
+      <w:lvlText w:val="o"/>
+      <w:lvlJc w:val="left"/>
+      <w:pPr>
+        <w:tabs>
+          <w:tab w:val="num" w:pos="1440"/>
+        </w:tabs>
+        <w:ind w:left="1440" w:hanging="360"/>
+      </w:pPr>
+      <w:rPr>
+        <w:rFonts w:ascii="Courier New" w:hAnsi="Courier New" w:hint="default"/>
+        <w:sz w:val="20"/>
+      </w:rPr>
+    </w:lvl>
+    <w:lvl w:ilvl="2" w:tentative="1">
+      <w:start w:val="1"/>
+      <w:numFmt w:val="bullet"/>
+      <w:lvlText w:val=""/>
+      <w:lvlJc w:val="left"/>
+      <w:pPr>
+        <w:tabs>
+          <w:tab w:val="num" w:pos="2160"/>
+        </w:tabs>
+        <w:ind w:left="2160" w:hanging="360"/>
+      </w:pPr>
+      <w:rPr>
+        <w:rFonts w:ascii="Wingdings" w:hAnsi="Wingdings" w:hint="default"/>
+        <w:sz w:val="20"/>
+      </w:rPr>
+    </w:lvl>
+    <w:lvl w:ilvl="3" w:tentative="1">
+      <w:start w:val="1"/>
+      <w:numFmt w:val="bullet"/>
+      <w:lvlText w:val=""/>
+      <w:lvlJc w:val="left"/>
+      <w:pPr>
+        <w:tabs>
+          <w:tab w:val="num" w:pos="2880"/>
+        </w:tabs>
+        <w:ind w:left="2880" w:hanging="360"/>
+      </w:pPr>
+      <w:rPr>
+        <w:rFonts w:ascii="Wingdings" w:hAnsi="Wingdings" w:hint="default"/>
+        <w:sz w:val="20"/>
+      </w:rPr>
+    </w:lvl>
+    <w:lvl w:ilvl="4" w:tentative="1">
+      <w:start w:val="1"/>
+      <w:numFmt w:val="bullet"/>
+      <w:lvlText w:val=""/>
+      <w:lvlJc w:val="left"/>
+      <w:pPr>
+        <w:tabs>
+          <w:tab w:val="num" w:pos="3600"/>
+        </w:tabs>
+        <w:ind w:left="3600" w:hanging="360"/>
+      </w:pPr>
+      <w:rPr>
+        <w:rFonts w:ascii="Wingdings" w:hAnsi="Wingdings" w:hint="default"/>
+        <w:sz w:val="20"/>
+      </w:rPr>
+    </w:lvl>
+    <w:lvl w:ilvl="5" w:tentative="1">
+      <w:start w:val="1"/>
+      <w:numFmt w:val="bullet"/>
+      <w:lvlText w:val=""/>
+      <w:lvlJc w:val="left"/>
+      <w:pPr>
+        <w:tabs>
+          <w:tab w:val="num" w:pos="4320"/>
+        </w:tabs>
+        <w:ind w:left="4320" w:hanging="360"/>
+      </w:pPr>
+      <w:rPr>
+        <w:rFonts w:ascii="Wingdings" w:hAnsi="Wingdings" w:hint="default"/>
+        <w:sz w:val="20"/>
+      </w:rPr>
+    </w:lvl>
+    <w:lvl w:ilvl="6" w:tentative="1">
+      <w:start w:val="1"/>
+      <w:numFmt w:val="bullet"/>
+      <w:lvlText w:val=""/>
+      <w:lvlJc w:val="left"/>
+      <w:pPr>
+        <w:tabs>
+          <w:tab w:val="num" w:pos="5040"/>
+        </w:tabs>
+        <w:ind w:left="5040" w:hanging="360"/>
+      </w:pPr>
+      <w:rPr>
+        <w:rFonts w:ascii="Wingdings" w:hAnsi="Wingdings" w:hint="default"/>
+        <w:sz w:val="20"/>
+      </w:rPr>
+    </w:lvl>
+    <w:lvl w:ilvl="7" w:tentative="1">
+      <w:start w:val="1"/>
+      <w:numFmt w:val="bullet"/>
+      <w:lvlText w:val=""/>
+      <w:lvlJc w:val="left"/>
+      <w:pPr>
+        <w:tabs>
+          <w:tab w:val="num" w:pos="5760"/>
+        </w:tabs>
+        <w:ind w:left="5760" w:hanging="360"/>
+      </w:pPr>
+      <w:rPr>
+        <w:rFonts w:ascii="Wingdings" w:hAnsi="Wingdings" w:hint="default"/>
+        <w:sz w:val="20"/>
+      </w:rPr>
+    </w:lvl>
+    <w:lvl w:ilvl="8" w:tentative="1">
+      <w:start w:val="1"/>
+      <w:numFmt w:val="bullet"/>
+      <w:lvlText w:val=""/>
+      <w:lvlJc w:val="left"/>
+      <w:pPr>
+        <w:tabs>
+          <w:tab w:val="num" w:pos="6480"/>
+        </w:tabs>
+        <w:ind w:left="6480" w:hanging="360"/>
+      </w:pPr>
+      <w:rPr>
+        <w:rFonts w:ascii="Wingdings" w:hAnsi="Wingdings" w:hint="default"/>
+        <w:sz w:val="20"/>
+      </w:rPr>
+    </w:lvl>
+  </w:abstractNum>
+  <w:abstractNum w:abstractNumId="37" w15:restartNumberingAfterBreak="0">
     <w:nsid w:val="51032369"/>
     <w:multiLevelType w:val="multilevel"/>
     <w:tmpl w:val="562EA79A"/>
@@ -10854,7 +11525,7 @@
       </w:rPr>
     </w:lvl>
   </w:abstractNum>
-  <w:abstractNum w:abstractNumId="34" w15:restartNumberingAfterBreak="0">
+  <w:abstractNum w:abstractNumId="38" w15:restartNumberingAfterBreak="0">
     <w:nsid w:val="51B305CE"/>
     <w:multiLevelType w:val="multilevel"/>
     <w:tmpl w:val="9ACC0BC4"/>
@@ -11003,7 +11674,156 @@
       </w:rPr>
     </w:lvl>
   </w:abstractNum>
-  <w:abstractNum w:abstractNumId="35" w15:restartNumberingAfterBreak="0">
+  <w:abstractNum w:abstractNumId="39" w15:restartNumberingAfterBreak="0">
+    <w:nsid w:val="52026ACE"/>
+    <w:multiLevelType w:val="multilevel"/>
+    <w:tmpl w:val="E45E7D24"/>
+    <w:lvl w:ilvl="0">
+      <w:start w:val="1"/>
+      <w:numFmt w:val="decimal"/>
+      <w:lvlText w:val="%1."/>
+      <w:lvlJc w:val="left"/>
+      <w:pPr>
+        <w:tabs>
+          <w:tab w:val="num" w:pos="720"/>
+        </w:tabs>
+        <w:ind w:left="720" w:hanging="360"/>
+      </w:pPr>
+      <w:rPr>
+        <w:rFonts w:hint="default"/>
+        <w:sz w:val="20"/>
+      </w:rPr>
+    </w:lvl>
+    <w:lvl w:ilvl="1" w:tentative="1">
+      <w:start w:val="1"/>
+      <w:numFmt w:val="bullet"/>
+      <w:lvlText w:val="o"/>
+      <w:lvlJc w:val="left"/>
+      <w:pPr>
+        <w:tabs>
+          <w:tab w:val="num" w:pos="1440"/>
+        </w:tabs>
+        <w:ind w:left="1440" w:hanging="360"/>
+      </w:pPr>
+      <w:rPr>
+        <w:rFonts w:ascii="Courier New" w:hAnsi="Courier New" w:hint="default"/>
+        <w:sz w:val="20"/>
+      </w:rPr>
+    </w:lvl>
+    <w:lvl w:ilvl="2" w:tentative="1">
+      <w:start w:val="1"/>
+      <w:numFmt w:val="bullet"/>
+      <w:lvlText w:val=""/>
+      <w:lvlJc w:val="left"/>
+      <w:pPr>
+        <w:tabs>
+          <w:tab w:val="num" w:pos="2160"/>
+        </w:tabs>
+        <w:ind w:left="2160" w:hanging="360"/>
+      </w:pPr>
+      <w:rPr>
+        <w:rFonts w:ascii="Wingdings" w:hAnsi="Wingdings" w:hint="default"/>
+        <w:sz w:val="20"/>
+      </w:rPr>
+    </w:lvl>
+    <w:lvl w:ilvl="3" w:tentative="1">
+      <w:start w:val="1"/>
+      <w:numFmt w:val="bullet"/>
+      <w:lvlText w:val=""/>
+      <w:lvlJc w:val="left"/>
+      <w:pPr>
+        <w:tabs>
+          <w:tab w:val="num" w:pos="2880"/>
+        </w:tabs>
+        <w:ind w:left="2880" w:hanging="360"/>
+      </w:pPr>
+      <w:rPr>
+        <w:rFonts w:ascii="Wingdings" w:hAnsi="Wingdings" w:hint="default"/>
+        <w:sz w:val="20"/>
+      </w:rPr>
+    </w:lvl>
+    <w:lvl w:ilvl="4" w:tentative="1">
+      <w:start w:val="1"/>
+      <w:numFmt w:val="bullet"/>
+      <w:lvlText w:val=""/>
+      <w:lvlJc w:val="left"/>
+      <w:pPr>
+        <w:tabs>
+          <w:tab w:val="num" w:pos="3600"/>
+        </w:tabs>
+        <w:ind w:left="3600" w:hanging="360"/>
+      </w:pPr>
+      <w:rPr>
+        <w:rFonts w:ascii="Wingdings" w:hAnsi="Wingdings" w:hint="default"/>
+        <w:sz w:val="20"/>
+      </w:rPr>
+    </w:lvl>
+    <w:lvl w:ilvl="5" w:tentative="1">
+      <w:start w:val="1"/>
+      <w:numFmt w:val="bullet"/>
+      <w:lvlText w:val=""/>
+      <w:lvlJc w:val="left"/>
+      <w:pPr>
+        <w:tabs>
+          <w:tab w:val="num" w:pos="4320"/>
+        </w:tabs>
+        <w:ind w:left="4320" w:hanging="360"/>
+      </w:pPr>
+      <w:rPr>
+        <w:rFonts w:ascii="Wingdings" w:hAnsi="Wingdings" w:hint="default"/>
+        <w:sz w:val="20"/>
+      </w:rPr>
+    </w:lvl>
+    <w:lvl w:ilvl="6" w:tentative="1">
+      <w:start w:val="1"/>
+      <w:numFmt w:val="bullet"/>
+      <w:lvlText w:val=""/>
+      <w:lvlJc w:val="left"/>
+      <w:pPr>
+        <w:tabs>
+          <w:tab w:val="num" w:pos="5040"/>
+        </w:tabs>
+        <w:ind w:left="5040" w:hanging="360"/>
+      </w:pPr>
+      <w:rPr>
+        <w:rFonts w:ascii="Wingdings" w:hAnsi="Wingdings" w:hint="default"/>
+        <w:sz w:val="20"/>
+      </w:rPr>
+    </w:lvl>
+    <w:lvl w:ilvl="7" w:tentative="1">
+      <w:start w:val="1"/>
+      <w:numFmt w:val="bullet"/>
+      <w:lvlText w:val=""/>
+      <w:lvlJc w:val="left"/>
+      <w:pPr>
+        <w:tabs>
+          <w:tab w:val="num" w:pos="5760"/>
+        </w:tabs>
+        <w:ind w:left="5760" w:hanging="360"/>
+      </w:pPr>
+      <w:rPr>
+        <w:rFonts w:ascii="Wingdings" w:hAnsi="Wingdings" w:hint="default"/>
+        <w:sz w:val="20"/>
+      </w:rPr>
+    </w:lvl>
+    <w:lvl w:ilvl="8" w:tentative="1">
+      <w:start w:val="1"/>
+      <w:numFmt w:val="bullet"/>
+      <w:lvlText w:val=""/>
+      <w:lvlJc w:val="left"/>
+      <w:pPr>
+        <w:tabs>
+          <w:tab w:val="num" w:pos="6480"/>
+        </w:tabs>
+        <w:ind w:left="6480" w:hanging="360"/>
+      </w:pPr>
+      <w:rPr>
+        <w:rFonts w:ascii="Wingdings" w:hAnsi="Wingdings" w:hint="default"/>
+        <w:sz w:val="20"/>
+      </w:rPr>
+    </w:lvl>
+  </w:abstractNum>
+  <w:abstractNum w:abstractNumId="40" w15:restartNumberingAfterBreak="0">
     <w:nsid w:val="5293254C"/>
     <w:multiLevelType w:val="multilevel"/>
     <w:tmpl w:val="FD12623A"/>
@@ -11152,7 +11972,7 @@
       </w:rPr>
     </w:lvl>
   </w:abstractNum>
-  <w:abstractNum w:abstractNumId="36" w15:restartNumberingAfterBreak="0">
+  <w:abstractNum w:abstractNumId="41" w15:restartNumberingAfterBreak="0">
     <w:nsid w:val="558C416D"/>
     <w:multiLevelType w:val="hybridMultilevel"/>
     <w:tmpl w:val="8A1A9450"/>
@@ -11238,7 +12058,7 @@
       </w:pPr>
     </w:lvl>
   </w:abstractNum>
-  <w:abstractNum w:abstractNumId="37" w15:restartNumberingAfterBreak="0">
+  <w:abstractNum w:abstractNumId="42" w15:restartNumberingAfterBreak="0">
     <w:nsid w:val="56A0B343"/>
     <w:multiLevelType w:val="hybridMultilevel"/>
     <w:tmpl w:val="D7348D24"/>
@@ -11324,7 +12144,7 @@
       </w:pPr>
     </w:lvl>
   </w:abstractNum>
-  <w:abstractNum w:abstractNumId="38" w15:restartNumberingAfterBreak="0">
+  <w:abstractNum w:abstractNumId="43" w15:restartNumberingAfterBreak="0">
     <w:nsid w:val="57B876BF"/>
     <w:multiLevelType w:val="multilevel"/>
     <w:tmpl w:val="A678D4CE"/>
@@ -11473,7 +12293,7 @@
       </w:rPr>
     </w:lvl>
   </w:abstractNum>
-  <w:abstractNum w:abstractNumId="39" w15:restartNumberingAfterBreak="0">
+  <w:abstractNum w:abstractNumId="44" w15:restartNumberingAfterBreak="0">
     <w:nsid w:val="589C1050"/>
     <w:multiLevelType w:val="hybridMultilevel"/>
     <w:tmpl w:val="F488B1C4"/>
@@ -11586,7 +12406,7 @@
       </w:rPr>
     </w:lvl>
   </w:abstractNum>
-  <w:abstractNum w:abstractNumId="40" w15:restartNumberingAfterBreak="0">
+  <w:abstractNum w:abstractNumId="45" w15:restartNumberingAfterBreak="0">
     <w:nsid w:val="5977666B"/>
     <w:multiLevelType w:val="multilevel"/>
     <w:tmpl w:val="AC026804"/>
@@ -11735,7 +12555,7 @@
       </w:rPr>
     </w:lvl>
   </w:abstractNum>
-  <w:abstractNum w:abstractNumId="41" w15:restartNumberingAfterBreak="0">
+  <w:abstractNum w:abstractNumId="46" w15:restartNumberingAfterBreak="0">
     <w:nsid w:val="5A74648D"/>
     <w:multiLevelType w:val="multilevel"/>
     <w:tmpl w:val="9916680A"/>
@@ -11884,7 +12704,96 @@
       </w:rPr>
     </w:lvl>
   </w:abstractNum>
-  <w:abstractNum w:abstractNumId="42" w15:restartNumberingAfterBreak="0">
+  <w:abstractNum w:abstractNumId="47" w15:restartNumberingAfterBreak="0">
+    <w:nsid w:val="5AC7533C"/>
+    <w:multiLevelType w:val="hybridMultilevel"/>
+    <w:tmpl w:val="60F6577E"/>
+    <w:lvl w:ilvl="0" w:tplc="0409000F">
+      <w:start w:val="1"/>
+      <w:numFmt w:val="decimal"/>
+      <w:lvlText w:val="%1."/>
+      <w:lvlJc w:val="left"/>
+      <w:pPr>
+        <w:ind w:left="720" w:hanging="360"/>
+      </w:pPr>
+      <w:rPr>
+        <w:rFonts w:hint="default"/>
+      </w:rPr>
+    </w:lvl>
+    <w:lvl w:ilvl="1" w:tplc="04090019">
+      <w:start w:val="1"/>
+      <w:numFmt w:val="lowerLetter"/>
+      <w:lvlText w:val="%2."/>
+      <w:lvlJc w:val="left"/>
+      <w:pPr>
+        <w:ind w:left="1440" w:hanging="360"/>
+      </w:pPr>
+    </w:lvl>
+    <w:lvl w:ilvl="2" w:tplc="0409001B">
+      <w:start w:val="1"/>
+      <w:numFmt w:val="lowerRoman"/>
+      <w:lvlText w:val="%3."/>
+      <w:lvlJc w:val="right"/>
+      <w:pPr>
+        <w:ind w:left="2160" w:hanging="180"/>
+      </w:pPr>
+    </w:lvl>
+    <w:lvl w:ilvl="3" w:tplc="0409000F" w:tentative="1">
+      <w:start w:val="1"/>
+      <w:numFmt w:val="decimal"/>
+      <w:lvlText w:val="%4."/>
+      <w:lvlJc w:val="left"/>
+      <w:pPr>
+        <w:ind w:left="2880" w:hanging="360"/>
+      </w:pPr>
+    </w:lvl>
+    <w:lvl w:ilvl="4" w:tplc="04090019" w:tentative="1">
+      <w:start w:val="1"/>
+      <w:numFmt w:val="lowerLetter"/>
+      <w:lvlText w:val="%5."/>
+      <w:lvlJc w:val="left"/>
+      <w:pPr>
+        <w:ind w:left="3600" w:hanging="360"/>
+      </w:pPr>
+    </w:lvl>
+    <w:lvl w:ilvl="5" w:tplc="0409001B" w:tentative="1">
+      <w:start w:val="1"/>
+      <w:numFmt w:val="lowerRoman"/>
+      <w:lvlText w:val="%6."/>
+      <w:lvlJc w:val="right"/>
+      <w:pPr>
+        <w:ind w:left="4320" w:hanging="180"/>
+      </w:pPr>
+    </w:lvl>
+    <w:lvl w:ilvl="6" w:tplc="0409000F" w:tentative="1">
+      <w:start w:val="1"/>
+      <w:numFmt w:val="decimal"/>
+      <w:lvlText w:val="%7."/>
+      <w:lvlJc w:val="left"/>
+      <w:pPr>
+        <w:ind w:left="5040" w:hanging="360"/>
+      </w:pPr>
+    </w:lvl>
+    <w:lvl w:ilvl="7" w:tplc="04090019" w:tentative="1">
+      <w:start w:val="1"/>
+      <w:numFmt w:val="lowerLetter"/>
+      <w:lvlText w:val="%8."/>
+      <w:lvlJc w:val="left"/>
+      <w:pPr>
+        <w:ind w:left="5760" w:hanging="360"/>
+      </w:pPr>
+    </w:lvl>
+    <w:lvl w:ilvl="8" w:tplc="0409001B" w:tentative="1">
+      <w:start w:val="1"/>
+      <w:numFmt w:val="lowerRoman"/>
+      <w:lvlText w:val="%9."/>
+      <w:lvlJc w:val="right"/>
+      <w:pPr>
+        <w:ind w:left="6480" w:hanging="180"/>
+      </w:pPr>
+    </w:lvl>
+  </w:abstractNum>
+  <w:abstractNum w:abstractNumId="48" w15:restartNumberingAfterBreak="0">
     <w:nsid w:val="5C248C1E"/>
     <w:multiLevelType w:val="hybridMultilevel"/>
     <w:tmpl w:val="CE8AFB58"/>
@@ -11970,7 +12879,7 @@
       </w:pPr>
     </w:lvl>
   </w:abstractNum>
-  <w:abstractNum w:abstractNumId="43" w15:restartNumberingAfterBreak="0">
+  <w:abstractNum w:abstractNumId="49" w15:restartNumberingAfterBreak="0">
     <w:nsid w:val="5E67A39C"/>
     <w:multiLevelType w:val="hybridMultilevel"/>
     <w:tmpl w:val="C4407572"/>
@@ -12083,7 +12992,7 @@
       </w:rPr>
     </w:lvl>
   </w:abstractNum>
-  <w:abstractNum w:abstractNumId="44" w15:restartNumberingAfterBreak="0">
+  <w:abstractNum w:abstractNumId="50" w15:restartNumberingAfterBreak="0">
     <w:nsid w:val="62B0364C"/>
     <w:multiLevelType w:val="hybridMultilevel"/>
     <w:tmpl w:val="C9D8F948"/>
@@ -12196,7 +13105,7 @@
       </w:rPr>
     </w:lvl>
   </w:abstractNum>
-  <w:abstractNum w:abstractNumId="45" w15:restartNumberingAfterBreak="0">
+  <w:abstractNum w:abstractNumId="51" w15:restartNumberingAfterBreak="0">
     <w:nsid w:val="636B5038"/>
     <w:multiLevelType w:val="multilevel"/>
     <w:tmpl w:val="57BACBAA"/>
@@ -12309,7 +13218,7 @@
       </w:pPr>
     </w:lvl>
   </w:abstractNum>
-  <w:abstractNum w:abstractNumId="46" w15:restartNumberingAfterBreak="0">
+  <w:abstractNum w:abstractNumId="52" w15:restartNumberingAfterBreak="0">
     <w:nsid w:val="65860B0E"/>
     <w:multiLevelType w:val="multilevel"/>
     <w:tmpl w:val="71B80B58"/>
@@ -12458,7 +13367,7 @@
       </w:rPr>
     </w:lvl>
   </w:abstractNum>
-  <w:abstractNum w:abstractNumId="47" w15:restartNumberingAfterBreak="0">
+  <w:abstractNum w:abstractNumId="53" w15:restartNumberingAfterBreak="0">
     <w:nsid w:val="697E6624"/>
     <w:multiLevelType w:val="multilevel"/>
     <w:tmpl w:val="5EC06994"/>
@@ -12607,7 +13516,7 @@
       </w:rPr>
     </w:lvl>
   </w:abstractNum>
-  <w:abstractNum w:abstractNumId="48" w15:restartNumberingAfterBreak="0">
+  <w:abstractNum w:abstractNumId="54" w15:restartNumberingAfterBreak="0">
     <w:nsid w:val="6AAB5DDD"/>
     <w:multiLevelType w:val="multilevel"/>
     <w:tmpl w:val="4CEA439C"/>
@@ -12757,7 +13666,7 @@
       </w:rPr>
     </w:lvl>
   </w:abstractNum>
-  <w:abstractNum w:abstractNumId="49" w15:restartNumberingAfterBreak="0">
+  <w:abstractNum w:abstractNumId="55" w15:restartNumberingAfterBreak="0">
     <w:nsid w:val="6EC01A2D"/>
     <w:multiLevelType w:val="multilevel"/>
     <w:tmpl w:val="D640D5A4"/>
@@ -12906,7 +13815,7 @@
       </w:rPr>
     </w:lvl>
   </w:abstractNum>
-  <w:abstractNum w:abstractNumId="50" w15:restartNumberingAfterBreak="0">
+  <w:abstractNum w:abstractNumId="56" w15:restartNumberingAfterBreak="0">
     <w:nsid w:val="6EE055C8"/>
     <w:multiLevelType w:val="multilevel"/>
     <w:tmpl w:val="5470AC9C"/>
@@ -13055,7 +13964,7 @@
       </w:rPr>
     </w:lvl>
   </w:abstractNum>
-  <w:abstractNum w:abstractNumId="51" w15:restartNumberingAfterBreak="0">
+  <w:abstractNum w:abstractNumId="57" w15:restartNumberingAfterBreak="0">
     <w:nsid w:val="70AF2B73"/>
     <w:multiLevelType w:val="multilevel"/>
     <w:tmpl w:val="4306C818"/>
@@ -13204,7 +14113,7 @@
       </w:rPr>
     </w:lvl>
   </w:abstractNum>
-  <w:abstractNum w:abstractNumId="52" w15:restartNumberingAfterBreak="0">
+  <w:abstractNum w:abstractNumId="58" w15:restartNumberingAfterBreak="0">
     <w:nsid w:val="750D566F"/>
     <w:multiLevelType w:val="multilevel"/>
     <w:tmpl w:val="44E0D92E"/>
@@ -13353,7 +14262,7 @@
       </w:rPr>
     </w:lvl>
   </w:abstractNum>
-  <w:abstractNum w:abstractNumId="53" w15:restartNumberingAfterBreak="0">
+  <w:abstractNum w:abstractNumId="59" w15:restartNumberingAfterBreak="0">
     <w:nsid w:val="78AD4989"/>
     <w:multiLevelType w:val="multilevel"/>
     <w:tmpl w:val="82B612B2"/>
@@ -13502,7 +14411,7 @@
       </w:rPr>
     </w:lvl>
   </w:abstractNum>
-  <w:abstractNum w:abstractNumId="54" w15:restartNumberingAfterBreak="0">
+  <w:abstractNum w:abstractNumId="60" w15:restartNumberingAfterBreak="0">
     <w:nsid w:val="79C40D65"/>
     <w:multiLevelType w:val="hybridMultilevel"/>
     <w:tmpl w:val="AE7AEEF4"/>
@@ -13588,7 +14497,7 @@
       </w:pPr>
     </w:lvl>
   </w:abstractNum>
-  <w:abstractNum w:abstractNumId="55" w15:restartNumberingAfterBreak="0">
+  <w:abstractNum w:abstractNumId="61" w15:restartNumberingAfterBreak="0">
     <w:nsid w:val="7E815FE7"/>
     <w:multiLevelType w:val="multilevel"/>
     <w:tmpl w:val="CEE4AE80"/>
@@ -13737,7 +14646,7 @@
       </w:rPr>
     </w:lvl>
   </w:abstractNum>
-  <w:abstractNum w:abstractNumId="56" w15:restartNumberingAfterBreak="0">
+  <w:abstractNum w:abstractNumId="62" w15:restartNumberingAfterBreak="0">
     <w:nsid w:val="7F48440D"/>
     <w:multiLevelType w:val="multilevel"/>
     <w:tmpl w:val="B5BC9562"/>
@@ -13887,22 +14796,22 @@
     </w:lvl>
   </w:abstractNum>
   <w:num w:numId="1" w16cid:durableId="1822892785">
-    <w:abstractNumId w:val="36"/>
+    <w:abstractNumId w:val="41"/>
   </w:num>
   <w:num w:numId="2" w16cid:durableId="1814525139">
-    <w:abstractNumId w:val="20"/>
+    <w:abstractNumId w:val="21"/>
   </w:num>
   <w:num w:numId="3" w16cid:durableId="516047140">
-    <w:abstractNumId w:val="23"/>
+    <w:abstractNumId w:val="24"/>
   </w:num>
   <w:num w:numId="4" w16cid:durableId="665133332">
-    <w:abstractNumId w:val="32"/>
+    <w:abstractNumId w:val="34"/>
   </w:num>
   <w:num w:numId="5" w16cid:durableId="2066486569">
-    <w:abstractNumId w:val="18"/>
+    <w:abstractNumId w:val="19"/>
   </w:num>
   <w:num w:numId="6" w16cid:durableId="947590974">
-    <w:abstractNumId w:val="22"/>
+    <w:abstractNumId w:val="23"/>
   </w:num>
   <w:num w:numId="7" w16cid:durableId="1413970514">
     <w:abstractNumId w:val="9"/>
@@ -13911,25 +14820,25 @@
     <w:abstractNumId w:val="15"/>
   </w:num>
   <w:num w:numId="9" w16cid:durableId="139808521">
-    <w:abstractNumId w:val="37"/>
+    <w:abstractNumId w:val="42"/>
   </w:num>
   <w:num w:numId="10" w16cid:durableId="872958811">
-    <w:abstractNumId w:val="42"/>
+    <w:abstractNumId w:val="48"/>
   </w:num>
   <w:num w:numId="11" w16cid:durableId="271132188">
-    <w:abstractNumId w:val="54"/>
+    <w:abstractNumId w:val="60"/>
   </w:num>
   <w:num w:numId="12" w16cid:durableId="1460492444">
-    <w:abstractNumId w:val="39"/>
+    <w:abstractNumId w:val="44"/>
   </w:num>
   <w:num w:numId="13" w16cid:durableId="1110858751">
-    <w:abstractNumId w:val="43"/>
+    <w:abstractNumId w:val="49"/>
   </w:num>
   <w:num w:numId="14" w16cid:durableId="636374392">
-    <w:abstractNumId w:val="44"/>
+    <w:abstractNumId w:val="50"/>
   </w:num>
   <w:num w:numId="15" w16cid:durableId="113134803">
-    <w:abstractNumId w:val="48"/>
+    <w:abstractNumId w:val="54"/>
   </w:num>
   <w:num w:numId="16" w16cid:durableId="1780562213">
     <w:abstractNumId w:val="4"/>
@@ -13941,22 +14850,22 @@
     <w:abstractNumId w:val="3"/>
   </w:num>
   <w:num w:numId="19" w16cid:durableId="1461414331">
-    <w:abstractNumId w:val="46"/>
+    <w:abstractNumId w:val="52"/>
   </w:num>
   <w:num w:numId="20" w16cid:durableId="1423644515">
-    <w:abstractNumId w:val="47"/>
+    <w:abstractNumId w:val="53"/>
   </w:num>
   <w:num w:numId="21" w16cid:durableId="647981484">
-    <w:abstractNumId w:val="50"/>
+    <w:abstractNumId w:val="56"/>
   </w:num>
   <w:num w:numId="22" w16cid:durableId="515773890">
-    <w:abstractNumId w:val="27"/>
+    <w:abstractNumId w:val="29"/>
   </w:num>
   <w:num w:numId="23" w16cid:durableId="863641273">
-    <w:abstractNumId w:val="38"/>
+    <w:abstractNumId w:val="43"/>
   </w:num>
   <w:num w:numId="24" w16cid:durableId="730613728">
-    <w:abstractNumId w:val="33"/>
+    <w:abstractNumId w:val="37"/>
   </w:num>
   <w:num w:numId="25" w16cid:durableId="886719058">
     <w:abstractNumId w:val="16"/>
@@ -13968,25 +14877,25 @@
     <w:abstractNumId w:val="1"/>
   </w:num>
   <w:num w:numId="28" w16cid:durableId="117769347">
-    <w:abstractNumId w:val="19"/>
+    <w:abstractNumId w:val="20"/>
   </w:num>
   <w:num w:numId="29" w16cid:durableId="343436975">
-    <w:abstractNumId w:val="31"/>
+    <w:abstractNumId w:val="33"/>
   </w:num>
   <w:num w:numId="30" w16cid:durableId="1424762989">
-    <w:abstractNumId w:val="49"/>
+    <w:abstractNumId w:val="55"/>
   </w:num>
   <w:num w:numId="31" w16cid:durableId="275136404">
     <w:abstractNumId w:val="12"/>
   </w:num>
   <w:num w:numId="32" w16cid:durableId="1957061484">
-    <w:abstractNumId w:val="28"/>
+    <w:abstractNumId w:val="30"/>
   </w:num>
   <w:num w:numId="33" w16cid:durableId="1575432985">
-    <w:abstractNumId w:val="51"/>
+    <w:abstractNumId w:val="57"/>
   </w:num>
   <w:num w:numId="34" w16cid:durableId="1363557376">
-    <w:abstractNumId w:val="53"/>
+    <w:abstractNumId w:val="59"/>
   </w:num>
   <w:num w:numId="35" w16cid:durableId="1638339705">
     <w:abstractNumId w:val="14"/>
@@ -13995,66 +14904,84 @@
     <w:abstractNumId w:val="11"/>
   </w:num>
   <w:num w:numId="37" w16cid:durableId="1622809468">
-    <w:abstractNumId w:val="45"/>
+    <w:abstractNumId w:val="51"/>
   </w:num>
   <w:num w:numId="38" w16cid:durableId="879897924">
     <w:abstractNumId w:val="7"/>
   </w:num>
   <w:num w:numId="39" w16cid:durableId="2125074677">
-    <w:abstractNumId w:val="24"/>
+    <w:abstractNumId w:val="25"/>
   </w:num>
   <w:num w:numId="40" w16cid:durableId="738021629">
-    <w:abstractNumId w:val="25"/>
+    <w:abstractNumId w:val="26"/>
   </w:num>
   <w:num w:numId="41" w16cid:durableId="1051265878">
-    <w:abstractNumId w:val="30"/>
+    <w:abstractNumId w:val="32"/>
   </w:num>
   <w:num w:numId="42" w16cid:durableId="1630359803">
-    <w:abstractNumId w:val="17"/>
+    <w:abstractNumId w:val="18"/>
   </w:num>
   <w:num w:numId="43" w16cid:durableId="1234048302">
     <w:abstractNumId w:val="2"/>
   </w:num>
   <w:num w:numId="44" w16cid:durableId="2028436058">
-    <w:abstractNumId w:val="21"/>
+    <w:abstractNumId w:val="22"/>
   </w:num>
   <w:num w:numId="45" w16cid:durableId="257643694">
     <w:abstractNumId w:val="13"/>
   </w:num>
   <w:num w:numId="46" w16cid:durableId="1881744389">
-    <w:abstractNumId w:val="41"/>
+    <w:abstractNumId w:val="46"/>
   </w:num>
   <w:num w:numId="47" w16cid:durableId="1233472117">
     <w:abstractNumId w:val="5"/>
   </w:num>
   <w:num w:numId="48" w16cid:durableId="813985041">
-    <w:abstractNumId w:val="26"/>
+    <w:abstractNumId w:val="28"/>
   </w:num>
   <w:num w:numId="49" w16cid:durableId="702828686">
-    <w:abstractNumId w:val="56"/>
+    <w:abstractNumId w:val="62"/>
   </w:num>
   <w:num w:numId="50" w16cid:durableId="1542399132">
     <w:abstractNumId w:val="10"/>
   </w:num>
   <w:num w:numId="51" w16cid:durableId="1574655919">
-    <w:abstractNumId w:val="29"/>
+    <w:abstractNumId w:val="31"/>
   </w:num>
   <w:num w:numId="52" w16cid:durableId="376247629">
     <w:abstractNumId w:val="6"/>
   </w:num>
   <w:num w:numId="53" w16cid:durableId="1300841452">
-    <w:abstractNumId w:val="34"/>
+    <w:abstractNumId w:val="38"/>
   </w:num>
   <w:num w:numId="54" w16cid:durableId="1023704020">
-    <w:abstractNumId w:val="52"/>
+    <w:abstractNumId w:val="58"/>
   </w:num>
   <w:num w:numId="55" w16cid:durableId="1820146759">
+    <w:abstractNumId w:val="45"/>
+  </w:num>
+  <w:num w:numId="56" w16cid:durableId="2001616775">
+    <w:abstractNumId w:val="61"/>
+  </w:num>
+  <w:num w:numId="57" w16cid:durableId="1418285265">
     <w:abstractNumId w:val="40"/>
   </w:num>
-  <w:num w:numId="56" w16cid:durableId="2001616775">
-    <w:abstractNumId w:val="55"/>
+  <w:num w:numId="58" w16cid:durableId="1453356043">
+    <w:abstractNumId w:val="27"/>
   </w:num>
-  <w:num w:numId="57" w16cid:durableId="1418285265">
+  <w:num w:numId="59" w16cid:durableId="971668183">
+    <w:abstractNumId w:val="47"/>
+  </w:num>
+  <w:num w:numId="60" w16cid:durableId="35735469">
+    <w:abstractNumId w:val="17"/>
+  </w:num>
+  <w:num w:numId="61" w16cid:durableId="891766441">
+    <w:abstractNumId w:val="39"/>
+  </w:num>
+  <w:num w:numId="62" w16cid:durableId="77677232">
+    <w:abstractNumId w:val="36"/>
+  </w:num>
+  <w:num w:numId="63" w16cid:durableId="872235455">
     <w:abstractNumId w:val="35"/>
   </w:num>
 </w:numbering>

--- a/Rulebook.docx
+++ b/Rulebook.docx
@@ -3152,13 +3152,13 @@
         <w:pStyle w:val="Heading1"/>
       </w:pPr>
       <w:r>
+        <w:rPr/>
         <w:t xml:space="preserve">7. </w:t>
       </w:r>
-      <w:proofErr w:type="spellStart"/>
-      <w:r>
-        <w:t>Subsytems</w:t>
-      </w:r>
-      <w:proofErr w:type="spellEnd"/>
+      <w:r>
+        <w:rPr/>
+        <w:t>Subsystems</w:t>
+      </w:r>
     </w:p>
     <w:p>
       <w:pPr>
@@ -5623,8 +5623,100 @@
         <w:pStyle w:val="Heading2"/>
       </w:pPr>
       <w:r>
+        <w:rPr/>
         <w:t>7.5. Player Trades</w:t>
       </w:r>
+    </w:p>
+    <w:p/>
+    <w:p>
+      <w:r>
+        <w:rPr/>
+        <w:t>Players may trade Coins or Commodities freely at any time during the game, regardless of whose turn it is. To trade non</w:t>
+      </w:r>
+      <w:r>
+        <w:noBreakHyphen/>
+      </w:r>
+      <w:r>
+        <w:rPr/>
+        <w:t>liquid assets (cards, Leaders, Investments, etc.):</w:t>
+      </w:r>
+    </w:p>
+    <w:p>
+      <w:pPr>
+        <w:numPr>
+          <w:ilvl w:val="0"/>
+          <w:numId w:val="47"/>
+        </w:numPr>
+        <w:rPr/>
+      </w:pPr>
+      <w:r>
+        <w:rPr/>
+        <w:t xml:space="preserve">Both players must exchange </w:t>
+      </w:r>
+      <w:r>
+        <w:rPr>
+          <w:b w:val="1"/>
+          <w:bCs w:val="1"/>
+        </w:rPr>
+        <w:t>one Alliance Token</w:t>
+      </w:r>
+      <w:r>
+        <w:rPr/>
+        <w:t>.</w:t>
+      </w:r>
+    </w:p>
+    <w:p>
+      <w:pPr>
+        <w:numPr>
+          <w:ilvl w:val="0"/>
+          <w:numId w:val="47"/>
+        </w:numPr>
+        <w:rPr/>
+      </w:pPr>
+      <w:r>
+        <w:rPr/>
+        <w:t xml:space="preserve">Each token is worth </w:t>
+      </w:r>
+      <w:r>
+        <w:rPr>
+          <w:b w:val="1"/>
+          <w:bCs w:val="1"/>
+        </w:rPr>
+        <w:t>1 Honor</w:t>
+      </w:r>
+      <w:r>
+        <w:rPr/>
+        <w:t xml:space="preserve"> at game end.</w:t>
+      </w:r>
+    </w:p>
+    <w:p>
+      <w:pPr>
+        <w:numPr>
+          <w:ilvl w:val="0"/>
+          <w:numId w:val="47"/>
+        </w:numPr>
+        <w:rPr/>
+      </w:pPr>
+      <w:r>
+        <w:rPr/>
+        <w:t xml:space="preserve">Alliances are bilateral and formed only through </w:t>
+      </w:r>
+      <w:r>
+        <w:rPr>
+          <w:b w:val="1"/>
+          <w:bCs w:val="1"/>
+        </w:rPr>
+        <w:t>Negotiate</w:t>
+      </w:r>
+      <w:r>
+        <w:rPr/>
+        <w:t>.</w:t>
+      </w:r>
+    </w:p>
+    <w:p>
+      <w:pPr>
+        <w:pStyle w:val="Normal"/>
+      </w:pPr>
     </w:p>
     <w:p>
       <w:pPr>
@@ -5697,89 +5789,10 @@
       </w:pPr>
       <w:r>
         <w:rPr>
-          <w:b/>
-          <w:bCs/>
+          <w:b w:val="1"/>
+          <w:bCs w:val="1"/>
         </w:rPr>
         <w:t>11. Diplomacy and Alliances</w:t>
-      </w:r>
-    </w:p>
-    <w:p>
-      <w:r>
-        <w:t>Players may trade Coins or Commodities freely at any time.</w:t>
-      </w:r>
-    </w:p>
-    <w:p>
-      <w:r>
-        <w:t>To trade non</w:t>
-      </w:r>
-      <w:r>
-        <w:noBreakHyphen/>
-      </w:r>
-      <w:r>
-        <w:t>liquid assets (cards, Leaders, Investments, etc.):</w:t>
-      </w:r>
-    </w:p>
-    <w:p>
-      <w:pPr>
-        <w:numPr>
-          <w:ilvl w:val="0"/>
-          <w:numId w:val="47"/>
-        </w:numPr>
-      </w:pPr>
-      <w:r>
-        <w:t xml:space="preserve">Both players must exchange </w:t>
-      </w:r>
-      <w:r>
-        <w:rPr>
-          <w:b/>
-          <w:bCs/>
-        </w:rPr>
-        <w:t>one Alliance Token</w:t>
-      </w:r>
-      <w:r>
-        <w:t>.</w:t>
-      </w:r>
-    </w:p>
-    <w:p>
-      <w:pPr>
-        <w:numPr>
-          <w:ilvl w:val="0"/>
-          <w:numId w:val="47"/>
-        </w:numPr>
-      </w:pPr>
-      <w:r>
-        <w:t xml:space="preserve">Each token is worth </w:t>
-      </w:r>
-      <w:r>
-        <w:rPr>
-          <w:b/>
-          <w:bCs/>
-        </w:rPr>
-        <w:t>1 Honor</w:t>
-      </w:r>
-      <w:r>
-        <w:t xml:space="preserve"> at game end.</w:t>
-      </w:r>
-    </w:p>
-    <w:p>
-      <w:pPr>
-        <w:numPr>
-          <w:ilvl w:val="0"/>
-          <w:numId w:val="47"/>
-        </w:numPr>
-      </w:pPr>
-      <w:r>
-        <w:t xml:space="preserve">Alliances are bilateral and formed only through </w:t>
-      </w:r>
-      <w:r>
-        <w:rPr>
-          <w:b/>
-          <w:bCs/>
-        </w:rPr>
-        <w:t>Negotiate</w:t>
-      </w:r>
-      <w:r>
-        <w:t>.</w:t>
       </w:r>
     </w:p>
     <w:p>

--- a/Rulebook.docx
+++ b/Rulebook.docx
@@ -853,26 +853,69 @@
     <w:p>
       <w:pPr>
         <w:pStyle w:val="ListParagraph"/>
-      </w:pPr>
-      <w:r>
-        <w:t>Roll the Market Rate Die</w:t>
-      </w:r>
-      <w:r>
-        <w:t xml:space="preserve"> and place it on the corresponding space, next to the Royal Bank</w:t>
-      </w:r>
-      <w:r>
-        <w:t>.</w:t>
-      </w:r>
-    </w:p>
-    <w:p>
-      <w:pPr>
-        <w:pStyle w:val="ListParagraph"/>
         <w:numPr>
           <w:ilvl w:val="0"/>
           <w:numId w:val="12"/>
         </w:numPr>
       </w:pPr>
       <w:r>
+        <w:t>Roll the Market Rate Die</w:t>
+      </w:r>
+      <w:r>
+        <w:t xml:space="preserve"> and place it on the corresponding space, next to the Royal Bank</w:t>
+      </w:r>
+      <w:r>
+        <w:t>.</w:t>
+      </w:r>
+    </w:p>
+    <w:p>
+      <w:pPr>
+        <w:pStyle w:val="ListParagraph"/>
+        <w:numPr>
+          <w:ilvl w:val="0"/>
+          <w:numId w:val="12"/>
+        </w:numPr>
+      </w:pPr>
+      <w:r>
+        <w:t>Reveal 3 random Law cards to the table</w:t>
+      </w:r>
+      <w:r>
+        <w:t>.</w:t>
+      </w:r>
+      <w:r>
+        <w:t xml:space="preserve"> </w:t>
+      </w:r>
+      <w:r>
+        <w:t>C</w:t>
+      </w:r>
+      <w:r>
+        <w:t>ollectively choose one to be</w:t>
+      </w:r>
+      <w:r>
+        <w:t>come an Edict</w:t>
+      </w:r>
+      <w:r>
+        <w:t xml:space="preserve"> and discard the other two</w:t>
+      </w:r>
+      <w:r>
+        <w:t xml:space="preserve">. Once chosen, roll a non-player die to determine the </w:t>
+      </w:r>
+      <w:r>
+        <w:t xml:space="preserve">Threshold of the Edict. This </w:t>
+      </w:r>
+      <w:r>
+        <w:t>represents the historical Edict inherited from the previous generation of rulers of the Empire.</w:t>
+      </w:r>
+    </w:p>
+    <w:p>
+      <w:pPr>
+        <w:pStyle w:val="ListParagraph"/>
+        <w:numPr>
+          <w:ilvl w:val="0"/>
+          <w:numId w:val="12"/>
+        </w:numPr>
+      </w:pPr>
+      <w:r>
         <w:t>Draft Investments</w:t>
       </w:r>
       <w:r>
@@ -897,27 +940,19 @@
     <w:p>
       <w:pPr>
         <w:pStyle w:val="ListParagraph"/>
-      </w:pPr>
-      <w:r>
-        <w:t xml:space="preserve">Each Player plays 1 Investment from their hand </w:t>
-      </w:r>
-      <w:r>
-        <w:t xml:space="preserve">faceup </w:t>
-      </w:r>
-      <w:r>
-        <w:t>to the table in front of their screen.</w:t>
-      </w:r>
-    </w:p>
-    <w:p>
-      <w:pPr>
-        <w:pStyle w:val="ListParagraph"/>
         <w:numPr>
           <w:ilvl w:val="1"/>
           <w:numId w:val="12"/>
         </w:numPr>
       </w:pPr>
       <w:r>
-        <w:t>Each Player passes the rest of their hand to the player on their left.</w:t>
+        <w:t xml:space="preserve">Each Player plays 1 Investment from their hand </w:t>
+      </w:r>
+      <w:r>
+        <w:t xml:space="preserve">faceup </w:t>
+      </w:r>
+      <w:r>
+        <w:t>to the table in front of their screen.</w:t>
       </w:r>
     </w:p>
     <w:p>
@@ -929,7 +964,7 @@
         </w:numPr>
       </w:pPr>
       <w:r>
-        <w:t>Repeat Steps 2 and 3 until all Players have exactly 4 Investments. Discard any remaining Investments.</w:t>
+        <w:t>Each Player passes the rest of their hand to the player on their left.</w:t>
       </w:r>
     </w:p>
     <w:p>
@@ -941,7 +976,7 @@
         </w:numPr>
       </w:pPr>
       <w:r>
-        <w:t>Each Player takes one die per Investment and distributes 8 levels between their four Investments. The sum of the Investment levels must be 8.</w:t>
+        <w:t>Repeat Steps 2 and 3 until all Players have exactly 4 Investments. Discard any remaining Investments.</w:t>
       </w:r>
     </w:p>
     <w:p>
@@ -953,6 +988,18 @@
         </w:numPr>
       </w:pPr>
       <w:r>
+        <w:t>Each Player takes one die per Investment and distributes 8 levels between their four Investments. The sum of the Investment levels must be 8.</w:t>
+      </w:r>
+    </w:p>
+    <w:p>
+      <w:pPr>
+        <w:pStyle w:val="ListParagraph"/>
+        <w:numPr>
+          <w:ilvl w:val="1"/>
+          <w:numId w:val="12"/>
+        </w:numPr>
+      </w:pPr>
+      <w:r>
         <w:t>Take care to keep each Investment no higher than its level cap.</w:t>
       </w:r>
     </w:p>
@@ -980,6 +1027,7 @@
         </w:numPr>
       </w:pPr>
       <w:r>
+        <w:lastRenderedPageBreak/>
         <w:t>Each Player places 4 Leaders in front of their screen and distributes 8 levels between their four Leaders. The sum of the Leader levels must be 8.</w:t>
       </w:r>
     </w:p>
@@ -1019,7 +1067,6 @@
         </w:numPr>
       </w:pPr>
       <w:r>
-        <w:lastRenderedPageBreak/>
         <w:t>Give each Player a card marker of their own color.</w:t>
       </w:r>
     </w:p>
@@ -1211,11 +1258,32 @@
         </w:numPr>
       </w:pPr>
       <w:r>
-        <w:t>Give the King’s Favor to the oldest (most honored) Player</w:t>
+        <w:t xml:space="preserve">Give the King’s Favor to the oldest (most honored) </w:t>
+      </w:r>
+      <w:r>
+        <w:t>p</w:t>
+      </w:r>
+      <w:r>
+        <w:t>layer</w:t>
       </w:r>
       <w:r>
         <w:t>.</w:t>
       </w:r>
+      <w:r>
+        <w:t xml:space="preserve"> The player to the right of the </w:t>
+      </w:r>
+      <w:r>
+        <w:t xml:space="preserve">oldest player </w:t>
+      </w:r>
+      <w:r>
+        <w:t xml:space="preserve">(last in turn order) </w:t>
+      </w:r>
+      <w:r>
+        <w:t xml:space="preserve">takes sponsorship of the </w:t>
+      </w:r>
+      <w:r>
+        <w:t>starting Edict.</w:t>
+      </w:r>
     </w:p>
     <w:p>
       <w:pPr>
@@ -1282,7 +1350,11 @@
         <w:t xml:space="preserve">phase. </w:t>
       </w:r>
       <w:r>
-        <w:t xml:space="preserve">Each round, the Greeks will attack the players, and the players must defend against them, gaining honor through battle and other </w:t>
+        <w:t xml:space="preserve">Each round, the Greeks will attack the players, and the players must defend against </w:t>
+      </w:r>
+      <w:r>
+        <w:lastRenderedPageBreak/>
+        <w:t xml:space="preserve">them, gaining honor through battle and other </w:t>
       </w:r>
       <w:r>
         <w:t xml:space="preserve">roundabout means. </w:t>
@@ -1324,7 +1396,6 @@
         <w:pStyle w:val="Heading2"/>
       </w:pPr>
       <w:r>
-        <w:lastRenderedPageBreak/>
         <w:t>4.</w:t>
       </w:r>
       <w:r>
@@ -1522,6 +1593,7 @@
         <w:pStyle w:val="ListParagraph"/>
       </w:pPr>
       <w:r>
+        <w:lastRenderedPageBreak/>
         <w:t>The player takes the corresponding action. The higher level the Leader used, the more effective the action can be.</w:t>
       </w:r>
       <w:r>
@@ -1538,11 +1610,414 @@
         <w:pStyle w:val="Heading2"/>
       </w:pPr>
       <w:r>
+        <w:t>5.</w:t>
+      </w:r>
+      <w:r>
+        <w:t>2. List of Actions</w:t>
+      </w:r>
+    </w:p>
+    <w:p>
+      <w:pPr>
+        <w:pStyle w:val="Heading3"/>
+      </w:pPr>
+      <w:r>
+        <w:t>5.2.1. Provincial Actions</w:t>
+      </w:r>
+    </w:p>
+    <w:p>
+      <w:r>
+        <w:t>These represent common actions involved in governing your province. Each may be used once per player per round.</w:t>
+      </w:r>
+    </w:p>
+    <w:p>
+      <w:pPr>
+        <w:pStyle w:val="ListParagraph"/>
+      </w:pPr>
+      <w:r>
+        <w:rPr>
+          <w:rStyle w:val="SubtleReference"/>
+        </w:rPr>
+        <w:t xml:space="preserve">Collect </w:t>
+      </w:r>
+      <w:r>
+        <w:t>– Gain 2 Commodities per Leader Level.</w:t>
+      </w:r>
+    </w:p>
+    <w:p>
+      <w:pPr>
+        <w:pStyle w:val="ListParagraph"/>
+      </w:pPr>
+      <w:r>
+        <w:rPr>
+          <w:rStyle w:val="SubtleReference"/>
+        </w:rPr>
+        <w:t xml:space="preserve">Brainstorm </w:t>
+      </w:r>
+      <w:r>
+        <w:t>– Draw 1 card per Leader Level from each deck.</w:t>
+      </w:r>
+    </w:p>
+    <w:p>
+      <w:pPr>
+        <w:pStyle w:val="ListParagraph"/>
+      </w:pPr>
+      <w:r>
+        <w:rPr>
+          <w:rStyle w:val="SubtleReference"/>
+        </w:rPr>
+        <w:t xml:space="preserve">Tax </w:t>
+      </w:r>
+      <w:r>
+        <w:t>– Take 1 Coin from each player violating one of your Edicts for each Edict they are violating. Keep 1 of the taken Coins per Leader level and put the rest in the Royal Bank.</w:t>
+      </w:r>
+    </w:p>
+    <w:p>
+      <w:pPr>
+        <w:pStyle w:val="ListParagraph"/>
+      </w:pPr>
+      <w:r>
+        <w:t>Laws taxed using this action will not be taxed during the Reports Phase.</w:t>
+      </w:r>
+    </w:p>
+    <w:p>
+      <w:pPr>
+        <w:pStyle w:val="ListParagraph"/>
+      </w:pPr>
+      <w:r>
+        <w:t>You may only tax your own Edicts.</w:t>
+      </w:r>
+    </w:p>
+    <w:p>
+      <w:pPr>
+        <w:pStyle w:val="ListParagraph"/>
+      </w:pPr>
+      <w:r>
+        <w:rPr>
+          <w:rStyle w:val="SubtleReference"/>
+        </w:rPr>
+        <w:t xml:space="preserve">Deploy </w:t>
+      </w:r>
+      <w:r>
+        <w:t>– Send 1 Troop per Leader Level to the leftmost empty Persian space on the Battlefield. Gain half (rounded up) the number of your deployed Troops in Coins from the Royal Bank.</w:t>
+      </w:r>
+    </w:p>
+    <w:p>
+      <w:pPr>
+        <w:pStyle w:val="ListParagraph"/>
+      </w:pPr>
+      <w:r>
+        <w:t xml:space="preserve">Place the Leader used to Deploy in the Battlefield next to your Troops. This will help the Reports phase </w:t>
+      </w:r>
+    </w:p>
+    <w:p>
+      <w:pPr>
+        <w:pStyle w:val="ListParagraph"/>
+      </w:pPr>
+      <w:r>
+        <w:rPr>
+          <w:rStyle w:val="SubtleReference"/>
+        </w:rPr>
+        <w:t xml:space="preserve">Recruit </w:t>
+      </w:r>
+      <w:r>
+        <w:t xml:space="preserve">– Pay 1 Coin </w:t>
+      </w:r>
+      <w:r>
+        <w:t xml:space="preserve">per Leader Level to </w:t>
+      </w:r>
+      <w:r>
+        <w:t>the Free Bank and gain 1 Troop</w:t>
+      </w:r>
+      <w:r>
+        <w:t xml:space="preserve"> per Coin paid</w:t>
+      </w:r>
+      <w:r>
+        <w:t>.</w:t>
+      </w:r>
+    </w:p>
+    <w:p>
+      <w:pPr>
+        <w:pStyle w:val="ListParagraph"/>
+      </w:pPr>
+      <w:r>
+        <w:rPr>
+          <w:rStyle w:val="SubtleReference"/>
+        </w:rPr>
+        <w:t xml:space="preserve">Infiltrate </w:t>
+      </w:r>
+      <w:r>
+        <w:t xml:space="preserve">– Pay 1 Coin </w:t>
+      </w:r>
+      <w:r>
+        <w:t xml:space="preserve">per Leader Level </w:t>
+      </w:r>
+      <w:r>
+        <w:t>to the Free Bank and gain 1 Spy</w:t>
+      </w:r>
+      <w:r>
+        <w:t xml:space="preserve"> per Coin paid</w:t>
+      </w:r>
+      <w:r>
+        <w:t>.</w:t>
+      </w:r>
+    </w:p>
+    <w:p>
+      <w:pPr>
+        <w:pStyle w:val="ListParagraph"/>
+      </w:pPr>
+      <w:r>
+        <w:rPr>
+          <w:rStyle w:val="SubtleReference"/>
+        </w:rPr>
+        <w:t xml:space="preserve">Build </w:t>
+      </w:r>
+      <w:r>
+        <w:t>– Play a single Investment from your hand to the table, pay 1 Commodity per Leader Level, and set the new Investment’s level to the number of Commodities paid.</w:t>
+      </w:r>
+    </w:p>
+    <w:p>
+      <w:pPr>
+        <w:pStyle w:val="ListParagraph"/>
+      </w:pPr>
+      <w:r>
+        <w:t>You may choose to build an Investment with a level lower than your Leader’s level.</w:t>
+      </w:r>
+    </w:p>
+    <w:p>
+      <w:pPr>
+        <w:pStyle w:val="ListParagraph"/>
+      </w:pPr>
+      <w:r>
+        <w:t>There is no limit to the number of Investments a player may have.</w:t>
+      </w:r>
+    </w:p>
+    <w:p>
+      <w:pPr>
+        <w:pStyle w:val="ListParagraph"/>
+      </w:pPr>
+      <w:r>
+        <w:rPr>
+          <w:rStyle w:val="SubtleReference"/>
+        </w:rPr>
         <w:lastRenderedPageBreak/>
-        <w:t>5.</w:t>
-      </w:r>
-      <w:r>
-        <w:t>2. List of Actions</w:t>
+        <w:t>Upgrade</w:t>
+      </w:r>
+      <w:r>
+        <w:rPr>
+          <w:rStyle w:val="SubtleReference"/>
+        </w:rPr>
+        <w:t xml:space="preserve"> </w:t>
+      </w:r>
+      <w:r>
+        <w:t xml:space="preserve">– Pay 1 Commodity </w:t>
+      </w:r>
+      <w:r>
+        <w:t xml:space="preserve">per Leader Level </w:t>
+      </w:r>
+      <w:r>
+        <w:t>and increase your Investments’ level by 1</w:t>
+      </w:r>
+      <w:r>
+        <w:t xml:space="preserve"> per Commodity paid</w:t>
+      </w:r>
+      <w:r>
+        <w:t>.</w:t>
+      </w:r>
+    </w:p>
+    <w:p>
+      <w:pPr>
+        <w:pStyle w:val="ListParagraph"/>
+      </w:pPr>
+      <w:r>
+        <w:t xml:space="preserve">This action </w:t>
+      </w:r>
+      <w:r>
+        <w:t xml:space="preserve">may </w:t>
+      </w:r>
+      <w:r>
+        <w:t xml:space="preserve">upgrade </w:t>
+      </w:r>
+      <w:r>
+        <w:t xml:space="preserve">multiple </w:t>
+      </w:r>
+      <w:r>
+        <w:t>Investment</w:t>
+      </w:r>
+      <w:r>
+        <w:t>s</w:t>
+      </w:r>
+      <w:r>
+        <w:t>, but the total number of Investment levels increased may be no more than the Leader’s Level</w:t>
+      </w:r>
+      <w:r>
+        <w:t>.</w:t>
+      </w:r>
+    </w:p>
+    <w:p>
+      <w:pPr>
+        <w:pStyle w:val="ListParagraph"/>
+      </w:pPr>
+      <w:r>
+        <w:t>The maximum Investment level is either 3 or 6, depending on the Investment.</w:t>
+      </w:r>
+    </w:p>
+    <w:p>
+      <w:pPr>
+        <w:pStyle w:val="ListParagraph"/>
+      </w:pPr>
+      <w:r>
+        <w:rPr>
+          <w:rStyle w:val="SubtleReference"/>
+        </w:rPr>
+        <w:t xml:space="preserve">Commission </w:t>
+      </w:r>
+      <w:r>
+        <w:t>– Immediately gain a new Leader and place it on this action space next to your original Leader. Set the new Leader’s level to half (rounded up) of the original Leader’s level.</w:t>
+      </w:r>
+    </w:p>
+    <w:p>
+      <w:pPr>
+        <w:pStyle w:val="ListParagraph"/>
+        <w:ind w:left="1800"/>
+      </w:pPr>
+      <w:r>
+        <w:t>The maximum number of Leaders a player may have is 10.</w:t>
+      </w:r>
+    </w:p>
+    <w:p>
+      <w:pPr>
+        <w:pStyle w:val="ListParagraph"/>
+      </w:pPr>
+      <w:r>
+        <w:rPr>
+          <w:rStyle w:val="SubtleReference"/>
+        </w:rPr>
+        <w:t xml:space="preserve">Promote </w:t>
+      </w:r>
+      <w:r>
+        <w:t>– Immediately increase your Leader’s Level by 1.</w:t>
+      </w:r>
+    </w:p>
+    <w:p>
+      <w:pPr>
+        <w:pStyle w:val="ListParagraph"/>
+      </w:pPr>
+      <w:r>
+        <w:t xml:space="preserve">The maximum </w:t>
+      </w:r>
+      <w:r>
+        <w:t xml:space="preserve">Leader level </w:t>
+      </w:r>
+      <w:r>
+        <w:t xml:space="preserve">is </w:t>
+      </w:r>
+      <w:r>
+        <w:t>6.</w:t>
+      </w:r>
+    </w:p>
+    <w:p>
+      <w:pPr>
+        <w:pStyle w:val="ListParagraph"/>
+      </w:pPr>
+      <w:r>
+        <w:rPr>
+          <w:rStyle w:val="SubtleReference"/>
+        </w:rPr>
+        <w:t xml:space="preserve">Sue </w:t>
+      </w:r>
+      <w:r>
+        <w:t xml:space="preserve">– Initiate a Trial against another player. The </w:t>
+      </w:r>
+      <w:r>
+        <w:t xml:space="preserve">other </w:t>
+      </w:r>
+      <w:r>
+        <w:t xml:space="preserve">player must immediately place an unused </w:t>
+      </w:r>
+      <w:r>
+        <w:t>L</w:t>
+      </w:r>
+      <w:r>
+        <w:t>eader on this action. The two players then perform a Trial</w:t>
+      </w:r>
+      <w:r>
+        <w:t>, following the instructions in 7.2</w:t>
+      </w:r>
+      <w:r>
+        <w:t>.</w:t>
+      </w:r>
+    </w:p>
+    <w:p>
+      <w:pPr>
+        <w:pStyle w:val="ListParagraph"/>
+      </w:pPr>
+      <w:r>
+        <w:t>The other player cannot deny performing this action.</w:t>
+      </w:r>
+    </w:p>
+    <w:p>
+      <w:pPr>
+        <w:pStyle w:val="ListParagraph"/>
+      </w:pPr>
+      <w:r>
+        <w:rPr>
+          <w:rStyle w:val="SubtleReference"/>
+        </w:rPr>
+        <w:t>Negotiate</w:t>
+      </w:r>
+      <w:r>
+        <w:rPr>
+          <w:rStyle w:val="SubtleReference"/>
+        </w:rPr>
+        <w:t xml:space="preserve"> </w:t>
+      </w:r>
+      <w:r>
+        <w:t xml:space="preserve">– </w:t>
+      </w:r>
+      <w:r>
+        <w:t xml:space="preserve">Form an alliance with another player. The other player </w:t>
+      </w:r>
+      <w:r>
+        <w:t>immediateply places an unused Leader on this action.</w:t>
+      </w:r>
+      <w:r>
+        <w:t xml:space="preserve"> The two players</w:t>
+      </w:r>
+      <w:r>
+        <w:t xml:space="preserve"> then exchange 1 Alliance Token per Leader level they used.</w:t>
+      </w:r>
+    </w:p>
+    <w:p>
+      <w:pPr>
+        <w:pStyle w:val="ListParagraph"/>
+      </w:pPr>
+      <w:r>
+        <w:t>The other player may dany performing this action. In this case, the first player may choose another player to ally with or take the action back entirely.</w:t>
+      </w:r>
+    </w:p>
+    <w:p>
+      <w:pPr>
+        <w:pStyle w:val="ListParagraph"/>
+      </w:pPr>
+      <w:r>
+        <w:t xml:space="preserve">The two players using this action may only give 1 Alliance Token per Leader level they used. This may result in an uneven exchange </w:t>
+      </w:r>
+      <w:r>
+        <w:t xml:space="preserve">of Alliance Tokens </w:t>
+      </w:r>
+      <w:r>
+        <w:t>if the players used Leaders of unequal levels</w:t>
+      </w:r>
+      <w:r>
+        <w:t>.</w:t>
+      </w:r>
+    </w:p>
+    <w:p>
+      <w:pPr>
+        <w:pStyle w:val="Quote"/>
+      </w:pPr>
+      <w:r>
+        <w:t>Margin Note — Persian Fact: Only one satrap could “petition” the King at a time, but provincial matters were handled independently.</w:t>
       </w:r>
     </w:p>
     <w:p>
@@ -1550,115 +2025,38 @@
         <w:pStyle w:val="Heading3"/>
       </w:pPr>
       <w:r>
-        <w:t>5.2.1. Provincial Actions</w:t>
-      </w:r>
-    </w:p>
-    <w:p>
-      <w:r>
-        <w:t>These represent common actions involved in governing your province. Each may be used once per player per round.</w:t>
-      </w:r>
-    </w:p>
-    <w:p>
-      <w:pPr>
-        <w:pStyle w:val="ListParagraph"/>
-      </w:pPr>
-      <w:r>
-        <w:rPr>
-          <w:rStyle w:val="SubtleReference"/>
-        </w:rPr>
-        <w:t xml:space="preserve">Collect </w:t>
-      </w:r>
-      <w:r>
-        <w:t>– Gain 2 Commodities per Leader Level.</w:t>
-      </w:r>
-    </w:p>
-    <w:p>
-      <w:pPr>
-        <w:pStyle w:val="ListParagraph"/>
-      </w:pPr>
-      <w:r>
-        <w:rPr>
-          <w:rStyle w:val="SubtleReference"/>
-        </w:rPr>
-        <w:t xml:space="preserve">Brainstorm </w:t>
-      </w:r>
-      <w:r>
-        <w:t>– Draw 1 card per Leader Level from each deck.</w:t>
-      </w:r>
-    </w:p>
-    <w:p>
-      <w:pPr>
-        <w:pStyle w:val="ListParagraph"/>
-      </w:pPr>
-      <w:r>
-        <w:rPr>
-          <w:rStyle w:val="SubtleReference"/>
-        </w:rPr>
-        <w:t xml:space="preserve">Tax </w:t>
-      </w:r>
-      <w:r>
-        <w:t>– Take 1 Coin from each player violating one of your Edicts for each Edict they are violating. Keep 1 of the taken Coins per Leader level and put the rest in the Royal Bank.</w:t>
-      </w:r>
-    </w:p>
-    <w:p>
-      <w:pPr>
-        <w:pStyle w:val="ListParagraph"/>
-      </w:pPr>
-      <w:r>
-        <w:t>Laws taxed using this action will not be taxed during the Reports Phase.</w:t>
-      </w:r>
-    </w:p>
-    <w:p>
-      <w:pPr>
-        <w:pStyle w:val="ListParagraph"/>
-      </w:pPr>
-      <w:r>
-        <w:t>You may only tax your own Edicts.</w:t>
-      </w:r>
-    </w:p>
-    <w:p>
-      <w:pPr>
-        <w:pStyle w:val="ListParagraph"/>
-      </w:pPr>
-      <w:r>
-        <w:rPr>
-          <w:rStyle w:val="SubtleReference"/>
-        </w:rPr>
-        <w:t xml:space="preserve">Deploy </w:t>
-      </w:r>
-      <w:r>
-        <w:t>– Send 1 Troop per Leader Level to the leftmost empty Persian space on the Battlefield. Gain half (rounded up) the number of your deployed Troops in Coins from the Royal Bank.</w:t>
-      </w:r>
-    </w:p>
-    <w:p>
-      <w:pPr>
-        <w:pStyle w:val="ListParagraph"/>
-      </w:pPr>
-      <w:r>
-        <w:t xml:space="preserve">Place the Leader used to Deploy in the Battlefield next to your Troops. This will help the Reports phase </w:t>
-      </w:r>
-    </w:p>
-    <w:p>
-      <w:pPr>
-        <w:pStyle w:val="ListParagraph"/>
-      </w:pPr>
-      <w:r>
-        <w:rPr>
-          <w:rStyle w:val="SubtleReference"/>
-        </w:rPr>
-        <w:t xml:space="preserve">Recruit </w:t>
-      </w:r>
-      <w:r>
-        <w:t xml:space="preserve">– Pay 1 Coin </w:t>
-      </w:r>
-      <w:r>
-        <w:t xml:space="preserve">per Leader Level to </w:t>
-      </w:r>
-      <w:r>
-        <w:t>the Free Bank and gain 1 Troop</w:t>
-      </w:r>
-      <w:r>
-        <w:t xml:space="preserve"> per Coin paid</w:t>
+        <w:t>5.2.2. Undermarket Actions</w:t>
+      </w:r>
+    </w:p>
+    <w:p>
+      <w:r>
+        <w:t>These represent illicit dealings outside the King’s oversight</w:t>
+      </w:r>
+      <w:r>
+        <w:t xml:space="preserve"> and come with a penalty for use</w:t>
+      </w:r>
+      <w:r>
+        <w:t>. Each may be used once per player per round.</w:t>
+      </w:r>
+    </w:p>
+    <w:p>
+      <w:pPr>
+        <w:pStyle w:val="ListParagraph"/>
+      </w:pPr>
+      <w:r>
+        <w:rPr>
+          <w:rStyle w:val="SubtleReference"/>
+        </w:rPr>
+        <w:t xml:space="preserve">Buy </w:t>
+      </w:r>
+      <w:r>
+        <w:t>– Pay 1 Coin per Leader Level and gain Commodities</w:t>
+      </w:r>
+      <w:r>
+        <w:t xml:space="preserve"> according to the Market Rate</w:t>
+      </w:r>
+      <w:r>
+        <w:t xml:space="preserve"> minus 1</w:t>
       </w:r>
       <w:r>
         <w:t>.</w:t>
@@ -1669,22 +2067,20 @@
         <w:pStyle w:val="ListParagraph"/>
       </w:pPr>
       <w:r>
-        <w:rPr>
-          <w:rStyle w:val="SubtleReference"/>
-        </w:rPr>
-        <w:t xml:space="preserve">Infiltrate </w:t>
-      </w:r>
-      <w:r>
-        <w:t xml:space="preserve">– Pay 1 Coin </w:t>
-      </w:r>
-      <w:r>
-        <w:t xml:space="preserve">per Leader Level </w:t>
-      </w:r>
-      <w:r>
-        <w:t>to the Free Bank and gain 1 Spy</w:t>
-      </w:r>
-      <w:r>
-        <w:t xml:space="preserve"> per Coin paid</w:t>
+        <w:lastRenderedPageBreak/>
+        <w:t>Ex. At a Market Rate of 4, paying 2 Coins will earn you 6 Commodities. 2 * (4</w:t>
+      </w:r>
+      <w:r>
+        <w:t xml:space="preserve"> </w:t>
+      </w:r>
+      <w:r>
+        <w:t>-</w:t>
+      </w:r>
+      <w:r>
+        <w:t xml:space="preserve"> </w:t>
+      </w:r>
+      <w:r>
+        <w:t>1) = 6</w:t>
       </w:r>
       <w:r>
         <w:t>.</w:t>
@@ -1698,55 +2094,93 @@
         <w:rPr>
           <w:rStyle w:val="SubtleReference"/>
         </w:rPr>
-        <w:t xml:space="preserve">Build </w:t>
-      </w:r>
-      <w:r>
-        <w:t>– Play a single Investment from your hand to the table, pay 1 Commodity per Leader Level, and set the new Investment’s level to the number of Commodities paid.</w:t>
-      </w:r>
-    </w:p>
-    <w:p>
-      <w:pPr>
-        <w:pStyle w:val="ListParagraph"/>
-      </w:pPr>
-      <w:r>
-        <w:t>You may choose to build an Investment with a level lower than your Leader’s level.</w:t>
-      </w:r>
-    </w:p>
-    <w:p>
-      <w:pPr>
-        <w:pStyle w:val="ListParagraph"/>
-      </w:pPr>
-      <w:r>
-        <w:t>There is no limit to the number of Investments a player may have.</w:t>
-      </w:r>
-    </w:p>
-    <w:p>
-      <w:pPr>
-        <w:pStyle w:val="ListParagraph"/>
-      </w:pPr>
-      <w:r>
-        <w:rPr>
-          <w:rStyle w:val="SubtleReference"/>
-        </w:rPr>
-        <w:t>Upgrade</w:t>
-      </w:r>
-      <w:r>
-        <w:rPr>
-          <w:rStyle w:val="SubtleReference"/>
-        </w:rPr>
-        <w:t xml:space="preserve"> </w:t>
-      </w:r>
-      <w:r>
-        <w:t xml:space="preserve">– Pay 1 Commodity </w:t>
-      </w:r>
-      <w:r>
-        <w:t xml:space="preserve">per Leader Level </w:t>
-      </w:r>
-      <w:r>
-        <w:t>and increase your Investments’ level by 1</w:t>
-      </w:r>
-      <w:r>
-        <w:t xml:space="preserve"> per Commodity paid</w:t>
+        <w:t xml:space="preserve">Sell </w:t>
+      </w:r>
+      <w:r>
+        <w:t xml:space="preserve">– Pay Commodities and gain up to Leader </w:t>
+      </w:r>
+      <w:r>
+        <w:t>l</w:t>
+      </w:r>
+      <w:r>
+        <w:t>evel Coins according to the Market Rate plus 1.</w:t>
+      </w:r>
+    </w:p>
+    <w:p>
+      <w:pPr>
+        <w:pStyle w:val="ListParagraph"/>
+      </w:pPr>
+      <w:r>
+        <w:t xml:space="preserve">Ex. At a Market Rate of 4, paying 10 Commodities will earn you 2 Coins. 10 / (4 + 1) </w:t>
+      </w:r>
+      <w:r>
+        <w:t>= 2.</w:t>
+      </w:r>
+    </w:p>
+    <w:p>
+      <w:pPr>
+        <w:pStyle w:val="ListParagraph"/>
+      </w:pPr>
+      <w:r>
+        <w:rPr>
+          <w:rStyle w:val="SubtleReference"/>
+        </w:rPr>
+        <w:t xml:space="preserve">Monetize </w:t>
+      </w:r>
+      <w:r>
+        <w:t xml:space="preserve">– Discard Cards and gain up to Leader </w:t>
+      </w:r>
+      <w:r>
+        <w:t>l</w:t>
+      </w:r>
+      <w:r>
+        <w:t>evel Coins according to 7 minus the Market Rate minus 1.</w:t>
+      </w:r>
+    </w:p>
+    <w:p>
+      <w:pPr>
+        <w:pStyle w:val="ListParagraph"/>
+      </w:pPr>
+      <w:r>
+        <w:t xml:space="preserve">Ex. At a Market Rate of 4, discarding 8 Cards will earn you 2 Coins. 8 / (7 - </w:t>
+      </w:r>
+      <w:r>
+        <w:t>(</w:t>
+      </w:r>
+      <w:r>
+        <w:t xml:space="preserve">4 </w:t>
+      </w:r>
+      <w:r>
+        <w:t>-</w:t>
+      </w:r>
+      <w:r>
+        <w:t xml:space="preserve"> 1)</w:t>
+      </w:r>
+      <w:r>
+        <w:t>)</w:t>
+      </w:r>
+      <w:r>
+        <w:t xml:space="preserve"> = 2.</w:t>
+      </w:r>
+    </w:p>
+    <w:p>
+      <w:pPr>
+        <w:pStyle w:val="ListParagraph"/>
+      </w:pPr>
+      <w:r>
+        <w:rPr>
+          <w:rStyle w:val="SubtleReference"/>
+        </w:rPr>
+        <w:t xml:space="preserve">Donate </w:t>
+      </w:r>
+      <w:r>
+        <w:t>– Pay 1 Coin per Leader level</w:t>
+      </w:r>
+      <w:r>
+        <w:t xml:space="preserve"> to the Royal Bank and gain half (rounded up) the number of donated Coins in Honor. Immediately decrease the level of the </w:t>
+      </w:r>
+      <w:r>
+        <w:t>Leader used by 1</w:t>
       </w:r>
       <w:r>
         <w:t>.</w:t>
@@ -1754,525 +2188,163 @@
     </w:p>
     <w:p>
       <w:pPr>
-        <w:pStyle w:val="ListParagraph"/>
-      </w:pPr>
-      <w:r>
-        <w:t xml:space="preserve">This action </w:t>
-      </w:r>
-      <w:r>
-        <w:t xml:space="preserve">may </w:t>
-      </w:r>
-      <w:r>
-        <w:t xml:space="preserve">upgrade </w:t>
-      </w:r>
-      <w:r>
-        <w:t xml:space="preserve">multiple </w:t>
-      </w:r>
-      <w:r>
-        <w:t>Investment</w:t>
-      </w:r>
-      <w:r>
-        <w:t>s</w:t>
-      </w:r>
-      <w:r>
-        <w:t>, but the total number of Investment levels increased may be no more than the Leader’s Level</w:t>
-      </w:r>
-      <w:r>
-        <w:t>.</w:t>
-      </w:r>
-    </w:p>
-    <w:p>
-      <w:pPr>
-        <w:pStyle w:val="ListParagraph"/>
-      </w:pPr>
-      <w:r>
-        <w:t>The maximum Investment level is either 3 or 6, depending on the Investment.</w:t>
-      </w:r>
-    </w:p>
-    <w:p>
-      <w:pPr>
-        <w:pStyle w:val="ListParagraph"/>
-      </w:pPr>
-      <w:r>
-        <w:rPr>
-          <w:rStyle w:val="SubtleReference"/>
-        </w:rPr>
+        <w:pStyle w:val="Quote"/>
+      </w:pPr>
+      <w:r>
+        <w:t>Imperial Reminder: The King frowns upon Undermarket dealings. Fortunately, frowns are not Laws.</w:t>
+      </w:r>
+    </w:p>
+    <w:p>
+      <w:pPr>
+        <w:pStyle w:val="Heading3"/>
+      </w:pPr>
+      <w:r>
+        <w:t>5.2.3. Court Actions</w:t>
+      </w:r>
+    </w:p>
+    <w:p>
+      <w:r>
+        <w:t xml:space="preserve">These actions represent </w:t>
+      </w:r>
+      <w:r>
+        <w:t xml:space="preserve">direct interactions with </w:t>
+      </w:r>
+      <w:r>
+        <w:t>the King and his Court</w:t>
+      </w:r>
+      <w:r>
+        <w:t>. Each may be used once per round by a single player.</w:t>
+      </w:r>
+    </w:p>
+    <w:p>
+      <w:pPr>
+        <w:pStyle w:val="ListParagraph"/>
+      </w:pPr>
+      <w:r>
+        <w:rPr>
+          <w:rStyle w:val="SubtleReference"/>
+        </w:rPr>
+        <w:t xml:space="preserve">Petition </w:t>
+      </w:r>
+      <w:r>
+        <w:t>– Play 1 Law per Leader level from your hand to the back of the Law Queue.</w:t>
+      </w:r>
+      <w:r>
+        <w:t xml:space="preserve"> Put one of your Card Markers on each Law played.</w:t>
+      </w:r>
+    </w:p>
+    <w:p>
+      <w:pPr>
+        <w:pStyle w:val="ListParagraph"/>
+      </w:pPr>
+      <w:r>
+        <w:rPr>
+          <w:rStyle w:val="SubtleReference"/>
+        </w:rPr>
+        <w:t xml:space="preserve">Postpone </w:t>
+      </w:r>
+      <w:r>
+        <w:t>– Move the Deliberated Law 1 space per Leader level backward in the Law Queue. Immediately make the f</w:t>
+      </w:r>
+      <w:r>
+        <w:t>ir</w:t>
+      </w:r>
+      <w:r>
+        <w:t>st Law in the Queue the new Deliberated Law.</w:t>
+      </w:r>
+    </w:p>
+    <w:p>
+      <w:pPr>
+        <w:pStyle w:val="ListParagraph"/>
+      </w:pPr>
+      <w:r>
+        <w:rPr>
+          <w:rStyle w:val="SubtleReference"/>
+        </w:rPr>
+        <w:t xml:space="preserve">Prioritize </w:t>
+      </w:r>
+      <w:r>
+        <w:t>– Move any Law in the Queue, except the Deliberated Law, forward 1 space per Leader Level.</w:t>
+      </w:r>
+    </w:p>
+    <w:p>
+      <w:pPr>
+        <w:pStyle w:val="ListParagraph"/>
+      </w:pPr>
+      <w:r>
+        <w:t>The moved Law may never replace the Deliberated Law.</w:t>
+      </w:r>
+    </w:p>
+    <w:p>
+      <w:pPr>
+        <w:pStyle w:val="ListParagraph"/>
+      </w:pPr>
+      <w:r>
+        <w:rPr>
+          <w:rStyle w:val="SubtleReference"/>
+        </w:rPr>
+        <w:t xml:space="preserve">Flatter </w:t>
+      </w:r>
+      <w:r>
+        <w:t>– Gain the King’s Favor and half the Leader’s level in Coins from the Royal Bank.</w:t>
+      </w:r>
+    </w:p>
+    <w:p>
+      <w:pPr>
+        <w:pStyle w:val="ListParagraph"/>
+      </w:pPr>
+      <w:r>
+        <w:rPr>
+          <w:rStyle w:val="SubtleReference"/>
+        </w:rPr>
+        <w:t xml:space="preserve">Buy </w:t>
+      </w:r>
+      <w:r>
+        <w:t>– Pay 1 Coin per Leader Level and gain Commodities according to the Market Rate.</w:t>
+      </w:r>
+    </w:p>
+    <w:p>
+      <w:pPr>
+        <w:pStyle w:val="ListParagraph"/>
+      </w:pPr>
+      <w:r>
+        <w:t>Ex. At a Market Rate of 4, paying 2 Coins will earn you 8 Commodities. 2 * 4 = 8.</w:t>
+      </w:r>
+    </w:p>
+    <w:p>
+      <w:pPr>
+        <w:pStyle w:val="ListParagraph"/>
+      </w:pPr>
+      <w:r>
+        <w:rPr>
+          <w:rStyle w:val="SubtleReference"/>
+        </w:rPr>
+        <w:t xml:space="preserve">Sell </w:t>
+      </w:r>
+      <w:r>
+        <w:t>– Pay Commodities and gain up to Leader level Coins according to the Market Rate.</w:t>
+      </w:r>
+    </w:p>
+    <w:p>
+      <w:pPr>
+        <w:pStyle w:val="ListParagraph"/>
+      </w:pPr>
+      <w:r>
         <w:lastRenderedPageBreak/>
-        <w:t xml:space="preserve">Commission </w:t>
-      </w:r>
-      <w:r>
-        <w:t>– Immediately gain a new Leader and place it on this action space next to your original Leader. Set the new Leader’s level to half (rounded up) of the original Leader’s level.</w:t>
-      </w:r>
-    </w:p>
-    <w:p>
-      <w:pPr>
-        <w:pStyle w:val="ListParagraph"/>
-        <w:ind w:left="1800"/>
-      </w:pPr>
-      <w:r>
-        <w:t>The maximum number of Leaders a player may have is 10.</w:t>
-      </w:r>
-    </w:p>
-    <w:p>
-      <w:pPr>
-        <w:pStyle w:val="ListParagraph"/>
-      </w:pPr>
-      <w:r>
-        <w:rPr>
-          <w:rStyle w:val="SubtleReference"/>
-        </w:rPr>
-        <w:t xml:space="preserve">Promote </w:t>
-      </w:r>
-      <w:r>
-        <w:t>– Immediately increase your Leader’s Level by 1.</w:t>
-      </w:r>
-    </w:p>
-    <w:p>
-      <w:pPr>
-        <w:pStyle w:val="ListParagraph"/>
-      </w:pPr>
-      <w:r>
-        <w:t xml:space="preserve">The maximum </w:t>
-      </w:r>
-      <w:r>
-        <w:t xml:space="preserve">Leader level </w:t>
-      </w:r>
-      <w:r>
-        <w:t xml:space="preserve">is </w:t>
-      </w:r>
-      <w:r>
-        <w:t>6.</w:t>
-      </w:r>
-    </w:p>
-    <w:p>
-      <w:pPr>
-        <w:pStyle w:val="ListParagraph"/>
-      </w:pPr>
-      <w:r>
-        <w:rPr>
-          <w:rStyle w:val="SubtleReference"/>
-        </w:rPr>
-        <w:t xml:space="preserve">Sue </w:t>
-      </w:r>
-      <w:r>
-        <w:t xml:space="preserve">– Initiate a Trial against another player. The </w:t>
-      </w:r>
-      <w:r>
-        <w:t xml:space="preserve">other </w:t>
-      </w:r>
-      <w:r>
-        <w:t xml:space="preserve">player must immediately place an unused </w:t>
-      </w:r>
-      <w:r>
-        <w:t>L</w:t>
-      </w:r>
-      <w:r>
-        <w:t>eader on this action. The two players then perform a Trial</w:t>
-      </w:r>
-      <w:r>
-        <w:t>, following the instructions in 7.2</w:t>
-      </w:r>
-      <w:r>
-        <w:t>.</w:t>
-      </w:r>
-    </w:p>
-    <w:p>
-      <w:pPr>
-        <w:pStyle w:val="ListParagraph"/>
-      </w:pPr>
-      <w:r>
-        <w:t>The other player cannot deny performing this action.</w:t>
-      </w:r>
-    </w:p>
-    <w:p>
-      <w:pPr>
-        <w:pStyle w:val="ListParagraph"/>
-      </w:pPr>
-      <w:r>
-        <w:rPr>
-          <w:rStyle w:val="SubtleReference"/>
-        </w:rPr>
-        <w:t>Negotiate</w:t>
-      </w:r>
-      <w:r>
-        <w:rPr>
-          <w:rStyle w:val="SubtleReference"/>
-        </w:rPr>
-        <w:t xml:space="preserve"> </w:t>
-      </w:r>
-      <w:r>
-        <w:t xml:space="preserve">– </w:t>
-      </w:r>
-      <w:r>
-        <w:t xml:space="preserve">Form an alliance with another player. The other player </w:t>
-      </w:r>
-      <w:r>
-        <w:t>immediateply places an unused Leader on this action.</w:t>
-      </w:r>
-      <w:r>
-        <w:t xml:space="preserve"> The two players</w:t>
-      </w:r>
-      <w:r>
-        <w:t xml:space="preserve"> then exchange 1 Alliance Token per Leader level they used.</w:t>
-      </w:r>
-    </w:p>
-    <w:p>
-      <w:pPr>
-        <w:pStyle w:val="ListParagraph"/>
-      </w:pPr>
-      <w:r>
-        <w:t>The other player may dany performing this action. In this case, the first player may choose another player to ally with or take the action back entirely.</w:t>
-      </w:r>
-    </w:p>
-    <w:p>
-      <w:pPr>
-        <w:pStyle w:val="ListParagraph"/>
-      </w:pPr>
-      <w:r>
-        <w:t xml:space="preserve">The two players using this action may only give 1 Alliance Token per Leader level they used. This may result in an uneven exchange </w:t>
-      </w:r>
-      <w:r>
-        <w:t xml:space="preserve">of Alliance Tokens </w:t>
-      </w:r>
-      <w:r>
-        <w:t>if the players used Leaders of unequal levels</w:t>
-      </w:r>
-      <w:r>
-        <w:t>.</w:t>
-      </w:r>
-    </w:p>
-    <w:p>
-      <w:pPr>
-        <w:pStyle w:val="Quote"/>
-      </w:pPr>
-      <w:r>
-        <w:t>Margin Note — Persian Fact: Only one satrap could “petition” the King at a time, but provincial matters were handled independently.</w:t>
-      </w:r>
-    </w:p>
-    <w:p>
-      <w:pPr>
-        <w:pStyle w:val="Heading3"/>
-      </w:pPr>
-      <w:r>
-        <w:t>5.2.2. Undermarket Actions</w:t>
-      </w:r>
-    </w:p>
-    <w:p>
-      <w:r>
-        <w:t>These represent illicit dealings outside the King’s oversight</w:t>
-      </w:r>
-      <w:r>
-        <w:t xml:space="preserve"> and come with a penalty for use</w:t>
-      </w:r>
-      <w:r>
-        <w:t>. Each may be used once per player per round.</w:t>
-      </w:r>
-    </w:p>
-    <w:p>
-      <w:pPr>
-        <w:pStyle w:val="ListParagraph"/>
-      </w:pPr>
-      <w:r>
-        <w:rPr>
-          <w:rStyle w:val="SubtleReference"/>
-        </w:rPr>
-        <w:t xml:space="preserve">Buy </w:t>
-      </w:r>
-      <w:r>
-        <w:t>– Pay 1 Coin per Leader Level and gain Commodities</w:t>
-      </w:r>
-      <w:r>
-        <w:t xml:space="preserve"> according to the Market Rate</w:t>
-      </w:r>
-      <w:r>
-        <w:t xml:space="preserve"> minus 1</w:t>
-      </w:r>
-      <w:r>
-        <w:t>.</w:t>
-      </w:r>
-    </w:p>
-    <w:p>
-      <w:pPr>
-        <w:pStyle w:val="ListParagraph"/>
-      </w:pPr>
-      <w:r>
-        <w:t>Ex. At a Market Rate of 4, paying 2 Coins will earn you 6 Commodities. 2 * (4</w:t>
-      </w:r>
-      <w:r>
-        <w:t xml:space="preserve"> </w:t>
-      </w:r>
-      <w:r>
-        <w:t>-</w:t>
-      </w:r>
-      <w:r>
-        <w:t xml:space="preserve"> </w:t>
-      </w:r>
-      <w:r>
-        <w:t>1) = 6</w:t>
-      </w:r>
-      <w:r>
-        <w:t>.</w:t>
-      </w:r>
-    </w:p>
-    <w:p>
-      <w:pPr>
-        <w:pStyle w:val="ListParagraph"/>
-      </w:pPr>
-      <w:r>
-        <w:rPr>
-          <w:rStyle w:val="SubtleReference"/>
-        </w:rPr>
-        <w:t xml:space="preserve">Sell </w:t>
-      </w:r>
-      <w:r>
-        <w:t xml:space="preserve">– Pay Commodities and gain up to Leader </w:t>
-      </w:r>
-      <w:r>
-        <w:t>l</w:t>
-      </w:r>
-      <w:r>
-        <w:t>evel Coins according to the Market Rate plus 1.</w:t>
-      </w:r>
-    </w:p>
-    <w:p>
-      <w:pPr>
-        <w:pStyle w:val="ListParagraph"/>
-      </w:pPr>
-      <w:r>
-        <w:t xml:space="preserve">Ex. At a Market Rate of 4, paying 10 Commodities will earn you 2 Coins. 10 / (4 + 1) </w:t>
-      </w:r>
-      <w:r>
-        <w:t>= 2.</w:t>
-      </w:r>
-    </w:p>
-    <w:p>
-      <w:pPr>
-        <w:pStyle w:val="ListParagraph"/>
-      </w:pPr>
-      <w:r>
-        <w:rPr>
-          <w:rStyle w:val="SubtleReference"/>
-        </w:rPr>
-        <w:lastRenderedPageBreak/>
+        <w:t>Ex. At a Market Rate of 4, paying 8 Commodities will earn you 2 Coins. 8 / 4 = 2.</w:t>
+      </w:r>
+    </w:p>
+    <w:p>
+      <w:pPr>
+        <w:pStyle w:val="ListParagraph"/>
+      </w:pPr>
+      <w:r>
+        <w:rPr>
+          <w:rStyle w:val="SubtleReference"/>
+        </w:rPr>
         <w:t xml:space="preserve">Monetize </w:t>
       </w:r>
       <w:r>
-        <w:t xml:space="preserve">– Discard Cards and gain up to Leader </w:t>
-      </w:r>
-      <w:r>
-        <w:t>l</w:t>
-      </w:r>
-      <w:r>
-        <w:t>evel Coins according to 7 minus the Market Rate minus 1.</w:t>
-      </w:r>
-    </w:p>
-    <w:p>
-      <w:pPr>
-        <w:pStyle w:val="ListParagraph"/>
-      </w:pPr>
-      <w:r>
-        <w:t xml:space="preserve">Ex. At a Market Rate of 4, discarding 8 Cards will earn you 2 Coins. 8 / (7 - </w:t>
-      </w:r>
-      <w:r>
-        <w:t>(</w:t>
-      </w:r>
-      <w:r>
-        <w:t xml:space="preserve">4 </w:t>
-      </w:r>
-      <w:r>
-        <w:t>-</w:t>
-      </w:r>
-      <w:r>
-        <w:t xml:space="preserve"> 1)</w:t>
-      </w:r>
-      <w:r>
-        <w:t>)</w:t>
-      </w:r>
-      <w:r>
-        <w:t xml:space="preserve"> = 2.</w:t>
-      </w:r>
-    </w:p>
-    <w:p>
-      <w:pPr>
-        <w:pStyle w:val="ListParagraph"/>
-      </w:pPr>
-      <w:r>
-        <w:rPr>
-          <w:rStyle w:val="SubtleReference"/>
-        </w:rPr>
-        <w:t xml:space="preserve">Donate </w:t>
-      </w:r>
-      <w:r>
-        <w:t>– Pay 1 Coin per Leader level</w:t>
-      </w:r>
-      <w:r>
-        <w:t xml:space="preserve"> to the Royal Bank and gain half (rounded up) the number of donated Coins in Honor. Immediately decrease the level of the </w:t>
-      </w:r>
-      <w:r>
-        <w:t>Leader used by 1</w:t>
-      </w:r>
-      <w:r>
-        <w:t>.</w:t>
-      </w:r>
-    </w:p>
-    <w:p>
-      <w:pPr>
-        <w:pStyle w:val="Quote"/>
-      </w:pPr>
-      <w:r>
-        <w:t>Imperial Reminder: The King frowns upon Undermarket dealings. Fortunately, frowns are not Laws.</w:t>
-      </w:r>
-    </w:p>
-    <w:p>
-      <w:pPr>
-        <w:pStyle w:val="Heading3"/>
-      </w:pPr>
-      <w:r>
-        <w:t>5.2.3. Court Actions</w:t>
-      </w:r>
-    </w:p>
-    <w:p>
-      <w:r>
-        <w:t xml:space="preserve">These actions represent </w:t>
-      </w:r>
-      <w:r>
-        <w:t xml:space="preserve">direct interactions with </w:t>
-      </w:r>
-      <w:r>
-        <w:t>the King and his Court</w:t>
-      </w:r>
-      <w:r>
-        <w:t>. Each may be used once per round by a single player.</w:t>
-      </w:r>
-    </w:p>
-    <w:p>
-      <w:pPr>
-        <w:pStyle w:val="ListParagraph"/>
-      </w:pPr>
-      <w:r>
-        <w:rPr>
-          <w:rStyle w:val="SubtleReference"/>
-        </w:rPr>
-        <w:t xml:space="preserve">Petition </w:t>
-      </w:r>
-      <w:r>
-        <w:t>– Play 1 Law per Leader level from your hand to the back of the Law Queue.</w:t>
-      </w:r>
-      <w:r>
-        <w:t xml:space="preserve"> Put one of your Card Markers on each Law played.</w:t>
-      </w:r>
-    </w:p>
-    <w:p>
-      <w:pPr>
-        <w:pStyle w:val="ListParagraph"/>
-      </w:pPr>
-      <w:r>
-        <w:rPr>
-          <w:rStyle w:val="SubtleReference"/>
-        </w:rPr>
-        <w:t xml:space="preserve">Postpone </w:t>
-      </w:r>
-      <w:r>
-        <w:t>– Move the Deliberated Law 1 space per Leader level backward in the Law Queue. Immediately make the f</w:t>
-      </w:r>
-      <w:r>
-        <w:t>ir</w:t>
-      </w:r>
-      <w:r>
-        <w:t>st Law in the Queue the new Deliberated Law.</w:t>
-      </w:r>
-    </w:p>
-    <w:p>
-      <w:pPr>
-        <w:pStyle w:val="ListParagraph"/>
-      </w:pPr>
-      <w:r>
-        <w:rPr>
-          <w:rStyle w:val="SubtleReference"/>
-        </w:rPr>
-        <w:t xml:space="preserve">Prioritize </w:t>
-      </w:r>
-      <w:r>
-        <w:t>– Move any Law in the Queue, except the Deliberated Law, forward 1 space per Leader Level.</w:t>
-      </w:r>
-    </w:p>
-    <w:p>
-      <w:pPr>
-        <w:pStyle w:val="ListParagraph"/>
-      </w:pPr>
-      <w:r>
-        <w:t>The moved Law may never replace the Deliberated Law.</w:t>
-      </w:r>
-    </w:p>
-    <w:p>
-      <w:pPr>
-        <w:pStyle w:val="ListParagraph"/>
-      </w:pPr>
-      <w:r>
-        <w:rPr>
-          <w:rStyle w:val="SubtleReference"/>
-        </w:rPr>
-        <w:t xml:space="preserve">Flatter </w:t>
-      </w:r>
-      <w:r>
-        <w:t>– Gain the King’s Favor and half the Leader’s level in Coins from the Royal Bank.</w:t>
-      </w:r>
-    </w:p>
-    <w:p>
-      <w:pPr>
-        <w:pStyle w:val="ListParagraph"/>
-      </w:pPr>
-      <w:r>
-        <w:rPr>
-          <w:rStyle w:val="SubtleReference"/>
-        </w:rPr>
-        <w:t xml:space="preserve">Buy </w:t>
-      </w:r>
-      <w:r>
-        <w:t>– Pay 1 Coin per Leader Level and gain Commodities according to the Market Rate.</w:t>
-      </w:r>
-    </w:p>
-    <w:p>
-      <w:pPr>
-        <w:pStyle w:val="ListParagraph"/>
-      </w:pPr>
-      <w:r>
-        <w:t>Ex. At a Market Rate of 4, paying 2 Coins will earn you 8 Commodities. 2 * 4 = 8.</w:t>
-      </w:r>
-    </w:p>
-    <w:p>
-      <w:pPr>
-        <w:pStyle w:val="ListParagraph"/>
-      </w:pPr>
-      <w:r>
-        <w:rPr>
-          <w:rStyle w:val="SubtleReference"/>
-        </w:rPr>
-        <w:t xml:space="preserve">Sell </w:t>
-      </w:r>
-      <w:r>
-        <w:t>– Pay Commodities and gain up to Leader level Coins according to the Market Rate.</w:t>
-      </w:r>
-    </w:p>
-    <w:p>
-      <w:pPr>
-        <w:pStyle w:val="ListParagraph"/>
-      </w:pPr>
-      <w:r>
-        <w:t>Ex. At a Market Rate of 4, paying 8 Commodities will earn you 2 Coins. 8 / 4 = 2.</w:t>
-      </w:r>
-    </w:p>
-    <w:p>
-      <w:pPr>
-        <w:pStyle w:val="ListParagraph"/>
-      </w:pPr>
-      <w:r>
-        <w:rPr>
-          <w:rStyle w:val="SubtleReference"/>
-        </w:rPr>
-        <w:t xml:space="preserve">Monetize </w:t>
-      </w:r>
-      <w:r>
         <w:t>– Discard Cards and gain up to Leader level Coins according to 7 minus the Market Rate.</w:t>
       </w:r>
     </w:p>
@@ -2304,7 +2376,6 @@
         <w:rPr>
           <w:rStyle w:val="SubtleReference"/>
         </w:rPr>
-        <w:lastRenderedPageBreak/>
         <w:t xml:space="preserve">Donate </w:t>
       </w:r>
       <w:r>
@@ -2465,6 +2536,7 @@
         <w:pStyle w:val="ListParagraph"/>
       </w:pPr>
       <w:r>
+        <w:lastRenderedPageBreak/>
         <w:t xml:space="preserve">Roll one die per player, halve each </w:t>
       </w:r>
       <w:r>
@@ -2503,11 +2575,7 @@
         <w:t>Count the number of Troops deployed by each army. The side with the greater number of Troops wins the battle. Discard the defeated army</w:t>
       </w:r>
       <w:r>
-        <w:t xml:space="preserve"> and an equal number </w:t>
-      </w:r>
-      <w:r>
-        <w:lastRenderedPageBreak/>
-        <w:t xml:space="preserve">of Troops from the victorious army. Count </w:t>
+        <w:t xml:space="preserve"> and an equal number of Troops from the victorious army. Count </w:t>
       </w:r>
       <w:r>
         <w:t>a battle with equal army sizes as a Persian victory and discard both sides completely.</w:t>
@@ -2679,6 +2747,7 @@
         <w:pStyle w:val="ListParagraph"/>
       </w:pPr>
       <w:r>
+        <w:lastRenderedPageBreak/>
         <w:t>All Scheme pouches are gathered from the players and shuffled thouroughly.</w:t>
       </w:r>
     </w:p>
@@ -2709,7 +2778,6 @@
         <w:rPr>
           <w:rStyle w:val="SubtleReference"/>
         </w:rPr>
-        <w:lastRenderedPageBreak/>
         <w:t>Guard Roll</w:t>
       </w:r>
       <w:r>
@@ -2934,6 +3002,7 @@
         <w:pStyle w:val="ListParagraph"/>
       </w:pPr>
       <w:r>
+        <w:lastRenderedPageBreak/>
         <w:t>Adjust the Market Rate by rolling a non-player die then performing the corresponding action</w:t>
       </w:r>
       <w:r>
@@ -2973,7 +3042,6 @@
         </w:numPr>
       </w:pPr>
       <w:r>
-        <w:lastRenderedPageBreak/>
         <w:t>If the result is lower than the Ma</w:t>
       </w:r>
       <w:r>
@@ -2999,10 +3067,7 @@
         </w:rPr>
       </w:pPr>
       <w:r>
-        <w:t xml:space="preserve">The scribes now determine whether the empire’s long war has reached its conclusion. If the Greek Reserves are completely empty, the campaign is over and final honors are tallied. </w:t>
-      </w:r>
-      <w:r>
-        <w:t>Otherwise, the next round may begin.</w:t>
+        <w:t>The scribes now determine whether the empire’s long war has reached its conclusion. If the Greek Reserves are completely empty, the campaign is over and final honors are tallied. Otherwise, the next round may begin.</w:t>
       </w:r>
       <w:r>
         <w:rPr>
@@ -3146,7 +3211,11 @@
         <w:t>.</w:t>
       </w:r>
       <w:r>
-        <w:t xml:space="preserve"> After performing the trade, the Market Rate decreases, reflecting the </w:t>
+        <w:t xml:space="preserve"> After </w:t>
+      </w:r>
+      <w:r>
+        <w:lastRenderedPageBreak/>
+        <w:t xml:space="preserve">performing the trade, the Market Rate decreases, reflecting the </w:t>
       </w:r>
       <w:r>
         <w:t>decreased s</w:t>
@@ -3183,33 +3252,130 @@
     </w:p>
     <w:p>
       <w:r>
-        <w:t xml:space="preserve">When players sell Commodities, the Market Rate determines the number of Commodities they must discard to gain a single Coin. This rate may be affected first by the type of action (Court/Undermarket) and then by the player’s Investments. After performing </w:t>
-      </w:r>
+        <w:t>When players sell Commodities, the Market Rate determines the number of Commodities they must discard to gain a single Coin. This rate may be affected first by the type of action (Court/Undermarket) and then by the player’s Investments. After performing the trade, the Market Rate increases, reflecting the increased supply of Commodities in the market and a corresponding decrease in their value.</w:t>
+      </w:r>
+    </w:p>
+    <w:p>
+      <w:pPr>
+        <w:pStyle w:val="Heading4"/>
+      </w:pPr>
+      <w:r>
+        <w:t>7.1.2.3</w:t>
+      </w:r>
+      <w:r>
+        <w:t>.</w:t>
+      </w:r>
+      <w:r>
+        <w:t xml:space="preserve"> Economic Reallocation during the Reports Phase</w:t>
+      </w:r>
+    </w:p>
+    <w:p>
+      <w:r>
+        <w:t xml:space="preserve">At the end of every round, the Market Rate changes randomly to reflect the impact of the players on the general economics of the Empire and vice versa. </w:t>
+      </w:r>
+      <w:r>
+        <w:t>See 6.8 for details on performing this change.</w:t>
+      </w:r>
+    </w:p>
+    <w:p>
+      <w:pPr>
+        <w:pStyle w:val="Heading3"/>
+      </w:pPr>
+      <w:r>
+        <w:t>7.1.3. Other Effects of the Market Rate</w:t>
+      </w:r>
+    </w:p>
+    <w:p>
+      <w:r>
+        <w:t>The Market Rate also plays a role in the following situations:</w:t>
+      </w:r>
+    </w:p>
+    <w:p>
+      <w:pPr>
+        <w:pStyle w:val="Heading4"/>
+      </w:pPr>
+      <w:r>
+        <w:t>7.1.3.1.</w:t>
+      </w:r>
+      <w:r>
+        <w:t xml:space="preserve"> Monetize Action</w:t>
+      </w:r>
+    </w:p>
+    <w:p>
+      <w:r>
+        <w:t xml:space="preserve">When players sell Cards (ideas) from their hand, the Market Rate determines the number of Cards they must discard to gain a single Coin. This rate may be affected first by the type of action (Court/Undermarket) and then by the player’s Investments. </w:t>
+      </w:r>
+      <w:r>
+        <w:t>This trade does not influence the Market Rate since the sale of ideas does not necessitate a change in the availability of physical assets.</w:t>
+      </w:r>
+    </w:p>
+    <w:p>
+      <w:pPr>
+        <w:pStyle w:val="Heading4"/>
+      </w:pPr>
+      <w:r>
+        <w:t>7.1.3.2. Emergency Trades</w:t>
+      </w:r>
+    </w:p>
+    <w:p>
+      <w:r>
+        <w:rPr>
+          <w:rStyle w:val="SubtleReference"/>
+        </w:rPr>
+        <w:t>Emergency Trades</w:t>
+      </w:r>
+      <w:r>
+        <w:t xml:space="preserve"> represent the generosity of the King to ensure his subjects have the ability to respond appropriately to </w:t>
+      </w:r>
+      <w:r>
+        <w:t>unforeseen</w:t>
+      </w:r>
+      <w:r>
+        <w:t xml:space="preserve"> issue</w:t>
+      </w:r>
+      <w:r>
+        <w:t xml:space="preserve">s. </w:t>
+      </w:r>
+      <w:r>
+        <w:t xml:space="preserve">When a player is required to pay Coins for a Tax or </w:t>
+      </w:r>
+      <w:r>
+        <w:t>Trial,</w:t>
+      </w:r>
+      <w:r>
+        <w:t xml:space="preserve"> but the player does not have enough Coins to pay the full cost, the player may </w:t>
+      </w:r>
+      <w:r>
+        <w:t>immediately discard Commodities or Cards to gain Coins and pay their remaining fee. When making an Emergency</w:t>
+      </w:r>
+      <w:r>
+        <w:t xml:space="preserve"> Trade, the player may not apply any effects provided by Investments to alter the Market Rate.</w:t>
+      </w:r>
+      <w:r>
+        <w:t xml:space="preserve"> The player then follows the normal procedure for Selling or </w:t>
+      </w:r>
+      <w:r>
+        <w:t>Monetizing</w:t>
+      </w:r>
+      <w:r>
+        <w:t xml:space="preserve">, depending on which resource they choose to discard. </w:t>
+      </w:r>
+      <w:r>
+        <w:t>The player takes any Coins gained from the Free Bank and immediately uses them to pay the fee.</w:t>
+      </w:r>
+    </w:p>
+    <w:p>
+      <w:r>
+        <w:t xml:space="preserve">If a player cannot trade enough Commodities and Cards to pay their fee, all previous Emergency Trades they performed are reversed, and </w:t>
+      </w:r>
+      <w:r>
+        <w:t>they immediately lose 1 Honor for the shame of having no money.</w:t>
+      </w:r>
+    </w:p>
+    <w:p>
       <w:r>
         <w:lastRenderedPageBreak/>
-        <w:t>the trade, the Market Rate increases, reflecting the increased supply of Commodities in the market and a corresponding decrease in their value.</w:t>
-      </w:r>
-    </w:p>
-    <w:p>
-      <w:pPr>
-        <w:pStyle w:val="Heading4"/>
-      </w:pPr>
-      <w:r>
-        <w:t>7.1.2.3</w:t>
-      </w:r>
-      <w:r>
-        <w:t>.</w:t>
-      </w:r>
-      <w:r>
-        <w:t xml:space="preserve"> Economic Reallocation during the Reports Phase</w:t>
-      </w:r>
-    </w:p>
-    <w:p>
-      <w:r>
-        <w:t xml:space="preserve">At the end of every round, the Market Rate changes randomly to reflect the impact of the players on the general economics of the Empire and vice versa. </w:t>
-      </w:r>
-      <w:r>
-        <w:t>See 6.8 for details on performing this change.</w:t>
+        <w:t>Emergency Trades do not influence the Market Rate since they are unplanned and commonly involve fewer resources.</w:t>
       </w:r>
     </w:p>
     <w:p>
@@ -3217,106 +3383,6 @@
         <w:pStyle w:val="Heading3"/>
       </w:pPr>
       <w:r>
-        <w:t>7.1.3. Other Effects of the Market Rate</w:t>
-      </w:r>
-    </w:p>
-    <w:p>
-      <w:r>
-        <w:t>The Market Rate also plays a role in the following situations:</w:t>
-      </w:r>
-    </w:p>
-    <w:p>
-      <w:pPr>
-        <w:pStyle w:val="Heading4"/>
-      </w:pPr>
-      <w:r>
-        <w:t>7.1.3.1.</w:t>
-      </w:r>
-      <w:r>
-        <w:t xml:space="preserve"> Monetize Action</w:t>
-      </w:r>
-    </w:p>
-    <w:p>
-      <w:r>
-        <w:t xml:space="preserve">When players sell Cards (ideas) from their hand, the Market Rate determines the number of Cards they must discard to gain a single Coin. This rate may be affected first by the type of action (Court/Undermarket) and then by the player’s Investments. </w:t>
-      </w:r>
-      <w:r>
-        <w:t>This trade does not influence the Market Rate since the sale of ideas does not necessitate a change in the availability of physical assets.</w:t>
-      </w:r>
-    </w:p>
-    <w:p>
-      <w:pPr>
-        <w:pStyle w:val="Heading4"/>
-      </w:pPr>
-      <w:r>
-        <w:t>7.1.3.2. Emergency Trades</w:t>
-      </w:r>
-    </w:p>
-    <w:p>
-      <w:r>
-        <w:rPr>
-          <w:rStyle w:val="SubtleReference"/>
-        </w:rPr>
-        <w:t>Emergency Trades</w:t>
-      </w:r>
-      <w:r>
-        <w:t xml:space="preserve"> represent the generosity of the King to ensure his subjects have the ability to respond appropriately to </w:t>
-      </w:r>
-      <w:r>
-        <w:t>unforeseen</w:t>
-      </w:r>
-      <w:r>
-        <w:t xml:space="preserve"> issue</w:t>
-      </w:r>
-      <w:r>
-        <w:t xml:space="preserve">s. </w:t>
-      </w:r>
-      <w:r>
-        <w:t xml:space="preserve">When a player is required to pay Coins for a Tax or </w:t>
-      </w:r>
-      <w:r>
-        <w:t>Trial,</w:t>
-      </w:r>
-      <w:r>
-        <w:t xml:space="preserve"> but the player does not have enough Coins to pay the full cost, the player may </w:t>
-      </w:r>
-      <w:r>
-        <w:t>immediately discard Commodities or Cards to gain Coins and pay their remaining fee. When making an Emergency</w:t>
-      </w:r>
-      <w:r>
-        <w:t xml:space="preserve"> Trade, the player may not apply any effects provided by Investments to alter the Market Rate.</w:t>
-      </w:r>
-      <w:r>
-        <w:t xml:space="preserve"> The player then follows the normal procedure for Selling or </w:t>
-      </w:r>
-      <w:r>
-        <w:t>Monetizing</w:t>
-      </w:r>
-      <w:r>
-        <w:t xml:space="preserve">, depending on which resource they choose to discard. </w:t>
-      </w:r>
-      <w:r>
-        <w:t>The player takes any Coins gained from the Free Bank and immediately uses them to pay the fee.</w:t>
-      </w:r>
-    </w:p>
-    <w:p>
-      <w:r>
-        <w:t xml:space="preserve">If a player cannot trade enough Commodities and Cards to pay their fee, all previous Emergency Trades they performed are reversed, and </w:t>
-      </w:r>
-      <w:r>
-        <w:t>they immediately lose 1 Honor for the shame of having no money.</w:t>
-      </w:r>
-    </w:p>
-    <w:p>
-      <w:r>
-        <w:t>Emergency Trades do not influence the Market Rate since they are unplanned and commonly involve fewer resources.</w:t>
-      </w:r>
-    </w:p>
-    <w:p>
-      <w:pPr>
-        <w:pStyle w:val="Heading3"/>
-      </w:pPr>
-      <w:r>
         <w:t>7.1.3. Resource Limitations</w:t>
       </w:r>
     </w:p>
@@ -3336,7 +3402,6 @@
         <w:pStyle w:val="Heading2"/>
       </w:pPr>
       <w:r>
-        <w:lastRenderedPageBreak/>
         <w:t xml:space="preserve">7.2. </w:t>
       </w:r>
       <w:r>
@@ -3531,6 +3596,7 @@
         </w:numPr>
       </w:pPr>
       <w:r>
+        <w:lastRenderedPageBreak/>
         <w:t>“My advisors are loyal</w:t>
       </w:r>
       <w:r>
@@ -3565,7 +3631,6 @@
         </w:rPr>
       </w:pPr>
       <w:r>
-        <w:lastRenderedPageBreak/>
         <w:t>7.2</w:t>
       </w:r>
       <w:r>
@@ -3753,6 +3818,7 @@
         <w:t xml:space="preserve">winner </w:t>
       </w:r>
       <w:r>
+        <w:lastRenderedPageBreak/>
         <w:t xml:space="preserve">earns 1 Honor, a mark of prestige that echoes through the </w:t>
       </w:r>
       <w:r>
@@ -3799,7 +3865,6 @@
         <w:pStyle w:val="Quote"/>
       </w:pPr>
       <w:r>
-        <w:lastRenderedPageBreak/>
         <w:t>Historical Note: Many satraps discovered that the surest way to win a Trial was to accuse their rival of something so absurd that the King found it believable.</w:t>
       </w:r>
     </w:p>
@@ -4117,7 +4182,6 @@
         </w:numPr>
       </w:pPr>
       <w:r>
-        <w:lastRenderedPageBreak/>
         <w:t xml:space="preserve">A </w:t>
       </w:r>
       <w:r>
@@ -4470,6 +4534,7 @@
         </w:numPr>
       </w:pPr>
       <w:r>
+        <w:lastRenderedPageBreak/>
         <w:t xml:space="preserve">Every time </w:t>
       </w:r>
       <w:r>
@@ -4516,7 +4581,6 @@
         </w:rPr>
       </w:pPr>
       <w:r>
-        <w:lastRenderedPageBreak/>
         <w:t>7</w:t>
       </w:r>
       <w:r>
@@ -4755,6 +4819,7 @@
         </w:numPr>
       </w:pPr>
       <w:r>
+        <w:lastRenderedPageBreak/>
         <w:t xml:space="preserve">Alliances are bilateral and formed only through </w:t>
       </w:r>
       <w:r>
@@ -4774,7 +4839,6 @@
         <w:pStyle w:val="Heading1"/>
       </w:pPr>
       <w:r>
-        <w:lastRenderedPageBreak/>
         <w:t xml:space="preserve">8. </w:t>
       </w:r>
       <w:r>

--- a/Rulebook.docx
+++ b/Rulebook.docx
@@ -5011,11 +5011,325 @@
       </w:r>
     </w:p>
     <w:p>
-      <w:r>
-        <w:t>FAQs, strategy tips, and variants</w:t>
-      </w:r>
-    </w:p>
-    <w:p/>
+      <w:pPr>
+        <w:pStyle w:val="Heading2"/>
+      </w:pPr>
+      <w:r>
+        <w:t>9.1. Tips for your first game</w:t>
+      </w:r>
+    </w:p>
+    <w:p>
+      <w:pPr>
+        <w:pStyle w:val="Heading2"/>
+      </w:pPr>
+      <w:r>
+        <w:t>9.2. Variants</w:t>
+      </w:r>
+    </w:p>
+    <w:p>
+      <w:pPr>
+        <w:pStyle w:val="Heading3"/>
+      </w:pPr>
+      <w:r>
+        <w:t>9.2.</w:t>
+      </w:r>
+      <w:r>
+        <w:t>1. Shorter/Longer Games</w:t>
+      </w:r>
+    </w:p>
+    <w:p>
+      <w:r>
+        <w:t>The length of the game can easily be manipulated</w:t>
+      </w:r>
+      <w:r>
+        <w:t xml:space="preserve"> by changing the number of Greek Troops </w:t>
+      </w:r>
+      <w:r>
+        <w:t xml:space="preserve">per player </w:t>
+      </w:r>
+      <w:r>
+        <w:t xml:space="preserve">to </w:t>
+      </w:r>
+      <w:r>
+        <w:t>add to the Reserves at the beginning of the game. Standard games start with 12 Greeks per player</w:t>
+      </w:r>
+      <w:r>
+        <w:t>, causing the game to last roughly 6 rounds.</w:t>
+      </w:r>
+      <w:r>
+        <w:t xml:space="preserve"> If you want to play a shorter game, </w:t>
+      </w:r>
+      <w:r>
+        <w:t>lower the starting number of</w:t>
+      </w:r>
+      <w:r>
+        <w:t xml:space="preserve"> Greeks</w:t>
+      </w:r>
+      <w:r>
+        <w:t xml:space="preserve">. Use 10 Greeks per player for 5 rounds, 8 Greeks for 4 rounds, 6 Greeks for 3 rounds, </w:t>
+      </w:r>
+      <w:r>
+        <w:t>etc.</w:t>
+      </w:r>
+      <w:r>
+        <w:t xml:space="preserve"> </w:t>
+      </w:r>
+      <w:r>
+        <w:t xml:space="preserve">If you want to play a </w:t>
+      </w:r>
+      <w:r>
+        <w:t>longer</w:t>
+      </w:r>
+      <w:r>
+        <w:t xml:space="preserve"> game, </w:t>
+      </w:r>
+      <w:r>
+        <w:t>raise</w:t>
+      </w:r>
+      <w:r>
+        <w:t xml:space="preserve"> the starting number of Greeks. Use 1</w:t>
+      </w:r>
+      <w:r>
+        <w:t>4</w:t>
+      </w:r>
+      <w:r>
+        <w:t xml:space="preserve"> Greeks per player for </w:t>
+      </w:r>
+      <w:r>
+        <w:t>7</w:t>
+      </w:r>
+      <w:r>
+        <w:t xml:space="preserve"> rounds, </w:t>
+      </w:r>
+      <w:r>
+        <w:t>16</w:t>
+      </w:r>
+      <w:r>
+        <w:t xml:space="preserve"> Greeks for </w:t>
+      </w:r>
+      <w:r>
+        <w:t>8</w:t>
+      </w:r>
+      <w:r>
+        <w:t xml:space="preserve"> </w:t>
+      </w:r>
+      <w:r>
+        <w:lastRenderedPageBreak/>
+        <w:t xml:space="preserve">rounds, </w:t>
+      </w:r>
+      <w:r>
+        <w:t>18</w:t>
+      </w:r>
+      <w:r>
+        <w:t xml:space="preserve"> Greeks for </w:t>
+      </w:r>
+      <w:r>
+        <w:t>9</w:t>
+      </w:r>
+      <w:r>
+        <w:t xml:space="preserve"> rounds, </w:t>
+      </w:r>
+      <w:r>
+        <w:t>etc.</w:t>
+      </w:r>
+      <w:r>
+        <w:t xml:space="preserve"> Note that the longer the game, the more Edicts your game will have; the shorter the game, the fewer the Edicts.</w:t>
+      </w:r>
+    </w:p>
+    <w:p>
+      <w:pPr>
+        <w:pStyle w:val="Heading3"/>
+      </w:pPr>
+      <w:r>
+        <w:t>9.2.</w:t>
+      </w:r>
+      <w:r>
+        <w:t>2</w:t>
+      </w:r>
+      <w:r>
+        <w:t>. Alexander the Great</w:t>
+      </w:r>
+    </w:p>
+    <w:p>
+      <w:r>
+        <w:t xml:space="preserve">For player groups </w:t>
+      </w:r>
+      <w:r>
+        <w:t xml:space="preserve">looking for </w:t>
+      </w:r>
+      <w:r>
+        <w:t xml:space="preserve">a more cooperative challenge or </w:t>
+      </w:r>
+      <w:r>
+        <w:t xml:space="preserve">more pressure </w:t>
+      </w:r>
+      <w:r>
+        <w:t>from the battlefront, add a step to the Reports Phase where the Greek Reserves receive reinforcements.</w:t>
+      </w:r>
+      <w:r>
+        <w:t xml:space="preserve"> After checking if the Greeks have been defeated, roll </w:t>
+      </w:r>
+      <w:r>
+        <w:t xml:space="preserve">a single die and add the </w:t>
+      </w:r>
+      <w:r>
+        <w:t>corresponding number of Greeks to the Reserves.</w:t>
+      </w:r>
+      <w:r>
+        <w:t xml:space="preserve"> If the Greeks are completely defeated, do not reinforce them and proceed to the end of the game.</w:t>
+      </w:r>
+    </w:p>
+    <w:p>
+      <w:r>
+        <w:t xml:space="preserve">This will cause the game to have a </w:t>
+      </w:r>
+      <w:r>
+        <w:t xml:space="preserve">longer, </w:t>
+      </w:r>
+      <w:r>
+        <w:t>more variable playtime</w:t>
+      </w:r>
+      <w:r>
+        <w:t>, so consider reducing the starting number of Greeks to compensate</w:t>
+      </w:r>
+      <w:r>
+        <w:t>, especially if your group has a time constraint</w:t>
+      </w:r>
+      <w:r>
+        <w:t>.</w:t>
+      </w:r>
+      <w:r>
+        <w:t xml:space="preserve"> Note that players will have to work together much more closely to keep the game from </w:t>
+      </w:r>
+      <w:r>
+        <w:t>dragging on or ballooning out of control.</w:t>
+      </w:r>
+      <w:r>
+        <w:t xml:space="preserve"> Expect eliminations.</w:t>
+      </w:r>
+    </w:p>
+    <w:p>
+      <w:pPr>
+        <w:pStyle w:val="Heading3"/>
+      </w:pPr>
+      <w:r>
+        <w:t xml:space="preserve">9.2.3. </w:t>
+      </w:r>
+      <w:r>
+        <w:t xml:space="preserve">War of </w:t>
+      </w:r>
+      <w:r>
+        <w:t>Two Nations</w:t>
+      </w:r>
+    </w:p>
+    <w:p>
+      <w:r>
+        <w:t xml:space="preserve">For players looking for a more </w:t>
+      </w:r>
+      <w:r>
+        <w:t xml:space="preserve">political, large-scale event, </w:t>
+      </w:r>
+      <w:r>
+        <w:t xml:space="preserve">run two </w:t>
+      </w:r>
+      <w:r>
+        <w:t xml:space="preserve">copies of this </w:t>
+      </w:r>
+      <w:r>
+        <w:t>game simultaneously</w:t>
+      </w:r>
+      <w:r>
+        <w:t xml:space="preserve">, with one group playing as the Persian Empire, and the other group playing as the Greek Empire. </w:t>
+      </w:r>
+      <w:r>
+        <w:t>T</w:t>
+      </w:r>
+      <w:r>
+        <w:t xml:space="preserve">he two </w:t>
+      </w:r>
+      <w:r>
+        <w:t>empires</w:t>
+      </w:r>
+      <w:r>
+        <w:t xml:space="preserve"> will be committing troops </w:t>
+      </w:r>
+      <w:r>
+        <w:t xml:space="preserve">to directly fight each other. Play until one </w:t>
+      </w:r>
+      <w:r>
+        <w:t xml:space="preserve">empire </w:t>
+      </w:r>
+      <w:r>
+        <w:t xml:space="preserve">surrenders or is completely eliminated. </w:t>
+      </w:r>
+      <w:r>
+        <w:t>Keep score as usual to determine who played the best game.</w:t>
+      </w:r>
+    </w:p>
+    <w:p>
+      <w:r>
+        <w:t>To set up for this variant, put all Greek Troops back in the box</w:t>
+      </w:r>
+      <w:r>
+        <w:t xml:space="preserve"> for both</w:t>
+      </w:r>
+      <w:r>
+        <w:t xml:space="preserve"> empires</w:t>
+      </w:r>
+      <w:r>
+        <w:t xml:space="preserve">. Instead of rolling dice in Step 6.2 to determine the </w:t>
+      </w:r>
+      <w:r>
+        <w:t xml:space="preserve">size of the opposing army, armies from both </w:t>
+      </w:r>
+      <w:r>
+        <w:t xml:space="preserve">empires </w:t>
+      </w:r>
+      <w:r>
+        <w:t>fight against each other</w:t>
+      </w:r>
+      <w:r>
+        <w:t xml:space="preserve">. As in the normal version, the larger army claims victory and remaining </w:t>
+      </w:r>
+      <w:r>
+        <w:t xml:space="preserve">Troops perform raids against the enemy players. In case of a tie, both </w:t>
+      </w:r>
+      <w:r>
+        <w:t xml:space="preserve">empires </w:t>
+      </w:r>
+      <w:r>
+        <w:t>should consider the battle a victory.</w:t>
+      </w:r>
+      <w:r>
+        <w:t xml:space="preserve"> </w:t>
+      </w:r>
+      <w:r>
+        <w:t>Players between empires may perform liquid trades at any time, but alliances (and non-liquid trades) may only be performed within an empire.</w:t>
+      </w:r>
+    </w:p>
+    <w:p>
+      <w:r>
+        <w:t>This variant will last a very long time and will require a large amount of cooperation within</w:t>
+      </w:r>
+      <w:r>
+        <w:t xml:space="preserve"> an empire</w:t>
+      </w:r>
+      <w:r>
+        <w:t xml:space="preserve">. </w:t>
+      </w:r>
+      <w:r>
+        <w:t xml:space="preserve">Individual victories are important but only if your empire survives the war. </w:t>
+      </w:r>
+      <w:r>
+        <w:t>This will be a high-interaction, aggressive</w:t>
+      </w:r>
+      <w:r>
+        <w:t xml:space="preserve"> variant</w:t>
+      </w:r>
+      <w:r>
+        <w:t>.</w:t>
+      </w:r>
+    </w:p>
     <w:sectPr>
       <w:pgSz w:w="12240" w:h="15840"/>
       <w:pgMar w:top="1440" w:right="1440" w:bottom="1440" w:left="1440" w:header="720" w:footer="720" w:gutter="0"/>
@@ -7230,7 +7544,6 @@
     <w:next w:val="Normal"/>
     <w:link w:val="Heading2Char"/>
     <w:uiPriority w:val="9"/>
-    <w:semiHidden/>
     <w:unhideWhenUsed/>
     <w:qFormat/>
     <w:rsid w:val="6E2314E4"/>
@@ -7254,7 +7567,6 @@
     <w:next w:val="Normal"/>
     <w:link w:val="Heading3Char"/>
     <w:uiPriority w:val="9"/>
-    <w:semiHidden/>
     <w:unhideWhenUsed/>
     <w:qFormat/>
     <w:rsid w:val="6E2314E4"/>
@@ -7448,7 +7760,6 @@
     <w:basedOn w:val="DefaultParagraphFont"/>
     <w:link w:val="Heading2"/>
     <w:uiPriority w:val="9"/>
-    <w:semiHidden/>
     <w:rsid w:val="6E2314E4"/>
     <w:rPr>
       <w:rFonts w:asciiTheme="majorHAnsi" w:eastAsiaTheme="majorEastAsia" w:hAnsiTheme="majorHAnsi" w:cstheme="majorBidi"/>
@@ -7462,7 +7773,6 @@
     <w:basedOn w:val="DefaultParagraphFont"/>
     <w:link w:val="Heading3"/>
     <w:uiPriority w:val="9"/>
-    <w:semiHidden/>
     <w:rsid w:val="00182AD0"/>
     <w:rPr>
       <w:rFonts w:eastAsiaTheme="majorEastAsia" w:cstheme="majorBidi"/>

--- a/Rulebook.docx
+++ b/Rulebook.docx
@@ -34,30 +34,12 @@
         <w:spacing w:before="240"/>
       </w:pPr>
       <w:r>
+        <w:rPr/>
         <w:t xml:space="preserve">1. </w:t>
       </w:r>
       <w:r>
+        <w:rPr/>
         <w:t>Introduction</w:t>
-      </w:r>
-    </w:p>
-    <w:p>
-      <w:pPr>
-        <w:pStyle w:val="Subtitle"/>
-      </w:pPr>
-      <w:r>
-        <w:t>Thematically f</w:t>
-      </w:r>
-      <w:r>
-        <w:t>rame setting</w:t>
-      </w:r>
-      <w:r>
-        <w:t>, player identity</w:t>
-      </w:r>
-      <w:r>
-        <w:t xml:space="preserve">, goal, and </w:t>
-      </w:r>
-      <w:r>
-        <w:t>general path to reach goal</w:t>
       </w:r>
     </w:p>
     <w:p>
@@ -134,41 +116,42 @@
     <w:p>
       <w:pPr>
         <w:ind w:firstLine="0"/>
-      </w:pPr>
-      <w:r>
+        <w:rPr>
+          <w:rStyle w:val="SubtleReference"/>
+        </w:rPr>
+      </w:pPr>
+      <w:r>
+        <w:rPr/>
         <w:t xml:space="preserve">The Empire will stand or fall together, but only one satrap will be remembered as </w:t>
       </w:r>
       <w:r>
         <w:rPr>
           <w:rStyle w:val="SubtleReference"/>
         </w:rPr>
-        <w:t>“</w:t>
+        <w:t>T</w:t>
       </w:r>
       <w:r>
         <w:rPr>
           <w:rStyle w:val="SubtleReference"/>
         </w:rPr>
-        <w:t>T</w:t>
-      </w:r>
-      <w:r>
-        <w:rPr>
-          <w:rStyle w:val="SubtleReference"/>
-        </w:rPr>
         <w:t>he Empire’s greatest servant.</w:t>
       </w:r>
-      <w:r>
-        <w:rPr>
-          <w:rStyle w:val="SubtleReference"/>
-        </w:rPr>
-        <w:t>”</w:t>
-      </w:r>
     </w:p>
     <w:p>
       <w:pPr>
         <w:pStyle w:val="Quote"/>
       </w:pPr>
       <w:r>
-        <w:t>Historical Note: Satraps were expected to maintain order, collect taxes, and provide troops. Many also excelled at “creative interpretation” of royal directives—an art faithfully preserved in this game.</w:t>
+        <w:rPr/>
+        <w:t xml:space="preserve">Historical Note: Satraps were expected to </w:t>
+      </w:r>
+      <w:r>
+        <w:rPr/>
+        <w:t>maintain</w:t>
+      </w:r>
+      <w:r>
+        <w:rPr/>
+        <w:t xml:space="preserve"> order, collect taxes, and provide troops. Many also excelled at “creative interpretation” of royal directives.</w:t>
       </w:r>
     </w:p>
     <w:p>
@@ -194,7 +177,11 @@
       </w:r>
     </w:p>
     <w:p>
-      <w:r>
+      <w:pPr>
+        <w:pStyle w:val="Heading3"/>
+      </w:pPr>
+      <w:r>
+        <w:rPr/>
         <w:t>2.1.1 Common Items</w:t>
       </w:r>
     </w:p>
@@ -209,7 +196,6 @@
         <w:rPr>
           <w:rStyle w:val="SubtleReference"/>
         </w:rPr>
-        <w:lastRenderedPageBreak/>
         <w:t>Greek Troops –</w:t>
       </w:r>
       <w:r>
@@ -247,7 +233,42 @@
         <w:t>Laws</w:t>
       </w:r>
       <w:r>
-        <w:t xml:space="preserve"> – Cards used to add restrictions to players</w:t>
+        <w:rPr/>
+        <w:t xml:space="preserve"> – Cards used to add restrictions to </w:t>
+      </w:r>
+      <w:r>
+        <w:rPr/>
+        <w:t xml:space="preserve">all </w:t>
+      </w:r>
+      <w:r>
+        <w:rPr/>
+        <w:t>players</w:t>
+      </w:r>
+    </w:p>
+    <w:p>
+      <w:pPr>
+        <w:pStyle w:val="ListParagraph"/>
+        <w:rPr>
+          <w:rStyle w:val="SubtleReference"/>
+        </w:rPr>
+      </w:pPr>
+      <w:r>
+        <w:rPr>
+          <w:rStyle w:val="SubtleReference"/>
+        </w:rPr>
+        <w:t>Edict</w:t>
+      </w:r>
+      <w:r>
+        <w:rPr/>
+        <w:t xml:space="preserve"> – Laws that </w:t>
+      </w:r>
+      <w:r>
+        <w:rPr/>
+        <w:t>represent</w:t>
+      </w:r>
+      <w:r>
+        <w:rPr/>
+        <w:t xml:space="preserve"> active restrictions on all players</w:t>
       </w:r>
     </w:p>
     <w:p>
@@ -273,6 +294,7 @@
           <w:ilvl w:val="0"/>
           <w:numId w:val="1"/>
         </w:numPr>
+        <w:rPr/>
       </w:pPr>
       <w:r>
         <w:rPr>
@@ -287,7 +309,16 @@
         <w:t>creen</w:t>
       </w:r>
       <w:r>
-        <w:t xml:space="preserve"> – Hides Private items held by players</w:t>
+        <w:rPr/>
+        <w:t xml:space="preserve"> – Hides </w:t>
+      </w:r>
+      <w:r>
+        <w:rPr/>
+        <w:t>p</w:t>
+      </w:r>
+      <w:r>
+        <w:rPr/>
+        <w:t>rivate items held by players</w:t>
       </w:r>
     </w:p>
     <w:p>
@@ -296,6 +327,7 @@
           <w:ilvl w:val="0"/>
           <w:numId w:val="1"/>
         </w:numPr>
+        <w:rPr/>
       </w:pPr>
       <w:r>
         <w:rPr>
@@ -304,18 +336,24 @@
         <w:t>Non-Player Dice</w:t>
       </w:r>
       <w:r>
-        <w:t xml:space="preserve"> – Determine the level of Investments and Laws and roll for Battles, Schemes, and Trials, with maximum values of 3 or 6.</w:t>
-      </w:r>
-    </w:p>
-    <w:p>
-      <w:r>
-        <w:t xml:space="preserve">2.1.2 Public </w:t>
-      </w:r>
-      <w:r>
-        <w:t xml:space="preserve">Player </w:t>
-      </w:r>
-      <w:r>
-        <w:t>Items</w:t>
+        <w:rPr/>
+        <w:t xml:space="preserve"> – Determine</w:t>
+      </w:r>
+      <w:r>
+        <w:rPr/>
+        <w:t>s</w:t>
+      </w:r>
+      <w:r>
+        <w:rPr/>
+        <w:t xml:space="preserve"> the level of Investments and Laws and </w:t>
+      </w:r>
+      <w:r>
+        <w:rPr/>
+        <w:t xml:space="preserve">used to </w:t>
+      </w:r>
+      <w:r>
+        <w:rPr/>
+        <w:t>roll for Battles, Schemes, and Trials, with maximum values of 3 or 6.</w:t>
       </w:r>
     </w:p>
     <w:p>
@@ -324,15 +362,42 @@
           <w:ilvl w:val="0"/>
           <w:numId w:val="1"/>
         </w:numPr>
+        <w:rPr/>
       </w:pPr>
       <w:r>
         <w:rPr>
           <w:rStyle w:val="SubtleReference"/>
         </w:rPr>
-        <w:t>Leaders</w:t>
-      </w:r>
-      <w:r>
-        <w:t xml:space="preserve"> – Player-specific dice whose value determines the Level of the Leader</w:t>
+        <w:t>Sanction Tokens</w:t>
+      </w:r>
+      <w:r>
+        <w:rPr/>
+        <w:t xml:space="preserve"> – Reminds players that the action the token is on might have a penalty for players vio</w:t>
+      </w:r>
+      <w:r>
+        <w:rPr/>
+        <w:t>lating Edicts.</w:t>
+      </w:r>
+    </w:p>
+    <w:p>
+      <w:pPr>
+        <w:pStyle w:val="Heading3"/>
+      </w:pPr>
+      <w:r>
+        <w:rPr/>
+        <w:t xml:space="preserve">2.1.2 Public </w:t>
+      </w:r>
+      <w:r>
+        <w:rPr/>
+        <w:t xml:space="preserve">Player </w:t>
+      </w:r>
+      <w:r>
+        <w:rPr/>
+        <w:t>Items</w:t>
+      </w:r>
+      <w:r>
+        <w:rPr/>
+        <w:t xml:space="preserve"> (visible to all players)</w:t>
       </w:r>
     </w:p>
     <w:p>
@@ -346,43 +411,10 @@
         <w:rPr>
           <w:rStyle w:val="SubtleReference"/>
         </w:rPr>
-        <w:t xml:space="preserve">Persian </w:t>
-      </w:r>
-      <w:r>
-        <w:rPr>
-          <w:rStyle w:val="SubtleReference"/>
-        </w:rPr>
-        <w:t xml:space="preserve">Troops – </w:t>
-      </w:r>
-      <w:r>
-        <w:t>Military units used to fight Greeks and protect players</w:t>
-      </w:r>
-    </w:p>
-    <w:p>
-      <w:pPr>
-        <w:pStyle w:val="ListParagraph"/>
-        <w:rPr>
-          <w:rFonts w:eastAsiaTheme="minorEastAsia"/>
-          <w:smallCaps/>
-          <w:color w:val="5A5A5A"/>
-        </w:rPr>
-      </w:pPr>
-      <w:r>
-        <w:rPr>
-          <w:rStyle w:val="SubtleReference"/>
-        </w:rPr>
-        <w:t>King’s Favor Token</w:t>
-      </w:r>
-      <w:r>
-        <w:t xml:space="preserve"> – Identifies the player who arbitrates all ties in the game</w:t>
-      </w:r>
-    </w:p>
-    <w:p>
-      <w:r>
-        <w:t xml:space="preserve">2.1.3 </w:t>
-      </w:r>
-      <w:r>
-        <w:t>Private Player Items</w:t>
+        <w:t>Leaders</w:t>
+      </w:r>
+      <w:r>
+        <w:t xml:space="preserve"> – Player-specific dice whose value determines the Level of the Leader</w:t>
       </w:r>
     </w:p>
     <w:p>
@@ -391,30 +423,31 @@
           <w:ilvl w:val="0"/>
           <w:numId w:val="1"/>
         </w:numPr>
+        <w:rPr/>
       </w:pPr>
       <w:r>
         <w:rPr>
           <w:rStyle w:val="SubtleReference"/>
         </w:rPr>
-        <w:t>Spies</w:t>
+        <w:t xml:space="preserve">Persian </w:t>
       </w:r>
       <w:r>
         <w:rPr>
           <w:rStyle w:val="SubtleReference"/>
         </w:rPr>
+        <w:t xml:space="preserve">Troops </w:t>
+      </w:r>
+      <w:r>
+        <w:rPr/>
+        <w:t>–</w:t>
+      </w:r>
+      <w:r>
+        <w:rPr/>
         <w:t xml:space="preserve"> </w:t>
       </w:r>
       <w:r>
-        <w:rPr>
-          <w:rStyle w:val="SubtleReference"/>
-        </w:rPr>
-        <w:t xml:space="preserve">– </w:t>
-      </w:r>
-      <w:r>
-        <w:t xml:space="preserve">Tokens used </w:t>
-      </w:r>
-      <w:r>
-        <w:t>to pay for Schemes</w:t>
+        <w:rPr/>
+        <w:t>Military units used to fight Greeks and protect players</w:t>
       </w:r>
     </w:p>
     <w:p>
@@ -423,38 +456,39 @@
           <w:ilvl w:val="0"/>
           <w:numId w:val="1"/>
         </w:numPr>
+        <w:rPr/>
       </w:pPr>
       <w:r>
         <w:rPr>
           <w:rStyle w:val="SubtleReference"/>
         </w:rPr>
-        <w:t>Hand –</w:t>
-      </w:r>
-      <w:r>
-        <w:t xml:space="preserve"> Unplayed </w:t>
-      </w:r>
-      <w:r>
-        <w:t>cards held by a player</w:t>
-      </w:r>
-    </w:p>
-    <w:p>
-      <w:pPr>
-        <w:pStyle w:val="ListParagraph"/>
-      </w:pPr>
+        <w:t>Card Markers</w:t>
+      </w:r>
       <w:r>
         <w:rPr>
           <w:rStyle w:val="SubtleReference"/>
         </w:rPr>
-        <w:t>Coins</w:t>
-      </w:r>
-      <w:r>
-        <w:rPr>
-          <w:rStyle w:val="SubtleReference"/>
-        </w:rPr>
         <w:t xml:space="preserve"> </w:t>
       </w:r>
       <w:r>
-        <w:t>– Tokens used to purchase most things in the game</w:t>
+        <w:rPr/>
+        <w:t>–</w:t>
+      </w:r>
+      <w:r>
+        <w:rPr/>
+        <w:t xml:space="preserve"> </w:t>
+      </w:r>
+      <w:r>
+        <w:rPr/>
+        <w:t xml:space="preserve">Clips used to </w:t>
+      </w:r>
+      <w:r>
+        <w:rPr/>
+        <w:t>identify</w:t>
+      </w:r>
+      <w:r>
+        <w:rPr/>
+        <w:t xml:space="preserve"> the player on Law and Scheme cards</w:t>
       </w:r>
     </w:p>
     <w:p>
@@ -463,24 +497,42 @@
           <w:ilvl w:val="0"/>
           <w:numId w:val="1"/>
         </w:numPr>
+        <w:rPr>
+          <w:rFonts w:eastAsia="" w:eastAsiaTheme="minorEastAsia"/>
+          <w:smallCaps w:val="1"/>
+          <w:color w:val="5A5A5A"/>
+        </w:rPr>
       </w:pPr>
       <w:r>
         <w:rPr>
           <w:rStyle w:val="SubtleReference"/>
         </w:rPr>
-        <w:t>Commodities</w:t>
-      </w:r>
-      <w:r>
-        <w:rPr>
-          <w:rStyle w:val="SubtleReference"/>
-        </w:rPr>
-        <w:t xml:space="preserve"> – </w:t>
-      </w:r>
-      <w:r>
-        <w:t>Tokens used to gain Coins and improve Investm</w:t>
-      </w:r>
-      <w:r>
-        <w:t>ents</w:t>
+        <w:t xml:space="preserve">King’s Favor Token </w:t>
+      </w:r>
+      <w:r>
+        <w:rPr/>
+        <w:t>–</w:t>
+      </w:r>
+      <w:r>
+        <w:rPr/>
+        <w:t xml:space="preserve"> Identifies the player who arbitrates all ties in the game</w:t>
+      </w:r>
+    </w:p>
+    <w:p>
+      <w:pPr>
+        <w:pStyle w:val="Heading3"/>
+      </w:pPr>
+      <w:r>
+        <w:rPr/>
+        <w:t xml:space="preserve">2.1.3 </w:t>
+      </w:r>
+      <w:r>
+        <w:rPr/>
+        <w:t>Private Player Items</w:t>
+      </w:r>
+      <w:r>
+        <w:rPr/>
+        <w:t xml:space="preserve"> (kept behind player screens)</w:t>
       </w:r>
     </w:p>
     <w:p>
@@ -489,27 +541,33 @@
           <w:ilvl w:val="0"/>
           <w:numId w:val="1"/>
         </w:numPr>
+        <w:rPr/>
       </w:pPr>
       <w:r>
         <w:rPr>
           <w:rStyle w:val="SubtleReference"/>
         </w:rPr>
-        <w:t>Alliance Tokens</w:t>
-      </w:r>
-      <w:r>
-        <w:t xml:space="preserve"> – </w:t>
-      </w:r>
-      <w:r>
-        <w:t>R</w:t>
-      </w:r>
-      <w:r>
-        <w:t>epresent</w:t>
-      </w:r>
-      <w:r>
-        <w:t xml:space="preserve">s </w:t>
-      </w:r>
-      <w:r>
-        <w:t>alliances or potential trades between players</w:t>
+        <w:t>Spies</w:t>
+      </w:r>
+      <w:r>
+        <w:rPr>
+          <w:rStyle w:val="SubtleReference"/>
+        </w:rPr>
+        <w:t xml:space="preserve"> </w:t>
+      </w:r>
+      <w:r>
+        <w:rPr>
+          <w:rStyle w:val="SubtleReference"/>
+        </w:rPr>
+        <w:t xml:space="preserve">– </w:t>
+      </w:r>
+      <w:r>
+        <w:rPr/>
+        <w:t xml:space="preserve">Tokens used </w:t>
+      </w:r>
+      <w:r>
+        <w:rPr/>
+        <w:t>to pay for Schemes</w:t>
       </w:r>
     </w:p>
     <w:p>
@@ -523,6 +581,101 @@
         <w:rPr>
           <w:rStyle w:val="SubtleReference"/>
         </w:rPr>
+        <w:t>Hand –</w:t>
+      </w:r>
+      <w:r>
+        <w:t xml:space="preserve"> Unplayed </w:t>
+      </w:r>
+      <w:r>
+        <w:t>cards held by a player</w:t>
+      </w:r>
+    </w:p>
+    <w:p>
+      <w:pPr>
+        <w:pStyle w:val="ListParagraph"/>
+      </w:pPr>
+      <w:r>
+        <w:rPr>
+          <w:rStyle w:val="SubtleReference"/>
+        </w:rPr>
+        <w:t>Coins</w:t>
+      </w:r>
+      <w:r>
+        <w:rPr>
+          <w:rStyle w:val="SubtleReference"/>
+        </w:rPr>
+        <w:t xml:space="preserve"> </w:t>
+      </w:r>
+      <w:r>
+        <w:t>– Tokens used to purchase most things in the game</w:t>
+      </w:r>
+    </w:p>
+    <w:p>
+      <w:pPr>
+        <w:numPr>
+          <w:ilvl w:val="0"/>
+          <w:numId w:val="1"/>
+        </w:numPr>
+      </w:pPr>
+      <w:r>
+        <w:rPr>
+          <w:rStyle w:val="SubtleReference"/>
+        </w:rPr>
+        <w:t>Commodities</w:t>
+      </w:r>
+      <w:r>
+        <w:rPr>
+          <w:rStyle w:val="SubtleReference"/>
+        </w:rPr>
+        <w:t xml:space="preserve"> – </w:t>
+      </w:r>
+      <w:r>
+        <w:t>Tokens used to gain Coins and improve Investm</w:t>
+      </w:r>
+      <w:r>
+        <w:t>ents</w:t>
+      </w:r>
+    </w:p>
+    <w:p>
+      <w:pPr>
+        <w:numPr>
+          <w:ilvl w:val="0"/>
+          <w:numId w:val="1"/>
+        </w:numPr>
+      </w:pPr>
+      <w:r>
+        <w:rPr>
+          <w:rStyle w:val="SubtleReference"/>
+        </w:rPr>
+        <w:t>Alliance Tokens</w:t>
+      </w:r>
+      <w:r>
+        <w:t xml:space="preserve"> – </w:t>
+      </w:r>
+      <w:r>
+        <w:t>R</w:t>
+      </w:r>
+      <w:r>
+        <w:t>epresent</w:t>
+      </w:r>
+      <w:r>
+        <w:t xml:space="preserve">s </w:t>
+      </w:r>
+      <w:r>
+        <w:t>alliances or potential trades between players</w:t>
+      </w:r>
+    </w:p>
+    <w:p>
+      <w:pPr>
+        <w:numPr>
+          <w:ilvl w:val="0"/>
+          <w:numId w:val="1"/>
+        </w:numPr>
+      </w:pPr>
+      <w:r>
+        <w:rPr>
+          <w:rStyle w:val="SubtleReference"/>
+        </w:rPr>
         <w:t>Scheme Pouch</w:t>
       </w:r>
       <w:r>
@@ -540,13 +693,8 @@
         <w:pStyle w:val="Quote"/>
       </w:pPr>
       <w:r>
-        <w:t xml:space="preserve">Persian Fact: Persian nobles often kept their true wealth hidden. Coins behind the </w:t>
-      </w:r>
-      <w:r>
-        <w:t>screen</w:t>
-      </w:r>
-      <w:r>
-        <w:t xml:space="preserve"> are historically accurate.</w:t>
+        <w:rPr/>
+        <w:t>Persian Fact: Persian nobles often kept their true wealth hidden.</w:t>
       </w:r>
     </w:p>
     <w:p>
@@ -601,6 +749,7 @@
     <w:p>
       <w:pPr>
         <w:pStyle w:val="ListParagraph"/>
+        <w:rPr/>
       </w:pPr>
       <w:r>
         <w:rPr>
@@ -609,25 +758,40 @@
         <w:t>Market Rate</w:t>
       </w:r>
       <w:r>
+        <w:rPr/>
         <w:t xml:space="preserve"> – The </w:t>
       </w:r>
       <w:r>
+        <w:rPr/>
         <w:t xml:space="preserve">number of </w:t>
       </w:r>
       <w:r>
+        <w:rPr/>
         <w:t xml:space="preserve">Commodities </w:t>
       </w:r>
       <w:r>
-        <w:t xml:space="preserve">or Cards </w:t>
-      </w:r>
-      <w:r>
+        <w:rPr/>
+        <w:t xml:space="preserve">or </w:t>
+      </w:r>
+      <w:r>
+        <w:rPr/>
+        <w:t>Cards</w:t>
+      </w:r>
+      <w:r>
+        <w:rPr/>
+        <w:t xml:space="preserve"> </w:t>
+      </w:r>
+      <w:r>
+        <w:rPr/>
         <w:t>each</w:t>
       </w:r>
       <w:r>
+        <w:rPr/>
         <w:t xml:space="preserve"> Coin</w:t>
       </w:r>
       <w:r>
-        <w:t xml:space="preserve"> is worth.</w:t>
+        <w:rPr/>
+        <w:t xml:space="preserve"> is worth</w:t>
       </w:r>
     </w:p>
     <w:p>
@@ -659,6 +823,7 @@
     <w:p>
       <w:pPr>
         <w:pStyle w:val="ListParagraph"/>
+        <w:rPr/>
       </w:pPr>
       <w:r>
         <w:rPr>
@@ -667,18 +832,105 @@
         <w:t>Honor Track</w:t>
       </w:r>
       <w:r>
+        <w:rPr/>
         <w:t xml:space="preserve"> – Records the accumulated Honor of each player during the game</w:t>
       </w:r>
     </w:p>
     <w:p>
       <w:pPr>
         <w:pStyle w:val="ListParagraph"/>
+        <w:rPr/>
       </w:pPr>
       <w:r>
         <w:rPr>
           <w:rStyle w:val="SubtleReference"/>
         </w:rPr>
-        <w:lastRenderedPageBreak/>
+        <w:t>Province</w:t>
+      </w:r>
+      <w:r>
+        <w:rPr>
+          <w:rStyle w:val="SubtleReference"/>
+        </w:rPr>
+        <w:t>s</w:t>
+      </w:r>
+      <w:r>
+        <w:rPr>
+          <w:rStyle w:val="SubtleReference"/>
+        </w:rPr>
+        <w:t xml:space="preserve"> </w:t>
+      </w:r>
+      <w:r>
+        <w:rPr/>
+        <w:t>– Contain</w:t>
+      </w:r>
+      <w:r>
+        <w:rPr/>
+        <w:t>s</w:t>
+      </w:r>
+      <w:r>
+        <w:rPr/>
+        <w:t xml:space="preserve"> action spaces </w:t>
+      </w:r>
+      <w:r>
+        <w:rPr/>
+        <w:t xml:space="preserve">each </w:t>
+      </w:r>
+      <w:r>
+        <w:rPr/>
+        <w:t>player may use during the Action Phase</w:t>
+      </w:r>
+    </w:p>
+    <w:p>
+      <w:pPr>
+        <w:pStyle w:val="ListParagraph"/>
+        <w:rPr/>
+      </w:pPr>
+      <w:r>
+        <w:rPr>
+          <w:rStyle w:val="SubtleReference"/>
+        </w:rPr>
+        <w:t>Undermarket</w:t>
+      </w:r>
+      <w:r>
+        <w:rPr>
+          <w:rStyle w:val="SubtleReference"/>
+        </w:rPr>
+        <w:t xml:space="preserve"> </w:t>
+      </w:r>
+      <w:r>
+        <w:rPr/>
+        <w:t>– Contain</w:t>
+      </w:r>
+      <w:r>
+        <w:rPr/>
+        <w:t>s</w:t>
+      </w:r>
+      <w:r>
+        <w:rPr/>
+        <w:t xml:space="preserve"> action spaces </w:t>
+      </w:r>
+      <w:r>
+        <w:rPr/>
+        <w:t xml:space="preserve">each </w:t>
+      </w:r>
+      <w:r>
+        <w:rPr/>
+        <w:t>player may use during the Action Phase</w:t>
+      </w:r>
+      <w:r>
+        <w:rPr/>
+        <w:t xml:space="preserve"> for a penalty</w:t>
+      </w:r>
+    </w:p>
+    <w:p>
+      <w:pPr>
+        <w:pStyle w:val="ListParagraph"/>
+        <w:rPr/>
+      </w:pPr>
+      <w:r>
+        <w:rPr>
+          <w:rStyle w:val="SubtleReference"/>
+        </w:rPr>
         <w:t>Court</w:t>
       </w:r>
       <w:r>
@@ -688,110 +940,98 @@
         <w:t xml:space="preserve"> </w:t>
       </w:r>
       <w:r>
-        <w:t>– Contain action spaces players may use during the Action Phase</w:t>
-      </w:r>
-    </w:p>
-    <w:p>
-      <w:pPr>
-        <w:pStyle w:val="ListParagraph"/>
-      </w:pPr>
-      <w:r>
+        <w:rPr/>
+        <w:t>– Contains action spaces one player may use during the Action Phase</w:t>
+      </w:r>
+    </w:p>
+    <w:p>
+      <w:pPr>
+        <w:pStyle w:val="ListParagraph"/>
         <w:rPr>
           <w:rStyle w:val="SubtleReference"/>
         </w:rPr>
-        <w:t>Province</w:t>
-      </w:r>
+      </w:pPr>
       <w:r>
         <w:rPr>
           <w:rStyle w:val="SubtleReference"/>
         </w:rPr>
-        <w:t>s</w:t>
-      </w:r>
+        <w:t>Codex</w:t>
+      </w:r>
+      <w:r>
+        <w:rPr/>
+        <w:t xml:space="preserve"> – Contains </w:t>
+      </w:r>
+      <w:r>
+        <w:rPr/>
+        <w:t>Edicts</w:t>
+      </w:r>
+      <w:r>
+        <w:rPr/>
+        <w:t>, binding to all Players at all times</w:t>
+      </w:r>
+    </w:p>
+    <w:p>
+      <w:pPr>
+        <w:pStyle w:val="ListParagraph"/>
+        <w:rPr/>
+      </w:pPr>
       <w:r>
         <w:rPr>
           <w:rStyle w:val="SubtleReference"/>
         </w:rPr>
+        <w:t>Law Queue</w:t>
+      </w:r>
+      <w:r>
+        <w:rPr>
+          <w:rStyle w:val="SubtleReference"/>
+        </w:rPr>
         <w:t xml:space="preserve"> </w:t>
       </w:r>
       <w:r>
-        <w:t>– Contain action spaces players may use during the Action Phase</w:t>
-      </w:r>
-    </w:p>
-    <w:p>
-      <w:pPr>
-        <w:pStyle w:val="ListParagraph"/>
-      </w:pPr>
-      <w:r>
+        <w:rPr/>
+        <w:t xml:space="preserve">– Contains potential </w:t>
+      </w:r>
+      <w:r>
+        <w:rPr/>
+        <w:t xml:space="preserve">Edicts </w:t>
+      </w:r>
+      <w:r>
+        <w:rPr/>
+        <w:t xml:space="preserve">and the order in which they </w:t>
+      </w:r>
+      <w:r>
+        <w:rPr/>
+        <w:t xml:space="preserve">may </w:t>
+      </w:r>
+      <w:r>
+        <w:rPr/>
+        <w:t>become active</w:t>
+      </w:r>
+    </w:p>
+    <w:p>
+      <w:pPr>
+        <w:pStyle w:val="ListParagraph"/>
         <w:rPr>
           <w:rStyle w:val="SubtleReference"/>
         </w:rPr>
-        <w:t>Undermarket</w:t>
-      </w:r>
+      </w:pPr>
       <w:r>
         <w:rPr>
           <w:rStyle w:val="SubtleReference"/>
         </w:rPr>
-        <w:t xml:space="preserve"> </w:t>
-      </w:r>
-      <w:r>
-        <w:t>– Contain action spaces players may use during the Action Phase</w:t>
-      </w:r>
-    </w:p>
-    <w:p>
-      <w:pPr>
-        <w:pStyle w:val="ListParagraph"/>
-        <w:rPr>
-          <w:rStyle w:val="SubtleReference"/>
-        </w:rPr>
-      </w:pPr>
-      <w:r>
-        <w:rPr>
-          <w:rStyle w:val="SubtleReference"/>
-        </w:rPr>
-        <w:t>Edicts</w:t>
-      </w:r>
-      <w:r>
-        <w:t xml:space="preserve"> – Contains active Laws, binding to all Players at all times</w:t>
-      </w:r>
-    </w:p>
-    <w:p>
-      <w:pPr>
-        <w:pStyle w:val="ListParagraph"/>
-        <w:rPr>
-          <w:rStyle w:val="SubtleReference"/>
-        </w:rPr>
-      </w:pPr>
-      <w:r>
-        <w:rPr>
-          <w:rStyle w:val="SubtleReference"/>
-        </w:rPr>
-        <w:t>Law Queue</w:t>
-      </w:r>
-      <w:r>
-        <w:rPr>
-          <w:rStyle w:val="SubtleReference"/>
-        </w:rPr>
-        <w:t xml:space="preserve"> </w:t>
-      </w:r>
-      <w:r>
-        <w:t>– Contains potential Laws and the order in which they become active</w:t>
-      </w:r>
-    </w:p>
-    <w:p>
-      <w:pPr>
-        <w:pStyle w:val="ListParagraph"/>
-        <w:rPr>
-          <w:rStyle w:val="SubtleReference"/>
-        </w:rPr>
-      </w:pPr>
-      <w:r>
-        <w:rPr>
-          <w:rStyle w:val="SubtleReference"/>
-        </w:rPr>
         <w:t xml:space="preserve">Deliberated Law </w:t>
       </w:r>
       <w:r>
-        <w:t>– The first Law in the Queue</w:t>
+        <w:rPr/>
+        <w:t xml:space="preserve">– The first Law in the </w:t>
+      </w:r>
+      <w:r>
+        <w:rPr/>
+        <w:t xml:space="preserve">Law </w:t>
+      </w:r>
+      <w:r>
+        <w:rPr/>
+        <w:t>Queue</w:t>
       </w:r>
     </w:p>
     <w:p>
@@ -853,19 +1093,223 @@
     <w:p>
       <w:pPr>
         <w:pStyle w:val="ListParagraph"/>
+        <w:rPr/>
+      </w:pPr>
+      <w:r>
+        <w:rPr/>
+        <w:t>Roll the Market Rate Die</w:t>
+      </w:r>
+      <w:r>
+        <w:rPr/>
+        <w:t xml:space="preserve"> and place it on the corresponding space, next to the Royal Bank</w:t>
+      </w:r>
+      <w:r>
+        <w:rPr/>
+        <w:t>.</w:t>
+      </w:r>
+    </w:p>
+    <w:p>
+      <w:pPr>
+        <w:pStyle w:val="ListParagraph"/>
+        <w:rPr/>
+      </w:pPr>
+      <w:r>
+        <w:rPr/>
+        <w:t>Give the King’s Favor to the oldest (most honored) player</w:t>
+      </w:r>
+      <w:r>
+        <w:rPr/>
+        <w:t>.</w:t>
+      </w:r>
+    </w:p>
+    <w:p>
+      <w:pPr>
+        <w:pStyle w:val="ListParagraph"/>
+        <w:rPr/>
+      </w:pPr>
+      <w:r>
+        <w:rPr/>
+        <w:t>Reveal 3 random Law cards to the table</w:t>
+      </w:r>
+      <w:r>
+        <w:rPr/>
+        <w:t>.</w:t>
+      </w:r>
+      <w:r>
+        <w:rPr/>
+        <w:t xml:space="preserve"> </w:t>
+      </w:r>
+      <w:r>
+        <w:rPr/>
+        <w:t>C</w:t>
+      </w:r>
+      <w:r>
+        <w:rPr/>
+        <w:t>ollectively choose one to be</w:t>
+      </w:r>
+      <w:r>
+        <w:rPr/>
+        <w:t>come an Edict</w:t>
+      </w:r>
+      <w:r>
+        <w:rPr/>
+        <w:t xml:space="preserve"> and discard the other two</w:t>
+      </w:r>
+      <w:r>
+        <w:rPr/>
+        <w:t>, with the player holding the King’s Favor breaking ties</w:t>
+      </w:r>
+      <w:r>
+        <w:rPr/>
+        <w:t xml:space="preserve">. Once chosen, roll a non-player </w:t>
+      </w:r>
+      <w:r>
+        <w:rPr/>
+        <w:t>die</w:t>
+      </w:r>
+      <w:r>
+        <w:rPr/>
+        <w:t xml:space="preserve"> to </w:t>
+      </w:r>
+      <w:r>
+        <w:rPr/>
+        <w:t>determine</w:t>
+      </w:r>
+      <w:r>
+        <w:rPr/>
+        <w:t xml:space="preserve"> the </w:t>
+      </w:r>
+      <w:r>
+        <w:rPr/>
+        <w:t xml:space="preserve">Threshold of the Edict. This </w:t>
+      </w:r>
+      <w:r>
+        <w:rPr/>
+        <w:t>represents</w:t>
+      </w:r>
+      <w:r>
+        <w:rPr/>
+        <w:t xml:space="preserve"> the historical Edict inherited from the </w:t>
+      </w:r>
+      <w:r>
+        <w:rPr/>
+        <w:t>previous</w:t>
+      </w:r>
+      <w:r>
+        <w:rPr/>
+        <w:t xml:space="preserve"> generation of rulers of the Empire.</w:t>
+      </w:r>
+      <w:r>
+        <w:rPr/>
+        <w:t xml:space="preserve"> </w:t>
+      </w:r>
+      <w:r>
+        <w:rPr/>
+        <w:t xml:space="preserve">The player to the right of the player </w:t>
+      </w:r>
+      <w:r>
+        <w:rPr/>
+        <w:t xml:space="preserve">holding the King’s Favor </w:t>
+      </w:r>
+      <w:r>
+        <w:rPr/>
+        <w:t>(last in turn order) takes sponsorship of the starting Edict.</w:t>
+      </w:r>
+    </w:p>
+    <w:p>
+      <w:pPr>
+        <w:pStyle w:val="ListParagraph"/>
         <w:numPr>
           <w:ilvl w:val="0"/>
           <w:numId w:val="12"/>
         </w:numPr>
       </w:pPr>
       <w:r>
-        <w:t>Roll the Market Rate Die</w:t>
-      </w:r>
-      <w:r>
-        <w:t xml:space="preserve"> and place it on the corresponding space, next to the Royal Bank</w:t>
+        <w:t>Draft Investments</w:t>
       </w:r>
       <w:r>
         <w:t>.</w:t>
+      </w:r>
+    </w:p>
+    <w:p>
+      <w:pPr>
+        <w:pStyle w:val="ListParagraph"/>
+        <w:numPr>
+          <w:ilvl w:val="1"/>
+          <w:numId w:val="12"/>
+        </w:numPr>
+      </w:pPr>
+      <w:r>
+        <w:t>Deal 5 Investments to each Player</w:t>
+      </w:r>
+      <w:r>
+        <w:t>.</w:t>
+      </w:r>
+    </w:p>
+    <w:p>
+      <w:pPr>
+        <w:pStyle w:val="ListParagraph"/>
+        <w:numPr>
+          <w:ilvl w:val="1"/>
+          <w:numId w:val="12"/>
+        </w:numPr>
+      </w:pPr>
+      <w:r>
+        <w:t xml:space="preserve">Each Player plays 1 Investment from their hand </w:t>
+      </w:r>
+      <w:r>
+        <w:t xml:space="preserve">faceup </w:t>
+      </w:r>
+      <w:r>
+        <w:t>to the table in front of their screen.</w:t>
+      </w:r>
+    </w:p>
+    <w:p>
+      <w:pPr>
+        <w:pStyle w:val="ListParagraph"/>
+        <w:numPr>
+          <w:ilvl w:val="1"/>
+          <w:numId w:val="12"/>
+        </w:numPr>
+      </w:pPr>
+      <w:r>
+        <w:t>Each Player passes the rest of their hand to the player on their left.</w:t>
+      </w:r>
+    </w:p>
+    <w:p>
+      <w:pPr>
+        <w:pStyle w:val="ListParagraph"/>
+        <w:numPr>
+          <w:ilvl w:val="1"/>
+          <w:numId w:val="12"/>
+        </w:numPr>
+      </w:pPr>
+      <w:r>
+        <w:t>Repeat Steps 2 and 3 until all Players have exactly 4 Investments. Discard any remaining Investments.</w:t>
+      </w:r>
+    </w:p>
+    <w:p>
+      <w:pPr>
+        <w:pStyle w:val="ListParagraph"/>
+        <w:numPr>
+          <w:ilvl w:val="1"/>
+          <w:numId w:val="12"/>
+        </w:numPr>
+      </w:pPr>
+      <w:r>
+        <w:t>Each Player takes one die per Investment and distributes 8 levels between their four Investments. The sum of the Investment levels must be 8.</w:t>
+      </w:r>
+    </w:p>
+    <w:p>
+      <w:pPr>
+        <w:pStyle w:val="ListParagraph"/>
+        <w:numPr>
+          <w:ilvl w:val="1"/>
+          <w:numId w:val="12"/>
+        </w:numPr>
+      </w:pPr>
+      <w:r>
+        <w:t>Take care to keep each Investment no higher than its level cap.</w:t>
       </w:r>
     </w:p>
     <w:p>
@@ -877,34 +1321,34 @@
         </w:numPr>
       </w:pPr>
       <w:r>
-        <w:t>Reveal 3 random Law cards to the table</w:t>
+        <w:t>Assign Leader Levels</w:t>
       </w:r>
       <w:r>
         <w:t>.</w:t>
       </w:r>
-      <w:r>
-        <w:t xml:space="preserve"> </w:t>
-      </w:r>
-      <w:r>
-        <w:t>C</w:t>
-      </w:r>
-      <w:r>
-        <w:t>ollectively choose one to be</w:t>
-      </w:r>
-      <w:r>
-        <w:t>come an Edict</w:t>
-      </w:r>
-      <w:r>
-        <w:t xml:space="preserve"> and discard the other two</w:t>
-      </w:r>
-      <w:r>
-        <w:t xml:space="preserve">. Once chosen, roll a non-player die to determine the </w:t>
-      </w:r>
-      <w:r>
-        <w:t xml:space="preserve">Threshold of the Edict. This </w:t>
-      </w:r>
-      <w:r>
-        <w:t>represents the historical Edict inherited from the previous generation of rulers of the Empire.</w:t>
+    </w:p>
+    <w:p>
+      <w:pPr>
+        <w:pStyle w:val="ListParagraph"/>
+        <w:numPr>
+          <w:ilvl w:val="1"/>
+          <w:numId w:val="12"/>
+        </w:numPr>
+      </w:pPr>
+      <w:r>
+        <w:t>Each Player places 4 Leaders in front of their screen and distributes 8 levels between their four Leaders. The sum of the Leader levels must be 8.</w:t>
+      </w:r>
+    </w:p>
+    <w:p>
+      <w:pPr>
+        <w:pStyle w:val="ListParagraph"/>
+        <w:numPr>
+          <w:ilvl w:val="1"/>
+          <w:numId w:val="12"/>
+        </w:numPr>
+      </w:pPr>
+      <w:r>
+        <w:t>The Leader levels do not have to match your Investment levels.</w:t>
       </w:r>
     </w:p>
     <w:p>
@@ -916,10 +1360,28 @@
         </w:numPr>
       </w:pPr>
       <w:r>
-        <w:t>Draft Investments</w:t>
+        <w:t>Submit Initial Laws</w:t>
       </w:r>
       <w:r>
         <w:t>.</w:t>
+      </w:r>
+    </w:p>
+    <w:p>
+      <w:pPr>
+        <w:pStyle w:val="ListParagraph"/>
+        <w:rPr/>
+      </w:pPr>
+      <w:r>
+        <w:rPr/>
+        <w:t xml:space="preserve">Give each Player </w:t>
+      </w:r>
+      <w:r>
+        <w:rPr/>
+        <w:t>one</w:t>
+      </w:r>
+      <w:r>
+        <w:rPr/>
+        <w:t xml:space="preserve"> card marker of their own color.</w:t>
       </w:r>
     </w:p>
     <w:p>
@@ -931,10 +1393,7 @@
         </w:numPr>
       </w:pPr>
       <w:r>
-        <w:t>Deal 5 Investments to each Player</w:t>
-      </w:r>
-      <w:r>
-        <w:t>.</w:t>
+        <w:t>Deal 3 Laws to each Player. Make sure players do not look at the Laws they are dealt yet.</w:t>
       </w:r>
     </w:p>
     <w:p>
@@ -946,13 +1405,88 @@
         </w:numPr>
       </w:pPr>
       <w:r>
-        <w:t xml:space="preserve">Each Player plays 1 Investment from their hand </w:t>
-      </w:r>
-      <w:r>
-        <w:t xml:space="preserve">faceup </w:t>
-      </w:r>
-      <w:r>
-        <w:t>to the table in front of their screen.</w:t>
+        <w:t>At the same time, all Players look at their Laws and race to do the following:</w:t>
+      </w:r>
+    </w:p>
+    <w:p>
+      <w:pPr>
+        <w:pStyle w:val="ListParagraph"/>
+        <w:rPr/>
+      </w:pPr>
+      <w:r>
+        <w:rPr/>
+        <w:t xml:space="preserve">Choose one Law to </w:t>
+      </w:r>
+      <w:r>
+        <w:rPr/>
+        <w:t>submit</w:t>
+      </w:r>
+      <w:r>
+        <w:rPr/>
+        <w:t xml:space="preserve"> to the </w:t>
+      </w:r>
+      <w:r>
+        <w:rPr/>
+        <w:t xml:space="preserve">Law </w:t>
+      </w:r>
+      <w:r>
+        <w:rPr/>
+        <w:t>Queue</w:t>
+      </w:r>
+      <w:r>
+        <w:rPr/>
+        <w:t>.</w:t>
+      </w:r>
+    </w:p>
+    <w:p>
+      <w:pPr>
+        <w:pStyle w:val="ListParagraph"/>
+        <w:rPr/>
+      </w:pPr>
+      <w:r>
+        <w:rPr/>
+        <w:t>Place your Marker on the Law</w:t>
+      </w:r>
+      <w:r>
+        <w:rPr/>
+        <w:t>.</w:t>
+      </w:r>
+    </w:p>
+    <w:p>
+      <w:pPr>
+        <w:pStyle w:val="ListParagraph"/>
+        <w:rPr/>
+      </w:pPr>
+      <w:r>
+        <w:rPr/>
+        <w:t xml:space="preserve">Place your marked Law faceup at the back of the </w:t>
+      </w:r>
+      <w:r>
+        <w:rPr/>
+        <w:t xml:space="preserve">Law </w:t>
+      </w:r>
+      <w:r>
+        <w:rPr/>
+        <w:t>Queue</w:t>
+      </w:r>
+      <w:r>
+        <w:rPr/>
+        <w:t>.</w:t>
+      </w:r>
+    </w:p>
+    <w:p>
+      <w:pPr>
+        <w:pStyle w:val="ListParagraph"/>
+        <w:numPr>
+          <w:ilvl w:val="2"/>
+          <w:numId w:val="12"/>
+        </w:numPr>
+      </w:pPr>
+      <w:r>
+        <w:t>Discard remaining Laws</w:t>
+      </w:r>
+      <w:r>
+        <w:t>.</w:t>
       </w:r>
     </w:p>
     <w:p>
@@ -964,7 +1498,19 @@
         </w:numPr>
       </w:pPr>
       <w:r>
-        <w:t>Each Player passes the rest of their hand to the player on their left.</w:t>
+        <w:t>Once all players have submitted a Law, the Player who submitted the first Law makes it the Deliberated Law and chooses its Threshold.</w:t>
+      </w:r>
+    </w:p>
+    <w:p>
+      <w:pPr>
+        <w:pStyle w:val="ListParagraph"/>
+        <w:numPr>
+          <w:ilvl w:val="0"/>
+          <w:numId w:val="12"/>
+        </w:numPr>
+      </w:pPr>
+      <w:r>
+        <w:t>Give each Player the following:</w:t>
       </w:r>
     </w:p>
     <w:p>
@@ -976,7 +1522,10 @@
         </w:numPr>
       </w:pPr>
       <w:r>
-        <w:t>Repeat Steps 2 and 3 until all Players have exactly 4 Investments. Discard any remaining Investments.</w:t>
+        <w:t>3 Coins</w:t>
+      </w:r>
+      <w:r>
+        <w:t>,</w:t>
       </w:r>
     </w:p>
     <w:p>
@@ -988,7 +1537,10 @@
         </w:numPr>
       </w:pPr>
       <w:r>
-        <w:t>Each Player takes one die per Investment and distributes 8 levels between their four Investments. The sum of the Investment levels must be 8.</w:t>
+        <w:t>1 Spy</w:t>
+      </w:r>
+      <w:r>
+        <w:t>,</w:t>
       </w:r>
     </w:p>
     <w:p>
@@ -1000,22 +1552,10 @@
         </w:numPr>
       </w:pPr>
       <w:r>
-        <w:t>Take care to keep each Investment no higher than its level cap.</w:t>
-      </w:r>
-    </w:p>
-    <w:p>
-      <w:pPr>
-        <w:pStyle w:val="ListParagraph"/>
-        <w:numPr>
-          <w:ilvl w:val="0"/>
-          <w:numId w:val="12"/>
-        </w:numPr>
-      </w:pPr>
-      <w:r>
-        <w:t>Assign Leader Levels</w:t>
-      </w:r>
-      <w:r>
-        <w:t>.</w:t>
+        <w:t>1 Troop per Player</w:t>
+      </w:r>
+      <w:r>
+        <w:t>,</w:t>
       </w:r>
     </w:p>
     <w:p>
@@ -1027,302 +1567,53 @@
         </w:numPr>
       </w:pPr>
       <w:r>
-        <w:lastRenderedPageBreak/>
-        <w:t>Each Player places 4 Leaders in front of their screen and distributes 8 levels between their four Leaders. The sum of the Leader levels must be 8.</w:t>
-      </w:r>
-    </w:p>
-    <w:p>
-      <w:pPr>
-        <w:pStyle w:val="ListParagraph"/>
-        <w:numPr>
-          <w:ilvl w:val="1"/>
-          <w:numId w:val="12"/>
-        </w:numPr>
-      </w:pPr>
-      <w:r>
-        <w:t>The Leader levels do not have to match your Investment levels.</w:t>
-      </w:r>
-    </w:p>
-    <w:p>
-      <w:pPr>
-        <w:pStyle w:val="ListParagraph"/>
-        <w:numPr>
-          <w:ilvl w:val="0"/>
-          <w:numId w:val="12"/>
-        </w:numPr>
-      </w:pPr>
-      <w:r>
-        <w:t>Submit Initial Laws</w:t>
-      </w:r>
-      <w:r>
+        <w:t>2 cards from each deck</w:t>
+      </w:r>
+      <w:r>
+        <w:t>,</w:t>
+      </w:r>
+    </w:p>
+    <w:p>
+      <w:pPr>
+        <w:pStyle w:val="ListParagraph"/>
+        <w:rPr/>
+      </w:pPr>
+      <w:r>
+        <w:rPr/>
+        <w:t>1 Scheme Pouch with 2 Card Markers from each Player</w:t>
+      </w:r>
+      <w:r>
+        <w:rPr/>
         <w:t>.</w:t>
       </w:r>
     </w:p>
     <w:p>
       <w:pPr>
-        <w:pStyle w:val="ListParagraph"/>
-        <w:numPr>
-          <w:ilvl w:val="1"/>
-          <w:numId w:val="12"/>
-        </w:numPr>
-      </w:pPr>
-      <w:r>
-        <w:t>Give each Player a card marker of their own color.</w:t>
-      </w:r>
-    </w:p>
-    <w:p>
-      <w:pPr>
-        <w:pStyle w:val="ListParagraph"/>
-        <w:numPr>
-          <w:ilvl w:val="1"/>
-          <w:numId w:val="12"/>
-        </w:numPr>
-      </w:pPr>
-      <w:r>
-        <w:t>Deal 3 Laws to each Player. Make sure players do not look at the Laws they are dealt yet.</w:t>
-      </w:r>
-    </w:p>
-    <w:p>
-      <w:pPr>
-        <w:pStyle w:val="ListParagraph"/>
-        <w:numPr>
-          <w:ilvl w:val="1"/>
-          <w:numId w:val="12"/>
-        </w:numPr>
-      </w:pPr>
-      <w:r>
-        <w:t>At the same time, all Players look at their Laws and race to do the following:</w:t>
-      </w:r>
-    </w:p>
-    <w:p>
-      <w:pPr>
-        <w:pStyle w:val="ListParagraph"/>
-        <w:numPr>
-          <w:ilvl w:val="2"/>
-          <w:numId w:val="12"/>
-        </w:numPr>
-      </w:pPr>
-      <w:r>
-        <w:t>Choose one Law to submit to the Queue</w:t>
+        <w:pStyle w:val="Heading1"/>
+      </w:pPr>
+      <w:r>
+        <w:rPr/>
+        <w:t xml:space="preserve">4. </w:t>
+      </w:r>
+      <w:r>
+        <w:rPr/>
+        <w:t xml:space="preserve">Game and </w:t>
+      </w:r>
+      <w:r>
+        <w:rPr/>
+        <w:t>Round Structure</w:t>
+      </w:r>
+    </w:p>
+    <w:p>
+      <w:pPr>
+        <w:pStyle w:val="Heading2"/>
+      </w:pPr>
+      <w:r>
+        <w:t>4.1</w:t>
       </w:r>
       <w:r>
         <w:t>.</w:t>
       </w:r>
-    </w:p>
-    <w:p>
-      <w:pPr>
-        <w:pStyle w:val="ListParagraph"/>
-      </w:pPr>
-      <w:r>
-        <w:t>Place your Marker on the Law</w:t>
-      </w:r>
-      <w:r>
-        <w:t>.</w:t>
-      </w:r>
-    </w:p>
-    <w:p>
-      <w:pPr>
-        <w:pStyle w:val="ListParagraph"/>
-        <w:numPr>
-          <w:ilvl w:val="2"/>
-          <w:numId w:val="12"/>
-        </w:numPr>
-      </w:pPr>
-      <w:r>
-        <w:t>Place your marked Law faceup at the back of the Queue</w:t>
-      </w:r>
-      <w:r>
-        <w:t>.</w:t>
-      </w:r>
-    </w:p>
-    <w:p>
-      <w:pPr>
-        <w:pStyle w:val="ListParagraph"/>
-        <w:numPr>
-          <w:ilvl w:val="2"/>
-          <w:numId w:val="12"/>
-        </w:numPr>
-      </w:pPr>
-      <w:r>
-        <w:t>Discard remaining Laws</w:t>
-      </w:r>
-      <w:r>
-        <w:t>.</w:t>
-      </w:r>
-    </w:p>
-    <w:p>
-      <w:pPr>
-        <w:pStyle w:val="ListParagraph"/>
-        <w:numPr>
-          <w:ilvl w:val="1"/>
-          <w:numId w:val="12"/>
-        </w:numPr>
-      </w:pPr>
-      <w:r>
-        <w:t>Once all players have submitted a Law, the Player who submitted the first Law makes it the Deliberated Law and chooses its Threshold.</w:t>
-      </w:r>
-    </w:p>
-    <w:p>
-      <w:pPr>
-        <w:pStyle w:val="ListParagraph"/>
-        <w:numPr>
-          <w:ilvl w:val="0"/>
-          <w:numId w:val="12"/>
-        </w:numPr>
-      </w:pPr>
-      <w:r>
-        <w:t>Give each Player the following:</w:t>
-      </w:r>
-    </w:p>
-    <w:p>
-      <w:pPr>
-        <w:pStyle w:val="ListParagraph"/>
-        <w:numPr>
-          <w:ilvl w:val="1"/>
-          <w:numId w:val="12"/>
-        </w:numPr>
-      </w:pPr>
-      <w:r>
-        <w:t>3 Coins</w:t>
-      </w:r>
-      <w:r>
-        <w:t>,</w:t>
-      </w:r>
-    </w:p>
-    <w:p>
-      <w:pPr>
-        <w:pStyle w:val="ListParagraph"/>
-        <w:numPr>
-          <w:ilvl w:val="1"/>
-          <w:numId w:val="12"/>
-        </w:numPr>
-      </w:pPr>
-      <w:r>
-        <w:t>1 Spy</w:t>
-      </w:r>
-      <w:r>
-        <w:t>,</w:t>
-      </w:r>
-    </w:p>
-    <w:p>
-      <w:pPr>
-        <w:pStyle w:val="ListParagraph"/>
-        <w:numPr>
-          <w:ilvl w:val="1"/>
-          <w:numId w:val="12"/>
-        </w:numPr>
-      </w:pPr>
-      <w:r>
-        <w:t>1 Troop per Player</w:t>
-      </w:r>
-      <w:r>
-        <w:t>,</w:t>
-      </w:r>
-    </w:p>
-    <w:p>
-      <w:pPr>
-        <w:pStyle w:val="ListParagraph"/>
-        <w:numPr>
-          <w:ilvl w:val="1"/>
-          <w:numId w:val="12"/>
-        </w:numPr>
-      </w:pPr>
-      <w:r>
-        <w:t>2 cards from each deck</w:t>
-      </w:r>
-      <w:r>
-        <w:t>,</w:t>
-      </w:r>
-    </w:p>
-    <w:p>
-      <w:pPr>
-        <w:pStyle w:val="ListParagraph"/>
-        <w:numPr>
-          <w:ilvl w:val="1"/>
-          <w:numId w:val="12"/>
-        </w:numPr>
-      </w:pPr>
-      <w:r>
-        <w:t>1 Scheme Pouch with 2 Card Markers from each Player</w:t>
-      </w:r>
-      <w:r>
-        <w:t>.</w:t>
-      </w:r>
-    </w:p>
-    <w:p>
-      <w:pPr>
-        <w:pStyle w:val="ListParagraph"/>
-        <w:numPr>
-          <w:ilvl w:val="0"/>
-          <w:numId w:val="12"/>
-        </w:numPr>
-      </w:pPr>
-      <w:r>
-        <w:t xml:space="preserve">Give the King’s Favor to the oldest (most honored) </w:t>
-      </w:r>
-      <w:r>
-        <w:t>p</w:t>
-      </w:r>
-      <w:r>
-        <w:t>layer</w:t>
-      </w:r>
-      <w:r>
-        <w:t>.</w:t>
-      </w:r>
-      <w:r>
-        <w:t xml:space="preserve"> The player to the right of the </w:t>
-      </w:r>
-      <w:r>
-        <w:t xml:space="preserve">oldest player </w:t>
-      </w:r>
-      <w:r>
-        <w:t xml:space="preserve">(last in turn order) </w:t>
-      </w:r>
-      <w:r>
-        <w:t xml:space="preserve">takes sponsorship of the </w:t>
-      </w:r>
-      <w:r>
-        <w:t>starting Edict.</w:t>
-      </w:r>
-    </w:p>
-    <w:p>
-      <w:pPr>
-        <w:pStyle w:val="Heading1"/>
-      </w:pPr>
-      <w:r>
-        <w:t xml:space="preserve">4. </w:t>
-      </w:r>
-      <w:r>
-        <w:t xml:space="preserve">Game and </w:t>
-      </w:r>
-      <w:r>
-        <w:t>Round Structure</w:t>
-      </w:r>
-    </w:p>
-    <w:p>
-      <w:pPr>
-        <w:pStyle w:val="Subtitle"/>
-      </w:pPr>
-      <w:r>
-        <w:t xml:space="preserve">High-level </w:t>
-      </w:r>
-      <w:r>
-        <w:t xml:space="preserve">overview of </w:t>
-      </w:r>
-      <w:r>
-        <w:t>the entire game progression</w:t>
-      </w:r>
-    </w:p>
-    <w:p>
-      <w:pPr>
-        <w:pStyle w:val="Heading2"/>
-      </w:pPr>
-      <w:r>
-        <w:t>4.1</w:t>
-      </w:r>
-      <w:r>
-        <w:t>.</w:t>
-      </w:r>
       <w:r>
         <w:t xml:space="preserve"> </w:t>
       </w:r>
@@ -1335,60 +1626,64 @@
     </w:p>
     <w:p>
       <w:r>
+        <w:rPr/>
         <w:t xml:space="preserve">Each game is played over a series of Rounds, each with an </w:t>
       </w:r>
       <w:r>
+        <w:rPr/>
         <w:t>A</w:t>
       </w:r>
       <w:r>
+        <w:rPr/>
         <w:t xml:space="preserve">ction and </w:t>
       </w:r>
       <w:r>
+        <w:rPr/>
         <w:t xml:space="preserve">Reports </w:t>
       </w:r>
       <w:r>
+        <w:rPr/>
         <w:t xml:space="preserve">phase. </w:t>
       </w:r>
       <w:r>
+        <w:rPr/>
         <w:t xml:space="preserve">Each round, the Greeks will attack the players, and the players must defend against </w:t>
       </w:r>
       <w:r>
-        <w:lastRenderedPageBreak/>
+        <w:rPr/>
         <w:t xml:space="preserve">them, gaining honor through battle and other </w:t>
       </w:r>
       <w:r>
+        <w:rPr/>
         <w:t xml:space="preserve">roundabout means. </w:t>
       </w:r>
       <w:r>
+        <w:rPr/>
         <w:t xml:space="preserve">The game ends when the Greek Army has no troops remaining </w:t>
       </w:r>
       <w:r>
+        <w:rPr/>
         <w:t>at the end of a round</w:t>
       </w:r>
       <w:r>
+        <w:rPr/>
         <w:t xml:space="preserve">. At that moment, the satrap with the most </w:t>
       </w:r>
       <w:r>
         <w:rPr>
-          <w:b/>
-          <w:bCs/>
+          <w:rStyle w:val="SubtleReference"/>
         </w:rPr>
         <w:t>Honor</w:t>
       </w:r>
       <w:r>
-        <w:t xml:space="preserve"> wins.</w:t>
-      </w:r>
-    </w:p>
-    <w:p>
-      <w:r>
-        <w:t xml:space="preserve">Only one truth matters: </w:t>
-      </w:r>
-      <w:r>
-        <w:rPr>
-          <w:b/>
-          <w:bCs/>
-        </w:rPr>
-        <w:t>the satrap with the most Honor becomes the Empire’s Most Loyal Servant.</w:t>
+        <w:rPr>
+          <w:rStyle w:val="SubtleReference"/>
+        </w:rPr>
+        <w:t xml:space="preserve"> </w:t>
+      </w:r>
+      <w:r>
+        <w:rPr/>
+        <w:t>wins.</w:t>
       </w:r>
     </w:p>
     <w:p>
@@ -1532,22 +1827,16 @@
         <w:pStyle w:val="Heading1"/>
       </w:pPr>
       <w:r>
+        <w:rPr/>
         <w:t xml:space="preserve">5. </w:t>
       </w:r>
       <w:r>
+        <w:rPr/>
         <w:t>Action Phase</w:t>
       </w:r>
     </w:p>
     <w:p>
       <w:pPr>
-        <w:pStyle w:val="Subtitle"/>
-      </w:pPr>
-      <w:r>
-        <w:t>Detailed description of all actions players can take during a turn and interactions allowed between players out of turn</w:t>
-      </w:r>
-    </w:p>
-    <w:p>
-      <w:pPr>
         <w:pStyle w:val="Heading2"/>
       </w:pPr>
       <w:r>
@@ -1580,11 +1869,38 @@
     <w:p>
       <w:pPr>
         <w:pStyle w:val="ListParagraph"/>
-      </w:pPr>
-      <w:r>
-        <w:t>Place one of their unused Leaders onto an action space or Investment card that provides a private action. If the player does not have any unused Leaders remaining, they must pass and play</w:t>
-      </w:r>
-      <w:r>
+        <w:rPr/>
+      </w:pPr>
+      <w:r>
+        <w:rPr/>
+        <w:t xml:space="preserve">Place one of their unused Leaders onto an action space </w:t>
+      </w:r>
+      <w:r>
+        <w:rPr/>
+        <w:t>(</w:t>
+      </w:r>
+      <w:r>
+        <w:rPr/>
+        <w:t>or Investment card that provides a private action</w:t>
+      </w:r>
+      <w:r>
+        <w:rPr/>
+        <w:t>)</w:t>
+      </w:r>
+      <w:r>
+        <w:rPr/>
+        <w:t xml:space="preserve">. If the player does not have any unused Leaders </w:t>
+      </w:r>
+      <w:r>
+        <w:rPr/>
+        <w:t>remaining</w:t>
+      </w:r>
+      <w:r>
+        <w:rPr/>
+        <w:t>, they must pass and play</w:t>
+      </w:r>
+      <w:r>
+        <w:rPr/>
         <w:t xml:space="preserve"> continues to the next player.</w:t>
       </w:r>
     </w:p>
@@ -1593,7 +1909,6 @@
         <w:pStyle w:val="ListParagraph"/>
       </w:pPr>
       <w:r>
-        <w:lastRenderedPageBreak/>
         <w:t>The player takes the corresponding action. The higher level the Leader used, the more effective the action can be.</w:t>
       </w:r>
       <w:r>
@@ -1660,6 +1975,7 @@
     <w:p>
       <w:pPr>
         <w:pStyle w:val="ListParagraph"/>
+        <w:rPr/>
       </w:pPr>
       <w:r>
         <w:rPr>
@@ -1668,28 +1984,58 @@
         <w:t xml:space="preserve">Tax </w:t>
       </w:r>
       <w:r>
-        <w:t>– Take 1 Coin from each player violating one of your Edicts for each Edict they are violating. Keep 1 of the taken Coins per Leader level and put the rest in the Royal Bank.</w:t>
-      </w:r>
-    </w:p>
-    <w:p>
-      <w:pPr>
-        <w:pStyle w:val="ListParagraph"/>
-      </w:pPr>
-      <w:r>
+        <w:rPr/>
+        <w:t>– Take 1 Coin from each player violating your</w:t>
+      </w:r>
+      <w:r>
+        <w:rPr/>
+        <w:t xml:space="preserve"> sponsored</w:t>
+      </w:r>
+      <w:r>
+        <w:rPr/>
+        <w:t xml:space="preserve"> Edicts for each Edict they are violating. Keep 1 of the taken Coins per Leader level and put the rest in the Royal Bank.</w:t>
+      </w:r>
+    </w:p>
+    <w:p>
+      <w:pPr>
+        <w:pStyle w:val="ListParagraph"/>
+        <w:rPr/>
+      </w:pPr>
+      <w:r>
+        <w:rPr/>
         <w:t>Laws taxed using this action will not be taxed during the Reports Phase.</w:t>
       </w:r>
     </w:p>
     <w:p>
       <w:pPr>
         <w:pStyle w:val="ListParagraph"/>
-      </w:pPr>
-      <w:r>
-        <w:t>You may only tax your own Edicts.</w:t>
-      </w:r>
-    </w:p>
-    <w:p>
-      <w:pPr>
-        <w:pStyle w:val="ListParagraph"/>
+        <w:rPr/>
+      </w:pPr>
+      <w:r>
+        <w:rPr/>
+        <w:t xml:space="preserve">You may </w:t>
+      </w:r>
+      <w:r>
+        <w:rPr/>
+        <w:t xml:space="preserve">not tax </w:t>
+      </w:r>
+      <w:r>
+        <w:rPr/>
+        <w:t>Edicts</w:t>
+      </w:r>
+      <w:r>
+        <w:rPr/>
+        <w:t xml:space="preserve"> sponsored by any other Player</w:t>
+      </w:r>
+      <w:r>
+        <w:rPr/>
+        <w:t>.</w:t>
+      </w:r>
+    </w:p>
+    <w:p>
+      <w:pPr>
+        <w:pStyle w:val="ListParagraph"/>
+        <w:rPr/>
       </w:pPr>
       <w:r>
         <w:rPr>
@@ -1698,15 +2044,52 @@
         <w:t xml:space="preserve">Deploy </w:t>
       </w:r>
       <w:r>
-        <w:t>– Send 1 Troop per Leader Level to the leftmost empty Persian space on the Battlefield. Gain half (rounded up) the number of your deployed Troops in Coins from the Royal Bank.</w:t>
-      </w:r>
-    </w:p>
-    <w:p>
-      <w:pPr>
-        <w:pStyle w:val="ListParagraph"/>
-      </w:pPr>
-      <w:r>
-        <w:t xml:space="preserve">Place the Leader used to Deploy in the Battlefield next to your Troops. This will help the Reports phase </w:t>
+        <w:rPr/>
+        <w:t xml:space="preserve">– Send 1 Troop per Leader Level to the leftmost empty Persian space on the Battlefield. Gain half (rounded up) </w:t>
+      </w:r>
+      <w:r>
+        <w:rPr/>
+        <w:t xml:space="preserve">of </w:t>
+      </w:r>
+      <w:r>
+        <w:rPr/>
+        <w:t>the number of your deployed Troops in Coins from the Royal Bank.</w:t>
+      </w:r>
+    </w:p>
+    <w:p>
+      <w:pPr>
+        <w:pStyle w:val="ListParagraph"/>
+        <w:rPr/>
+      </w:pPr>
+      <w:r>
+        <w:rPr/>
+        <w:t>Place the Leader used to Deploy in the Battlefield next to your Troops. This will help the Reports phase</w:t>
+      </w:r>
+    </w:p>
+    <w:p>
+      <w:pPr>
+        <w:pStyle w:val="ListParagraph"/>
+        <w:rPr/>
+      </w:pPr>
+      <w:r>
+        <w:rPr/>
+        <w:t xml:space="preserve">When using an </w:t>
+      </w:r>
+      <w:r>
+        <w:rPr/>
+        <w:t>Investment</w:t>
+      </w:r>
+      <w:r>
+        <w:rPr/>
+        <w:t xml:space="preserve"> to Deploy </w:t>
+      </w:r>
+      <w:r>
+        <w:rPr/>
+        <w:t xml:space="preserve">multiple times </w:t>
+      </w:r>
+      <w:r>
+        <w:rPr/>
+        <w:t>in the same round, place your new Troops and Leader onto the same space of the Battlefield as the Troops and Leader you Deployed earlier.</w:t>
       </w:r>
     </w:p>
     <w:p>
@@ -1764,6 +2147,7 @@
     <w:p>
       <w:pPr>
         <w:pStyle w:val="ListParagraph"/>
+        <w:rPr/>
       </w:pPr>
       <w:r>
         <w:rPr>
@@ -1772,34 +2156,82 @@
         <w:t xml:space="preserve">Build </w:t>
       </w:r>
       <w:r>
-        <w:t>– Play a single Investment from your hand to the table, pay 1 Commodity per Leader Level, and set the new Investment’s level to the number of Commodities paid.</w:t>
-      </w:r>
-    </w:p>
-    <w:p>
-      <w:pPr>
-        <w:pStyle w:val="ListParagraph"/>
-      </w:pPr>
-      <w:r>
-        <w:t>You may choose to build an Investment with a level lower than your Leader’s level.</w:t>
-      </w:r>
-    </w:p>
-    <w:p>
-      <w:pPr>
-        <w:pStyle w:val="ListParagraph"/>
-      </w:pPr>
-      <w:r>
+        <w:rPr/>
+        <w:t xml:space="preserve">– Play </w:t>
+      </w:r>
+      <w:r>
+        <w:rPr/>
+        <w:t>on</w:t>
+      </w:r>
+      <w:r>
+        <w:rPr/>
+        <w:t xml:space="preserve">e </w:t>
+      </w:r>
+      <w:r>
+        <w:rPr/>
+        <w:t xml:space="preserve">or more </w:t>
+      </w:r>
+      <w:r>
+        <w:rPr/>
+        <w:t>Investment</w:t>
+      </w:r>
+      <w:r>
+        <w:rPr/>
+        <w:t>s</w:t>
+      </w:r>
+      <w:r>
+        <w:rPr/>
+        <w:t xml:space="preserve"> from your hand to the table, pay </w:t>
+      </w:r>
+      <w:r>
+        <w:rPr/>
+        <w:t xml:space="preserve">up to </w:t>
+      </w:r>
+      <w:r>
+        <w:rPr/>
+        <w:t xml:space="preserve">1 Commodity per Leader Level, and </w:t>
+      </w:r>
+      <w:r>
+        <w:rPr/>
+        <w:t xml:space="preserve">distribute one level per Commodity paid between the </w:t>
+      </w:r>
+      <w:r>
+        <w:rPr/>
+        <w:t>new Investments.</w:t>
+      </w:r>
+    </w:p>
+    <w:p>
+      <w:pPr>
+        <w:pStyle w:val="ListParagraph"/>
+        <w:rPr/>
+      </w:pPr>
+      <w:r>
+        <w:rPr/>
         <w:t>There is no limit to the number of Investments a player may have.</w:t>
       </w:r>
     </w:p>
     <w:p>
       <w:pPr>
         <w:pStyle w:val="ListParagraph"/>
+        <w:rPr/>
+      </w:pPr>
+      <w:r>
+        <w:rPr/>
+        <w:t>The maximum Investment level is either 3 or 6, as shown on the Investment.</w:t>
+      </w:r>
+    </w:p>
+    <w:p>
+      <w:pPr>
+        <w:pStyle w:val="ListParagraph"/>
+        <w:rPr>
+          <w:sz w:val="24"/>
+          <w:szCs w:val="24"/>
+        </w:rPr>
       </w:pPr>
       <w:r>
         <w:rPr>
           <w:rStyle w:val="SubtleReference"/>
         </w:rPr>
-        <w:lastRenderedPageBreak/>
         <w:t>Upgrade</w:t>
       </w:r>
       <w:r>
@@ -1809,207 +2241,932 @@
         <w:t xml:space="preserve"> </w:t>
       </w:r>
       <w:r>
-        <w:t xml:space="preserve">– Pay 1 Commodity </w:t>
-      </w:r>
-      <w:r>
+        <w:rPr/>
+        <w:t xml:space="preserve">– Pay </w:t>
+      </w:r>
+      <w:r>
+        <w:rPr/>
+        <w:t xml:space="preserve">up to </w:t>
+      </w:r>
+      <w:r>
+        <w:rPr/>
+        <w:t xml:space="preserve">1 Commodity </w:t>
+      </w:r>
+      <w:r>
+        <w:rPr/>
         <w:t xml:space="preserve">per Leader Level </w:t>
       </w:r>
       <w:r>
-        <w:t>and increase your Investments’ level by 1</w:t>
-      </w:r>
-      <w:r>
-        <w:t xml:space="preserve"> per Commodity paid</w:t>
-      </w:r>
-      <w:r>
+        <w:rPr/>
+        <w:t xml:space="preserve">and </w:t>
+      </w:r>
+      <w:r>
+        <w:rPr/>
+        <w:t xml:space="preserve">distribute </w:t>
+      </w:r>
+      <w:r>
+        <w:rPr/>
+        <w:t>one level per Commodity paid between your existing Investments</w:t>
+      </w:r>
+      <w:r>
+        <w:rPr/>
         <w:t>.</w:t>
       </w:r>
     </w:p>
     <w:p>
       <w:pPr>
         <w:pStyle w:val="ListParagraph"/>
-      </w:pPr>
-      <w:r>
-        <w:t xml:space="preserve">This action </w:t>
-      </w:r>
-      <w:r>
-        <w:t xml:space="preserve">may </w:t>
-      </w:r>
-      <w:r>
-        <w:t xml:space="preserve">upgrade </w:t>
-      </w:r>
-      <w:r>
-        <w:t xml:space="preserve">multiple </w:t>
-      </w:r>
-      <w:r>
-        <w:t>Investment</w:t>
-      </w:r>
-      <w:r>
+        <w:rPr/>
+      </w:pPr>
+      <w:r>
+        <w:rPr/>
+        <w:t xml:space="preserve">The maximum Investment level is either 3 or 6, </w:t>
+      </w:r>
+      <w:r>
+        <w:rPr/>
+        <w:t xml:space="preserve">as shown </w:t>
+      </w:r>
+      <w:r>
+        <w:rPr/>
+        <w:t>on the Investment.</w:t>
+      </w:r>
+    </w:p>
+    <w:p>
+      <w:pPr>
+        <w:pStyle w:val="ListParagraph"/>
+        <w:ind/>
+        <w:rPr/>
+      </w:pPr>
+      <w:r>
+        <w:rPr>
+          <w:rStyle w:val="SubtleReference"/>
+        </w:rPr>
+        <w:t xml:space="preserve">Commission </w:t>
+      </w:r>
+      <w:r>
+        <w:rPr/>
+        <w:t xml:space="preserve">– Immediately gain a new Leader and place it </w:t>
+      </w:r>
+      <w:r>
+        <w:rPr/>
+        <w:t>on</w:t>
+      </w:r>
+      <w:r>
+        <w:rPr/>
+        <w:t xml:space="preserve"> this action space next to your </w:t>
+      </w:r>
+      <w:r>
+        <w:rPr/>
+        <w:t xml:space="preserve">existing </w:t>
+      </w:r>
+      <w:r>
+        <w:rPr/>
+        <w:t xml:space="preserve">Leader. Set the new Leader’s level to half (rounded up) of the </w:t>
+      </w:r>
+      <w:r>
+        <w:rPr/>
+        <w:t>existing</w:t>
+      </w:r>
+      <w:r>
+        <w:rPr/>
+        <w:t xml:space="preserve"> Leader’s level.</w:t>
+      </w:r>
+    </w:p>
+    <w:p>
+      <w:pPr>
+        <w:pStyle w:val="ListParagraph"/>
+        <w:ind/>
+        <w:rPr/>
+      </w:pPr>
+      <w:r>
+        <w:rPr/>
+        <w:t>The maximum number of Leaders a player may have is 10.</w:t>
+      </w:r>
+    </w:p>
+    <w:p>
+      <w:pPr>
+        <w:pStyle w:val="ListParagraph"/>
+      </w:pPr>
+      <w:r>
+        <w:rPr>
+          <w:rStyle w:val="SubtleReference"/>
+        </w:rPr>
+        <w:t xml:space="preserve">Promote </w:t>
+      </w:r>
+      <w:r>
+        <w:t>– Immediately increase your Leader’s Level by 1.</w:t>
+      </w:r>
+    </w:p>
+    <w:p>
+      <w:pPr>
+        <w:pStyle w:val="ListParagraph"/>
+        <w:rPr/>
+      </w:pPr>
+      <w:r>
+        <w:rPr/>
+        <w:t xml:space="preserve">The maximum </w:t>
+      </w:r>
+      <w:r>
+        <w:rPr/>
+        <w:t xml:space="preserve">Leader level </w:t>
+      </w:r>
+      <w:r>
+        <w:rPr/>
+        <w:t xml:space="preserve">is </w:t>
+      </w:r>
+      <w:r>
+        <w:rPr/>
+        <w:t>6.</w:t>
+      </w:r>
+    </w:p>
+    <w:p>
+      <w:pPr>
+        <w:pStyle w:val="ListParagraph"/>
+        <w:rPr/>
+      </w:pPr>
+      <w:r>
+        <w:rPr>
+          <w:rStyle w:val="SubtleReference"/>
+        </w:rPr>
+        <w:t xml:space="preserve">Sue </w:t>
+      </w:r>
+      <w:r>
+        <w:rPr/>
+        <w:t xml:space="preserve">– Initiate a Trial against another player. The </w:t>
+      </w:r>
+      <w:r>
+        <w:rPr/>
+        <w:t xml:space="preserve">other </w:t>
+      </w:r>
+      <w:r>
+        <w:rPr/>
+        <w:t xml:space="preserve">player must </w:t>
+      </w:r>
+      <w:r>
+        <w:rPr/>
+        <w:t>immediately</w:t>
+      </w:r>
+      <w:r>
+        <w:rPr/>
+        <w:t xml:space="preserve"> place an unused </w:t>
+      </w:r>
+      <w:r>
+        <w:rPr/>
+        <w:t>L</w:t>
+      </w:r>
+      <w:r>
+        <w:rPr/>
+        <w:t xml:space="preserve">eader </w:t>
+      </w:r>
+      <w:r>
+        <w:rPr/>
+        <w:t xml:space="preserve">of their choice </w:t>
+      </w:r>
+      <w:r>
+        <w:rPr/>
+        <w:t>on this action. The two players then perform a Trial</w:t>
+      </w:r>
+      <w:r>
+        <w:rPr/>
+        <w:t>, following the instructions in 7.2</w:t>
+      </w:r>
+      <w:r>
+        <w:rPr/>
+        <w:t>.</w:t>
+      </w:r>
+    </w:p>
+    <w:p>
+      <w:pPr>
+        <w:pStyle w:val="ListParagraph"/>
+        <w:rPr/>
+      </w:pPr>
+      <w:r>
+        <w:rPr/>
+        <w:t xml:space="preserve">The other player </w:t>
+      </w:r>
+      <w:r>
+        <w:rPr/>
+        <w:t>may</w:t>
+      </w:r>
+      <w:r>
+        <w:rPr/>
+        <w:t xml:space="preserve"> </w:t>
+      </w:r>
+      <w:r>
+        <w:rPr/>
+        <w:t xml:space="preserve">not </w:t>
+      </w:r>
+      <w:r>
+        <w:rPr/>
+        <w:t>deny performing this action.</w:t>
+      </w:r>
+    </w:p>
+    <w:p>
+      <w:pPr>
+        <w:pStyle w:val="ListParagraph"/>
+        <w:rPr/>
+      </w:pPr>
+      <w:r>
+        <w:rPr>
+          <w:rStyle w:val="SubtleReference"/>
+        </w:rPr>
+        <w:t>Negotiate</w:t>
+      </w:r>
+      <w:r>
+        <w:rPr>
+          <w:rStyle w:val="SubtleReference"/>
+        </w:rPr>
+        <w:t xml:space="preserve"> </w:t>
+      </w:r>
+      <w:r>
+        <w:rPr/>
+        <w:t xml:space="preserve">– </w:t>
+      </w:r>
+      <w:r>
+        <w:rPr/>
+        <w:t xml:space="preserve">Form an alliance with another player. The other player </w:t>
+      </w:r>
+      <w:r>
+        <w:rPr/>
+        <w:t>immediately</w:t>
+      </w:r>
+      <w:r>
+        <w:rPr/>
+        <w:t xml:space="preserve"> places an unused Leader </w:t>
+      </w:r>
+      <w:r>
+        <w:rPr/>
+        <w:t xml:space="preserve">of their choice </w:t>
+      </w:r>
+      <w:r>
+        <w:rPr/>
+        <w:t>on this action.</w:t>
+      </w:r>
+      <w:r>
+        <w:rPr/>
+        <w:t xml:space="preserve"> The two players</w:t>
+      </w:r>
+      <w:r>
+        <w:rPr/>
+        <w:t xml:space="preserve"> then exchange 1 Alliance Token per Leader level they used.</w:t>
+      </w:r>
+    </w:p>
+    <w:p>
+      <w:pPr>
+        <w:pStyle w:val="ListParagraph"/>
+        <w:rPr/>
+      </w:pPr>
+      <w:r>
+        <w:rPr/>
+        <w:t xml:space="preserve">The other player may </w:t>
+      </w:r>
+      <w:r>
+        <w:rPr/>
+        <w:t>d</w:t>
+      </w:r>
+      <w:r>
+        <w:rPr/>
+        <w:t>e</w:t>
+      </w:r>
+      <w:r>
+        <w:rPr/>
+        <w:t>ny</w:t>
+      </w:r>
+      <w:r>
+        <w:rPr/>
+        <w:t xml:space="preserve"> performing this action. In this case, the first player may choose another player to ally with or take </w:t>
+      </w:r>
+      <w:r>
+        <w:rPr/>
+        <w:t>the action</w:t>
+      </w:r>
+      <w:r>
+        <w:rPr/>
+        <w:t xml:space="preserve"> back entirely.</w:t>
+      </w:r>
+    </w:p>
+    <w:p>
+      <w:pPr>
+        <w:pStyle w:val="ListParagraph"/>
+        <w:rPr/>
+      </w:pPr>
+      <w:r>
+        <w:rPr/>
+        <w:t xml:space="preserve">The two players using this action may only give 1 Alliance Token per Leader level they used. This may result in an uneven exchange </w:t>
+      </w:r>
+      <w:r>
+        <w:rPr/>
+        <w:t xml:space="preserve">of Alliance Tokens </w:t>
+      </w:r>
+      <w:r>
+        <w:rPr/>
+        <w:t>if the players used Leaders of unequal levels</w:t>
+      </w:r>
+      <w:r>
+        <w:rPr/>
+        <w:t>.</w:t>
+      </w:r>
+    </w:p>
+    <w:p>
+      <w:pPr>
+        <w:pStyle w:val="Quote"/>
+      </w:pPr>
+      <w:r>
+        <w:rPr/>
+        <w:t xml:space="preserve">Persian Fact: </w:t>
+      </w:r>
+      <w:r>
+        <w:rPr/>
+        <w:t>Satraps handled their p</w:t>
+      </w:r>
+      <w:r>
+        <w:rPr/>
+        <w:t>rovincial matters independently</w:t>
+      </w:r>
+      <w:r>
+        <w:rPr/>
+        <w:t>, only involving the King when they needed help</w:t>
+      </w:r>
+      <w:r>
+        <w:rPr/>
+        <w:t>.</w:t>
+      </w:r>
+    </w:p>
+    <w:p>
+      <w:pPr>
+        <w:pStyle w:val="Heading3"/>
+      </w:pPr>
+      <w:r>
+        <w:t>5.2.2. Undermarket Actions</w:t>
+      </w:r>
+    </w:p>
+    <w:p>
+      <w:r>
+        <w:rPr/>
+        <w:t xml:space="preserve">These </w:t>
+      </w:r>
+      <w:r>
+        <w:rPr/>
+        <w:t xml:space="preserve">actions </w:t>
+      </w:r>
+      <w:r>
+        <w:rPr/>
+        <w:t>represent</w:t>
+      </w:r>
+      <w:r>
+        <w:rPr/>
+        <w:t xml:space="preserve"> illicit dealings outside the King’s oversight</w:t>
+      </w:r>
+      <w:r>
+        <w:rPr/>
+        <w:t xml:space="preserve"> and come with a penalty for use</w:t>
+      </w:r>
+      <w:r>
+        <w:rPr/>
+        <w:t>. Each may be used once per player per round.</w:t>
+      </w:r>
+    </w:p>
+    <w:p>
+      <w:pPr>
+        <w:pStyle w:val="ListParagraph"/>
+        <w:rPr/>
+      </w:pPr>
+      <w:r>
+        <w:rPr>
+          <w:rStyle w:val="SubtleReference"/>
+        </w:rPr>
+        <w:t xml:space="preserve">Buy </w:t>
+      </w:r>
+      <w:r>
+        <w:rPr/>
+        <w:t>– Pay 1 Coin per Leader Level and gain Commodities</w:t>
+      </w:r>
+      <w:r>
+        <w:rPr/>
+        <w:t xml:space="preserve"> according to the Market Rate</w:t>
+      </w:r>
+      <w:r>
+        <w:rPr/>
+        <w:t xml:space="preserve"> minus 1</w:t>
+      </w:r>
+      <w:r>
+        <w:rPr/>
+        <w:t>.</w:t>
+      </w:r>
+      <w:r>
+        <w:rPr/>
+        <w:t xml:space="preserve"> Once finished with the trade, decrease the Market Rate.</w:t>
+      </w:r>
+    </w:p>
+    <w:p>
+      <w:pPr>
+        <w:pStyle w:val="ListParagraph"/>
+        <w:rPr/>
+      </w:pPr>
+      <w:r>
+        <w:rPr/>
+        <w:t>Ex. At a Market Rate of 4, paying 2 Coins will earn you 6 Commodities. 2 * (4</w:t>
+      </w:r>
+      <w:r>
+        <w:rPr/>
+        <w:t xml:space="preserve"> </w:t>
+      </w:r>
+      <w:r>
+        <w:rPr/>
+        <w:t>-</w:t>
+      </w:r>
+      <w:r>
+        <w:rPr/>
+        <w:t xml:space="preserve"> </w:t>
+      </w:r>
+      <w:r>
+        <w:rPr/>
+        <w:t>1) = 6</w:t>
+      </w:r>
+      <w:r>
+        <w:rPr/>
+        <w:t>.</w:t>
+      </w:r>
+    </w:p>
+    <w:p>
+      <w:pPr>
+        <w:pStyle w:val="ListParagraph"/>
+        <w:rPr/>
+      </w:pPr>
+      <w:r>
+        <w:rPr>
+          <w:rStyle w:val="SubtleReference"/>
+        </w:rPr>
+        <w:t xml:space="preserve">Sell </w:t>
+      </w:r>
+      <w:r>
+        <w:rPr/>
+        <w:t xml:space="preserve">– Pay Commodities and gain up to Leader </w:t>
+      </w:r>
+      <w:r>
+        <w:rPr/>
+        <w:t>l</w:t>
+      </w:r>
+      <w:r>
+        <w:rPr/>
+        <w:t>evel Coins according to the Market Rate plus 1</w:t>
+      </w:r>
+      <w:r>
+        <w:rPr/>
+        <w:t>, rounded down</w:t>
+      </w:r>
+      <w:r>
+        <w:rPr/>
+        <w:t>.</w:t>
+      </w:r>
+      <w:r>
+        <w:rPr/>
+        <w:t xml:space="preserve"> Once finished with the trade, increase the Market Rate.</w:t>
+      </w:r>
+    </w:p>
+    <w:p>
+      <w:pPr>
+        <w:pStyle w:val="ListParagraph"/>
+        <w:rPr/>
+      </w:pPr>
+      <w:r>
+        <w:rPr/>
+        <w:t xml:space="preserve">Ex. At a Market Rate of 4, paying 10 Commodities will earn you 2 Coins. 10 / (4 + 1) </w:t>
+      </w:r>
+      <w:r>
+        <w:rPr/>
+        <w:t>= 2.</w:t>
+      </w:r>
+    </w:p>
+    <w:p>
+      <w:pPr>
+        <w:pStyle w:val="ListParagraph"/>
+        <w:rPr/>
+      </w:pPr>
+      <w:r>
+        <w:rPr>
+          <w:rStyle w:val="SubtleReference"/>
+        </w:rPr>
+        <w:t xml:space="preserve">Monetize </w:t>
+      </w:r>
+      <w:r>
+        <w:rPr/>
+        <w:t xml:space="preserve">– Discard Cards and gain up to Leader </w:t>
+      </w:r>
+      <w:r>
+        <w:rPr/>
+        <w:t>l</w:t>
+      </w:r>
+      <w:r>
+        <w:rPr/>
+        <w:t>evel Coins according to 7 minus the Market Rate minus 1</w:t>
+      </w:r>
+      <w:r>
+        <w:rPr/>
+        <w:t>, rounded down</w:t>
+      </w:r>
+      <w:r>
+        <w:rPr/>
+        <w:t>.</w:t>
+      </w:r>
+    </w:p>
+    <w:p>
+      <w:pPr>
+        <w:pStyle w:val="ListParagraph"/>
+        <w:rPr/>
+      </w:pPr>
+      <w:r>
+        <w:rPr/>
+        <w:t xml:space="preserve">Ex. At a Market Rate of 4, discarding 8 Cards will earn you 2 Coins. 8 / (7 - </w:t>
+      </w:r>
+      <w:r>
+        <w:rPr/>
+        <w:t>(</w:t>
+      </w:r>
+      <w:r>
+        <w:rPr/>
+        <w:t xml:space="preserve">4 </w:t>
+      </w:r>
+      <w:r>
+        <w:rPr/>
+        <w:t>-</w:t>
+      </w:r>
+      <w:r>
+        <w:rPr/>
+        <w:t xml:space="preserve"> 1)</w:t>
+      </w:r>
+      <w:r>
+        <w:rPr/>
+        <w:t>)</w:t>
+      </w:r>
+      <w:r>
+        <w:rPr/>
+        <w:t xml:space="preserve"> = 2.</w:t>
+      </w:r>
+    </w:p>
+    <w:p>
+      <w:pPr>
+        <w:pStyle w:val="ListParagraph"/>
+        <w:rPr/>
+      </w:pPr>
+      <w:r>
+        <w:rPr>
+          <w:rStyle w:val="SubtleReference"/>
+        </w:rPr>
+        <w:t xml:space="preserve">Donate </w:t>
+      </w:r>
+      <w:r>
+        <w:rPr/>
+        <w:t>– Pay 1 Coin per Leader level</w:t>
+      </w:r>
+      <w:r>
+        <w:rPr/>
+        <w:t xml:space="preserve"> to the Royal Bank and gain half (rounded up) the number of donated Coins</w:t>
+      </w:r>
+      <w:r>
+        <w:rPr/>
+        <w:t xml:space="preserve"> minus 1</w:t>
+      </w:r>
+      <w:r>
+        <w:rPr/>
+        <w:t xml:space="preserve"> in Honor.</w:t>
+      </w:r>
+    </w:p>
+    <w:p>
+      <w:pPr>
+        <w:pStyle w:val="ListParagraph"/>
+        <w:rPr/>
+      </w:pPr>
+      <w:r>
+        <w:rPr/>
+        <w:t>Ex. Donating 3 Coins will earn you 1 Honor. (3 – 1) / 2 = 1.</w:t>
+      </w:r>
+    </w:p>
+    <w:p>
+      <w:pPr>
+        <w:pStyle w:val="Quote"/>
+      </w:pPr>
+      <w:r>
+        <w:t>Imperial Reminder: The King frowns upon Undermarket dealings. Fortunately, frowns are not Laws.</w:t>
+      </w:r>
+    </w:p>
+    <w:p>
+      <w:pPr>
+        <w:pStyle w:val="Heading3"/>
+      </w:pPr>
+      <w:r>
+        <w:t>5.2.3. Court Actions</w:t>
+      </w:r>
+    </w:p>
+    <w:p>
+      <w:r>
+        <w:t xml:space="preserve">These actions represent </w:t>
+      </w:r>
+      <w:r>
+        <w:t xml:space="preserve">direct interactions with </w:t>
+      </w:r>
+      <w:r>
+        <w:t>the King and his Court</w:t>
+      </w:r>
+      <w:r>
+        <w:t>. Each may be used once per round by a single player.</w:t>
+      </w:r>
+    </w:p>
+    <w:p>
+      <w:pPr>
+        <w:pStyle w:val="ListParagraph"/>
+      </w:pPr>
+      <w:r>
+        <w:rPr>
+          <w:rStyle w:val="SubtleReference"/>
+        </w:rPr>
+        <w:t xml:space="preserve">Petition </w:t>
+      </w:r>
+      <w:r>
+        <w:t>– Play 1 Law per Leader level from your hand to the back of the Law Queue.</w:t>
+      </w:r>
+      <w:r>
+        <w:t xml:space="preserve"> Put one of your Card Markers on each Law played.</w:t>
+      </w:r>
+    </w:p>
+    <w:p>
+      <w:pPr>
+        <w:pStyle w:val="ListParagraph"/>
+        <w:rPr/>
+      </w:pPr>
+      <w:r>
+        <w:rPr>
+          <w:rStyle w:val="SubtleReference"/>
+        </w:rPr>
+        <w:t xml:space="preserve">Postpone </w:t>
+      </w:r>
+      <w:r>
+        <w:rPr/>
+        <w:t>– Move the Deliberated Law 1 space per Leader level backward in the Law Queue. Immediately make the f</w:t>
+      </w:r>
+      <w:r>
+        <w:rPr/>
+        <w:t>ir</w:t>
+      </w:r>
+      <w:r>
+        <w:rPr/>
+        <w:t>st Law in the Queue the new Deliberated Law</w:t>
+      </w:r>
+      <w:r>
+        <w:rPr/>
+        <w:t xml:space="preserve"> and set its Threshold</w:t>
+      </w:r>
+      <w:r>
+        <w:rPr/>
+        <w:t>.</w:t>
+      </w:r>
+    </w:p>
+    <w:p>
+      <w:pPr>
+        <w:pStyle w:val="ListParagraph"/>
+        <w:rPr/>
+      </w:pPr>
+      <w:r>
+        <w:rPr>
+          <w:rStyle w:val="SubtleReference"/>
+        </w:rPr>
+        <w:t xml:space="preserve">Prioritize </w:t>
+      </w:r>
+      <w:r>
+        <w:rPr/>
+        <w:t>– Move any Law in the Queue, except the Deliberated Law, forward 1 space per Leader Level.</w:t>
+      </w:r>
+    </w:p>
+    <w:p>
+      <w:pPr>
+        <w:pStyle w:val="ListParagraph"/>
+      </w:pPr>
+      <w:r>
+        <w:rPr>
+          <w:rStyle w:val="SubtleReference"/>
+        </w:rPr>
+        <w:t xml:space="preserve">Flatter </w:t>
+      </w:r>
+      <w:r>
+        <w:t>– Gain the King’s Favor and half the Leader’s level in Coins from the Royal Bank.</w:t>
+      </w:r>
+    </w:p>
+    <w:p>
+      <w:pPr>
+        <w:pStyle w:val="ListParagraph"/>
+        <w:rPr>
+          <w:sz w:val="24"/>
+          <w:szCs w:val="24"/>
+        </w:rPr>
+      </w:pPr>
+      <w:r>
+        <w:rPr>
+          <w:rStyle w:val="SubtleReference"/>
+        </w:rPr>
+        <w:t xml:space="preserve">Buy </w:t>
+      </w:r>
+      <w:r>
+        <w:rPr/>
+        <w:t>– Pay 1 Coin per Leader Level and gain Commodities according to the Market Rate.</w:t>
+      </w:r>
+      <w:r>
+        <w:rPr/>
+        <w:t xml:space="preserve"> </w:t>
+      </w:r>
+      <w:r>
+        <w:rPr/>
+        <w:t>Once finished with the trade, decrease the Market Rate.</w:t>
+      </w:r>
+    </w:p>
+    <w:p>
+      <w:pPr>
+        <w:pStyle w:val="ListParagraph"/>
+        <w:rPr/>
+      </w:pPr>
+      <w:r>
+        <w:rPr/>
+        <w:t>Ex. At a Market Rate of 4, paying 2 Coins will earn you 8 Commodities. 2 * 4 = 8.</w:t>
+      </w:r>
+    </w:p>
+    <w:p>
+      <w:pPr>
+        <w:pStyle w:val="ListParagraph"/>
+        <w:rPr/>
+      </w:pPr>
+      <w:r>
+        <w:rPr>
+          <w:rStyle w:val="SubtleReference"/>
+        </w:rPr>
+        <w:t xml:space="preserve">Sell </w:t>
+      </w:r>
+      <w:r>
+        <w:rPr/>
+        <w:t>– Pay Commodities and gain up to Leader level Coins according to the Market Rate</w:t>
+      </w:r>
+      <w:r>
+        <w:rPr/>
+        <w:t>, rounded down</w:t>
+      </w:r>
+      <w:r>
+        <w:rPr/>
+        <w:t>.</w:t>
+      </w:r>
+      <w:r>
+        <w:rPr/>
+        <w:t xml:space="preserve"> Once finished with the trade, increase the Market Rate.</w:t>
+      </w:r>
+    </w:p>
+    <w:p>
+      <w:pPr>
+        <w:pStyle w:val="ListParagraph"/>
+        <w:rPr/>
+      </w:pPr>
+      <w:r>
+        <w:rPr/>
+        <w:t>Ex. At a Market Rate of 4, paying 8 Commodities will earn you 2 Coins. 8 / 4 = 2.</w:t>
+      </w:r>
+    </w:p>
+    <w:p>
+      <w:pPr>
+        <w:pStyle w:val="ListParagraph"/>
+        <w:rPr/>
+      </w:pPr>
+      <w:r>
+        <w:rPr>
+          <w:rStyle w:val="SubtleReference"/>
+        </w:rPr>
+        <w:t xml:space="preserve">Monetize </w:t>
+      </w:r>
+      <w:r>
+        <w:rPr/>
+        <w:t>– Discard Cards and gain up to Leader level Coins according to 7 minus the Market Rate</w:t>
+      </w:r>
+      <w:r>
+        <w:rPr/>
+        <w:t>, rounded down</w:t>
+      </w:r>
+      <w:r>
+        <w:rPr/>
+        <w:t>.</w:t>
+      </w:r>
+    </w:p>
+    <w:p>
+      <w:pPr>
+        <w:pStyle w:val="ListParagraph"/>
+        <w:rPr/>
+      </w:pPr>
+      <w:r>
+        <w:rPr/>
+        <w:t xml:space="preserve">Ex. At a Market Rate of 4, discarding </w:t>
+      </w:r>
+      <w:r>
+        <w:rPr/>
+        <w:t>6</w:t>
+      </w:r>
+      <w:r>
+        <w:rPr/>
+        <w:t xml:space="preserve"> Cards will earn you 2 Coins. </w:t>
+      </w:r>
+      <w:r>
+        <w:rPr/>
+        <w:t>6</w:t>
+      </w:r>
+      <w:r>
+        <w:rPr/>
+        <w:t xml:space="preserve"> / (7 - 4) = 2.</w:t>
+      </w:r>
+    </w:p>
+    <w:p>
+      <w:pPr>
+        <w:pStyle w:val="ListParagraph"/>
+        <w:rPr/>
+      </w:pPr>
+      <w:r>
+        <w:rPr>
+          <w:rStyle w:val="SubtleReference"/>
+        </w:rPr>
+        <w:t xml:space="preserve">Donate </w:t>
+      </w:r>
+      <w:r>
+        <w:rPr/>
+        <w:t>– Pay 1 Coin per Leader level to the Royal Bank and gain half (rounded up) the number of donated Coins in Honor.</w:t>
+      </w:r>
+    </w:p>
+    <w:p>
+      <w:pPr>
+        <w:pStyle w:val="Quote"/>
+      </w:pPr>
+      <w:r>
+        <w:rPr/>
+        <w:t>Persian Fact: Only one satrap could petition the King at a time.</w:t>
+      </w:r>
+      <w:r>
+        <w:rPr/>
+        <w:t xml:space="preserve"> Other</w:t>
+      </w:r>
+      <w:r>
+        <w:rPr/>
+        <w:t>s had to wait for the first to finish</w:t>
+      </w:r>
+      <w:r>
+        <w:rPr/>
+        <w:t>.</w:t>
+      </w:r>
+    </w:p>
+    <w:p>
+      <w:pPr>
+        <w:pStyle w:val="Heading1"/>
+      </w:pPr>
+      <w:r>
+        <w:rPr/>
+        <w:t xml:space="preserve">6. </w:t>
+      </w:r>
+      <w:r>
+        <w:rPr/>
+        <w:t>Reports Phase</w:t>
+      </w:r>
+    </w:p>
+    <w:p>
+      <w:pPr>
+        <w:rPr>
+          <w:b w:val="1"/>
+          <w:bCs w:val="1"/>
+        </w:rPr>
+      </w:pPr>
+      <w:r>
+        <w:rPr/>
+        <w:t xml:space="preserve">When the sun sets upon the empire, the Great King’s scribes gather the day’s accounts from every province. These Reports </w:t>
+      </w:r>
+      <w:r>
+        <w:rPr/>
+        <w:t>determine</w:t>
+      </w:r>
+      <w:r>
+        <w:rPr/>
+        <w:t xml:space="preserve"> which satraps upheld the King’s order</w:t>
+      </w:r>
+      <w:r>
+        <w:rPr/>
         <w:t>s</w:t>
       </w:r>
       <w:r>
-        <w:t>, but the total number of Investment levels increased may be no more than the Leader’s Level</w:t>
-      </w:r>
-      <w:r>
-        <w:t>.</w:t>
-      </w:r>
-    </w:p>
-    <w:p>
-      <w:pPr>
-        <w:pStyle w:val="ListParagraph"/>
-      </w:pPr>
-      <w:r>
-        <w:t>The maximum Investment level is either 3 or 6, depending on the Investment.</w:t>
-      </w:r>
-    </w:p>
-    <w:p>
-      <w:pPr>
-        <w:pStyle w:val="ListParagraph"/>
-      </w:pPr>
-      <w:r>
-        <w:rPr>
-          <w:rStyle w:val="SubtleReference"/>
-        </w:rPr>
-        <w:t xml:space="preserve">Commission </w:t>
-      </w:r>
-      <w:r>
-        <w:t>– Immediately gain a new Leader and place it on this action space next to your original Leader. Set the new Leader’s level to half (rounded up) of the original Leader’s level.</w:t>
-      </w:r>
-    </w:p>
-    <w:p>
-      <w:pPr>
-        <w:pStyle w:val="ListParagraph"/>
-        <w:ind w:left="1800"/>
-      </w:pPr>
-      <w:r>
-        <w:t>The maximum number of Leaders a player may have is 10.</w:t>
-      </w:r>
-    </w:p>
-    <w:p>
-      <w:pPr>
-        <w:pStyle w:val="ListParagraph"/>
-      </w:pPr>
-      <w:r>
-        <w:rPr>
-          <w:rStyle w:val="SubtleReference"/>
-        </w:rPr>
-        <w:t xml:space="preserve">Promote </w:t>
-      </w:r>
-      <w:r>
-        <w:t>– Immediately increase your Leader’s Level by 1.</w:t>
-      </w:r>
-    </w:p>
-    <w:p>
-      <w:pPr>
-        <w:pStyle w:val="ListParagraph"/>
-      </w:pPr>
-      <w:r>
-        <w:t xml:space="preserve">The maximum </w:t>
-      </w:r>
-      <w:r>
-        <w:t xml:space="preserve">Leader level </w:t>
-      </w:r>
-      <w:r>
-        <w:t xml:space="preserve">is </w:t>
-      </w:r>
-      <w:r>
-        <w:t>6.</w:t>
-      </w:r>
-    </w:p>
-    <w:p>
-      <w:pPr>
-        <w:pStyle w:val="ListParagraph"/>
-      </w:pPr>
-      <w:r>
-        <w:rPr>
-          <w:rStyle w:val="SubtleReference"/>
-        </w:rPr>
-        <w:t xml:space="preserve">Sue </w:t>
-      </w:r>
-      <w:r>
-        <w:t xml:space="preserve">– Initiate a Trial against another player. The </w:t>
-      </w:r>
-      <w:r>
-        <w:t xml:space="preserve">other </w:t>
-      </w:r>
-      <w:r>
-        <w:t xml:space="preserve">player must immediately place an unused </w:t>
-      </w:r>
-      <w:r>
-        <w:t>L</w:t>
-      </w:r>
-      <w:r>
-        <w:t>eader on this action. The two players then perform a Trial</w:t>
-      </w:r>
-      <w:r>
-        <w:t>, following the instructions in 7.2</w:t>
-      </w:r>
-      <w:r>
-        <w:t>.</w:t>
-      </w:r>
-    </w:p>
-    <w:p>
-      <w:pPr>
-        <w:pStyle w:val="ListParagraph"/>
-      </w:pPr>
-      <w:r>
-        <w:t>The other player cannot deny performing this action.</w:t>
-      </w:r>
-    </w:p>
-    <w:p>
-      <w:pPr>
-        <w:pStyle w:val="ListParagraph"/>
-      </w:pPr>
-      <w:r>
-        <w:rPr>
-          <w:rStyle w:val="SubtleReference"/>
-        </w:rPr>
-        <w:t>Negotiate</w:t>
-      </w:r>
-      <w:r>
-        <w:rPr>
-          <w:rStyle w:val="SubtleReference"/>
-        </w:rPr>
-        <w:t xml:space="preserve"> </w:t>
-      </w:r>
-      <w:r>
-        <w:t xml:space="preserve">– </w:t>
-      </w:r>
-      <w:r>
-        <w:t xml:space="preserve">Form an alliance with another player. The other player </w:t>
-      </w:r>
-      <w:r>
-        <w:t>immediateply places an unused Leader on this action.</w:t>
-      </w:r>
-      <w:r>
-        <w:t xml:space="preserve"> The two players</w:t>
-      </w:r>
-      <w:r>
-        <w:t xml:space="preserve"> then exchange 1 Alliance Token per Leader level they used.</w:t>
-      </w:r>
-    </w:p>
-    <w:p>
-      <w:pPr>
-        <w:pStyle w:val="ListParagraph"/>
-      </w:pPr>
-      <w:r>
-        <w:t>The other player may dany performing this action. In this case, the first player may choose another player to ally with or take the action back entirely.</w:t>
-      </w:r>
-    </w:p>
-    <w:p>
-      <w:pPr>
-        <w:pStyle w:val="ListParagraph"/>
-      </w:pPr>
-      <w:r>
-        <w:t xml:space="preserve">The two players using this action may only give 1 Alliance Token per Leader level they used. This may result in an uneven exchange </w:t>
-      </w:r>
-      <w:r>
-        <w:t xml:space="preserve">of Alliance Tokens </w:t>
-      </w:r>
-      <w:r>
-        <w:t>if the players used Leaders of unequal levels</w:t>
-      </w:r>
-      <w:r>
-        <w:t>.</w:t>
+        <w:rPr/>
+        <w:t xml:space="preserve">, which faltered, and how the empire must prepare for the next </w:t>
+      </w:r>
+      <w:r>
+        <w:rPr/>
+        <w:t>round’s</w:t>
+      </w:r>
+      <w:r>
+        <w:rPr/>
+        <w:t xml:space="preserve"> maneuvers. Resolve the following matters in the exact order presented, for the empire tolerates no disorder in its record</w:t>
+      </w:r>
+      <w:r>
+        <w:noBreakHyphen/>
+      </w:r>
+      <w:r>
+        <w:rPr/>
+        <w:t>keeping.</w:t>
       </w:r>
     </w:p>
     <w:p>
@@ -2017,388 +3174,75 @@
         <w:pStyle w:val="Quote"/>
       </w:pPr>
       <w:r>
-        <w:t>Margin Note — Persian Fact: Only one satrap could “petition” the King at a time, but provincial matters were handled independently.</w:t>
-      </w:r>
-    </w:p>
-    <w:p>
-      <w:pPr>
-        <w:pStyle w:val="Heading3"/>
-      </w:pPr>
-      <w:r>
-        <w:t>5.2.2. Undermarket Actions</w:t>
-      </w:r>
-    </w:p>
-    <w:p>
-      <w:r>
-        <w:t>These represent illicit dealings outside the King’s oversight</w:t>
-      </w:r>
-      <w:r>
-        <w:t xml:space="preserve"> and come with a penalty for use</w:t>
-      </w:r>
-      <w:r>
-        <w:t>. Each may be used once per player per round.</w:t>
-      </w:r>
-    </w:p>
-    <w:p>
-      <w:pPr>
-        <w:pStyle w:val="ListParagraph"/>
-      </w:pPr>
-      <w:r>
-        <w:rPr>
-          <w:rStyle w:val="SubtleReference"/>
-        </w:rPr>
-        <w:t xml:space="preserve">Buy </w:t>
-      </w:r>
-      <w:r>
-        <w:t>– Pay 1 Coin per Leader Level and gain Commodities</w:t>
-      </w:r>
-      <w:r>
-        <w:t xml:space="preserve"> according to the Market Rate</w:t>
-      </w:r>
-      <w:r>
-        <w:t xml:space="preserve"> minus 1</w:t>
-      </w:r>
-      <w:r>
-        <w:t>.</w:t>
-      </w:r>
-    </w:p>
-    <w:p>
-      <w:pPr>
-        <w:pStyle w:val="ListParagraph"/>
-      </w:pPr>
-      <w:r>
-        <w:lastRenderedPageBreak/>
-        <w:t>Ex. At a Market Rate of 4, paying 2 Coins will earn you 6 Commodities. 2 * (4</w:t>
-      </w:r>
-      <w:r>
-        <w:t xml:space="preserve"> </w:t>
-      </w:r>
-      <w:r>
-        <w:t>-</w:t>
-      </w:r>
-      <w:r>
-        <w:t xml:space="preserve"> </w:t>
-      </w:r>
-      <w:r>
-        <w:t>1) = 6</w:t>
-      </w:r>
-      <w:r>
-        <w:t>.</w:t>
-      </w:r>
-    </w:p>
-    <w:p>
-      <w:pPr>
-        <w:pStyle w:val="ListParagraph"/>
-      </w:pPr>
-      <w:r>
-        <w:rPr>
-          <w:rStyle w:val="SubtleReference"/>
-        </w:rPr>
-        <w:t xml:space="preserve">Sell </w:t>
-      </w:r>
-      <w:r>
-        <w:t xml:space="preserve">– Pay Commodities and gain up to Leader </w:t>
-      </w:r>
-      <w:r>
-        <w:t>l</w:t>
-      </w:r>
-      <w:r>
-        <w:t>evel Coins according to the Market Rate plus 1.</w:t>
-      </w:r>
-    </w:p>
-    <w:p>
-      <w:pPr>
-        <w:pStyle w:val="ListParagraph"/>
-      </w:pPr>
-      <w:r>
-        <w:t xml:space="preserve">Ex. At a Market Rate of 4, paying 10 Commodities will earn you 2 Coins. 10 / (4 + 1) </w:t>
-      </w:r>
-      <w:r>
-        <w:t>= 2.</w:t>
-      </w:r>
-    </w:p>
-    <w:p>
-      <w:pPr>
-        <w:pStyle w:val="ListParagraph"/>
-      </w:pPr>
-      <w:r>
-        <w:rPr>
-          <w:rStyle w:val="SubtleReference"/>
-        </w:rPr>
-        <w:t xml:space="preserve">Monetize </w:t>
-      </w:r>
-      <w:r>
-        <w:t xml:space="preserve">– Discard Cards and gain up to Leader </w:t>
-      </w:r>
-      <w:r>
-        <w:t>l</w:t>
-      </w:r>
-      <w:r>
-        <w:t>evel Coins according to 7 minus the Market Rate minus 1.</w:t>
-      </w:r>
-    </w:p>
-    <w:p>
-      <w:pPr>
-        <w:pStyle w:val="ListParagraph"/>
-      </w:pPr>
-      <w:r>
-        <w:t xml:space="preserve">Ex. At a Market Rate of 4, discarding 8 Cards will earn you 2 Coins. 8 / (7 - </w:t>
-      </w:r>
-      <w:r>
-        <w:t>(</w:t>
-      </w:r>
-      <w:r>
-        <w:t xml:space="preserve">4 </w:t>
-      </w:r>
-      <w:r>
-        <w:t>-</w:t>
-      </w:r>
-      <w:r>
-        <w:t xml:space="preserve"> 1)</w:t>
-      </w:r>
-      <w:r>
-        <w:t>)</w:t>
-      </w:r>
-      <w:r>
-        <w:t xml:space="preserve"> = 2.</w:t>
-      </w:r>
-    </w:p>
-    <w:p>
-      <w:pPr>
-        <w:pStyle w:val="ListParagraph"/>
-      </w:pPr>
-      <w:r>
-        <w:rPr>
-          <w:rStyle w:val="SubtleReference"/>
-        </w:rPr>
-        <w:t xml:space="preserve">Donate </w:t>
-      </w:r>
-      <w:r>
-        <w:t>– Pay 1 Coin per Leader level</w:t>
-      </w:r>
-      <w:r>
-        <w:t xml:space="preserve"> to the Royal Bank and gain half (rounded up) the number of donated Coins in Honor. Immediately decrease the level of the </w:t>
-      </w:r>
-      <w:r>
-        <w:t>Leader used by 1</w:t>
-      </w:r>
-      <w:r>
-        <w:t>.</w:t>
-      </w:r>
-    </w:p>
-    <w:p>
-      <w:pPr>
-        <w:pStyle w:val="Quote"/>
-      </w:pPr>
-      <w:r>
-        <w:t>Imperial Reminder: The King frowns upon Undermarket dealings. Fortunately, frowns are not Laws.</w:t>
-      </w:r>
-    </w:p>
-    <w:p>
-      <w:pPr>
-        <w:pStyle w:val="Heading3"/>
-      </w:pPr>
-      <w:r>
-        <w:t>5.2.3. Court Actions</w:t>
-      </w:r>
-    </w:p>
-    <w:p>
-      <w:r>
-        <w:t xml:space="preserve">These actions represent </w:t>
-      </w:r>
-      <w:r>
-        <w:t xml:space="preserve">direct interactions with </w:t>
-      </w:r>
-      <w:r>
-        <w:t>the King and his Court</w:t>
-      </w:r>
-      <w:r>
-        <w:t>. Each may be used once per round by a single player.</w:t>
-      </w:r>
-    </w:p>
-    <w:p>
-      <w:pPr>
-        <w:pStyle w:val="ListParagraph"/>
-      </w:pPr>
-      <w:r>
-        <w:rPr>
-          <w:rStyle w:val="SubtleReference"/>
-        </w:rPr>
-        <w:t xml:space="preserve">Petition </w:t>
-      </w:r>
-      <w:r>
-        <w:t>– Play 1 Law per Leader level from your hand to the back of the Law Queue.</w:t>
-      </w:r>
-      <w:r>
-        <w:t xml:space="preserve"> Put one of your Card Markers on each Law played.</w:t>
-      </w:r>
-    </w:p>
-    <w:p>
-      <w:pPr>
-        <w:pStyle w:val="ListParagraph"/>
-      </w:pPr>
-      <w:r>
-        <w:rPr>
-          <w:rStyle w:val="SubtleReference"/>
-        </w:rPr>
-        <w:t xml:space="preserve">Postpone </w:t>
-      </w:r>
-      <w:r>
-        <w:t>– Move the Deliberated Law 1 space per Leader level backward in the Law Queue. Immediately make the f</w:t>
-      </w:r>
-      <w:r>
-        <w:t>ir</w:t>
-      </w:r>
-      <w:r>
-        <w:t>st Law in the Queue the new Deliberated Law.</w:t>
-      </w:r>
-    </w:p>
-    <w:p>
-      <w:pPr>
-        <w:pStyle w:val="ListParagraph"/>
-      </w:pPr>
-      <w:r>
-        <w:rPr>
-          <w:rStyle w:val="SubtleReference"/>
-        </w:rPr>
-        <w:t xml:space="preserve">Prioritize </w:t>
-      </w:r>
-      <w:r>
-        <w:t>– Move any Law in the Queue, except the Deliberated Law, forward 1 space per Leader Level.</w:t>
-      </w:r>
-    </w:p>
-    <w:p>
-      <w:pPr>
-        <w:pStyle w:val="ListParagraph"/>
-      </w:pPr>
-      <w:r>
-        <w:t>The moved Law may never replace the Deliberated Law.</w:t>
-      </w:r>
-    </w:p>
-    <w:p>
-      <w:pPr>
-        <w:pStyle w:val="ListParagraph"/>
-      </w:pPr>
-      <w:r>
-        <w:rPr>
-          <w:rStyle w:val="SubtleReference"/>
-        </w:rPr>
-        <w:t xml:space="preserve">Flatter </w:t>
-      </w:r>
-      <w:r>
-        <w:t>– Gain the King’s Favor and half the Leader’s level in Coins from the Royal Bank.</w:t>
-      </w:r>
-    </w:p>
-    <w:p>
-      <w:pPr>
-        <w:pStyle w:val="ListParagraph"/>
-      </w:pPr>
-      <w:r>
-        <w:rPr>
-          <w:rStyle w:val="SubtleReference"/>
-        </w:rPr>
-        <w:t xml:space="preserve">Buy </w:t>
-      </w:r>
-      <w:r>
-        <w:t>– Pay 1 Coin per Leader Level and gain Commodities according to the Market Rate.</w:t>
-      </w:r>
-    </w:p>
-    <w:p>
-      <w:pPr>
-        <w:pStyle w:val="ListParagraph"/>
-      </w:pPr>
-      <w:r>
-        <w:t>Ex. At a Market Rate of 4, paying 2 Coins will earn you 8 Commodities. 2 * 4 = 8.</w:t>
-      </w:r>
-    </w:p>
-    <w:p>
-      <w:pPr>
-        <w:pStyle w:val="ListParagraph"/>
-      </w:pPr>
-      <w:r>
-        <w:rPr>
-          <w:rStyle w:val="SubtleReference"/>
-        </w:rPr>
-        <w:t xml:space="preserve">Sell </w:t>
-      </w:r>
-      <w:r>
-        <w:t>– Pay Commodities and gain up to Leader level Coins according to the Market Rate.</w:t>
-      </w:r>
-    </w:p>
-    <w:p>
-      <w:pPr>
-        <w:pStyle w:val="ListParagraph"/>
-      </w:pPr>
-      <w:r>
-        <w:lastRenderedPageBreak/>
-        <w:t>Ex. At a Market Rate of 4, paying 8 Commodities will earn you 2 Coins. 8 / 4 = 2.</w:t>
-      </w:r>
-    </w:p>
-    <w:p>
-      <w:pPr>
-        <w:pStyle w:val="ListParagraph"/>
-      </w:pPr>
-      <w:r>
-        <w:rPr>
-          <w:rStyle w:val="SubtleReference"/>
-        </w:rPr>
-        <w:t xml:space="preserve">Monetize </w:t>
-      </w:r>
-      <w:r>
-        <w:t>– Discard Cards and gain up to Leader level Coins according to 7 minus the Market Rate.</w:t>
-      </w:r>
-    </w:p>
-    <w:p>
-      <w:pPr>
-        <w:pStyle w:val="ListParagraph"/>
-      </w:pPr>
-      <w:r>
-        <w:t xml:space="preserve">Ex. At a Market Rate of 4, discarding </w:t>
-      </w:r>
-      <w:r>
-        <w:t>6</w:t>
-      </w:r>
-      <w:r>
-        <w:t xml:space="preserve"> Cards will earn you 2 Coins. </w:t>
-      </w:r>
-      <w:r>
-        <w:t>6</w:t>
-      </w:r>
-      <w:r>
-        <w:t xml:space="preserve"> / (7 - 4) = 2.</w:t>
-      </w:r>
-    </w:p>
-    <w:p>
-      <w:pPr>
-        <w:pStyle w:val="ListParagraph"/>
-      </w:pPr>
-      <w:r>
-        <w:rPr>
-          <w:rStyle w:val="SubtleReference"/>
-        </w:rPr>
-        <w:t xml:space="preserve">Donate </w:t>
-      </w:r>
-      <w:r>
-        <w:t>– Pay 1 Coin per Leader level to the Royal Bank and gain half (rounded up) the number of donated Coins in Honor.</w:t>
-      </w:r>
-    </w:p>
-    <w:p>
-      <w:pPr>
-        <w:pStyle w:val="Heading1"/>
-      </w:pPr>
-      <w:r>
-        <w:t xml:space="preserve">6. </w:t>
-      </w:r>
-      <w:r>
-        <w:t>Reports Phase</w:t>
-      </w:r>
-    </w:p>
-    <w:p>
-      <w:pPr>
-        <w:pStyle w:val="Subtitle"/>
-      </w:pPr>
-      <w:r>
-        <w:t>Detailed description of all steps to clean up after a round and prepare for the next round</w:t>
+        <w:t>Imperial Note: The King’s scribes are nothing if not thorough. Their reports are long, but their order is absolute.</w:t>
+      </w:r>
+    </w:p>
+    <w:p>
+      <w:pPr>
+        <w:pStyle w:val="Heading2"/>
+      </w:pPr>
+      <w:r>
+        <w:t>6.1. Taxation</w:t>
+      </w:r>
+    </w:p>
+    <w:p>
+      <w:r>
+        <w:rPr/>
+        <w:t xml:space="preserve">At the end of the Action Phase, the King’s scribes </w:t>
+      </w:r>
+      <w:bookmarkStart w:name="_Int_8uoA02hN" w:id="1935034695"/>
+      <w:r>
+        <w:rPr/>
+        <w:t>evaluate</w:t>
+      </w:r>
+      <w:bookmarkEnd w:id="1935034695"/>
+      <w:r>
+        <w:rPr/>
+        <w:t xml:space="preserve"> the conduct of each player according to the </w:t>
+      </w:r>
+      <w:r>
+        <w:rPr/>
+        <w:t>Codex</w:t>
+      </w:r>
+      <w:r>
+        <w:rPr/>
+        <w:t>. The following actions must be performed:</w:t>
+      </w:r>
+    </w:p>
+    <w:p>
+      <w:pPr>
+        <w:pStyle w:val="ListParagraph"/>
+      </w:pPr>
+      <w:r>
+        <w:t xml:space="preserve">Each player must pay </w:t>
+      </w:r>
+      <w:r>
+        <w:t xml:space="preserve">the Royal Bank </w:t>
+      </w:r>
+      <w:r>
+        <w:t>1 Coin per Law they are violating</w:t>
+      </w:r>
+      <w:r>
+        <w:t>. Laws that have already been taxed in the preceding Action Phase are ignored.</w:t>
+      </w:r>
+    </w:p>
+    <w:p>
+      <w:pPr>
+        <w:pStyle w:val="ListParagraph"/>
+      </w:pPr>
+      <w:r>
+        <w:t>Give the King’s Favor to the player who is currently violating the fewest Laws.</w:t>
+      </w:r>
+    </w:p>
+    <w:p>
+      <w:pPr>
+        <w:pStyle w:val="Heading2"/>
+      </w:pPr>
+      <w:r>
+        <w:t>6.2. Battle</w:t>
+      </w:r>
+      <w:r>
+        <w:t xml:space="preserve"> Against the Greeks</w:t>
       </w:r>
     </w:p>
     <w:p>
@@ -2409,11 +3253,282 @@
         </w:rPr>
       </w:pPr>
       <w:r>
-        <w:t>When the sun sets upon the empire, the Great King’s scribes gather the day’s accounts from every province. These Reports determine which satraps upheld the King’s order, which faltered, and how the empire must prepare for the next round’s maneuvers. Resolve the following matters in the exact order presented, for the empire tolerates no disorder in its record</w:t>
-      </w:r>
-      <w:r>
-        <w:noBreakHyphen/>
-        <w:t>keeping.</w:t>
+        <w:t>T</w:t>
+      </w:r>
+      <w:r>
+        <w:t xml:space="preserve">he empire now learns the outcome of </w:t>
+      </w:r>
+      <w:r>
+        <w:t>its military expeditions</w:t>
+      </w:r>
+      <w:r>
+        <w:t>.</w:t>
+      </w:r>
+      <w:r>
+        <w:t xml:space="preserve"> Perform the following actions to see how well your armies fared:</w:t>
+      </w:r>
+    </w:p>
+    <w:p>
+      <w:pPr>
+        <w:pStyle w:val="ListParagraph"/>
+        <w:rPr/>
+      </w:pPr>
+      <w:r>
+        <w:rPr/>
+        <w:t xml:space="preserve">The player who deployed the most Troops </w:t>
+      </w:r>
+      <w:r>
+        <w:rPr/>
+        <w:t>in the preceding phase</w:t>
+      </w:r>
+      <w:r>
+        <w:rPr/>
+        <w:t xml:space="preserve"> becomes the General of the battle and gains </w:t>
+      </w:r>
+      <w:r>
+        <w:rPr/>
+        <w:t>1</w:t>
+      </w:r>
+      <w:r>
+        <w:rPr/>
+        <w:t xml:space="preserve"> </w:t>
+      </w:r>
+      <w:r>
+        <w:rPr/>
+        <w:t xml:space="preserve">Honor. In case of a tie, the </w:t>
+      </w:r>
+      <w:r>
+        <w:rPr/>
+        <w:t xml:space="preserve">tied </w:t>
+      </w:r>
+      <w:r>
+        <w:rPr/>
+        <w:t xml:space="preserve">player who deployed </w:t>
+      </w:r>
+      <w:r>
+        <w:rPr/>
+        <w:t>first</w:t>
+      </w:r>
+      <w:r>
+        <w:rPr/>
+        <w:t xml:space="preserve"> receives the Honor.</w:t>
+      </w:r>
+    </w:p>
+    <w:p>
+      <w:pPr>
+        <w:pStyle w:val="ListParagraph"/>
+      </w:pPr>
+      <w:r>
+        <w:t xml:space="preserve">Roll one die per player, halve each </w:t>
+      </w:r>
+      <w:r>
+        <w:t xml:space="preserve">die </w:t>
+      </w:r>
+      <w:r>
+        <w:t xml:space="preserve">(rounded up), and </w:t>
+      </w:r>
+      <w:r>
+        <w:t xml:space="preserve">total </w:t>
+      </w:r>
+      <w:r>
+        <w:t>the results.</w:t>
+      </w:r>
+      <w:r>
+        <w:t xml:space="preserve"> A corresponding number of Greeks are pulled from the Greek Reserves. This new pool represents the size of the </w:t>
+      </w:r>
+      <w:r>
+        <w:t>opposing</w:t>
+      </w:r>
+      <w:r>
+        <w:t xml:space="preserve"> army </w:t>
+      </w:r>
+      <w:r>
+        <w:t xml:space="preserve">deployed </w:t>
+      </w:r>
+      <w:r>
+        <w:t>this round.</w:t>
+      </w:r>
+    </w:p>
+    <w:p>
+      <w:pPr>
+        <w:pStyle w:val="ListParagraph"/>
+      </w:pPr>
+      <w:r>
+        <w:t>Count the number of Troops deployed by each army. The side with the greater number of Troops wins the battle. Discard the defeated army</w:t>
+      </w:r>
+      <w:r>
+        <w:t xml:space="preserve"> and an equal number of Troops from the victorious army. Count </w:t>
+      </w:r>
+      <w:r>
+        <w:t>a battle with equal army sizes as a Persian victory and discard both sides completely.</w:t>
+      </w:r>
+    </w:p>
+    <w:p>
+      <w:pPr>
+        <w:pStyle w:val="ListParagraph"/>
+      </w:pPr>
+      <w:r>
+        <w:t>In case of a Persian victory, discard the remaining Persian Troops and an equal number of Greek Troops from the Greek Reserves. Award each player who deployed Troops in t</w:t>
+      </w:r>
+      <w:r>
+        <w:t>he preceding phase 1 Honor for victory.</w:t>
+      </w:r>
+    </w:p>
+    <w:p>
+      <w:pPr>
+        <w:pStyle w:val="ListParagraph"/>
+      </w:pPr>
+      <w:r>
+        <w:t xml:space="preserve">In case of a Greek victory, give the remaining Greek Troops to the player who deployed the fewest Troops in the preceding phase. In case of a tie, the tied player who deployed last </w:t>
+      </w:r>
+      <w:r>
+        <w:t xml:space="preserve">receives </w:t>
+      </w:r>
+      <w:r>
+        <w:t>the Gree</w:t>
+      </w:r>
+      <w:r>
+        <w:t xml:space="preserve">k Troops. </w:t>
+      </w:r>
+      <w:r>
+        <w:t xml:space="preserve">If multiple players refused to deploy any Troops, the player holding the King’s Favor decides who receives the </w:t>
+      </w:r>
+      <w:r>
+        <w:t>Greek Troops.</w:t>
+      </w:r>
+    </w:p>
+    <w:p>
+      <w:pPr>
+        <w:pStyle w:val="ListParagraph"/>
+      </w:pPr>
+      <w:r>
+        <w:t xml:space="preserve">For each Greek Troop given to </w:t>
+      </w:r>
+      <w:r>
+        <w:t xml:space="preserve">a </w:t>
+      </w:r>
+      <w:r>
+        <w:t>player</w:t>
+      </w:r>
+      <w:r>
+        <w:t xml:space="preserve"> after losing a battle</w:t>
+      </w:r>
+      <w:r>
+        <w:t xml:space="preserve">, </w:t>
+      </w:r>
+      <w:r>
+        <w:t xml:space="preserve">perform the </w:t>
+      </w:r>
+      <w:r>
+        <w:t>corresponding action as a Greek Raid.</w:t>
+      </w:r>
+    </w:p>
+    <w:p>
+      <w:pPr>
+        <w:pStyle w:val="ListParagraph"/>
+        <w:rPr/>
+      </w:pPr>
+      <w:r>
+        <w:rPr/>
+        <w:t>If a player has Troops, they discard 1 Troop.</w:t>
+      </w:r>
+    </w:p>
+    <w:p>
+      <w:pPr>
+        <w:pStyle w:val="ListParagraph"/>
+        <w:rPr/>
+      </w:pPr>
+      <w:r>
+        <w:rPr/>
+        <w:t>If a player has no Troops but has Investments, they roll a non-player die and downgrade a</w:t>
+      </w:r>
+      <w:r>
+        <w:rPr/>
+        <w:t xml:space="preserve"> single</w:t>
+      </w:r>
+      <w:r>
+        <w:rPr/>
+        <w:t xml:space="preserve"> Investment </w:t>
+      </w:r>
+      <w:r>
+        <w:rPr/>
+        <w:t xml:space="preserve">by </w:t>
+      </w:r>
+      <w:r>
+        <w:rPr/>
+        <w:t xml:space="preserve">that many levels. The player must </w:t>
+      </w:r>
+      <w:r>
+        <w:rPr/>
+        <w:t xml:space="preserve">apply the full effects of the die, if possible. Investments </w:t>
+      </w:r>
+      <w:r>
+        <w:rPr/>
+        <w:t xml:space="preserve">with a </w:t>
+      </w:r>
+      <w:r>
+        <w:rPr/>
+        <w:t>level lower than 1 are discarded.</w:t>
+      </w:r>
+    </w:p>
+    <w:p>
+      <w:pPr>
+        <w:pStyle w:val="ListParagraph"/>
+        <w:rPr/>
+      </w:pPr>
+      <w:r>
+        <w:rPr/>
+        <w:t xml:space="preserve">If a player has no Troops or Investments but has Leaders, they roll a non-player die and </w:t>
+      </w:r>
+      <w:r>
+        <w:rPr/>
+        <w:t xml:space="preserve">demote </w:t>
+      </w:r>
+      <w:r>
+        <w:rPr/>
+        <w:t xml:space="preserve">a single Leader by that many levels. The player must apply the full effects of the die, if possible. </w:t>
+      </w:r>
+      <w:r>
+        <w:rPr/>
+        <w:t xml:space="preserve">Leaders </w:t>
+      </w:r>
+      <w:r>
+        <w:rPr/>
+        <w:t>with a level lower than 1 are discarded.</w:t>
+      </w:r>
+    </w:p>
+    <w:p>
+      <w:pPr>
+        <w:pStyle w:val="ListParagraph"/>
+        <w:rPr/>
+      </w:pPr>
+      <w:r>
+        <w:rPr/>
+        <w:t>If a player has no Troops</w:t>
+      </w:r>
+      <w:r>
+        <w:rPr/>
+        <w:t xml:space="preserve">, </w:t>
+      </w:r>
+      <w:r>
+        <w:rPr/>
+        <w:t>Investments</w:t>
+      </w:r>
+      <w:r>
+        <w:rPr/>
+        <w:t>, or Leaders</w:t>
+      </w:r>
+      <w:r>
+        <w:rPr/>
+        <w:t>, they are eliminated from the game. Discard all their assets and put all their Coins in the Free Bank</w:t>
+      </w:r>
+      <w:r>
+        <w:rPr/>
+        <w:t>.</w:t>
+      </w:r>
+      <w:r>
+        <w:rPr/>
+        <w:t xml:space="preserve"> Discard any remaining raiding Greek Troops.</w:t>
       </w:r>
     </w:p>
     <w:p>
@@ -2421,306 +3536,285 @@
         <w:pStyle w:val="Quote"/>
       </w:pPr>
       <w:r>
-        <w:t>Imperial Note: The King’s scribes are nothing if not thorough. Their reports are long, but their order is absolute.</w:t>
+        <w:rPr/>
+        <w:t xml:space="preserve">Persian Fact: Greek hoplites were famously disciplined. Persian </w:t>
+      </w:r>
+      <w:r>
+        <w:rPr/>
+        <w:t>troops</w:t>
+      </w:r>
+      <w:r>
+        <w:rPr/>
+        <w:t>… less so.</w:t>
       </w:r>
     </w:p>
     <w:p>
       <w:pPr>
         <w:pStyle w:val="Heading2"/>
-      </w:pPr>
-      <w:r>
-        <w:t>6.1. Taxation</w:t>
-      </w:r>
-    </w:p>
-    <w:p>
-      <w:r>
-        <w:t>At the end of the Action Phase, the King’s scribes evaluate the conduct of each player according to the Edicts</w:t>
-      </w:r>
-      <w:r>
-        <w:t>. The following actions must be performed:</w:t>
-      </w:r>
-    </w:p>
-    <w:p>
-      <w:pPr>
-        <w:pStyle w:val="ListParagraph"/>
-      </w:pPr>
-      <w:r>
-        <w:t xml:space="preserve">Each player must pay </w:t>
-      </w:r>
-      <w:r>
-        <w:t xml:space="preserve">the Royal Bank </w:t>
-      </w:r>
-      <w:r>
-        <w:t>1 Coin per Law they are violating</w:t>
-      </w:r>
-      <w:r>
-        <w:t>. Laws that have already been taxed in the preceding Action Phase are ignored.</w:t>
-      </w:r>
-    </w:p>
-    <w:p>
-      <w:pPr>
-        <w:pStyle w:val="ListParagraph"/>
-      </w:pPr>
-      <w:r>
-        <w:t>Give the King’s Favor to the player who is currently violating the fewest Laws.</w:t>
-      </w:r>
-    </w:p>
-    <w:p>
-      <w:pPr>
-        <w:pStyle w:val="Heading2"/>
-      </w:pPr>
-      <w:r>
-        <w:t>6.2. Battle</w:t>
-      </w:r>
-      <w:r>
-        <w:t xml:space="preserve"> Against the Greeks</w:t>
-      </w:r>
-    </w:p>
-    <w:p>
-      <w:pPr>
         <w:rPr>
           <w:b/>
           <w:bCs/>
         </w:rPr>
       </w:pPr>
       <w:r>
-        <w:t>T</w:t>
-      </w:r>
-      <w:r>
-        <w:t xml:space="preserve">he empire now learns the outcome of </w:t>
-      </w:r>
-      <w:r>
-        <w:t>its military expeditions</w:t>
-      </w:r>
-      <w:r>
-        <w:t>.</w:t>
-      </w:r>
-      <w:r>
-        <w:t xml:space="preserve"> Perform the following actions to see how well your armies fared:</w:t>
-      </w:r>
-    </w:p>
-    <w:p>
-      <w:pPr>
-        <w:pStyle w:val="ListParagraph"/>
-      </w:pPr>
-      <w:r>
-        <w:t xml:space="preserve">The player who deployed the most Troops </w:t>
-      </w:r>
-      <w:r>
-        <w:t>in the preceding phase</w:t>
-      </w:r>
-      <w:r>
-        <w:t xml:space="preserve"> becomes the General of the battle and gains </w:t>
-      </w:r>
-      <w:r>
-        <w:t>2</w:t>
-      </w:r>
-      <w:r>
-        <w:t xml:space="preserve"> Honor. In case of a tie, the </w:t>
-      </w:r>
-      <w:r>
-        <w:t xml:space="preserve">tied </w:t>
-      </w:r>
-      <w:r>
-        <w:t xml:space="preserve">player who deployed </w:t>
-      </w:r>
-      <w:r>
-        <w:t>first</w:t>
-      </w:r>
-      <w:r>
-        <w:t xml:space="preserve"> receives the Honor.</w:t>
-      </w:r>
-    </w:p>
-    <w:p>
-      <w:pPr>
-        <w:pStyle w:val="ListParagraph"/>
-      </w:pPr>
-      <w:r>
-        <w:lastRenderedPageBreak/>
-        <w:t xml:space="preserve">Roll one die per player, halve each </w:t>
-      </w:r>
-      <w:r>
-        <w:t xml:space="preserve">die </w:t>
-      </w:r>
-      <w:r>
-        <w:t xml:space="preserve">(rounded up), and </w:t>
-      </w:r>
-      <w:r>
-        <w:t xml:space="preserve">total </w:t>
-      </w:r>
-      <w:r>
-        <w:t>the results.</w:t>
-      </w:r>
-      <w:r>
-        <w:t xml:space="preserve"> A corresponding number of Greeks are pulled from the Greek Reserves. This new pool represents the size of the </w:t>
-      </w:r>
-      <w:r>
-        <w:t>opposing</w:t>
-      </w:r>
-      <w:r>
-        <w:t xml:space="preserve"> army </w:t>
-      </w:r>
-      <w:r>
-        <w:t xml:space="preserve">deployed </w:t>
-      </w:r>
-      <w:r>
-        <w:t>this round.</w:t>
-      </w:r>
-    </w:p>
-    <w:p>
-      <w:pPr>
-        <w:pStyle w:val="ListParagraph"/>
-      </w:pPr>
-      <w:r>
-        <w:t>Count the number of Troops deployed by each army. The side with the greater number of Troops wins the battle. Discard the defeated army</w:t>
-      </w:r>
-      <w:r>
-        <w:t xml:space="preserve"> and an equal number of Troops from the victorious army. Count </w:t>
-      </w:r>
-      <w:r>
-        <w:t>a battle with equal army sizes as a Persian victory and discard both sides completely.</w:t>
-      </w:r>
-    </w:p>
-    <w:p>
-      <w:pPr>
-        <w:pStyle w:val="ListParagraph"/>
-      </w:pPr>
-      <w:r>
-        <w:t>In case of a Persian victory, discard the remaining Persian Troops and an equal number of Greek Troops from the Greek Reserves. Award each player who deployed Troops in t</w:t>
-      </w:r>
-      <w:r>
-        <w:t>he preceding phase 1 Honor for victory.</w:t>
-      </w:r>
-    </w:p>
-    <w:p>
-      <w:pPr>
-        <w:pStyle w:val="ListParagraph"/>
-      </w:pPr>
-      <w:r>
-        <w:t xml:space="preserve">In case of a Greek victory, give the remaining Greek Troops to the player who deployed the fewest Troops in the preceding phase. In case of a tie, the tied player who deployed last </w:t>
-      </w:r>
-      <w:r>
-        <w:t xml:space="preserve">receives </w:t>
-      </w:r>
-      <w:r>
-        <w:t>the Gree</w:t>
-      </w:r>
-      <w:r>
-        <w:t xml:space="preserve">k Troops. </w:t>
-      </w:r>
-      <w:r>
-        <w:t xml:space="preserve">If multiple players refused to deploy any Troops, the player holding the King’s Favor decides who receives the </w:t>
-      </w:r>
-      <w:r>
-        <w:t>Greek Troops.</w:t>
-      </w:r>
-    </w:p>
-    <w:p>
-      <w:pPr>
-        <w:pStyle w:val="ListParagraph"/>
-      </w:pPr>
-      <w:r>
-        <w:t xml:space="preserve">For each Greek Troop given to </w:t>
-      </w:r>
-      <w:r>
-        <w:t xml:space="preserve">a </w:t>
-      </w:r>
-      <w:r>
-        <w:t>player</w:t>
-      </w:r>
-      <w:r>
-        <w:t xml:space="preserve"> after losing a battle</w:t>
-      </w:r>
-      <w:r>
-        <w:t xml:space="preserve">, </w:t>
-      </w:r>
-      <w:r>
-        <w:t xml:space="preserve">perform the </w:t>
-      </w:r>
-      <w:r>
-        <w:t>corresponding action as a Greek Raid.</w:t>
-      </w:r>
-    </w:p>
-    <w:p>
-      <w:pPr>
-        <w:pStyle w:val="ListParagraph"/>
-      </w:pPr>
-      <w:r>
-        <w:t>If a player has Troops, they discard 1 Troop.</w:t>
-      </w:r>
-    </w:p>
-    <w:p>
-      <w:pPr>
-        <w:pStyle w:val="ListParagraph"/>
-      </w:pPr>
-      <w:r>
-        <w:t>If a player has no Troops but has Investments, they roll a non-player die and downgrade a</w:t>
-      </w:r>
-      <w:r>
-        <w:t xml:space="preserve"> single</w:t>
-      </w:r>
-      <w:r>
-        <w:t xml:space="preserve"> Investment </w:t>
-      </w:r>
-      <w:r>
-        <w:t xml:space="preserve">by </w:t>
-      </w:r>
-      <w:r>
-        <w:t xml:space="preserve">that many levels. The player must </w:t>
-      </w:r>
-      <w:r>
-        <w:t xml:space="preserve">apply the full effects of the die, if possible. Investments </w:t>
-      </w:r>
-      <w:r>
-        <w:t xml:space="preserve">with a </w:t>
-      </w:r>
-      <w:r>
-        <w:t>level lower than 1 are discarded.</w:t>
-      </w:r>
-    </w:p>
-    <w:p>
-      <w:pPr>
-        <w:pStyle w:val="ListParagraph"/>
-      </w:pPr>
-      <w:r>
-        <w:t>If a player has no Troops or Investments, they are eliminated from the game. Discard all their assets and put all their Coins in the Free Bank</w:t>
-      </w:r>
-      <w:r>
-        <w:t>.</w:t>
-      </w:r>
-    </w:p>
-    <w:p>
-      <w:pPr>
-        <w:pStyle w:val="Quote"/>
-      </w:pPr>
-      <w:r>
-        <w:t>Margin Note — Persian Fact: Greek hoplites were famously disciplined. Persian satraps… less so.</w:t>
+        <w:t>6.3. Gather Leaders</w:t>
+      </w:r>
+    </w:p>
+    <w:p>
+      <w:r>
+        <w:rPr/>
+        <w:t>Each player retrieves all their Leaders from the board and their private Investment actions, placing them back in front of their s</w:t>
+      </w:r>
+      <w:r>
+        <w:rPr/>
+        <w:t>creen</w:t>
+      </w:r>
+      <w:r>
+        <w:rPr/>
+        <w:t xml:space="preserve">. All Leader levels </w:t>
+      </w:r>
+      <w:r>
+        <w:rPr/>
+        <w:t>remain</w:t>
+      </w:r>
+      <w:r>
+        <w:rPr/>
+        <w:t xml:space="preserve"> </w:t>
+      </w:r>
+      <w:r>
+        <w:rPr/>
+        <w:t xml:space="preserve">the same </w:t>
+      </w:r>
+      <w:r>
+        <w:rPr/>
+        <w:t>as at the end of the preceding phase.</w:t>
       </w:r>
     </w:p>
     <w:p>
       <w:pPr>
         <w:pStyle w:val="Heading2"/>
+      </w:pPr>
+      <w:r>
+        <w:t>6.4. Resolve Schemes</w:t>
+      </w:r>
+    </w:p>
+    <w:p>
+      <w:pPr>
         <w:rPr>
           <w:b/>
           <w:bCs/>
         </w:rPr>
       </w:pPr>
       <w:r>
-        <w:t>6.3. Gather Leaders</w:t>
-      </w:r>
-    </w:p>
-    <w:p>
-      <w:r>
-        <w:t xml:space="preserve">Each player retrieves all their Leaders from the board and their private Investment actions, placing them back in front of their shield. All Leader levels </w:t>
-      </w:r>
-      <w:r>
-        <w:t xml:space="preserve">remain </w:t>
-      </w:r>
-      <w:r>
-        <w:t xml:space="preserve">the same </w:t>
-      </w:r>
-      <w:r>
-        <w:t>as at the end of the preceding phase.</w:t>
+        <w:t>The sealed dossiers of spies and informants are opened next, for the empire must confront its shadows as surely as its enemies.</w:t>
+      </w:r>
+    </w:p>
+    <w:p>
+      <w:pPr>
+        <w:pStyle w:val="ListParagraph"/>
+        <w:rPr/>
+      </w:pPr>
+      <w:r>
+        <w:rPr/>
+        <w:t xml:space="preserve">All Scheme pouches are gathered from the players and shuffled </w:t>
+      </w:r>
+      <w:r>
+        <w:rPr/>
+        <w:t>thoroughly</w:t>
+      </w:r>
+      <w:r>
+        <w:rPr/>
+        <w:t>.</w:t>
+      </w:r>
+    </w:p>
+    <w:p>
+      <w:pPr>
+        <w:pStyle w:val="ListParagraph"/>
+      </w:pPr>
+      <w:r>
+        <w:t>One by one, each pouch is opened, and the contents are revealed. Schemes without a spy or proper markers are discarded</w:t>
+      </w:r>
+      <w:r>
+        <w:t xml:space="preserve"> without effect.</w:t>
+      </w:r>
+    </w:p>
+    <w:p>
+      <w:pPr>
+        <w:pStyle w:val="ListParagraph"/>
+        <w:rPr/>
+      </w:pPr>
+      <w:r>
+        <w:rPr/>
+        <w:t>Perform the following steps for each Scheme</w:t>
+      </w:r>
+      <w:r>
+        <w:rPr/>
+        <w:t xml:space="preserve"> with a Spy and necessary markers.</w:t>
+      </w:r>
+    </w:p>
+    <w:p>
+      <w:pPr>
+        <w:pStyle w:val="ListParagraph"/>
+        <w:rPr/>
+      </w:pPr>
+      <w:r>
+        <w:rPr>
+          <w:rStyle w:val="SubtleReference"/>
+        </w:rPr>
+        <w:t xml:space="preserve">Evasion </w:t>
+      </w:r>
+      <w:r>
+        <w:rPr>
+          <w:rStyle w:val="SubtleReference"/>
+        </w:rPr>
+        <w:t>Roll</w:t>
+      </w:r>
+      <w:r>
+        <w:rPr/>
+        <w:t xml:space="preserve"> - </w:t>
+      </w:r>
+      <w:r>
+        <w:rPr/>
+        <w:t>The target</w:t>
+      </w:r>
+      <w:r>
+        <w:rPr/>
+        <w:t xml:space="preserve"> player, </w:t>
+      </w:r>
+      <w:r>
+        <w:rPr/>
+        <w:t>identified</w:t>
+      </w:r>
+      <w:r>
+        <w:rPr/>
+        <w:t xml:space="preserve"> </w:t>
+      </w:r>
+      <w:r>
+        <w:rPr/>
+        <w:t>by the Card</w:t>
+      </w:r>
+      <w:r>
+        <w:rPr/>
+        <w:t xml:space="preserve"> </w:t>
+      </w:r>
+      <w:r>
+        <w:rPr/>
+        <w:t xml:space="preserve">Marker on the top of the Scheme, </w:t>
+      </w:r>
+      <w:r>
+        <w:rPr/>
+        <w:t>rolls a non-player die. If the result is less than half (rounded up) of the number of their Troops, the Spy is caught and the Scheme discarded without eff</w:t>
+      </w:r>
+      <w:r>
+        <w:rPr/>
+        <w:t>ect.</w:t>
+      </w:r>
+      <w:r>
+        <w:rPr/>
+        <w:t xml:space="preserve"> An unmodified result of 6 </w:t>
+      </w:r>
+      <w:r>
+        <w:rPr/>
+        <w:t>may never be discarded</w:t>
+      </w:r>
+      <w:r>
+        <w:rPr/>
+        <w:t>.</w:t>
+      </w:r>
+    </w:p>
+    <w:p>
+      <w:pPr>
+        <w:pStyle w:val="ListParagraph"/>
+        <w:rPr/>
+      </w:pPr>
+      <w:r>
+        <w:rPr>
+          <w:rStyle w:val="SubtleReference"/>
+        </w:rPr>
+        <w:t>Damage</w:t>
+      </w:r>
+      <w:r>
+        <w:rPr>
+          <w:rStyle w:val="SubtleReference"/>
+        </w:rPr>
+        <w:t xml:space="preserve"> Roll</w:t>
+      </w:r>
+      <w:r>
+        <w:rPr/>
+        <w:t xml:space="preserve"> - </w:t>
+      </w:r>
+      <w:r>
+        <w:rPr/>
+        <w:t xml:space="preserve">If the Spy is not caught, the target follows the instructions on the card exactly. Some Schemes use a random value, </w:t>
+      </w:r>
+      <w:r>
+        <w:rPr/>
+        <w:t>determined</w:t>
+      </w:r>
+      <w:r>
+        <w:rPr/>
+        <w:t xml:space="preserve"> by the result of a </w:t>
+      </w:r>
+      <w:r>
+        <w:rPr/>
+        <w:t xml:space="preserve">rolled </w:t>
+      </w:r>
+      <w:r>
+        <w:rPr/>
+        <w:t>non</w:t>
+      </w:r>
+      <w:r>
+        <w:rPr/>
+        <w:t xml:space="preserve">-player </w:t>
+      </w:r>
+      <w:r>
+        <w:rPr/>
+        <w:t>die</w:t>
+      </w:r>
+      <w:r>
+        <w:rPr/>
+        <w:t xml:space="preserve">. Some Schemes require the Target player to give something to </w:t>
+      </w:r>
+      <w:r>
+        <w:rPr/>
+        <w:t>the</w:t>
+      </w:r>
+      <w:r>
+        <w:rPr/>
+        <w:t xml:space="preserve"> </w:t>
+      </w:r>
+      <w:r>
+        <w:rPr/>
+        <w:t xml:space="preserve">receiving player, </w:t>
+      </w:r>
+      <w:r>
+        <w:rPr/>
+        <w:t>identified</w:t>
+      </w:r>
+      <w:r>
+        <w:rPr/>
+        <w:t xml:space="preserve"> by Card Marker </w:t>
+      </w:r>
+      <w:r>
+        <w:rPr/>
+        <w:t>on the bottom of the Scheme.</w:t>
+      </w:r>
+    </w:p>
+    <w:p>
+      <w:pPr>
+        <w:pStyle w:val="ListParagraph"/>
+      </w:pPr>
+      <w:r>
+        <w:t>Once all Schemes in all pouches have been resolved, reset each Scheme pouch to have 2 Card Markers for each player and redistribute</w:t>
+      </w:r>
+      <w:r>
+        <w:t xml:space="preserve"> </w:t>
+      </w:r>
+      <w:r>
+        <w:t>the pouches</w:t>
+      </w:r>
+      <w:r>
+        <w:t xml:space="preserve"> to the players.</w:t>
       </w:r>
     </w:p>
     <w:p>
@@ -2728,7 +3822,7 @@
         <w:pStyle w:val="Heading2"/>
       </w:pPr>
       <w:r>
-        <w:t>6.4. Resolve Schemes</w:t>
+        <w:t>6.5. Ratify Edict</w:t>
       </w:r>
     </w:p>
     <w:p>
@@ -2739,253 +3833,207 @@
         </w:rPr>
       </w:pPr>
       <w:r>
-        <w:t>The sealed dossiers of spies and informants are opened next, for the empire must confront its shadows as surely as its enemies.</w:t>
-      </w:r>
-    </w:p>
-    <w:p>
-      <w:pPr>
-        <w:pStyle w:val="ListParagraph"/>
-      </w:pPr>
-      <w:r>
-        <w:lastRenderedPageBreak/>
-        <w:t>All Scheme pouches are gathered from the players and shuffled thouroughly.</w:t>
-      </w:r>
-    </w:p>
-    <w:p>
-      <w:pPr>
-        <w:pStyle w:val="ListParagraph"/>
-      </w:pPr>
-      <w:r>
-        <w:t>One by one, each pouch is opened, and the contents are revealed. Schemes without a spy or proper markers are discarded</w:t>
-      </w:r>
-      <w:r>
-        <w:t xml:space="preserve"> without effect.</w:t>
-      </w:r>
-    </w:p>
-    <w:p>
-      <w:pPr>
-        <w:pStyle w:val="ListParagraph"/>
-      </w:pPr>
-      <w:r>
-        <w:t>Perform the following steps for each valid Scheme:</w:t>
-      </w:r>
-    </w:p>
-    <w:p>
-      <w:pPr>
-        <w:pStyle w:val="ListParagraph"/>
-      </w:pPr>
-      <w:r>
-        <w:rPr>
-          <w:rStyle w:val="SubtleReference"/>
-        </w:rPr>
-        <w:t>Guard Roll</w:t>
-      </w:r>
-      <w:r>
-        <w:t xml:space="preserve"> - </w:t>
-      </w:r>
-      <w:r>
-        <w:t>The target</w:t>
-      </w:r>
-      <w:r>
-        <w:t xml:space="preserve"> player, </w:t>
-      </w:r>
-      <w:r>
-        <w:t xml:space="preserve">identified </w:t>
-      </w:r>
-      <w:r>
-        <w:t>by the Card</w:t>
+        <w:t>The King’s court then turns to matters of governance, for the empire must be guided by firm and orderly policy.</w:t>
       </w:r>
       <w:r>
         <w:t xml:space="preserve"> </w:t>
       </w:r>
-      <w:r>
-        <w:t xml:space="preserve">Marker on the top of the Scheme, </w:t>
-      </w:r>
-      <w:r>
-        <w:t>rolls a non-player die. If the result is less than half (rounded up) of the number of their Troops, the Spy is caught and the Scheme discarded without eff</w:t>
-      </w:r>
-      <w:r>
-        <w:t>ect.</w:t>
-      </w:r>
-      <w:r>
-        <w:t xml:space="preserve"> An unmodified result of 6 always takes effect.</w:t>
-      </w:r>
-    </w:p>
-    <w:p>
-      <w:pPr>
-        <w:pStyle w:val="ListParagraph"/>
-      </w:pPr>
-      <w:r>
-        <w:rPr>
-          <w:rStyle w:val="SubtleReference"/>
-        </w:rPr>
-        <w:t>Card Roll</w:t>
-      </w:r>
-      <w:r>
-        <w:t xml:space="preserve"> - </w:t>
-      </w:r>
-      <w:r>
-        <w:t xml:space="preserve">If the Spy is not caught, the target follows the instructions on the card exactly. Some Schemes use a random value, determined by the result of a </w:t>
-      </w:r>
-      <w:r>
-        <w:t xml:space="preserve">rolled </w:t>
-      </w:r>
-      <w:r>
-        <w:t>non</w:t>
-      </w:r>
-      <w:r>
-        <w:t>-player die</w:t>
-      </w:r>
-      <w:r>
-        <w:t xml:space="preserve">. Some Schemes require the Target player to give something to </w:t>
-      </w:r>
-      <w:r>
-        <w:t>the</w:t>
-      </w:r>
-      <w:r>
+    </w:p>
+    <w:p>
+      <w:pPr>
+        <w:pStyle w:val="ListParagraph"/>
+        <w:rPr/>
+      </w:pPr>
+      <w:r>
+        <w:rPr/>
+        <w:t xml:space="preserve">Move the Deliberated Law with its current Threshold to the </w:t>
+      </w:r>
+      <w:r>
+        <w:rPr/>
+        <w:t>Codex</w:t>
+      </w:r>
+      <w:r>
+        <w:rPr/>
+        <w:t>.</w:t>
+      </w:r>
+    </w:p>
+    <w:p>
+      <w:pPr>
+        <w:pStyle w:val="ListParagraph"/>
+        <w:rPr/>
+      </w:pPr>
+      <w:r>
+        <w:rPr/>
+        <w:t>If there is already an existing copy of the new Edict</w:t>
+      </w:r>
+      <w:r>
+        <w:rPr/>
+        <w:t xml:space="preserve"> in the </w:t>
+      </w:r>
+      <w:r>
+        <w:rPr/>
+        <w:t>Codex</w:t>
+      </w:r>
+      <w:r>
+        <w:rPr/>
+        <w:t xml:space="preserve">, </w:t>
+      </w:r>
+      <w:r>
+        <w:rPr/>
+        <w:t>discard the old Edict.</w:t>
+      </w:r>
+    </w:p>
+    <w:p>
+      <w:pPr>
+        <w:pStyle w:val="ListParagraph"/>
+        <w:rPr/>
+      </w:pPr>
+      <w:r>
+        <w:rPr/>
+        <w:t xml:space="preserve">If the new Edict changes the Threshold of an existing Edict, change the existing Edict to have the </w:t>
+      </w:r>
+      <w:r>
+        <w:rPr/>
+        <w:t>Threshold and sponsor of the new Edict. Then, discard the new Edict.</w:t>
+      </w:r>
+    </w:p>
+    <w:p>
+      <w:pPr>
+        <w:pStyle w:val="ListParagraph"/>
+        <w:rPr/>
+      </w:pPr>
+      <w:r>
+        <w:rPr/>
+        <w:t xml:space="preserve">Make the first Law in the </w:t>
+      </w:r>
+      <w:r>
+        <w:rPr/>
+        <w:t xml:space="preserve">Law </w:t>
+      </w:r>
+      <w:r>
+        <w:rPr/>
+        <w:t>Queue</w:t>
+      </w:r>
+      <w:r>
+        <w:rPr/>
+        <w:t xml:space="preserve"> the new Deliberated Law</w:t>
+      </w:r>
+      <w:r>
+        <w:rPr/>
+        <w:t xml:space="preserve"> and</w:t>
+      </w:r>
+      <w:r>
+        <w:rPr/>
+        <w:t xml:space="preserve"> set its Threshold</w:t>
+      </w:r>
+      <w:r>
+        <w:rPr/>
+        <w:t xml:space="preserve"> immediately</w:t>
+      </w:r>
+      <w:r>
+        <w:rPr/>
+        <w:t>.</w:t>
+      </w:r>
+    </w:p>
+    <w:p>
+      <w:pPr>
+        <w:pStyle w:val="ListParagraph"/>
+        <w:rPr/>
+      </w:pPr>
+      <w:r>
+        <w:rPr/>
+        <w:t>If the Law Queue is empty, draw a Law from the top of the Law deck and randomly set its Threshold. This new Law has no sponsor.</w:t>
+      </w:r>
+    </w:p>
+    <w:p>
+      <w:pPr>
+        <w:pStyle w:val="Heading2"/>
+      </w:pPr>
+      <w:r>
+        <w:t>6.</w:t>
+      </w:r>
+      <w:r>
+        <w:t>7</w:t>
+      </w:r>
+      <w:r>
+        <w:t>. Economic Reallocation</w:t>
+      </w:r>
+    </w:p>
+    <w:p>
+      <w:r>
+        <w:rPr/>
+        <w:t xml:space="preserve">The King has many </w:t>
+      </w:r>
+      <w:r>
+        <w:rPr/>
+        <w:t>financial interests</w:t>
+      </w:r>
+      <w:r>
+        <w:rPr/>
+        <w:t xml:space="preserve">, some of which lie in the </w:t>
+      </w:r>
+      <w:r>
+        <w:rPr/>
+        <w:t>province</w:t>
+      </w:r>
+      <w:r>
+        <w:rPr/>
+        <w:t xml:space="preserve">s of players and many of which do not. Every round, the King </w:t>
+      </w:r>
+      <w:r>
+        <w:rPr/>
+        <w:t xml:space="preserve">generously </w:t>
+      </w:r>
+      <w:r>
+        <w:rPr/>
+        <w:t>make</w:t>
+      </w:r>
+      <w:r>
+        <w:rPr/>
+        <w:t>s</w:t>
+      </w:r>
+      <w:r>
+        <w:rPr/>
         <w:t xml:space="preserve"> </w:t>
       </w:r>
       <w:r>
-        <w:t xml:space="preserve">receiving player, identified by Card Marker </w:t>
-      </w:r>
-      <w:r>
-        <w:t>on the bottom of the Scheme.</w:t>
-      </w:r>
-    </w:p>
-    <w:p>
-      <w:pPr>
-        <w:pStyle w:val="ListParagraph"/>
-      </w:pPr>
-      <w:r>
-        <w:t>Once all Schemes in all pouches have been resolved, reset each Scheme pouch to have 2 Card Markers for each player and redistribute</w:t>
-      </w:r>
-      <w:r>
+        <w:rPr/>
+        <w:t xml:space="preserve">a </w:t>
+      </w:r>
+      <w:r>
+        <w:rPr/>
+        <w:t>por</w:t>
+      </w:r>
+      <w:r>
+        <w:rPr/>
+        <w:t>tion</w:t>
+      </w:r>
+      <w:r>
+        <w:rPr/>
+        <w:t xml:space="preserve"> of</w:t>
+      </w:r>
+      <w:r>
+        <w:rPr/>
         <w:t xml:space="preserve"> </w:t>
       </w:r>
       <w:r>
-        <w:t>the pouches</w:t>
-      </w:r>
-      <w:r>
-        <w:t xml:space="preserve"> to the players.</w:t>
-      </w:r>
-    </w:p>
-    <w:p>
-      <w:pPr>
-        <w:pStyle w:val="Heading2"/>
-      </w:pPr>
-      <w:r>
-        <w:t>6.5. Ratify Edict</w:t>
-      </w:r>
-    </w:p>
-    <w:p>
-      <w:pPr>
-        <w:rPr>
-          <w:b/>
-          <w:bCs/>
-        </w:rPr>
-      </w:pPr>
-      <w:r>
-        <w:t>The King’s court then turns to matters of governance, for the empire must be guided by firm and orderly policy.</w:t>
-      </w:r>
-      <w:r>
-        <w:t xml:space="preserve"> </w:t>
-      </w:r>
-    </w:p>
-    <w:p>
-      <w:pPr>
-        <w:pStyle w:val="ListParagraph"/>
-      </w:pPr>
-      <w:r>
-        <w:t>Move the Deliberated Law with its current Threshold to the Edicts.</w:t>
-      </w:r>
-    </w:p>
-    <w:p>
-      <w:pPr>
-        <w:pStyle w:val="ListParagraph"/>
-      </w:pPr>
-      <w:r>
-        <w:t>If there is already an existing copy of the new Edict</w:t>
-      </w:r>
-      <w:r>
-        <w:t xml:space="preserve"> in the Edicts</w:t>
-      </w:r>
-      <w:r>
-        <w:t xml:space="preserve">, </w:t>
-      </w:r>
-      <w:r>
-        <w:t>discard the old Edict.</w:t>
-      </w:r>
-    </w:p>
-    <w:p>
-      <w:pPr>
-        <w:pStyle w:val="ListParagraph"/>
-      </w:pPr>
-      <w:r>
-        <w:t>If the new Edict changes the Threshold of an existing Edict, change the existing Edict to have the Threshold and sponsor of the new Edict. Then, discard the new Edict.</w:t>
-      </w:r>
-    </w:p>
-    <w:p>
-      <w:pPr>
-        <w:pStyle w:val="ListParagraph"/>
-      </w:pPr>
-      <w:r>
-        <w:t>Make the first Law in the Queue as the new Deliberated Law, setting its Threshold.</w:t>
-      </w:r>
-    </w:p>
-    <w:p>
-      <w:pPr>
-        <w:pStyle w:val="ListParagraph"/>
-      </w:pPr>
-      <w:r>
-        <w:t>If the Law Queue is empty, draw a Law from the top of the Law deck and randomly set its Threshold. This new Law has no sponsor.</w:t>
-      </w:r>
-    </w:p>
-    <w:p>
-      <w:pPr>
-        <w:pStyle w:val="Heading2"/>
-      </w:pPr>
-      <w:r>
-        <w:t>6.</w:t>
-      </w:r>
-      <w:r>
-        <w:t>7</w:t>
-      </w:r>
-      <w:r>
-        <w:t>. Economic Reallocation</w:t>
-      </w:r>
-    </w:p>
-    <w:p>
-      <w:r>
-        <w:t xml:space="preserve">The King has many financial interests, some of which lie in the satraps of players and many of which do not. Every round, the King </w:t>
-      </w:r>
-      <w:r>
-        <w:t>make</w:t>
-      </w:r>
-      <w:r>
-        <w:t>s</w:t>
-      </w:r>
-      <w:r>
-        <w:t xml:space="preserve"> </w:t>
-      </w:r>
-      <w:r>
-        <w:t xml:space="preserve">a portion of </w:t>
-      </w:r>
-      <w:r>
+        <w:rPr/>
         <w:t xml:space="preserve">his </w:t>
       </w:r>
       <w:r>
-        <w:t xml:space="preserve">imperial </w:t>
-      </w:r>
-      <w:r>
+        <w:rPr/>
         <w:t xml:space="preserve">wealth </w:t>
       </w:r>
       <w:r>
+        <w:rPr/>
         <w:t xml:space="preserve">available </w:t>
       </w:r>
       <w:r>
+        <w:rPr/>
         <w:t>to your small provinces</w:t>
       </w:r>
       <w:r>
+        <w:rPr/>
         <w:t>, at great cost to himself.</w:t>
       </w:r>
     </w:p>
@@ -3002,7 +4050,6 @@
         <w:pStyle w:val="ListParagraph"/>
       </w:pPr>
       <w:r>
-        <w:lastRenderedPageBreak/>
         <w:t>Adjust the Market Rate by rolling a non-player die then performing the corresponding action</w:t>
       </w:r>
       <w:r>
@@ -3082,28 +4129,16 @@
         <w:pStyle w:val="Heading1"/>
       </w:pPr>
       <w:r>
+        <w:rPr/>
         <w:t xml:space="preserve">7. </w:t>
       </w:r>
       <w:r>
+        <w:rPr/>
         <w:t>Subsystems</w:t>
       </w:r>
     </w:p>
     <w:p>
       <w:pPr>
-        <w:pStyle w:val="Subtitle"/>
-      </w:pPr>
-      <w:r>
-        <w:t xml:space="preserve">Detailed description of the major </w:t>
-      </w:r>
-      <w:r>
-        <w:t>subsystems</w:t>
-      </w:r>
-      <w:r>
-        <w:t xml:space="preserve"> of the game</w:t>
-      </w:r>
-    </w:p>
-    <w:p>
-      <w:pPr>
         <w:pStyle w:val="Heading2"/>
       </w:pPr>
       <w:r>
@@ -3114,22 +4149,52 @@
       </w:r>
     </w:p>
     <w:p>
-      <w:r>
-        <w:t xml:space="preserve">To acquire the resources necessary for victory, players must </w:t>
-      </w:r>
-      <w:r>
-        <w:t>make use of the vast resources controlled by the Empire</w:t>
-      </w:r>
-      <w:r>
+      <w:pPr>
+        <w:pStyle w:val="Normal"/>
+        <w:suppressLineNumbers w:val="0"/>
+        <w:bidi w:val="0"/>
+        <w:spacing w:before="0" w:beforeAutospacing="off" w:after="160" w:afterAutospacing="off" w:line="278" w:lineRule="auto"/>
+        <w:ind w:left="0" w:right="0" w:firstLine="720"/>
+        <w:jc w:val="left"/>
+      </w:pPr>
+      <w:r>
+        <w:rPr/>
+        <w:t xml:space="preserve">To </w:t>
+      </w:r>
+      <w:r>
+        <w:rPr/>
+        <w:t>acquire</w:t>
+      </w:r>
+      <w:r>
+        <w:rPr/>
+        <w:t xml:space="preserve"> the resources necessary for victory, players must </w:t>
+      </w:r>
+      <w:r>
+        <w:rPr/>
+        <w:t xml:space="preserve">make use of the vast </w:t>
+      </w:r>
+      <w:r>
+        <w:rPr/>
+        <w:t xml:space="preserve">economy </w:t>
+      </w:r>
+      <w:r>
+        <w:rPr/>
+        <w:t>controlled by the Empire</w:t>
+      </w:r>
+      <w:r>
+        <w:rPr/>
         <w:t>.</w:t>
       </w:r>
       <w:r>
+        <w:rPr/>
         <w:t xml:space="preserve"> To keep players focused on the core concepts of the game, however, the many kinds of resources present in the Empire are </w:t>
       </w:r>
       <w:r>
+        <w:rPr/>
         <w:t xml:space="preserve">conceptually combined into a Commodity. This game token represents some generic resource of value, be it food, building materials, </w:t>
       </w:r>
       <w:r>
+        <w:rPr/>
         <w:t>weapons, or any other physical object that can be sold.</w:t>
       </w:r>
     </w:p>
@@ -3143,15 +4208,35 @@
     </w:p>
     <w:p>
       <w:r>
-        <w:t xml:space="preserve">The value of Commodities is determined by the Market Rate, ranging from 1 to 6. This value determines the number of Commodities </w:t>
-      </w:r>
-      <w:r>
+        <w:rPr/>
+        <w:t xml:space="preserve">The value of Commodities is </w:t>
+      </w:r>
+      <w:r>
+        <w:rPr/>
+        <w:t>determined</w:t>
+      </w:r>
+      <w:r>
+        <w:rPr/>
+        <w:t xml:space="preserve"> by the Market Rate, ranging from 1 to 6. This value </w:t>
+      </w:r>
+      <w:r>
+        <w:rPr/>
+        <w:t>determines</w:t>
+      </w:r>
+      <w:r>
+        <w:rPr/>
+        <w:t xml:space="preserve"> the number of Commodities </w:t>
+      </w:r>
+      <w:r>
+        <w:rPr/>
         <w:t>that may be bought or sold with a single Coin. As players engage with the economy of the E</w:t>
       </w:r>
       <w:r>
-        <w:t>mpire, the Market Rate will rise and fall in response to their actions, affecting the worth of potential future trades.</w:t>
-      </w:r>
-      <w:r>
+        <w:rPr/>
+        <w:t>mpire, the Market Rate will rise and fall in response to their actions, affecting the worth of potential trades.</w:t>
+      </w:r>
+      <w:r>
+        <w:rPr/>
         <w:t xml:space="preserve"> Players may manipulate the Market Rate to their advantage or ride the waves to profit.</w:t>
       </w:r>
     </w:p>
@@ -3165,11 +4250,17 @@
     </w:p>
     <w:p>
       <w:r>
+        <w:rPr/>
         <w:t>T</w:t>
       </w:r>
       <w:r>
+        <w:rPr/>
         <w:t>he Market Rate will change at the following points in the game</w:t>
       </w:r>
+      <w:r>
+        <w:rPr/>
+        <w:t>:</w:t>
+      </w:r>
     </w:p>
     <w:p>
       <w:pPr>
@@ -3214,7 +4305,6 @@
         <w:t xml:space="preserve"> After </w:t>
       </w:r>
       <w:r>
-        <w:lastRenderedPageBreak/>
         <w:t xml:space="preserve">performing the trade, the Market Rate decreases, reflecting the </w:t>
       </w:r>
       <w:r>
@@ -3271,9 +4361,19 @@
     </w:p>
     <w:p>
       <w:r>
-        <w:t xml:space="preserve">At the end of every round, the Market Rate changes randomly to reflect the impact of the players on the general economics of the Empire and vice versa. </w:t>
-      </w:r>
-      <w:r>
+        <w:rPr/>
+        <w:t>At the end of every round, the Market Rate changes randomly to reflect the impact of the players on the general econom</w:t>
+      </w:r>
+      <w:r>
+        <w:rPr/>
+        <w:t>y</w:t>
+      </w:r>
+      <w:r>
+        <w:rPr/>
+        <w:t xml:space="preserve"> of the Empire and vice versa. </w:t>
+      </w:r>
+      <w:r>
+        <w:rPr/>
         <w:t>See 6.8 for details on performing this change.</w:t>
       </w:r>
     </w:p>
@@ -3366,15 +4466,32 @@
     </w:p>
     <w:p>
       <w:r>
-        <w:t xml:space="preserve">If a player cannot trade enough Commodities and Cards to pay their fee, all previous Emergency Trades they performed are reversed, and </w:t>
-      </w:r>
-      <w:r>
+        <w:rPr/>
+        <w:t xml:space="preserve">If a player cannot trade enough Commodities and Cards to pay their fee, all </w:t>
+      </w:r>
+      <w:r>
+        <w:rPr/>
+        <w:t>previous</w:t>
+      </w:r>
+      <w:r>
+        <w:rPr/>
+        <w:t xml:space="preserve"> Emergency Trades they performed </w:t>
+      </w:r>
+      <w:r>
+        <w:rPr/>
+        <w:t xml:space="preserve">for this payment </w:t>
+      </w:r>
+      <w:r>
+        <w:rPr/>
+        <w:t xml:space="preserve">are reversed, and </w:t>
+      </w:r>
+      <w:r>
+        <w:rPr/>
         <w:t>they immediately lose 1 Honor for the shame of having no money.</w:t>
       </w:r>
     </w:p>
     <w:p>
       <w:r>
-        <w:lastRenderedPageBreak/>
         <w:t>Emergency Trades do not influence the Market Rate since they are unplanned and commonly involve fewer resources.</w:t>
       </w:r>
     </w:p>
@@ -3410,9 +4527,11 @@
     </w:p>
     <w:p>
       <w:r>
+        <w:rPr/>
         <w:t xml:space="preserve"> </w:t>
       </w:r>
       <w:r>
+        <w:rPr/>
         <w:t xml:space="preserve">When satraps trade whispers, boast too loudly, or take offense at imagined slights, the King demands that such disorder be settled with dignity. A </w:t>
       </w:r>
       <w:r>
@@ -3422,18 +4541,32 @@
         <w:t xml:space="preserve">Trial </w:t>
       </w:r>
       <w:r>
+        <w:rPr/>
         <w:t>is the empire’s formal ceremony for resolving rumors, insults, and personal disputes—no matter how trivial</w:t>
       </w:r>
       <w:r>
+        <w:rPr/>
         <w:t xml:space="preserve"> </w:t>
       </w:r>
       <w:r>
+        <w:rPr/>
         <w:t>they may be.</w:t>
       </w:r>
-    </w:p>
-    <w:p>
-      <w:r>
-        <w:t>Trials are one of two ways that players directly attack each other. A Trial may be initiated only through the Sue action. Once invoked and the target player is declared, both players must honor the following procedures.</w:t>
+      <w:r>
+        <w:rPr/>
+        <w:t xml:space="preserve"> </w:t>
+      </w:r>
+      <w:r>
+        <w:rPr/>
+        <w:t xml:space="preserve">Trials are one of two ways that players directly attack each other. A Trial may be </w:t>
+      </w:r>
+      <w:r>
+        <w:rPr/>
+        <w:t>initiated</w:t>
+      </w:r>
+      <w:r>
+        <w:rPr/>
+        <w:t xml:space="preserve"> only through the Sue action. Once invoked and the target player is declared, both players must honor the following procedures.</w:t>
       </w:r>
     </w:p>
     <w:p>
@@ -3459,11 +4592,27 @@
     </w:p>
     <w:p>
       <w:r>
-        <w:t>A Trial may be brought whenever one satrap wishes to challenge another’s honor. The cause may be grave, petty, or wholly invented; the King cares only that discord be resolved.</w:t>
-      </w:r>
-    </w:p>
-    <w:p>
-      <w:r>
+        <w:rPr/>
+        <w:t xml:space="preserve">A Trial may be </w:t>
+      </w:r>
+      <w:r>
+        <w:rPr/>
+        <w:t>initiated</w:t>
+      </w:r>
+      <w:r>
+        <w:rPr/>
+        <w:t xml:space="preserve"> </w:t>
+      </w:r>
+      <w:r>
+        <w:rPr/>
+        <w:t>whenever one satrap wishes to challenge another’s honor. The cause may be grave, petty, or wholly invented.</w:t>
+      </w:r>
+      <w:r>
+        <w:rPr/>
+        <w:t xml:space="preserve"> </w:t>
+      </w:r>
+      <w:r>
+        <w:rPr/>
         <w:t xml:space="preserve">The accusing satrap (the </w:t>
       </w:r>
       <w:r>
@@ -3473,10 +4622,20 @@
         <w:t>Prosecutor</w:t>
       </w:r>
       <w:r>
+        <w:rPr/>
         <w:t>) must announce a grievance</w:t>
       </w:r>
       <w:r>
-        <w:t xml:space="preserve"> leveled against another player (the </w:t>
+        <w:rPr/>
+        <w:t xml:space="preserve"> </w:t>
+      </w:r>
+      <w:r>
+        <w:rPr/>
+        <w:t>leveled</w:t>
+      </w:r>
+      <w:r>
+        <w:rPr/>
+        <w:t xml:space="preserve"> against another player (the </w:t>
       </w:r>
       <w:r>
         <w:rPr>
@@ -3485,12 +4644,15 @@
         <w:t>Defendant</w:t>
       </w:r>
       <w:r>
+        <w:rPr/>
         <w:t xml:space="preserve">). </w:t>
       </w:r>
       <w:r>
+        <w:rPr/>
         <w:t xml:space="preserve">A grievance is </w:t>
       </w:r>
       <w:r>
+        <w:rPr/>
         <w:t>theatrical in nature, such as:</w:t>
       </w:r>
     </w:p>
@@ -3596,7 +4758,6 @@
         </w:numPr>
       </w:pPr>
       <w:r>
-        <w:lastRenderedPageBreak/>
         <w:t>“My advisors are loyal</w:t>
       </w:r>
       <w:r>
@@ -3645,70 +4806,110 @@
     </w:p>
     <w:p>
       <w:r>
+        <w:rPr/>
         <w:t xml:space="preserve">Before the Trial begins, the Prosecutor must place a leader on the Sue action space and pay half its levels (rounded </w:t>
       </w:r>
       <w:r>
+        <w:rPr/>
         <w:t>up</w:t>
       </w:r>
       <w:r>
+        <w:rPr/>
         <w:t xml:space="preserve">) </w:t>
       </w:r>
       <w:r>
+        <w:rPr/>
         <w:t xml:space="preserve">in Coins </w:t>
       </w:r>
       <w:r>
+        <w:rPr/>
         <w:t>to the Royal Bank</w:t>
       </w:r>
       <w:r>
+        <w:rPr/>
         <w:t xml:space="preserve"> in legal fees</w:t>
       </w:r>
       <w:r>
+        <w:rPr/>
         <w:t>.</w:t>
       </w:r>
       <w:r>
+        <w:rPr/>
         <w:t xml:space="preserve"> After seeing the level of the Prosecutor's leader, t</w:t>
       </w:r>
       <w:r>
-        <w:t>he Defendant must then do the same.</w:t>
-      </w:r>
-    </w:p>
-    <w:p>
-      <w:r>
-        <w:t xml:space="preserve">Should either satrap find their coffers lacking, fear not—the Free Market offers a lifeline. An Emergency Trade may be </w:t>
-      </w:r>
-      <w:r>
-        <w:t xml:space="preserve">performed to requisition the </w:t>
-      </w:r>
-      <w:r>
+        <w:rPr/>
+        <w:t>he Defendant must then do the same</w:t>
+      </w:r>
+      <w:r>
+        <w:rPr/>
+        <w:t xml:space="preserve"> with a leader of their choice</w:t>
+      </w:r>
+      <w:r>
+        <w:rPr/>
+        <w:t xml:space="preserve"> then pay their own legal fees</w:t>
+      </w:r>
+      <w:r>
+        <w:rPr/>
+        <w:t>.</w:t>
+      </w:r>
+      <w:r>
+        <w:rPr/>
+        <w:t xml:space="preserve"> </w:t>
+      </w:r>
+      <w:r>
+        <w:rPr/>
+        <w:t>Should either satrap find their coffers lacking,</w:t>
+      </w:r>
+      <w:r>
+        <w:rPr/>
+        <w:t xml:space="preserve"> </w:t>
+      </w:r>
+      <w:r>
+        <w:rPr/>
+        <w:t>a</w:t>
+      </w:r>
+      <w:r>
+        <w:rPr/>
+        <w:t xml:space="preserve">n Emergency Trade may be </w:t>
+      </w:r>
+      <w:r>
+        <w:rPr/>
+        <w:t xml:space="preserve">performed to </w:t>
+      </w:r>
+      <w:r>
+        <w:rPr/>
+        <w:t xml:space="preserve">acquire </w:t>
+      </w:r>
+      <w:r>
+        <w:rPr/>
+        <w:t xml:space="preserve">the </w:t>
+      </w:r>
+      <w:r>
+        <w:rPr/>
         <w:t xml:space="preserve">Coins needed to pay </w:t>
       </w:r>
       <w:r>
+        <w:rPr/>
         <w:t>the Court’s legal fees</w:t>
       </w:r>
       <w:r>
+        <w:rPr/>
         <w:t>.</w:t>
       </w:r>
     </w:p>
     <w:p>
       <w:r>
+        <w:rPr/>
         <w:t xml:space="preserve">If the Prosecutor cannot pay the full fee for their leader, the Sue action is cancelled completely, and the Prosecutor and Defendant take </w:t>
       </w:r>
       <w:r>
+        <w:rPr/>
         <w:t>their</w:t>
       </w:r>
       <w:r>
+        <w:rPr/>
         <w:t xml:space="preserve"> leader and Coins back. If the Defendant cannot pay the full fee for their leader, they immediately take 1 Shame and take their leader back. The Prosecutor may then take their Coins back from the Royal Bank, but their leader stays on the Sue action space.</w:t>
-      </w:r>
-    </w:p>
-    <w:p>
-      <w:r>
-        <w:t xml:space="preserve">This solemn </w:t>
-      </w:r>
-      <w:r>
-        <w:t xml:space="preserve">procedure </w:t>
-      </w:r>
-      <w:r>
-        <w:t>ensures that both parties enter the Trial with honor—and the necessary funds—firmly in hand.</w:t>
       </w:r>
     </w:p>
     <w:p>
@@ -3734,47 +4935,80 @@
     </w:p>
     <w:p>
       <w:r>
-        <w:t xml:space="preserve">The Trial itself is a battle of cunning and resolve, where fate favors the bold and the prepared. Each </w:t>
-      </w:r>
-      <w:r>
+        <w:rPr/>
+        <w:t xml:space="preserve">Each </w:t>
+      </w:r>
+      <w:r>
+        <w:rPr/>
         <w:t xml:space="preserve">player rolls </w:t>
       </w:r>
       <w:r>
-        <w:t xml:space="preserve">a number of dice equal to their Leader's level, </w:t>
-      </w:r>
-      <w:r>
-        <w:t>in addition to any bonuses their Investments provide</w:t>
-      </w:r>
-      <w:r>
+        <w:rPr/>
+        <w:t>a number of</w:t>
+      </w:r>
+      <w:r>
+        <w:rPr/>
+        <w:t xml:space="preserve"> dice equal to their Leader's level, </w:t>
+      </w:r>
+      <w:r>
+        <w:rPr/>
+        <w:t xml:space="preserve">in addition to any bonuses their </w:t>
+      </w:r>
+      <w:r>
+        <w:rPr/>
+        <w:t>Investments</w:t>
+      </w:r>
+      <w:r>
+        <w:rPr/>
+        <w:t xml:space="preserve"> provide</w:t>
+      </w:r>
+      <w:r>
+        <w:rPr/>
         <w:t>.</w:t>
       </w:r>
-    </w:p>
-    <w:p>
-      <w:r>
+      <w:r>
+        <w:rPr/>
+        <w:t xml:space="preserve"> </w:t>
+      </w:r>
+      <w:r>
+        <w:rPr/>
         <w:t xml:space="preserve">Every die that lands with a value of 4 or higher strikes a Point against the </w:t>
       </w:r>
       <w:r>
-        <w:t>opposition:</w:t>
-      </w:r>
-      <w:r>
-        <w:t xml:space="preserve"> a testament to skill and fortune intertwined.</w:t>
-      </w:r>
-    </w:p>
-    <w:p>
-      <w:r>
+        <w:rPr/>
+        <w:t>opposition</w:t>
+      </w:r>
+      <w:r>
+        <w:rPr/>
+        <w:t>.</w:t>
+      </w:r>
+      <w:r>
+        <w:rPr/>
+        <w:t xml:space="preserve"> </w:t>
+      </w:r>
+      <w:r>
+        <w:rPr/>
         <w:t xml:space="preserve">The </w:t>
       </w:r>
       <w:r>
+        <w:rPr/>
         <w:t xml:space="preserve">player </w:t>
       </w:r>
       <w:r>
-        <w:t>who claims the most Points wins the round, but beware—the Trial is a best-of-three duel, demanding endurance to secure ultimate victory.</w:t>
-      </w:r>
-      <w:r>
+        <w:rPr/>
+        <w:t>who claims the most Points wins the round, but the Trial is a best-of-three duel.</w:t>
+      </w:r>
+      <w:r>
+        <w:rPr/>
         <w:t xml:space="preserve"> Any rounds </w:t>
       </w:r>
       <w:r>
+        <w:rPr/>
         <w:t>in which the Prosecutor and Defendant are tied are decided by the player holding the King’s Favor.</w:t>
+      </w:r>
+      <w:r>
+        <w:rPr/>
+        <w:t xml:space="preserve"> The Player who wins two rounds is proven honorable in the sight of the King.</w:t>
       </w:r>
     </w:p>
     <w:p>
@@ -3800,63 +5034,87 @@
     </w:p>
     <w:p>
       <w:r>
-        <w:t xml:space="preserve">When the dust settles, the victor claims their rightful spoils. The winner retrieves their </w:t>
-      </w:r>
-      <w:r>
+        <w:rPr/>
+        <w:t>When the dust settles,</w:t>
+      </w:r>
+      <w:r>
+        <w:rPr/>
+        <w:t xml:space="preserve"> t</w:t>
+      </w:r>
+      <w:r>
+        <w:rPr/>
+        <w:t xml:space="preserve">he winner retrieves their </w:t>
+      </w:r>
+      <w:r>
+        <w:rPr/>
         <w:t xml:space="preserve">legal fees </w:t>
       </w:r>
       <w:r>
+        <w:rPr/>
         <w:t xml:space="preserve">from the Royal Bank, along with half (rounded up) of their opponent's </w:t>
       </w:r>
       <w:r>
+        <w:rPr/>
         <w:t>legal fees</w:t>
       </w:r>
       <w:r>
+        <w:rPr/>
         <w:t xml:space="preserve">—reparations for the damages caused by the dispute and Trial. Additionally, the </w:t>
       </w:r>
       <w:r>
+        <w:rPr/>
         <w:t xml:space="preserve">winner </w:t>
       </w:r>
       <w:r>
-        <w:lastRenderedPageBreak/>
-        <w:t xml:space="preserve">earns 1 Honor, a mark of prestige that echoes through the </w:t>
-      </w:r>
-      <w:r>
-        <w:t>Empire</w:t>
-      </w:r>
-      <w:r>
+        <w:rPr/>
+        <w:t>earns 1 Honor</w:t>
+      </w:r>
+      <w:r>
+        <w:rPr/>
         <w:t>.</w:t>
       </w:r>
       <w:r>
+        <w:rPr/>
         <w:t xml:space="preserve"> </w:t>
       </w:r>
       <w:r>
+        <w:rPr/>
         <w:t>The defeated</w:t>
       </w:r>
       <w:r>
+        <w:rPr/>
         <w:t xml:space="preserve"> player</w:t>
       </w:r>
       <w:r>
+        <w:rPr/>
         <w:t>, however, walk</w:t>
       </w:r>
       <w:r>
+        <w:rPr/>
         <w:t>s</w:t>
       </w:r>
       <w:r>
+        <w:rPr/>
         <w:t xml:space="preserve"> away empty-handed.</w:t>
       </w:r>
-    </w:p>
-    <w:p>
-      <w:r>
+      <w:r>
+        <w:rPr/>
+        <w:t xml:space="preserve"> </w:t>
+      </w:r>
+      <w:r>
+        <w:rPr/>
         <w:t>At this point, t</w:t>
       </w:r>
       <w:r>
+        <w:rPr/>
         <w:t xml:space="preserve">he </w:t>
       </w:r>
       <w:r>
+        <w:rPr/>
         <w:t xml:space="preserve">Trial </w:t>
       </w:r>
       <w:r>
+        <w:rPr/>
         <w:t>is considered fully resolved, and the round continues as normal.</w:t>
       </w:r>
     </w:p>
@@ -3865,7 +5123,12 @@
         <w:pStyle w:val="Quote"/>
       </w:pPr>
       <w:r>
-        <w:t>Historical Note: Many satraps discovered that the surest way to win a Trial was to accuse their rival of something so absurd that the King found it believable.</w:t>
+        <w:rPr/>
+        <w:t>Persian Fact</w:t>
+      </w:r>
+      <w:r>
+        <w:rPr/>
+        <w:t>: Many satraps discovered that the surest way to win a Trial was to accuse their rival of something so absurd that the King found it believable.</w:t>
       </w:r>
     </w:p>
     <w:p>
@@ -3887,40 +5150,72 @@
         <w:t xml:space="preserve">Schemes </w:t>
       </w:r>
       <w:r>
+        <w:rPr/>
         <w:t xml:space="preserve">are the second way players may directly attack one another, this time with the added benefit of </w:t>
       </w:r>
       <w:r>
+        <w:rPr/>
         <w:t>anonymity</w:t>
       </w:r>
       <w:r>
+        <w:rPr/>
         <w:t xml:space="preserve">. </w:t>
       </w:r>
       <w:r>
-        <w:t>Each round, players may secretly submit Schemes</w:t>
-      </w:r>
-      <w:r>
+        <w:rPr/>
+        <w:t xml:space="preserve">Each round, players may secretly </w:t>
+      </w:r>
+      <w:r>
+        <w:rPr/>
+        <w:t>submit</w:t>
+      </w:r>
+      <w:r>
+        <w:rPr/>
+        <w:t xml:space="preserve"> Schemes</w:t>
+      </w:r>
+      <w:r>
+        <w:rPr/>
         <w:t>, small plots to undermine the plans of a target player</w:t>
       </w:r>
       <w:r>
+        <w:rPr/>
         <w:t xml:space="preserve">. At the start of each round, Scheme pouches </w:t>
       </w:r>
       <w:r>
-        <w:t xml:space="preserve">are distributed to all players, containing </w:t>
-      </w:r>
-      <w:r>
+        <w:rPr/>
+        <w:t xml:space="preserve">are distributed to all players, </w:t>
+      </w:r>
+      <w:r>
+        <w:rPr/>
+        <w:t>containing</w:t>
+      </w:r>
+      <w:r>
+        <w:rPr/>
+        <w:t xml:space="preserve"> </w:t>
+      </w:r>
+      <w:r>
+        <w:rPr/>
         <w:t xml:space="preserve">2 </w:t>
       </w:r>
       <w:r>
+        <w:rPr/>
         <w:t xml:space="preserve">card </w:t>
       </w:r>
       <w:r>
+        <w:rPr/>
         <w:t xml:space="preserve">markers </w:t>
       </w:r>
       <w:r>
+        <w:rPr/>
         <w:t xml:space="preserve">from each player. These pouches will then be collected at the end of the round, shuffled, and opened to reveal the </w:t>
       </w:r>
       <w:r>
-        <w:t>damages done.</w:t>
+        <w:rPr/>
+        <w:t>damage</w:t>
+      </w:r>
+      <w:r>
+        <w:rPr/>
+        <w:t xml:space="preserve"> done.</w:t>
       </w:r>
     </w:p>
     <w:p>
@@ -3946,7 +5241,24 @@
     </w:p>
     <w:p>
       <w:r>
-        <w:t>To submit a Scheme:</w:t>
+        <w:rPr/>
+        <w:t xml:space="preserve">Schemes may be </w:t>
+      </w:r>
+      <w:r>
+        <w:rPr/>
+        <w:t>submitted</w:t>
+      </w:r>
+      <w:r>
+        <w:rPr/>
+        <w:t xml:space="preserve"> at any point during the Action Phase, regardless of whose turn it is. </w:t>
+      </w:r>
+      <w:r>
+        <w:rPr/>
+        <w:t xml:space="preserve">To </w:t>
+      </w:r>
+      <w:r>
+        <w:rPr/>
+        <w:t>submit a Scheme:</w:t>
       </w:r>
     </w:p>
     <w:p>
@@ -4073,24 +5385,43 @@
     </w:p>
     <w:p>
       <w:pPr>
-        <w:numPr>
-          <w:ilvl w:val="0"/>
-          <w:numId w:val="7"/>
-        </w:numPr>
-      </w:pPr>
-      <w:r>
-        <w:t>You may submit any number of Schemes, limited only by markers</w:t>
-      </w:r>
-      <w:r>
+        <w:ind w:left="0" w:firstLine="0"/>
+      </w:pPr>
+      <w:r>
+        <w:rPr/>
+        <w:t xml:space="preserve">You may </w:t>
+      </w:r>
+      <w:r>
+        <w:rPr/>
+        <w:t>submit</w:t>
+      </w:r>
+      <w:r>
+        <w:rPr/>
+        <w:t xml:space="preserve"> any number of Schemes, limited only by markers</w:t>
+      </w:r>
+      <w:r>
+        <w:rPr/>
         <w:t xml:space="preserve"> and available Spies</w:t>
       </w:r>
       <w:r>
+        <w:rPr/>
         <w:t>.</w:t>
       </w:r>
-    </w:p>
-    <w:p>
-      <w:r>
-        <w:t>You may target yourself or mark yourself as the receiver.</w:t>
+      <w:r>
+        <w:rPr/>
+        <w:t xml:space="preserve"> </w:t>
+      </w:r>
+      <w:r>
+        <w:rPr/>
+        <w:t xml:space="preserve">You may </w:t>
+      </w:r>
+      <w:r>
+        <w:rPr/>
+        <w:t xml:space="preserve">also </w:t>
+      </w:r>
+      <w:r>
+        <w:rPr/>
+        <w:t>target yourself or mark yourself as the receiver.</w:t>
       </w:r>
     </w:p>
     <w:p>
@@ -4154,7 +5485,12 @@
         <w:pStyle w:val="Quote"/>
       </w:pPr>
       <w:r>
-        <w:t>Historical Note: Greek historians claimed Persian spies were “everywhere and nowhere,” which is exactly how a satrap prefers them.</w:t>
+        <w:rPr/>
+        <w:t>Persian Fact</w:t>
+      </w:r>
+      <w:r>
+        <w:rPr/>
+        <w:t>: Greek historians claimed Persian spies were “everywhere and nowhere,” which is exactly how a satrap prefers them.</w:t>
       </w:r>
     </w:p>
     <w:p/>
@@ -4180,8 +5516,10 @@
           <w:ilvl w:val="0"/>
           <w:numId w:val="3"/>
         </w:numPr>
-      </w:pPr>
-      <w:r>
+        <w:rPr/>
+      </w:pPr>
+      <w:r>
+        <w:rPr/>
         <w:t xml:space="preserve">A </w:t>
       </w:r>
       <w:r>
@@ -4191,7 +5529,24 @@
         <w:t xml:space="preserve">Sponsor </w:t>
       </w:r>
       <w:r>
-        <w:t>– the player who submitted the Law to the Queue</w:t>
+        <w:rPr/>
+        <w:t xml:space="preserve">– the player who </w:t>
+      </w:r>
+      <w:r>
+        <w:rPr/>
+        <w:t>submitted</w:t>
+      </w:r>
+      <w:r>
+        <w:rPr/>
+        <w:t xml:space="preserve"> the Law to the</w:t>
+      </w:r>
+      <w:r>
+        <w:rPr/>
+        <w:t xml:space="preserve"> Law</w:t>
+      </w:r>
+      <w:r>
+        <w:rPr/>
+        <w:t xml:space="preserve"> Queue</w:t>
       </w:r>
     </w:p>
     <w:p>
@@ -4200,8 +5555,10 @@
           <w:ilvl w:val="0"/>
           <w:numId w:val="3"/>
         </w:numPr>
-      </w:pPr>
-      <w:r>
+        <w:rPr/>
+      </w:pPr>
+      <w:r>
+        <w:rPr/>
         <w:t xml:space="preserve">A </w:t>
       </w:r>
       <w:r>
@@ -4211,10 +5568,44 @@
         <w:t xml:space="preserve">Threshold </w:t>
       </w:r>
       <w:r>
-        <w:t>– the number that determines whether a player is obeying the Law or violating it, indicated by the value of the die on the Law</w:t>
-      </w:r>
-      <w:r>
-        <w:t>. Thresholds are not set until a Law works its way to the front of the Queue.</w:t>
+        <w:rPr/>
+        <w:t xml:space="preserve">– the number that </w:t>
+      </w:r>
+      <w:r>
+        <w:rPr/>
+        <w:t>determines</w:t>
+      </w:r>
+      <w:r>
+        <w:rPr/>
+        <w:t xml:space="preserve"> whether a player is obeying the Law or violating it, </w:t>
+      </w:r>
+      <w:r>
+        <w:rPr/>
+        <w:t>indicated</w:t>
+      </w:r>
+      <w:r>
+        <w:rPr/>
+        <w:t xml:space="preserve"> by the value of the die on the Law</w:t>
+      </w:r>
+      <w:r>
+        <w:rPr/>
+        <w:t xml:space="preserve">. Thresholds are not set until a Law works its way to the front of the </w:t>
+      </w:r>
+      <w:r>
+        <w:rPr/>
+        <w:t xml:space="preserve">Law </w:t>
+      </w:r>
+      <w:r>
+        <w:rPr/>
+        <w:t>Queue</w:t>
+      </w:r>
+      <w:r>
+        <w:rPr/>
+        <w:t xml:space="preserve"> and becomes the Deliberated Law</w:t>
+      </w:r>
+      <w:r>
+        <w:rPr/>
+        <w:t>.</w:t>
       </w:r>
     </w:p>
     <w:p>
@@ -4243,8 +5634,10 @@
           <w:ilvl w:val="0"/>
           <w:numId w:val="3"/>
         </w:numPr>
-      </w:pPr>
-      <w:r>
+        <w:rPr/>
+      </w:pPr>
+      <w:r>
+        <w:rPr/>
         <w:t xml:space="preserve">A </w:t>
       </w:r>
       <w:r>
@@ -4254,11 +5647,25 @@
         <w:t xml:space="preserve">Sanctioned </w:t>
       </w:r>
       <w:r>
-        <w:t>Action – the action violating players take at a penalty</w:t>
-      </w:r>
-    </w:p>
-    <w:p>
-      <w:r>
+        <w:rPr/>
+        <w:t>Action – the action</w:t>
+      </w:r>
+      <w:r>
+        <w:rPr/>
+        <w:t>(s)</w:t>
+      </w:r>
+      <w:r>
+        <w:rPr/>
+        <w:t xml:space="preserve"> violating players take at a penalty</w:t>
+      </w:r>
+      <w:r>
+        <w:rPr/>
+        <w:t>.</w:t>
+      </w:r>
+    </w:p>
+    <w:p>
+      <w:r>
+        <w:rPr/>
         <w:t xml:space="preserve">Laws that are active and binding to all Players are known as </w:t>
       </w:r>
       <w:r>
@@ -4268,7 +5675,36 @@
         <w:t>Edicts</w:t>
       </w:r>
       <w:r>
-        <w:t>. The game starts with no Edicts, but a new Edict will be added at the end of each round, making the rules players must follow that much more complex.</w:t>
+        <w:rPr/>
+        <w:t xml:space="preserve">. The game starts with </w:t>
+      </w:r>
+      <w:r>
+        <w:rPr/>
+        <w:t xml:space="preserve">one </w:t>
+      </w:r>
+      <w:r>
+        <w:rPr/>
+        <w:t xml:space="preserve">Edict, </w:t>
+      </w:r>
+      <w:r>
+        <w:rPr/>
+        <w:t xml:space="preserve">and </w:t>
+      </w:r>
+      <w:r>
+        <w:rPr/>
+        <w:t xml:space="preserve">a new Edict will be added at the end of each round, making the </w:t>
+      </w:r>
+      <w:r>
+        <w:rPr/>
+        <w:t xml:space="preserve">rules players must follow </w:t>
+      </w:r>
+      <w:r>
+        <w:rPr/>
+        <w:t xml:space="preserve">increasingly </w:t>
+      </w:r>
+      <w:r>
+        <w:rPr/>
+        <w:t>complex.</w:t>
       </w:r>
     </w:p>
     <w:p>
@@ -4297,6 +5733,7 @@
     </w:p>
     <w:p>
       <w:r>
+        <w:rPr/>
         <w:t xml:space="preserve">The </w:t>
       </w:r>
       <w:r>
@@ -4306,48 +5743,91 @@
         <w:t>Law Queue</w:t>
       </w:r>
       <w:r>
+        <w:rPr/>
         <w:t xml:space="preserve"> </w:t>
       </w:r>
       <w:r>
+        <w:rPr/>
         <w:t xml:space="preserve">is a </w:t>
       </w:r>
       <w:r>
+        <w:rPr/>
         <w:t>malleable</w:t>
       </w:r>
       <w:r>
+        <w:rPr/>
         <w:t xml:space="preserve"> </w:t>
       </w:r>
       <w:r>
+        <w:rPr/>
         <w:t xml:space="preserve">timeline of future </w:t>
       </w:r>
       <w:r>
+        <w:rPr/>
         <w:t xml:space="preserve">Edicts </w:t>
       </w:r>
       <w:r>
-        <w:t xml:space="preserve">and represents the legal priorities of the Empire. Law cards enter the Queue via </w:t>
-      </w:r>
-      <w:r>
+        <w:rPr/>
+        <w:t xml:space="preserve">and </w:t>
+      </w:r>
+      <w:r>
+        <w:rPr/>
+        <w:t>represents</w:t>
+      </w:r>
+      <w:r>
+        <w:rPr/>
+        <w:t xml:space="preserve"> the legal priorities of the Empire. Law cards enter the </w:t>
+      </w:r>
+      <w:r>
+        <w:rPr/>
+        <w:t xml:space="preserve">Law </w:t>
+      </w:r>
+      <w:r>
+        <w:rPr/>
+        <w:t xml:space="preserve">Queue via </w:t>
+      </w:r>
+      <w:r>
+        <w:rPr/>
         <w:t xml:space="preserve">the </w:t>
       </w:r>
       <w:r>
+        <w:rPr/>
         <w:t xml:space="preserve">Petition </w:t>
       </w:r>
       <w:r>
+        <w:rPr/>
         <w:t xml:space="preserve">action </w:t>
       </w:r>
       <w:r>
+        <w:rPr/>
         <w:t xml:space="preserve">and </w:t>
       </w:r>
       <w:r>
+        <w:rPr/>
         <w:t xml:space="preserve">may </w:t>
       </w:r>
       <w:r>
+        <w:rPr/>
         <w:t>eventually become Edicts</w:t>
       </w:r>
       <w:r>
-        <w:t xml:space="preserve"> if players agree</w:t>
-      </w:r>
-      <w:r>
+        <w:rPr/>
+        <w:t xml:space="preserve"> if players </w:t>
+      </w:r>
+      <w:r>
+        <w:rPr/>
+        <w:t xml:space="preserve">do </w:t>
+      </w:r>
+      <w:r>
+        <w:rPr/>
+        <w:t>not o</w:t>
+      </w:r>
+      <w:r>
+        <w:rPr/>
+        <w:t>ppose them</w:t>
+      </w:r>
+      <w:r>
+        <w:rPr/>
         <w:t>.</w:t>
       </w:r>
     </w:p>
@@ -4357,9 +5837,19 @@
           <w:ilvl w:val="0"/>
           <w:numId w:val="4"/>
         </w:numPr>
-      </w:pPr>
-      <w:r>
-        <w:t xml:space="preserve">The top card of the Queue is the </w:t>
+        <w:rPr/>
+      </w:pPr>
+      <w:r>
+        <w:rPr/>
+        <w:t xml:space="preserve">The top card of the </w:t>
+      </w:r>
+      <w:r>
+        <w:rPr/>
+        <w:t xml:space="preserve">Law </w:t>
+      </w:r>
+      <w:r>
+        <w:rPr/>
+        <w:t xml:space="preserve">Queue is the </w:t>
       </w:r>
       <w:r>
         <w:rPr>
@@ -4368,24 +5858,49 @@
         <w:t>Deliberated Law</w:t>
       </w:r>
       <w:r>
-        <w:t xml:space="preserve">. It is the only card in the Queue with a set Threshold and will become the next </w:t>
-      </w:r>
-      <w:r>
+        <w:rPr/>
+        <w:t xml:space="preserve">. It is the only card in the </w:t>
+      </w:r>
+      <w:r>
+        <w:rPr/>
+        <w:t xml:space="preserve">Law </w:t>
+      </w:r>
+      <w:r>
+        <w:rPr/>
+        <w:t xml:space="preserve">Queue with a </w:t>
+      </w:r>
+      <w:bookmarkStart w:name="_Int_9fKUYhYI" w:id="990033916"/>
+      <w:r>
+        <w:rPr/>
+        <w:t>set</w:t>
+      </w:r>
+      <w:bookmarkEnd w:id="990033916"/>
+      <w:r>
+        <w:rPr/>
+        <w:t xml:space="preserve"> Threshold and will become the next </w:t>
+      </w:r>
+      <w:r>
+        <w:rPr/>
         <w:t>Edict</w:t>
       </w:r>
       <w:r>
+        <w:rPr/>
         <w:t xml:space="preserve"> unless </w:t>
       </w:r>
       <w:r>
+        <w:rPr/>
         <w:t xml:space="preserve">delayed via the </w:t>
       </w:r>
       <w:r>
+        <w:rPr/>
         <w:t>Postpone</w:t>
       </w:r>
       <w:r>
+        <w:rPr/>
         <w:t xml:space="preserve"> action</w:t>
       </w:r>
       <w:r>
+        <w:rPr/>
         <w:t>.</w:t>
       </w:r>
     </w:p>
@@ -4395,15 +5910,31 @@
           <w:ilvl w:val="0"/>
           <w:numId w:val="4"/>
         </w:numPr>
-      </w:pPr>
-      <w:r>
-        <w:t xml:space="preserve">At the end of each round the Deliberated Law is </w:t>
-      </w:r>
-      <w:r>
+        <w:rPr/>
+      </w:pPr>
+      <w:r>
+        <w:rPr/>
+        <w:t xml:space="preserve">At the end of each </w:t>
+      </w:r>
+      <w:r>
+        <w:rPr/>
+        <w:t>round,</w:t>
+      </w:r>
+      <w:r>
+        <w:rPr/>
+        <w:t xml:space="preserve"> the Deliberated Law is </w:t>
+      </w:r>
+      <w:r>
+        <w:rPr/>
         <w:t>r</w:t>
       </w:r>
       <w:r>
-        <w:t>atified into an Edict and moved to the Imperial Edicts section of the board.</w:t>
+        <w:rPr/>
+        <w:t xml:space="preserve">atified into an Edict and moved to the </w:t>
+      </w:r>
+      <w:r>
+        <w:rPr/>
+        <w:t>Codex.</w:t>
       </w:r>
     </w:p>
     <w:p>
@@ -4412,27 +5943,55 @@
           <w:ilvl w:val="0"/>
           <w:numId w:val="4"/>
         </w:numPr>
-      </w:pPr>
-      <w:r>
+        <w:rPr/>
+      </w:pPr>
+      <w:r>
+        <w:rPr/>
         <w:t xml:space="preserve">Once a Deliberated Law is </w:t>
       </w:r>
       <w:r>
+        <w:rPr/>
         <w:t>r</w:t>
       </w:r>
       <w:r>
-        <w:t xml:space="preserve">atified, the new top card of the Queue becomes the Deliberated Law, and </w:t>
-      </w:r>
-      <w:r>
+        <w:rPr/>
+        <w:t xml:space="preserve">atified, the new top card of the </w:t>
+      </w:r>
+      <w:r>
+        <w:rPr/>
+        <w:t xml:space="preserve">Law </w:t>
+      </w:r>
+      <w:r>
+        <w:rPr/>
+        <w:t xml:space="preserve">Queue becomes the Deliberated Law, and </w:t>
+      </w:r>
+      <w:r>
+        <w:rPr/>
         <w:t>the</w:t>
       </w:r>
       <w:r>
+        <w:rPr/>
         <w:t xml:space="preserve"> sponsor </w:t>
       </w:r>
       <w:r>
-        <w:t xml:space="preserve">of the Law immediately </w:t>
-      </w:r>
-      <w:r>
+        <w:rPr/>
+        <w:t xml:space="preserve">of the Law </w:t>
+      </w:r>
+      <w:r>
+        <w:rPr/>
+        <w:t>immediately</w:t>
+      </w:r>
+      <w:r>
+        <w:rPr/>
+        <w:t xml:space="preserve"> </w:t>
+      </w:r>
+      <w:r>
+        <w:rPr/>
         <w:t>sets its Threshold</w:t>
+      </w:r>
+      <w:r>
+        <w:rPr/>
+        <w:t>.</w:t>
       </w:r>
     </w:p>
     <w:p>
@@ -4441,38 +6000,72 @@
           <w:ilvl w:val="0"/>
           <w:numId w:val="4"/>
         </w:numPr>
-      </w:pPr>
-      <w:r>
+        <w:rPr/>
+      </w:pPr>
+      <w:r>
+        <w:rPr/>
         <w:t xml:space="preserve">If the </w:t>
       </w:r>
       <w:r>
+        <w:rPr/>
+        <w:t xml:space="preserve">Law </w:t>
+      </w:r>
+      <w:r>
+        <w:rPr/>
         <w:t>Q</w:t>
       </w:r>
       <w:r>
-        <w:t>ueue is empty when setting a Deliberated Law, draw a new Law</w:t>
-      </w:r>
-      <w:r>
+        <w:rPr/>
+        <w:t xml:space="preserve">ueue is empty when </w:t>
+      </w:r>
+      <w:r>
+        <w:rPr/>
+        <w:t xml:space="preserve">you need to </w:t>
+      </w:r>
+      <w:bookmarkStart w:name="_Int_LQwW9YUC" w:id="358058363"/>
+      <w:r>
+        <w:rPr/>
+        <w:t>set</w:t>
+      </w:r>
+      <w:r>
+        <w:rPr/>
+        <w:t xml:space="preserve"> </w:t>
+      </w:r>
+      <w:bookmarkEnd w:id="358058363"/>
+      <w:r>
+        <w:rPr/>
+        <w:t>a Deliberated Law, draw a new Law</w:t>
+      </w:r>
+      <w:r>
+        <w:rPr/>
         <w:t xml:space="preserve"> from the top of the Law deck</w:t>
       </w:r>
       <w:r>
+        <w:rPr/>
         <w:t xml:space="preserve"> to become the Deliberated Law</w:t>
       </w:r>
       <w:r>
+        <w:rPr/>
         <w:t>.</w:t>
       </w:r>
       <w:r>
+        <w:rPr/>
         <w:t xml:space="preserve"> </w:t>
       </w:r>
       <w:r>
+        <w:rPr/>
         <w:t>R</w:t>
       </w:r>
       <w:r>
+        <w:rPr/>
         <w:t>oll a</w:t>
       </w:r>
       <w:r>
+        <w:rPr/>
         <w:t xml:space="preserve"> non-player</w:t>
       </w:r>
       <w:r>
+        <w:rPr/>
         <w:t xml:space="preserve"> die to set its Threshold. This Law has no sponsor.</w:t>
       </w:r>
     </w:p>
@@ -4502,7 +6095,16 @@
     </w:p>
     <w:p>
       <w:r>
-        <w:t xml:space="preserve">To encourage the kingdom to obey the Edicts, </w:t>
+        <w:rPr/>
+        <w:t xml:space="preserve">To encourage the kingdom to obey the </w:t>
+      </w:r>
+      <w:r>
+        <w:rPr/>
+        <w:t>Codex</w:t>
+      </w:r>
+      <w:r>
+        <w:rPr/>
+        <w:t xml:space="preserve">, </w:t>
       </w:r>
       <w:r>
         <w:rPr>
@@ -4511,18 +6113,23 @@
         <w:t xml:space="preserve">Sanctions </w:t>
       </w:r>
       <w:r>
+        <w:rPr/>
         <w:t>are imposed on specific actions for all player</w:t>
       </w:r>
       <w:r>
+        <w:rPr/>
         <w:t>s in</w:t>
       </w:r>
       <w:r>
+        <w:rPr/>
         <w:t xml:space="preserve"> violation of </w:t>
       </w:r>
       <w:r>
+        <w:rPr/>
         <w:t>the</w:t>
       </w:r>
       <w:r>
+        <w:rPr/>
         <w:t xml:space="preserve"> Edict:</w:t>
       </w:r>
     </w:p>
@@ -4534,7 +6141,6 @@
         </w:numPr>
       </w:pPr>
       <w:r>
-        <w:lastRenderedPageBreak/>
         <w:t xml:space="preserve">Every time </w:t>
       </w:r>
       <w:r>
@@ -4695,51 +6301,75 @@
     </w:p>
     <w:p>
       <w:r>
-        <w:t>While most ratified Laws become a permanent part of the Edicts, s</w:t>
-      </w:r>
-      <w:r>
+        <w:rPr/>
+        <w:t xml:space="preserve">While most ratified Laws become a permanent part of the </w:t>
+      </w:r>
+      <w:r>
+        <w:rPr/>
+        <w:t>Codex</w:t>
+      </w:r>
+      <w:r>
+        <w:rPr/>
+        <w:t>, s</w:t>
+      </w:r>
+      <w:r>
+        <w:rPr/>
         <w:t xml:space="preserve">ome </w:t>
       </w:r>
       <w:r>
-        <w:t>Edicts may be overwritten or changed directly</w:t>
-      </w:r>
-      <w:r>
+        <w:rPr/>
+        <w:t>Edicts may be overwritten or changed</w:t>
+      </w:r>
+      <w:r>
+        <w:rPr/>
         <w:t>.</w:t>
       </w:r>
       <w:r>
+        <w:rPr/>
         <w:t xml:space="preserve"> If a duplicate copy of an existing Edict is ratified or if a ratified Law change</w:t>
       </w:r>
       <w:r>
+        <w:rPr/>
         <w:t>s</w:t>
       </w:r>
       <w:r>
+        <w:rPr/>
         <w:t xml:space="preserve"> the Threshold of </w:t>
       </w:r>
       <w:r>
+        <w:rPr/>
         <w:t>an</w:t>
       </w:r>
       <w:r>
+        <w:rPr/>
         <w:t xml:space="preserve"> Edict, </w:t>
       </w:r>
       <w:r>
+        <w:rPr/>
         <w:t>t</w:t>
       </w:r>
       <w:r>
+        <w:rPr/>
         <w:t xml:space="preserve">he sponsor of the </w:t>
       </w:r>
       <w:r>
+        <w:rPr/>
         <w:t xml:space="preserve">ratified </w:t>
       </w:r>
       <w:r>
+        <w:rPr/>
         <w:t xml:space="preserve">Law takes ownership of the </w:t>
       </w:r>
       <w:r>
+        <w:rPr/>
         <w:t xml:space="preserve">affected </w:t>
       </w:r>
       <w:r>
+        <w:rPr/>
         <w:t>Edict</w:t>
       </w:r>
       <w:r>
+        <w:rPr/>
         <w:t xml:space="preserve"> and updates the Threshold to that of the ratified Law.</w:t>
       </w:r>
     </w:p>
@@ -4748,7 +6378,16 @@
         <w:pStyle w:val="Quote"/>
       </w:pPr>
       <w:r>
-        <w:t>Margin Note — Persian Fact: Persian kings frequently rewrote laws to favor loyal satraps. History repeats itself.</w:t>
+        <w:rPr/>
+        <w:t xml:space="preserve">Persian Fact: Persian kings </w:t>
+      </w:r>
+      <w:r>
+        <w:rPr/>
+        <w:t>frequently</w:t>
+      </w:r>
+      <w:r>
+        <w:rPr/>
+        <w:t xml:space="preserve"> rewrote laws to favor loyal satraps.</w:t>
       </w:r>
     </w:p>
     <w:p>
@@ -4756,84 +6395,174 @@
         <w:pStyle w:val="Heading2"/>
       </w:pPr>
       <w:r>
+        <w:rPr/>
         <w:t>7.5. Player Trades</w:t>
       </w:r>
     </w:p>
-    <w:p/>
-    <w:p>
-      <w:r>
-        <w:t>Players may trade Coins or Commodities freely at any time during the game, regardless of whose turn it is. To trade non</w:t>
-      </w:r>
-      <w:r>
-        <w:noBreakHyphen/>
-        <w:t>liquid assets (cards, Leaders, Investments, etc.):</w:t>
-      </w:r>
-    </w:p>
-    <w:p>
-      <w:pPr>
-        <w:numPr>
-          <w:ilvl w:val="0"/>
-          <w:numId w:val="8"/>
-        </w:numPr>
-      </w:pPr>
-      <w:r>
-        <w:t xml:space="preserve">Both players must exchange </w:t>
-      </w:r>
-      <w:r>
-        <w:rPr>
-          <w:b/>
-          <w:bCs/>
-        </w:rPr>
-        <w:t>one Alliance Token</w:t>
-      </w:r>
-      <w:r>
-        <w:t>.</w:t>
-      </w:r>
-    </w:p>
-    <w:p>
-      <w:pPr>
-        <w:numPr>
-          <w:ilvl w:val="0"/>
-          <w:numId w:val="8"/>
-        </w:numPr>
-      </w:pPr>
-      <w:r>
-        <w:t xml:space="preserve">Each token is worth </w:t>
-      </w:r>
-      <w:r>
-        <w:rPr>
-          <w:b/>
-          <w:bCs/>
-        </w:rPr>
-        <w:t>1 Honor</w:t>
-      </w:r>
-      <w:r>
-        <w:t xml:space="preserve"> at game end.</w:t>
-      </w:r>
-    </w:p>
-    <w:p>
-      <w:pPr>
-        <w:numPr>
-          <w:ilvl w:val="0"/>
-          <w:numId w:val="8"/>
-        </w:numPr>
-      </w:pPr>
-      <w:r>
-        <w:lastRenderedPageBreak/>
-        <w:t xml:space="preserve">Alliances are bilateral and formed only through </w:t>
-      </w:r>
-      <w:r>
-        <w:rPr>
-          <w:b/>
-          <w:bCs/>
-        </w:rPr>
-        <w:t>Negotiate</w:t>
-      </w:r>
-      <w:r>
-        <w:t>.</w:t>
-      </w:r>
-    </w:p>
-    <w:p/>
+    <w:p>
+      <w:r>
+        <w:rPr/>
+        <w:t>Players may trade</w:t>
+      </w:r>
+      <w:r>
+        <w:rPr/>
+        <w:t xml:space="preserve"> resources</w:t>
+      </w:r>
+      <w:r>
+        <w:rPr/>
+        <w:t xml:space="preserve"> at any time during the game, regardless of whose turn it is</w:t>
+      </w:r>
+      <w:r>
+        <w:rPr/>
+        <w:t xml:space="preserve">, but the resources of the game are </w:t>
+      </w:r>
+      <w:r>
+        <w:rPr/>
+        <w:t>broken down</w:t>
+      </w:r>
+      <w:r>
+        <w:rPr/>
+        <w:t xml:space="preserve"> into two categories</w:t>
+      </w:r>
+      <w:r>
+        <w:rPr/>
+        <w:t>:</w:t>
+      </w:r>
+    </w:p>
+    <w:p>
+      <w:pPr>
+        <w:pStyle w:val="Heading3"/>
+      </w:pPr>
+      <w:r>
+        <w:rPr/>
+        <w:t>7.5.1. Liquid Resources</w:t>
+      </w:r>
+    </w:p>
+    <w:p>
+      <w:r>
+        <w:rPr/>
+        <w:t>The following resources may be traded at any time with no restrictions:</w:t>
+      </w:r>
+    </w:p>
+    <w:p>
+      <w:pPr>
+        <w:pStyle w:val="ListParagraph"/>
+        <w:rPr/>
+      </w:pPr>
+      <w:r>
+        <w:rPr/>
+        <w:t>Coins</w:t>
+      </w:r>
+    </w:p>
+    <w:p>
+      <w:pPr>
+        <w:pStyle w:val="ListParagraph"/>
+        <w:rPr/>
+      </w:pPr>
+      <w:r>
+        <w:rPr/>
+        <w:t>Commodities</w:t>
+      </w:r>
+    </w:p>
+    <w:p>
+      <w:pPr>
+        <w:pStyle w:val="ListParagraph"/>
+        <w:rPr/>
+      </w:pPr>
+      <w:r>
+        <w:rPr/>
+        <w:t>Cards in hand</w:t>
+      </w:r>
+    </w:p>
+    <w:p>
+      <w:pPr>
+        <w:pStyle w:val="Heading3"/>
+      </w:pPr>
+      <w:r>
+        <w:rPr/>
+        <w:t>7.5.2. Non-Liquid Resources</w:t>
+      </w:r>
+    </w:p>
+    <w:p>
+      <w:pPr>
+        <w:pStyle w:val="Normal"/>
+        <w:ind w:left="720" w:firstLine="0"/>
+      </w:pPr>
+      <w:r>
+        <w:rPr/>
+        <w:t>The following resources may be traded only between allied players</w:t>
+      </w:r>
+      <w:r>
+        <w:rPr/>
+        <w:t xml:space="preserve"> and must be accompanied by each player returning an </w:t>
+      </w:r>
+      <w:r>
+        <w:rPr/>
+        <w:t>A</w:t>
+      </w:r>
+      <w:r>
+        <w:rPr/>
+        <w:t xml:space="preserve">lliance </w:t>
+      </w:r>
+      <w:r>
+        <w:rPr/>
+        <w:t>T</w:t>
+      </w:r>
+      <w:r>
+        <w:rPr/>
+        <w:t>oken to its owner:</w:t>
+      </w:r>
+    </w:p>
+    <w:p>
+      <w:pPr>
+        <w:pStyle w:val="ListParagraph"/>
+        <w:rPr/>
+      </w:pPr>
+      <w:r>
+        <w:rPr/>
+        <w:t>Built Investments</w:t>
+      </w:r>
+    </w:p>
+    <w:p>
+      <w:pPr>
+        <w:pStyle w:val="ListParagraph"/>
+        <w:rPr/>
+      </w:pPr>
+      <w:r>
+        <w:rPr/>
+        <w:t>Troops</w:t>
+      </w:r>
+    </w:p>
+    <w:p>
+      <w:pPr>
+        <w:pStyle w:val="ListParagraph"/>
+        <w:rPr/>
+      </w:pPr>
+      <w:r>
+        <w:rPr/>
+        <w:t>Spies</w:t>
+      </w:r>
+    </w:p>
+    <w:p>
+      <w:pPr>
+        <w:pStyle w:val="ListParagraph"/>
+        <w:rPr/>
+      </w:pPr>
+      <w:r>
+        <w:rPr/>
+        <w:t>Leaders</w:t>
+      </w:r>
+    </w:p>
+    <w:p>
+      <w:pPr>
+        <w:pStyle w:val="ListParagraph"/>
+        <w:rPr/>
+      </w:pPr>
+      <w:r>
+        <w:rPr/>
+        <w:t>King’s Favor</w:t>
+      </w:r>
+    </w:p>
     <w:p>
       <w:pPr>
         <w:pStyle w:val="Heading1"/>
@@ -4956,24 +6685,15 @@
           <w:ilvl w:val="0"/>
           <w:numId w:val="9"/>
         </w:numPr>
-      </w:pPr>
-      <w:r>
+        <w:rPr/>
+      </w:pPr>
+      <w:r>
+        <w:rPr/>
         <w:t>1 Honor per every 3 Spies</w:t>
       </w:r>
     </w:p>
     <w:p>
       <w:pPr>
-        <w:numPr>
-          <w:ilvl w:val="0"/>
-          <w:numId w:val="9"/>
-        </w:numPr>
-      </w:pPr>
-      <w:r>
-        <w:t>Honor from Investments or card effects</w:t>
-      </w:r>
-    </w:p>
-    <w:p>
-      <w:pPr>
         <w:rPr>
           <w:rStyle w:val="SubtleReference"/>
         </w:rPr>
@@ -5114,7 +6834,6 @@
         <w:t xml:space="preserve"> </w:t>
       </w:r>
       <w:r>
-        <w:lastRenderedPageBreak/>
         <w:t xml:space="preserve">rounds, </w:t>
       </w:r>
       <w:r>
@@ -5268,42 +6987,79 @@
     </w:p>
     <w:p>
       <w:r>
+        <w:rPr/>
         <w:t>To set up for this variant, put all Greek Troops back in the box</w:t>
       </w:r>
       <w:r>
+        <w:rPr/>
         <w:t xml:space="preserve"> for both</w:t>
       </w:r>
       <w:r>
+        <w:rPr/>
         <w:t xml:space="preserve"> empires</w:t>
       </w:r>
       <w:r>
-        <w:t xml:space="preserve">. Instead of rolling dice in Step 6.2 to determine the </w:t>
-      </w:r>
-      <w:r>
+        <w:rPr/>
+        <w:t xml:space="preserve">. Instead of rolling dice in 6.2 to </w:t>
+      </w:r>
+      <w:r>
+        <w:rPr/>
+        <w:t>determine</w:t>
+      </w:r>
+      <w:r>
+        <w:rPr/>
+        <w:t xml:space="preserve"> the </w:t>
+      </w:r>
+      <w:r>
+        <w:rPr/>
         <w:t xml:space="preserve">size of the opposing army, armies from both </w:t>
       </w:r>
       <w:r>
+        <w:rPr/>
         <w:t xml:space="preserve">empires </w:t>
       </w:r>
       <w:r>
+        <w:rPr/>
         <w:t>fight against each other</w:t>
       </w:r>
       <w:r>
-        <w:t xml:space="preserve">. As in the normal version, the larger army claims victory and remaining </w:t>
-      </w:r>
-      <w:r>
+        <w:rPr/>
+        <w:t xml:space="preserve">. As in the normal version, the larger army claims </w:t>
+      </w:r>
+      <w:r>
+        <w:rPr/>
+        <w:t>victory</w:t>
+      </w:r>
+      <w:r>
+        <w:rPr/>
+        <w:t xml:space="preserve"> and remaining </w:t>
+      </w:r>
+      <w:r>
+        <w:rPr/>
         <w:t xml:space="preserve">Troops perform raids against the enemy players. In case of a tie, both </w:t>
       </w:r>
       <w:r>
+        <w:rPr/>
         <w:t xml:space="preserve">empires </w:t>
       </w:r>
       <w:r>
-        <w:t>should consider the battle a victory.</w:t>
-      </w:r>
-      <w:r>
+        <w:rPr/>
+        <w:t xml:space="preserve">should consider </w:t>
+      </w:r>
+      <w:r>
+        <w:rPr/>
+        <w:t>the battle</w:t>
+      </w:r>
+      <w:r>
+        <w:rPr/>
+        <w:t xml:space="preserve"> a victory.</w:t>
+      </w:r>
+      <w:r>
+        <w:rPr/>
         <w:t xml:space="preserve"> </w:t>
       </w:r>
       <w:r>
+        <w:rPr/>
         <w:t>Players between empires may perform liquid trades at any time, but alliances (and non-liquid trades) may only be performed within an empire.</w:t>
       </w:r>
     </w:p>
@@ -5331,7 +7087,7 @@
       </w:r>
     </w:p>
     <w:sectPr>
-      <w:pgSz w:w="12240" w:h="15840"/>
+      <w:pgSz w:w="12240" w:h="15840" w:orient="portrait"/>
       <w:pgMar w:top="1440" w:right="1440" w:bottom="1440" w:left="1440" w:header="720" w:footer="720" w:gutter="0"/>
       <w:cols w:space="720"/>
       <w:docGrid w:linePitch="360"/>
@@ -5340,8 +7096,249 @@
 </w:document>
 </file>
 
+<file path=word/intelligence2.xml><?xml version="1.0" encoding="utf-8"?>
+<int2:intelligence xmlns:int2="http://schemas.microsoft.com/office/intelligence/2020/intelligence">
+  <int2:observations>
+    <int2:bookmark int2:bookmarkName="_Int_LQwW9YUC" int2:invalidationBookmarkName="" int2:hashCode="1t8at6wnX4x6/5" int2:id="4MtTZXKC">
+      <int2:state int2:type="gram" int2:value="Rejected"/>
+    </int2:bookmark>
+    <int2:bookmark int2:bookmarkName="_Int_9fKUYhYI" int2:invalidationBookmarkName="" int2:hashCode="ZcENw1Sf4HQkFI" int2:id="0nW8Nzw4">
+      <int2:state int2:type="gram" int2:value="Rejected"/>
+    </int2:bookmark>
+    <int2:bookmark int2:bookmarkName="_Int_8uoA02hN" int2:invalidationBookmarkName="" int2:hashCode="NwkhT7NJxbU1pQ" int2:id="dNHwxIuX">
+      <int2:state int2:type="gram" int2:value="Rejected"/>
+    </int2:bookmark>
+  </int2:observations>
+  <int2:intelligenceSettings/>
+</int2:intelligence>
+</file>
+
 <file path=word/numbering.xml><?xml version="1.0" encoding="utf-8"?>
 <w:numbering xmlns:wpc="http://schemas.microsoft.com/office/word/2010/wordprocessingCanvas" xmlns:cx="http://schemas.microsoft.com/office/drawing/2014/chartex" xmlns:cx1="http://schemas.microsoft.com/office/drawing/2015/9/8/chartex" xmlns:cx2="http://schemas.microsoft.com/office/drawing/2015/10/21/chartex" xmlns:cx3="http://schemas.microsoft.com/office/drawing/2016/5/9/chartex" xmlns:cx4="http://schemas.microsoft.com/office/drawing/2016/5/10/chartex" xmlns:cx5="http://schemas.microsoft.com/office/drawing/2016/5/11/chartex" xmlns:cx6="http://schemas.microsoft.com/office/drawing/2016/5/12/chartex" xmlns:cx7="http://schemas.microsoft.com/office/drawing/2016/5/13/chartex" xmlns:cx8="http://schemas.microsoft.com/office/drawing/2016/5/14/chartex" xmlns:mc="http://schemas.openxmlformats.org/markup-compatibility/2006" xmlns:aink="http://schemas.microsoft.com/office/drawing/2016/ink" xmlns:am3d="http://schemas.microsoft.com/office/drawing/2017/model3d" xmlns:o="urn:schemas-microsoft-com:office:office" xmlns:oel="http://schemas.microsoft.com/office/2019/extlst" xmlns:r="http://schemas.openxmlformats.org/officeDocument/2006/relationships" xmlns:m="http://schemas.openxmlformats.org/officeDocument/2006/math" xmlns:v="urn:schemas-microsoft-com:vml" xmlns:wp14="http://schemas.microsoft.com/office/word/2010/wordprocessingDrawing" xmlns:wp="http://schemas.openxmlformats.org/drawingml/2006/wordprocessingDrawing" xmlns:w10="urn:schemas-microsoft-com:office:word" xmlns:w="http://schemas.openxmlformats.org/wordprocessingml/2006/main" xmlns:w14="http://schemas.microsoft.com/office/word/2010/wordml" xmlns:w15="http://schemas.microsoft.com/office/word/2012/wordml" xmlns:w16cex="http://schemas.microsoft.com/office/word/2018/wordml/cex" xmlns:w16cid="http://schemas.microsoft.com/office/word/2016/wordml/cid" xmlns:w16="http://schemas.microsoft.com/office/word/2018/wordml" xmlns:w16du="http://schemas.microsoft.com/office/word/2023/wordml/word16du" xmlns:w16sdtdh="http://schemas.microsoft.com/office/word/2020/wordml/sdtdatahash" xmlns:w16sdtfl="http://schemas.microsoft.com/office/word/2024/wordml/sdtformatlock" xmlns:w16se="http://schemas.microsoft.com/office/word/2015/wordml/symex" xmlns:wpg="http://schemas.microsoft.com/office/word/2010/wordprocessingGroup" xmlns:wpi="http://schemas.microsoft.com/office/word/2010/wordprocessingInk" xmlns:wne="http://schemas.microsoft.com/office/word/2006/wordml" xmlns:wps="http://schemas.microsoft.com/office/word/2010/wordprocessingShape" mc:Ignorable="w14 w15 w16se w16cid w16 w16cex w16sdtdh w16sdtfl w16du wp14">
+  <w:abstractNum xmlns:w="http://schemas.openxmlformats.org/wordprocessingml/2006/main" w:abstractNumId="13">
+    <w:nsid w:val="e7bf12b"/>
+    <w:multiLevelType xmlns:w="http://schemas.openxmlformats.org/wordprocessingml/2006/main" w:val="hybridMultilevel"/>
+    <w:lvl xmlns:w="http://schemas.openxmlformats.org/wordprocessingml/2006/main" w:ilvl="0">
+      <w:start w:val="1"/>
+      <w:numFmt w:val="bullet"/>
+      <w:lvlText w:val=""/>
+      <w:lvlJc w:val="left"/>
+      <w:pPr>
+        <w:ind w:left="1080" w:hanging="360"/>
+      </w:pPr>
+      <w:rPr>
+        <w:rFonts w:hint="default" w:ascii="Symbol" w:hAnsi="Symbol"/>
+      </w:rPr>
+    </w:lvl>
+    <w:lvl xmlns:w="http://schemas.openxmlformats.org/wordprocessingml/2006/main" w:ilvl="1">
+      <w:start w:val="1"/>
+      <w:numFmt w:val="bullet"/>
+      <w:lvlText w:val="o"/>
+      <w:lvlJc w:val="left"/>
+      <w:pPr>
+        <w:ind w:left="1800" w:hanging="360"/>
+      </w:pPr>
+      <w:rPr>
+        <w:rFonts w:hint="default" w:ascii="Courier New" w:hAnsi="Courier New"/>
+      </w:rPr>
+    </w:lvl>
+    <w:lvl xmlns:w="http://schemas.openxmlformats.org/wordprocessingml/2006/main" w:ilvl="2">
+      <w:start w:val="1"/>
+      <w:numFmt w:val="bullet"/>
+      <w:lvlText w:val=""/>
+      <w:lvlJc w:val="left"/>
+      <w:pPr>
+        <w:ind w:left="2520" w:hanging="360"/>
+      </w:pPr>
+      <w:rPr>
+        <w:rFonts w:hint="default" w:ascii="Wingdings" w:hAnsi="Wingdings"/>
+      </w:rPr>
+    </w:lvl>
+    <w:lvl xmlns:w="http://schemas.openxmlformats.org/wordprocessingml/2006/main" w:ilvl="3">
+      <w:start w:val="1"/>
+      <w:numFmt w:val="bullet"/>
+      <w:lvlText w:val=""/>
+      <w:lvlJc w:val="left"/>
+      <w:pPr>
+        <w:ind w:left="3240" w:hanging="360"/>
+      </w:pPr>
+      <w:rPr>
+        <w:rFonts w:hint="default" w:ascii="Symbol" w:hAnsi="Symbol"/>
+      </w:rPr>
+    </w:lvl>
+    <w:lvl xmlns:w="http://schemas.openxmlformats.org/wordprocessingml/2006/main" w:ilvl="4">
+      <w:start w:val="1"/>
+      <w:numFmt w:val="bullet"/>
+      <w:lvlText w:val="o"/>
+      <w:lvlJc w:val="left"/>
+      <w:pPr>
+        <w:ind w:left="3960" w:hanging="360"/>
+      </w:pPr>
+      <w:rPr>
+        <w:rFonts w:hint="default" w:ascii="Courier New" w:hAnsi="Courier New"/>
+      </w:rPr>
+    </w:lvl>
+    <w:lvl xmlns:w="http://schemas.openxmlformats.org/wordprocessingml/2006/main" w:ilvl="5">
+      <w:start w:val="1"/>
+      <w:numFmt w:val="bullet"/>
+      <w:lvlText w:val=""/>
+      <w:lvlJc w:val="left"/>
+      <w:pPr>
+        <w:ind w:left="4680" w:hanging="360"/>
+      </w:pPr>
+      <w:rPr>
+        <w:rFonts w:hint="default" w:ascii="Wingdings" w:hAnsi="Wingdings"/>
+      </w:rPr>
+    </w:lvl>
+    <w:lvl xmlns:w="http://schemas.openxmlformats.org/wordprocessingml/2006/main" w:ilvl="6">
+      <w:start w:val="1"/>
+      <w:numFmt w:val="bullet"/>
+      <w:lvlText w:val=""/>
+      <w:lvlJc w:val="left"/>
+      <w:pPr>
+        <w:ind w:left="5400" w:hanging="360"/>
+      </w:pPr>
+      <w:rPr>
+        <w:rFonts w:hint="default" w:ascii="Symbol" w:hAnsi="Symbol"/>
+      </w:rPr>
+    </w:lvl>
+    <w:lvl xmlns:w="http://schemas.openxmlformats.org/wordprocessingml/2006/main" w:ilvl="7">
+      <w:start w:val="1"/>
+      <w:numFmt w:val="bullet"/>
+      <w:lvlText w:val="o"/>
+      <w:lvlJc w:val="left"/>
+      <w:pPr>
+        <w:ind w:left="6120" w:hanging="360"/>
+      </w:pPr>
+      <w:rPr>
+        <w:rFonts w:hint="default" w:ascii="Courier New" w:hAnsi="Courier New"/>
+      </w:rPr>
+    </w:lvl>
+    <w:lvl xmlns:w="http://schemas.openxmlformats.org/wordprocessingml/2006/main" w:ilvl="8">
+      <w:start w:val="1"/>
+      <w:numFmt w:val="bullet"/>
+      <w:lvlText w:val=""/>
+      <w:lvlJc w:val="left"/>
+      <w:pPr>
+        <w:ind w:left="6840" w:hanging="360"/>
+      </w:pPr>
+      <w:rPr>
+        <w:rFonts w:hint="default" w:ascii="Wingdings" w:hAnsi="Wingdings"/>
+      </w:rPr>
+    </w:lvl>
+  </w:abstractNum>
+  <w:abstractNum xmlns:w="http://schemas.openxmlformats.org/wordprocessingml/2006/main" w:abstractNumId="12">
+    <w:nsid w:val="1accb9ab"/>
+    <w:multiLevelType xmlns:w="http://schemas.openxmlformats.org/wordprocessingml/2006/main" w:val="hybridMultilevel"/>
+    <w:lvl xmlns:w="http://schemas.openxmlformats.org/wordprocessingml/2006/main" w:ilvl="0">
+      <w:start w:val="1"/>
+      <w:numFmt w:val="bullet"/>
+      <w:lvlText w:val=""/>
+      <w:lvlJc w:val="left"/>
+      <w:pPr>
+        <w:ind w:left="1080" w:hanging="360"/>
+      </w:pPr>
+      <w:rPr>
+        <w:rFonts w:hint="default" w:ascii="Symbol" w:hAnsi="Symbol"/>
+      </w:rPr>
+    </w:lvl>
+    <w:lvl xmlns:w="http://schemas.openxmlformats.org/wordprocessingml/2006/main" w:ilvl="1">
+      <w:start w:val="1"/>
+      <w:numFmt w:val="bullet"/>
+      <w:lvlText w:val="o"/>
+      <w:lvlJc w:val="left"/>
+      <w:pPr>
+        <w:ind w:left="1800" w:hanging="360"/>
+      </w:pPr>
+      <w:rPr>
+        <w:rFonts w:hint="default" w:ascii="Courier New" w:hAnsi="Courier New"/>
+      </w:rPr>
+    </w:lvl>
+    <w:lvl xmlns:w="http://schemas.openxmlformats.org/wordprocessingml/2006/main" w:ilvl="2">
+      <w:start w:val="1"/>
+      <w:numFmt w:val="bullet"/>
+      <w:lvlText w:val=""/>
+      <w:lvlJc w:val="left"/>
+      <w:pPr>
+        <w:ind w:left="2520" w:hanging="360"/>
+      </w:pPr>
+      <w:rPr>
+        <w:rFonts w:hint="default" w:ascii="Wingdings" w:hAnsi="Wingdings"/>
+      </w:rPr>
+    </w:lvl>
+    <w:lvl xmlns:w="http://schemas.openxmlformats.org/wordprocessingml/2006/main" w:ilvl="3">
+      <w:start w:val="1"/>
+      <w:numFmt w:val="bullet"/>
+      <w:lvlText w:val=""/>
+      <w:lvlJc w:val="left"/>
+      <w:pPr>
+        <w:ind w:left="3240" w:hanging="360"/>
+      </w:pPr>
+      <w:rPr>
+        <w:rFonts w:hint="default" w:ascii="Symbol" w:hAnsi="Symbol"/>
+      </w:rPr>
+    </w:lvl>
+    <w:lvl xmlns:w="http://schemas.openxmlformats.org/wordprocessingml/2006/main" w:ilvl="4">
+      <w:start w:val="1"/>
+      <w:numFmt w:val="bullet"/>
+      <w:lvlText w:val="o"/>
+      <w:lvlJc w:val="left"/>
+      <w:pPr>
+        <w:ind w:left="3960" w:hanging="360"/>
+      </w:pPr>
+      <w:rPr>
+        <w:rFonts w:hint="default" w:ascii="Courier New" w:hAnsi="Courier New"/>
+      </w:rPr>
+    </w:lvl>
+    <w:lvl xmlns:w="http://schemas.openxmlformats.org/wordprocessingml/2006/main" w:ilvl="5">
+      <w:start w:val="1"/>
+      <w:numFmt w:val="bullet"/>
+      <w:lvlText w:val=""/>
+      <w:lvlJc w:val="left"/>
+      <w:pPr>
+        <w:ind w:left="4680" w:hanging="360"/>
+      </w:pPr>
+      <w:rPr>
+        <w:rFonts w:hint="default" w:ascii="Wingdings" w:hAnsi="Wingdings"/>
+      </w:rPr>
+    </w:lvl>
+    <w:lvl xmlns:w="http://schemas.openxmlformats.org/wordprocessingml/2006/main" w:ilvl="6">
+      <w:start w:val="1"/>
+      <w:numFmt w:val="bullet"/>
+      <w:lvlText w:val=""/>
+      <w:lvlJc w:val="left"/>
+      <w:pPr>
+        <w:ind w:left="5400" w:hanging="360"/>
+      </w:pPr>
+      <w:rPr>
+        <w:rFonts w:hint="default" w:ascii="Symbol" w:hAnsi="Symbol"/>
+      </w:rPr>
+    </w:lvl>
+    <w:lvl xmlns:w="http://schemas.openxmlformats.org/wordprocessingml/2006/main" w:ilvl="7">
+      <w:start w:val="1"/>
+      <w:numFmt w:val="bullet"/>
+      <w:lvlText w:val="o"/>
+      <w:lvlJc w:val="left"/>
+      <w:pPr>
+        <w:ind w:left="6120" w:hanging="360"/>
+      </w:pPr>
+      <w:rPr>
+        <w:rFonts w:hint="default" w:ascii="Courier New" w:hAnsi="Courier New"/>
+      </w:rPr>
+    </w:lvl>
+    <w:lvl xmlns:w="http://schemas.openxmlformats.org/wordprocessingml/2006/main" w:ilvl="8">
+      <w:start w:val="1"/>
+      <w:numFmt w:val="bullet"/>
+      <w:lvlText w:val=""/>
+      <w:lvlJc w:val="left"/>
+      <w:pPr>
+        <w:ind w:left="6840" w:hanging="360"/>
+      </w:pPr>
+      <w:rPr>
+        <w:rFonts w:hint="default" w:ascii="Wingdings" w:hAnsi="Wingdings"/>
+      </w:rPr>
+    </w:lvl>
+  </w:abstractNum>
   <w:abstractNum w:abstractNumId="0" w15:restartNumberingAfterBreak="0">
     <w:nsid w:val="01065FFC"/>
     <w:multiLevelType w:val="multilevel"/>
@@ -5358,7 +7355,7 @@
         <w:ind w:left="720" w:hanging="360"/>
       </w:pPr>
       <w:rPr>
-        <w:rFonts w:ascii="Symbol" w:hAnsi="Symbol" w:hint="default"/>
+        <w:rFonts w:hint="default" w:ascii="Symbol" w:hAnsi="Symbol"/>
         <w:sz w:val="20"/>
       </w:rPr>
     </w:lvl>
@@ -5374,7 +7371,7 @@
         <w:ind w:left="1440" w:hanging="360"/>
       </w:pPr>
       <w:rPr>
-        <w:rFonts w:ascii="Courier New" w:hAnsi="Courier New" w:hint="default"/>
+        <w:rFonts w:hint="default" w:ascii="Courier New" w:hAnsi="Courier New"/>
         <w:sz w:val="20"/>
       </w:rPr>
     </w:lvl>
@@ -5390,7 +7387,7 @@
         <w:ind w:left="2160" w:hanging="360"/>
       </w:pPr>
       <w:rPr>
-        <w:rFonts w:ascii="Wingdings" w:hAnsi="Wingdings" w:hint="default"/>
+        <w:rFonts w:hint="default" w:ascii="Wingdings" w:hAnsi="Wingdings"/>
         <w:sz w:val="20"/>
       </w:rPr>
     </w:lvl>
@@ -5406,7 +7403,7 @@
         <w:ind w:left="2880" w:hanging="360"/>
       </w:pPr>
       <w:rPr>
-        <w:rFonts w:ascii="Wingdings" w:hAnsi="Wingdings" w:hint="default"/>
+        <w:rFonts w:hint="default" w:ascii="Wingdings" w:hAnsi="Wingdings"/>
         <w:sz w:val="20"/>
       </w:rPr>
     </w:lvl>
@@ -5422,7 +7419,7 @@
         <w:ind w:left="3600" w:hanging="360"/>
       </w:pPr>
       <w:rPr>
-        <w:rFonts w:ascii="Wingdings" w:hAnsi="Wingdings" w:hint="default"/>
+        <w:rFonts w:hint="default" w:ascii="Wingdings" w:hAnsi="Wingdings"/>
         <w:sz w:val="20"/>
       </w:rPr>
     </w:lvl>
@@ -5438,7 +7435,7 @@
         <w:ind w:left="4320" w:hanging="360"/>
       </w:pPr>
       <w:rPr>
-        <w:rFonts w:ascii="Wingdings" w:hAnsi="Wingdings" w:hint="default"/>
+        <w:rFonts w:hint="default" w:ascii="Wingdings" w:hAnsi="Wingdings"/>
         <w:sz w:val="20"/>
       </w:rPr>
     </w:lvl>
@@ -5454,7 +7451,7 @@
         <w:ind w:left="5040" w:hanging="360"/>
       </w:pPr>
       <w:rPr>
-        <w:rFonts w:ascii="Wingdings" w:hAnsi="Wingdings" w:hint="default"/>
+        <w:rFonts w:hint="default" w:ascii="Wingdings" w:hAnsi="Wingdings"/>
         <w:sz w:val="20"/>
       </w:rPr>
     </w:lvl>
@@ -5470,7 +7467,7 @@
         <w:ind w:left="5760" w:hanging="360"/>
       </w:pPr>
       <w:rPr>
-        <w:rFonts w:ascii="Wingdings" w:hAnsi="Wingdings" w:hint="default"/>
+        <w:rFonts w:hint="default" w:ascii="Wingdings" w:hAnsi="Wingdings"/>
         <w:sz w:val="20"/>
       </w:rPr>
     </w:lvl>
@@ -5486,7 +7483,7 @@
         <w:ind w:left="6480" w:hanging="360"/>
       </w:pPr>
       <w:rPr>
-        <w:rFonts w:ascii="Wingdings" w:hAnsi="Wingdings" w:hint="default"/>
+        <w:rFonts w:hint="default" w:ascii="Wingdings" w:hAnsi="Wingdings"/>
         <w:sz w:val="20"/>
       </w:rPr>
     </w:lvl>
@@ -5507,7 +7504,7 @@
         <w:ind w:left="720" w:hanging="360"/>
       </w:pPr>
       <w:rPr>
-        <w:rFonts w:ascii="Symbol" w:hAnsi="Symbol" w:hint="default"/>
+        <w:rFonts w:hint="default" w:ascii="Symbol" w:hAnsi="Symbol"/>
         <w:sz w:val="20"/>
       </w:rPr>
     </w:lvl>
@@ -5523,7 +7520,7 @@
         <w:ind w:left="1440" w:hanging="360"/>
       </w:pPr>
       <w:rPr>
-        <w:rFonts w:ascii="Courier New" w:hAnsi="Courier New" w:hint="default"/>
+        <w:rFonts w:hint="default" w:ascii="Courier New" w:hAnsi="Courier New"/>
         <w:sz w:val="20"/>
       </w:rPr>
     </w:lvl>
@@ -5539,7 +7536,7 @@
         <w:ind w:left="2160" w:hanging="360"/>
       </w:pPr>
       <w:rPr>
-        <w:rFonts w:ascii="Wingdings" w:hAnsi="Wingdings" w:hint="default"/>
+        <w:rFonts w:hint="default" w:ascii="Wingdings" w:hAnsi="Wingdings"/>
         <w:sz w:val="20"/>
       </w:rPr>
     </w:lvl>
@@ -5555,7 +7552,7 @@
         <w:ind w:left="2880" w:hanging="360"/>
       </w:pPr>
       <w:rPr>
-        <w:rFonts w:ascii="Wingdings" w:hAnsi="Wingdings" w:hint="default"/>
+        <w:rFonts w:hint="default" w:ascii="Wingdings" w:hAnsi="Wingdings"/>
         <w:sz w:val="20"/>
       </w:rPr>
     </w:lvl>
@@ -5571,7 +7568,7 @@
         <w:ind w:left="3600" w:hanging="360"/>
       </w:pPr>
       <w:rPr>
-        <w:rFonts w:ascii="Wingdings" w:hAnsi="Wingdings" w:hint="default"/>
+        <w:rFonts w:hint="default" w:ascii="Wingdings" w:hAnsi="Wingdings"/>
         <w:sz w:val="20"/>
       </w:rPr>
     </w:lvl>
@@ -5587,7 +7584,7 @@
         <w:ind w:left="4320" w:hanging="360"/>
       </w:pPr>
       <w:rPr>
-        <w:rFonts w:ascii="Wingdings" w:hAnsi="Wingdings" w:hint="default"/>
+        <w:rFonts w:hint="default" w:ascii="Wingdings" w:hAnsi="Wingdings"/>
         <w:sz w:val="20"/>
       </w:rPr>
     </w:lvl>
@@ -5603,7 +7600,7 @@
         <w:ind w:left="5040" w:hanging="360"/>
       </w:pPr>
       <w:rPr>
-        <w:rFonts w:ascii="Wingdings" w:hAnsi="Wingdings" w:hint="default"/>
+        <w:rFonts w:hint="default" w:ascii="Wingdings" w:hAnsi="Wingdings"/>
         <w:sz w:val="20"/>
       </w:rPr>
     </w:lvl>
@@ -5619,7 +7616,7 @@
         <w:ind w:left="5760" w:hanging="360"/>
       </w:pPr>
       <w:rPr>
-        <w:rFonts w:ascii="Wingdings" w:hAnsi="Wingdings" w:hint="default"/>
+        <w:rFonts w:hint="default" w:ascii="Wingdings" w:hAnsi="Wingdings"/>
         <w:sz w:val="20"/>
       </w:rPr>
     </w:lvl>
@@ -5635,7 +7632,7 @@
         <w:ind w:left="6480" w:hanging="360"/>
       </w:pPr>
       <w:rPr>
-        <w:rFonts w:ascii="Wingdings" w:hAnsi="Wingdings" w:hint="default"/>
+        <w:rFonts w:hint="default" w:ascii="Wingdings" w:hAnsi="Wingdings"/>
         <w:sz w:val="20"/>
       </w:rPr>
     </w:lvl>
@@ -5656,7 +7653,7 @@
         <w:ind w:left="720" w:hanging="360"/>
       </w:pPr>
       <w:rPr>
-        <w:rFonts w:ascii="Symbol" w:hAnsi="Symbol" w:hint="default"/>
+        <w:rFonts w:hint="default" w:ascii="Symbol" w:hAnsi="Symbol"/>
         <w:sz w:val="20"/>
       </w:rPr>
     </w:lvl>
@@ -5672,7 +7669,7 @@
         <w:ind w:left="1440" w:hanging="360"/>
       </w:pPr>
       <w:rPr>
-        <w:rFonts w:ascii="Courier New" w:hAnsi="Courier New" w:hint="default"/>
+        <w:rFonts w:hint="default" w:ascii="Courier New" w:hAnsi="Courier New"/>
         <w:sz w:val="20"/>
       </w:rPr>
     </w:lvl>
@@ -5688,7 +7685,7 @@
         <w:ind w:left="2160" w:hanging="360"/>
       </w:pPr>
       <w:rPr>
-        <w:rFonts w:ascii="Wingdings" w:hAnsi="Wingdings" w:hint="default"/>
+        <w:rFonts w:hint="default" w:ascii="Wingdings" w:hAnsi="Wingdings"/>
         <w:sz w:val="20"/>
       </w:rPr>
     </w:lvl>
@@ -5704,7 +7701,7 @@
         <w:ind w:left="2880" w:hanging="360"/>
       </w:pPr>
       <w:rPr>
-        <w:rFonts w:ascii="Wingdings" w:hAnsi="Wingdings" w:hint="default"/>
+        <w:rFonts w:hint="default" w:ascii="Wingdings" w:hAnsi="Wingdings"/>
         <w:sz w:val="20"/>
       </w:rPr>
     </w:lvl>
@@ -5720,7 +7717,7 @@
         <w:ind w:left="3600" w:hanging="360"/>
       </w:pPr>
       <w:rPr>
-        <w:rFonts w:ascii="Wingdings" w:hAnsi="Wingdings" w:hint="default"/>
+        <w:rFonts w:hint="default" w:ascii="Wingdings" w:hAnsi="Wingdings"/>
         <w:sz w:val="20"/>
       </w:rPr>
     </w:lvl>
@@ -5736,7 +7733,7 @@
         <w:ind w:left="4320" w:hanging="360"/>
       </w:pPr>
       <w:rPr>
-        <w:rFonts w:ascii="Wingdings" w:hAnsi="Wingdings" w:hint="default"/>
+        <w:rFonts w:hint="default" w:ascii="Wingdings" w:hAnsi="Wingdings"/>
         <w:sz w:val="20"/>
       </w:rPr>
     </w:lvl>
@@ -5752,7 +7749,7 @@
         <w:ind w:left="5040" w:hanging="360"/>
       </w:pPr>
       <w:rPr>
-        <w:rFonts w:ascii="Wingdings" w:hAnsi="Wingdings" w:hint="default"/>
+        <w:rFonts w:hint="default" w:ascii="Wingdings" w:hAnsi="Wingdings"/>
         <w:sz w:val="20"/>
       </w:rPr>
     </w:lvl>
@@ -5768,7 +7765,7 @@
         <w:ind w:left="5760" w:hanging="360"/>
       </w:pPr>
       <w:rPr>
-        <w:rFonts w:ascii="Wingdings" w:hAnsi="Wingdings" w:hint="default"/>
+        <w:rFonts w:hint="default" w:ascii="Wingdings" w:hAnsi="Wingdings"/>
         <w:sz w:val="20"/>
       </w:rPr>
     </w:lvl>
@@ -5784,7 +7781,7 @@
         <w:ind w:left="6480" w:hanging="360"/>
       </w:pPr>
       <w:rPr>
-        <w:rFonts w:ascii="Wingdings" w:hAnsi="Wingdings" w:hint="default"/>
+        <w:rFonts w:hint="default" w:ascii="Wingdings" w:hAnsi="Wingdings"/>
         <w:sz w:val="20"/>
       </w:rPr>
     </w:lvl>
@@ -5805,7 +7802,7 @@
         <w:ind w:left="720" w:hanging="360"/>
       </w:pPr>
       <w:rPr>
-        <w:rFonts w:ascii="Symbol" w:hAnsi="Symbol" w:hint="default"/>
+        <w:rFonts w:hint="default" w:ascii="Symbol" w:hAnsi="Symbol"/>
         <w:sz w:val="20"/>
       </w:rPr>
     </w:lvl>
@@ -5821,7 +7818,7 @@
         <w:ind w:left="1440" w:hanging="360"/>
       </w:pPr>
       <w:rPr>
-        <w:rFonts w:ascii="Courier New" w:hAnsi="Courier New" w:hint="default"/>
+        <w:rFonts w:hint="default" w:ascii="Courier New" w:hAnsi="Courier New"/>
         <w:sz w:val="20"/>
       </w:rPr>
     </w:lvl>
@@ -5837,7 +7834,7 @@
         <w:ind w:left="2160" w:hanging="360"/>
       </w:pPr>
       <w:rPr>
-        <w:rFonts w:ascii="Wingdings" w:hAnsi="Wingdings" w:hint="default"/>
+        <w:rFonts w:hint="default" w:ascii="Wingdings" w:hAnsi="Wingdings"/>
         <w:sz w:val="20"/>
       </w:rPr>
     </w:lvl>
@@ -5853,7 +7850,7 @@
         <w:ind w:left="2880" w:hanging="360"/>
       </w:pPr>
       <w:rPr>
-        <w:rFonts w:ascii="Wingdings" w:hAnsi="Wingdings" w:hint="default"/>
+        <w:rFonts w:hint="default" w:ascii="Wingdings" w:hAnsi="Wingdings"/>
         <w:sz w:val="20"/>
       </w:rPr>
     </w:lvl>
@@ -5869,7 +7866,7 @@
         <w:ind w:left="3600" w:hanging="360"/>
       </w:pPr>
       <w:rPr>
-        <w:rFonts w:ascii="Wingdings" w:hAnsi="Wingdings" w:hint="default"/>
+        <w:rFonts w:hint="default" w:ascii="Wingdings" w:hAnsi="Wingdings"/>
         <w:sz w:val="20"/>
       </w:rPr>
     </w:lvl>
@@ -5885,7 +7882,7 @@
         <w:ind w:left="4320" w:hanging="360"/>
       </w:pPr>
       <w:rPr>
-        <w:rFonts w:ascii="Wingdings" w:hAnsi="Wingdings" w:hint="default"/>
+        <w:rFonts w:hint="default" w:ascii="Wingdings" w:hAnsi="Wingdings"/>
         <w:sz w:val="20"/>
       </w:rPr>
     </w:lvl>
@@ -5901,7 +7898,7 @@
         <w:ind w:left="5040" w:hanging="360"/>
       </w:pPr>
       <w:rPr>
-        <w:rFonts w:ascii="Wingdings" w:hAnsi="Wingdings" w:hint="default"/>
+        <w:rFonts w:hint="default" w:ascii="Wingdings" w:hAnsi="Wingdings"/>
         <w:sz w:val="20"/>
       </w:rPr>
     </w:lvl>
@@ -5917,7 +7914,7 @@
         <w:ind w:left="5760" w:hanging="360"/>
       </w:pPr>
       <w:rPr>
-        <w:rFonts w:ascii="Wingdings" w:hAnsi="Wingdings" w:hint="default"/>
+        <w:rFonts w:hint="default" w:ascii="Wingdings" w:hAnsi="Wingdings"/>
         <w:sz w:val="20"/>
       </w:rPr>
     </w:lvl>
@@ -5933,7 +7930,7 @@
         <w:ind w:left="6480" w:hanging="360"/>
       </w:pPr>
       <w:rPr>
-        <w:rFonts w:ascii="Wingdings" w:hAnsi="Wingdings" w:hint="default"/>
+        <w:rFonts w:hint="default" w:ascii="Wingdings" w:hAnsi="Wingdings"/>
         <w:sz w:val="20"/>
       </w:rPr>
     </w:lvl>
@@ -5951,10 +7948,10 @@
         <w:tabs>
           <w:tab w:val="num" w:pos="720"/>
         </w:tabs>
-        <w:ind w:left="720" w:hanging="360"/>
-      </w:pPr>
-      <w:rPr>
-        <w:rFonts w:ascii="Symbol" w:hAnsi="Symbol" w:hint="default"/>
+        <w:ind w:left="1080" w:hanging="360"/>
+      </w:pPr>
+      <w:rPr>
+        <w:rFonts w:hint="default" w:ascii="Symbol" w:hAnsi="Symbol"/>
         <w:sz w:val="20"/>
       </w:rPr>
     </w:lvl>
@@ -5967,10 +7964,10 @@
         <w:tabs>
           <w:tab w:val="num" w:pos="1440"/>
         </w:tabs>
-        <w:ind w:left="1440" w:hanging="360"/>
-      </w:pPr>
-      <w:rPr>
-        <w:rFonts w:ascii="Courier New" w:hAnsi="Courier New" w:hint="default"/>
+        <w:ind w:left="1800" w:hanging="360"/>
+      </w:pPr>
+      <w:rPr>
+        <w:rFonts w:hint="default" w:ascii="Courier New" w:hAnsi="Courier New"/>
         <w:sz w:val="20"/>
       </w:rPr>
     </w:lvl>
@@ -5983,10 +7980,10 @@
         <w:tabs>
           <w:tab w:val="num" w:pos="2160"/>
         </w:tabs>
-        <w:ind w:left="2160" w:hanging="360"/>
-      </w:pPr>
-      <w:rPr>
-        <w:rFonts w:ascii="Wingdings" w:hAnsi="Wingdings" w:hint="default"/>
+        <w:ind w:left="2520" w:hanging="360"/>
+      </w:pPr>
+      <w:rPr>
+        <w:rFonts w:hint="default" w:ascii="Wingdings" w:hAnsi="Wingdings"/>
         <w:sz w:val="20"/>
       </w:rPr>
     </w:lvl>
@@ -5999,10 +7996,10 @@
         <w:tabs>
           <w:tab w:val="num" w:pos="2880"/>
         </w:tabs>
-        <w:ind w:left="2880" w:hanging="360"/>
-      </w:pPr>
-      <w:rPr>
-        <w:rFonts w:ascii="Wingdings" w:hAnsi="Wingdings" w:hint="default"/>
+        <w:ind w:left="3240" w:hanging="360"/>
+      </w:pPr>
+      <w:rPr>
+        <w:rFonts w:hint="default" w:ascii="Wingdings" w:hAnsi="Wingdings"/>
         <w:sz w:val="20"/>
       </w:rPr>
     </w:lvl>
@@ -6015,10 +8012,10 @@
         <w:tabs>
           <w:tab w:val="num" w:pos="3600"/>
         </w:tabs>
-        <w:ind w:left="3600" w:hanging="360"/>
-      </w:pPr>
-      <w:rPr>
-        <w:rFonts w:ascii="Wingdings" w:hAnsi="Wingdings" w:hint="default"/>
+        <w:ind w:left="3960" w:hanging="360"/>
+      </w:pPr>
+      <w:rPr>
+        <w:rFonts w:hint="default" w:ascii="Wingdings" w:hAnsi="Wingdings"/>
         <w:sz w:val="20"/>
       </w:rPr>
     </w:lvl>
@@ -6031,10 +8028,10 @@
         <w:tabs>
           <w:tab w:val="num" w:pos="4320"/>
         </w:tabs>
-        <w:ind w:left="4320" w:hanging="360"/>
-      </w:pPr>
-      <w:rPr>
-        <w:rFonts w:ascii="Wingdings" w:hAnsi="Wingdings" w:hint="default"/>
+        <w:ind w:left="4680" w:hanging="360"/>
+      </w:pPr>
+      <w:rPr>
+        <w:rFonts w:hint="default" w:ascii="Wingdings" w:hAnsi="Wingdings"/>
         <w:sz w:val="20"/>
       </w:rPr>
     </w:lvl>
@@ -6047,10 +8044,10 @@
         <w:tabs>
           <w:tab w:val="num" w:pos="5040"/>
         </w:tabs>
-        <w:ind w:left="5040" w:hanging="360"/>
-      </w:pPr>
-      <w:rPr>
-        <w:rFonts w:ascii="Wingdings" w:hAnsi="Wingdings" w:hint="default"/>
+        <w:ind w:left="5400" w:hanging="360"/>
+      </w:pPr>
+      <w:rPr>
+        <w:rFonts w:hint="default" w:ascii="Wingdings" w:hAnsi="Wingdings"/>
         <w:sz w:val="20"/>
       </w:rPr>
     </w:lvl>
@@ -6063,10 +8060,10 @@
         <w:tabs>
           <w:tab w:val="num" w:pos="5760"/>
         </w:tabs>
-        <w:ind w:left="5760" w:hanging="360"/>
-      </w:pPr>
-      <w:rPr>
-        <w:rFonts w:ascii="Wingdings" w:hAnsi="Wingdings" w:hint="default"/>
+        <w:ind w:left="6120" w:hanging="360"/>
+      </w:pPr>
+      <w:rPr>
+        <w:rFonts w:hint="default" w:ascii="Wingdings" w:hAnsi="Wingdings"/>
         <w:sz w:val="20"/>
       </w:rPr>
     </w:lvl>
@@ -6079,10 +8076,10 @@
         <w:tabs>
           <w:tab w:val="num" w:pos="6480"/>
         </w:tabs>
-        <w:ind w:left="6480" w:hanging="360"/>
-      </w:pPr>
-      <w:rPr>
-        <w:rFonts w:ascii="Wingdings" w:hAnsi="Wingdings" w:hint="default"/>
+        <w:ind w:left="6840" w:hanging="360"/>
+      </w:pPr>
+      <w:rPr>
+        <w:rFonts w:hint="default" w:ascii="Wingdings" w:hAnsi="Wingdings"/>
         <w:sz w:val="20"/>
       </w:rPr>
     </w:lvl>
@@ -6103,7 +8100,7 @@
         <w:ind w:left="720" w:hanging="360"/>
       </w:pPr>
       <w:rPr>
-        <w:rFonts w:ascii="Symbol" w:hAnsi="Symbol" w:hint="default"/>
+        <w:rFonts w:hint="default" w:ascii="Symbol" w:hAnsi="Symbol"/>
         <w:sz w:val="20"/>
       </w:rPr>
     </w:lvl>
@@ -6119,7 +8116,7 @@
         <w:ind w:left="1440" w:hanging="360"/>
       </w:pPr>
       <w:rPr>
-        <w:rFonts w:ascii="Courier New" w:hAnsi="Courier New" w:hint="default"/>
+        <w:rFonts w:hint="default" w:ascii="Courier New" w:hAnsi="Courier New"/>
         <w:sz w:val="20"/>
       </w:rPr>
     </w:lvl>
@@ -6135,7 +8132,7 @@
         <w:ind w:left="2160" w:hanging="360"/>
       </w:pPr>
       <w:rPr>
-        <w:rFonts w:ascii="Wingdings" w:hAnsi="Wingdings" w:hint="default"/>
+        <w:rFonts w:hint="default" w:ascii="Wingdings" w:hAnsi="Wingdings"/>
         <w:sz w:val="20"/>
       </w:rPr>
     </w:lvl>
@@ -6151,7 +8148,7 @@
         <w:ind w:left="2880" w:hanging="360"/>
       </w:pPr>
       <w:rPr>
-        <w:rFonts w:ascii="Wingdings" w:hAnsi="Wingdings" w:hint="default"/>
+        <w:rFonts w:hint="default" w:ascii="Wingdings" w:hAnsi="Wingdings"/>
         <w:sz w:val="20"/>
       </w:rPr>
     </w:lvl>
@@ -6167,7 +8164,7 @@
         <w:ind w:left="3600" w:hanging="360"/>
       </w:pPr>
       <w:rPr>
-        <w:rFonts w:ascii="Wingdings" w:hAnsi="Wingdings" w:hint="default"/>
+        <w:rFonts w:hint="default" w:ascii="Wingdings" w:hAnsi="Wingdings"/>
         <w:sz w:val="20"/>
       </w:rPr>
     </w:lvl>
@@ -6183,7 +8180,7 @@
         <w:ind w:left="4320" w:hanging="360"/>
       </w:pPr>
       <w:rPr>
-        <w:rFonts w:ascii="Wingdings" w:hAnsi="Wingdings" w:hint="default"/>
+        <w:rFonts w:hint="default" w:ascii="Wingdings" w:hAnsi="Wingdings"/>
         <w:sz w:val="20"/>
       </w:rPr>
     </w:lvl>
@@ -6199,7 +8196,7 @@
         <w:ind w:left="5040" w:hanging="360"/>
       </w:pPr>
       <w:rPr>
-        <w:rFonts w:ascii="Wingdings" w:hAnsi="Wingdings" w:hint="default"/>
+        <w:rFonts w:hint="default" w:ascii="Wingdings" w:hAnsi="Wingdings"/>
         <w:sz w:val="20"/>
       </w:rPr>
     </w:lvl>
@@ -6215,7 +8212,7 @@
         <w:ind w:left="5760" w:hanging="360"/>
       </w:pPr>
       <w:rPr>
-        <w:rFonts w:ascii="Wingdings" w:hAnsi="Wingdings" w:hint="default"/>
+        <w:rFonts w:hint="default" w:ascii="Wingdings" w:hAnsi="Wingdings"/>
         <w:sz w:val="20"/>
       </w:rPr>
     </w:lvl>
@@ -6231,7 +8228,7 @@
         <w:ind w:left="6480" w:hanging="360"/>
       </w:pPr>
       <w:rPr>
-        <w:rFonts w:ascii="Wingdings" w:hAnsi="Wingdings" w:hint="default"/>
+        <w:rFonts w:hint="default" w:ascii="Wingdings" w:hAnsi="Wingdings"/>
         <w:sz w:val="20"/>
       </w:rPr>
     </w:lvl>
@@ -6252,7 +8249,7 @@
         <w:ind w:left="720" w:hanging="360"/>
       </w:pPr>
       <w:rPr>
-        <w:rFonts w:ascii="Symbol" w:hAnsi="Symbol" w:hint="default"/>
+        <w:rFonts w:hint="default" w:ascii="Symbol" w:hAnsi="Symbol"/>
         <w:sz w:val="20"/>
       </w:rPr>
     </w:lvl>
@@ -6268,7 +8265,7 @@
         <w:ind w:left="1440" w:hanging="360"/>
       </w:pPr>
       <w:rPr>
-        <w:rFonts w:ascii="Courier New" w:hAnsi="Courier New" w:hint="default"/>
+        <w:rFonts w:hint="default" w:ascii="Courier New" w:hAnsi="Courier New"/>
         <w:sz w:val="20"/>
       </w:rPr>
     </w:lvl>
@@ -6284,7 +8281,7 @@
         <w:ind w:left="2160" w:hanging="360"/>
       </w:pPr>
       <w:rPr>
-        <w:rFonts w:ascii="Wingdings" w:hAnsi="Wingdings" w:hint="default"/>
+        <w:rFonts w:hint="default" w:ascii="Wingdings" w:hAnsi="Wingdings"/>
         <w:sz w:val="20"/>
       </w:rPr>
     </w:lvl>
@@ -6300,7 +8297,7 @@
         <w:ind w:left="2880" w:hanging="360"/>
       </w:pPr>
       <w:rPr>
-        <w:rFonts w:ascii="Wingdings" w:hAnsi="Wingdings" w:hint="default"/>
+        <w:rFonts w:hint="default" w:ascii="Wingdings" w:hAnsi="Wingdings"/>
         <w:sz w:val="20"/>
       </w:rPr>
     </w:lvl>
@@ -6316,7 +8313,7 @@
         <w:ind w:left="3600" w:hanging="360"/>
       </w:pPr>
       <w:rPr>
-        <w:rFonts w:ascii="Wingdings" w:hAnsi="Wingdings" w:hint="default"/>
+        <w:rFonts w:hint="default" w:ascii="Wingdings" w:hAnsi="Wingdings"/>
         <w:sz w:val="20"/>
       </w:rPr>
     </w:lvl>
@@ -6332,7 +8329,7 @@
         <w:ind w:left="4320" w:hanging="360"/>
       </w:pPr>
       <w:rPr>
-        <w:rFonts w:ascii="Wingdings" w:hAnsi="Wingdings" w:hint="default"/>
+        <w:rFonts w:hint="default" w:ascii="Wingdings" w:hAnsi="Wingdings"/>
         <w:sz w:val="20"/>
       </w:rPr>
     </w:lvl>
@@ -6348,7 +8345,7 @@
         <w:ind w:left="5040" w:hanging="360"/>
       </w:pPr>
       <w:rPr>
-        <w:rFonts w:ascii="Wingdings" w:hAnsi="Wingdings" w:hint="default"/>
+        <w:rFonts w:hint="default" w:ascii="Wingdings" w:hAnsi="Wingdings"/>
         <w:sz w:val="20"/>
       </w:rPr>
     </w:lvl>
@@ -6364,7 +8361,7 @@
         <w:ind w:left="5760" w:hanging="360"/>
       </w:pPr>
       <w:rPr>
-        <w:rFonts w:ascii="Wingdings" w:hAnsi="Wingdings" w:hint="default"/>
+        <w:rFonts w:hint="default" w:ascii="Wingdings" w:hAnsi="Wingdings"/>
         <w:sz w:val="20"/>
       </w:rPr>
     </w:lvl>
@@ -6380,7 +8377,7 @@
         <w:ind w:left="6480" w:hanging="360"/>
       </w:pPr>
       <w:rPr>
-        <w:rFonts w:ascii="Wingdings" w:hAnsi="Wingdings" w:hint="default"/>
+        <w:rFonts w:hint="default" w:ascii="Wingdings" w:hAnsi="Wingdings"/>
         <w:sz w:val="20"/>
       </w:rPr>
     </w:lvl>
@@ -6401,7 +8398,7 @@
         <w:ind w:left="720" w:hanging="360"/>
       </w:pPr>
       <w:rPr>
-        <w:rFonts w:ascii="Symbol" w:hAnsi="Symbol" w:hint="default"/>
+        <w:rFonts w:hint="default" w:ascii="Symbol" w:hAnsi="Symbol"/>
         <w:sz w:val="20"/>
       </w:rPr>
     </w:lvl>
@@ -6417,7 +8414,7 @@
         <w:ind w:left="1440" w:hanging="360"/>
       </w:pPr>
       <w:rPr>
-        <w:rFonts w:ascii="Courier New" w:hAnsi="Courier New" w:hint="default"/>
+        <w:rFonts w:hint="default" w:ascii="Courier New" w:hAnsi="Courier New"/>
         <w:sz w:val="20"/>
       </w:rPr>
     </w:lvl>
@@ -6433,7 +8430,7 @@
         <w:ind w:left="2160" w:hanging="360"/>
       </w:pPr>
       <w:rPr>
-        <w:rFonts w:ascii="Wingdings" w:hAnsi="Wingdings" w:hint="default"/>
+        <w:rFonts w:hint="default" w:ascii="Wingdings" w:hAnsi="Wingdings"/>
         <w:sz w:val="20"/>
       </w:rPr>
     </w:lvl>
@@ -6449,7 +8446,7 @@
         <w:ind w:left="2880" w:hanging="360"/>
       </w:pPr>
       <w:rPr>
-        <w:rFonts w:ascii="Wingdings" w:hAnsi="Wingdings" w:hint="default"/>
+        <w:rFonts w:hint="default" w:ascii="Wingdings" w:hAnsi="Wingdings"/>
         <w:sz w:val="20"/>
       </w:rPr>
     </w:lvl>
@@ -6465,7 +8462,7 @@
         <w:ind w:left="3600" w:hanging="360"/>
       </w:pPr>
       <w:rPr>
-        <w:rFonts w:ascii="Wingdings" w:hAnsi="Wingdings" w:hint="default"/>
+        <w:rFonts w:hint="default" w:ascii="Wingdings" w:hAnsi="Wingdings"/>
         <w:sz w:val="20"/>
       </w:rPr>
     </w:lvl>
@@ -6481,7 +8478,7 @@
         <w:ind w:left="4320" w:hanging="360"/>
       </w:pPr>
       <w:rPr>
-        <w:rFonts w:ascii="Wingdings" w:hAnsi="Wingdings" w:hint="default"/>
+        <w:rFonts w:hint="default" w:ascii="Wingdings" w:hAnsi="Wingdings"/>
         <w:sz w:val="20"/>
       </w:rPr>
     </w:lvl>
@@ -6497,7 +8494,7 @@
         <w:ind w:left="5040" w:hanging="360"/>
       </w:pPr>
       <w:rPr>
-        <w:rFonts w:ascii="Wingdings" w:hAnsi="Wingdings" w:hint="default"/>
+        <w:rFonts w:hint="default" w:ascii="Wingdings" w:hAnsi="Wingdings"/>
         <w:sz w:val="20"/>
       </w:rPr>
     </w:lvl>
@@ -6513,7 +8510,7 @@
         <w:ind w:left="5760" w:hanging="360"/>
       </w:pPr>
       <w:rPr>
-        <w:rFonts w:ascii="Wingdings" w:hAnsi="Wingdings" w:hint="default"/>
+        <w:rFonts w:hint="default" w:ascii="Wingdings" w:hAnsi="Wingdings"/>
         <w:sz w:val="20"/>
       </w:rPr>
     </w:lvl>
@@ -6529,7 +8526,7 @@
         <w:ind w:left="6480" w:hanging="360"/>
       </w:pPr>
       <w:rPr>
-        <w:rFonts w:ascii="Wingdings" w:hAnsi="Wingdings" w:hint="default"/>
+        <w:rFonts w:hint="default" w:ascii="Wingdings" w:hAnsi="Wingdings"/>
         <w:sz w:val="20"/>
       </w:rPr>
     </w:lvl>
@@ -6550,7 +8547,7 @@
         <w:ind w:left="720" w:hanging="360"/>
       </w:pPr>
       <w:rPr>
-        <w:rFonts w:ascii="Symbol" w:hAnsi="Symbol" w:hint="default"/>
+        <w:rFonts w:hint="default" w:ascii="Symbol" w:hAnsi="Symbol"/>
         <w:sz w:val="20"/>
       </w:rPr>
     </w:lvl>
@@ -6566,7 +8563,7 @@
         <w:ind w:left="1440" w:hanging="360"/>
       </w:pPr>
       <w:rPr>
-        <w:rFonts w:ascii="Courier New" w:hAnsi="Courier New" w:hint="default"/>
+        <w:rFonts w:hint="default" w:ascii="Courier New" w:hAnsi="Courier New"/>
         <w:sz w:val="20"/>
       </w:rPr>
     </w:lvl>
@@ -6582,7 +8579,7 @@
         <w:ind w:left="2160" w:hanging="360"/>
       </w:pPr>
       <w:rPr>
-        <w:rFonts w:ascii="Wingdings" w:hAnsi="Wingdings" w:hint="default"/>
+        <w:rFonts w:hint="default" w:ascii="Wingdings" w:hAnsi="Wingdings"/>
         <w:sz w:val="20"/>
       </w:rPr>
     </w:lvl>
@@ -6598,7 +8595,7 @@
         <w:ind w:left="2880" w:hanging="360"/>
       </w:pPr>
       <w:rPr>
-        <w:rFonts w:ascii="Wingdings" w:hAnsi="Wingdings" w:hint="default"/>
+        <w:rFonts w:hint="default" w:ascii="Wingdings" w:hAnsi="Wingdings"/>
         <w:sz w:val="20"/>
       </w:rPr>
     </w:lvl>
@@ -6614,7 +8611,7 @@
         <w:ind w:left="3600" w:hanging="360"/>
       </w:pPr>
       <w:rPr>
-        <w:rFonts w:ascii="Wingdings" w:hAnsi="Wingdings" w:hint="default"/>
+        <w:rFonts w:hint="default" w:ascii="Wingdings" w:hAnsi="Wingdings"/>
         <w:sz w:val="20"/>
       </w:rPr>
     </w:lvl>
@@ -6630,7 +8627,7 @@
         <w:ind w:left="4320" w:hanging="360"/>
       </w:pPr>
       <w:rPr>
-        <w:rFonts w:ascii="Wingdings" w:hAnsi="Wingdings" w:hint="default"/>
+        <w:rFonts w:hint="default" w:ascii="Wingdings" w:hAnsi="Wingdings"/>
         <w:sz w:val="20"/>
       </w:rPr>
     </w:lvl>
@@ -6646,7 +8643,7 @@
         <w:ind w:left="5040" w:hanging="360"/>
       </w:pPr>
       <w:rPr>
-        <w:rFonts w:ascii="Wingdings" w:hAnsi="Wingdings" w:hint="default"/>
+        <w:rFonts w:hint="default" w:ascii="Wingdings" w:hAnsi="Wingdings"/>
         <w:sz w:val="20"/>
       </w:rPr>
     </w:lvl>
@@ -6662,7 +8659,7 @@
         <w:ind w:left="5760" w:hanging="360"/>
       </w:pPr>
       <w:rPr>
-        <w:rFonts w:ascii="Wingdings" w:hAnsi="Wingdings" w:hint="default"/>
+        <w:rFonts w:hint="default" w:ascii="Wingdings" w:hAnsi="Wingdings"/>
         <w:sz w:val="20"/>
       </w:rPr>
     </w:lvl>
@@ -6678,7 +8675,7 @@
         <w:ind w:left="6480" w:hanging="360"/>
       </w:pPr>
       <w:rPr>
-        <w:rFonts w:ascii="Wingdings" w:hAnsi="Wingdings" w:hint="default"/>
+        <w:rFonts w:hint="default" w:ascii="Wingdings" w:hAnsi="Wingdings"/>
         <w:sz w:val="20"/>
       </w:rPr>
     </w:lvl>
@@ -6789,7 +8786,7 @@
         <w:ind w:left="720" w:hanging="360"/>
       </w:pPr>
       <w:rPr>
-        <w:rFonts w:ascii="Symbol" w:hAnsi="Symbol" w:hint="default"/>
+        <w:rFonts w:hint="default" w:ascii="Symbol" w:hAnsi="Symbol"/>
         <w:sz w:val="20"/>
       </w:rPr>
     </w:lvl>
@@ -6805,7 +8802,7 @@
         <w:ind w:left="1440" w:hanging="360"/>
       </w:pPr>
       <w:rPr>
-        <w:rFonts w:ascii="Courier New" w:hAnsi="Courier New" w:hint="default"/>
+        <w:rFonts w:hint="default" w:ascii="Courier New" w:hAnsi="Courier New"/>
         <w:sz w:val="20"/>
       </w:rPr>
     </w:lvl>
@@ -6821,7 +8818,7 @@
         <w:ind w:left="2160" w:hanging="360"/>
       </w:pPr>
       <w:rPr>
-        <w:rFonts w:ascii="Wingdings" w:hAnsi="Wingdings" w:hint="default"/>
+        <w:rFonts w:hint="default" w:ascii="Wingdings" w:hAnsi="Wingdings"/>
         <w:sz w:val="20"/>
       </w:rPr>
     </w:lvl>
@@ -6837,7 +8834,7 @@
         <w:ind w:left="2880" w:hanging="360"/>
       </w:pPr>
       <w:rPr>
-        <w:rFonts w:ascii="Wingdings" w:hAnsi="Wingdings" w:hint="default"/>
+        <w:rFonts w:hint="default" w:ascii="Wingdings" w:hAnsi="Wingdings"/>
         <w:sz w:val="20"/>
       </w:rPr>
     </w:lvl>
@@ -6853,7 +8850,7 @@
         <w:ind w:left="3600" w:hanging="360"/>
       </w:pPr>
       <w:rPr>
-        <w:rFonts w:ascii="Wingdings" w:hAnsi="Wingdings" w:hint="default"/>
+        <w:rFonts w:hint="default" w:ascii="Wingdings" w:hAnsi="Wingdings"/>
         <w:sz w:val="20"/>
       </w:rPr>
     </w:lvl>
@@ -6869,7 +8866,7 @@
         <w:ind w:left="4320" w:hanging="360"/>
       </w:pPr>
       <w:rPr>
-        <w:rFonts w:ascii="Wingdings" w:hAnsi="Wingdings" w:hint="default"/>
+        <w:rFonts w:hint="default" w:ascii="Wingdings" w:hAnsi="Wingdings"/>
         <w:sz w:val="20"/>
       </w:rPr>
     </w:lvl>
@@ -6885,7 +8882,7 @@
         <w:ind w:left="5040" w:hanging="360"/>
       </w:pPr>
       <w:rPr>
-        <w:rFonts w:ascii="Wingdings" w:hAnsi="Wingdings" w:hint="default"/>
+        <w:rFonts w:hint="default" w:ascii="Wingdings" w:hAnsi="Wingdings"/>
         <w:sz w:val="20"/>
       </w:rPr>
     </w:lvl>
@@ -6901,7 +8898,7 @@
         <w:ind w:left="5760" w:hanging="360"/>
       </w:pPr>
       <w:rPr>
-        <w:rFonts w:ascii="Wingdings" w:hAnsi="Wingdings" w:hint="default"/>
+        <w:rFonts w:hint="default" w:ascii="Wingdings" w:hAnsi="Wingdings"/>
         <w:sz w:val="20"/>
       </w:rPr>
     </w:lvl>
@@ -6917,7 +8914,7 @@
         <w:ind w:left="6480" w:hanging="360"/>
       </w:pPr>
       <w:rPr>
-        <w:rFonts w:ascii="Wingdings" w:hAnsi="Wingdings" w:hint="default"/>
+        <w:rFonts w:hint="default" w:ascii="Wingdings" w:hAnsi="Wingdings"/>
         <w:sz w:val="20"/>
       </w:rPr>
     </w:lvl>
@@ -6938,7 +8935,7 @@
         <w:ind w:left="720" w:hanging="360"/>
       </w:pPr>
       <w:rPr>
-        <w:rFonts w:ascii="Symbol" w:hAnsi="Symbol" w:hint="default"/>
+        <w:rFonts w:hint="default" w:ascii="Symbol" w:hAnsi="Symbol"/>
         <w:sz w:val="20"/>
       </w:rPr>
     </w:lvl>
@@ -6954,7 +8951,7 @@
         <w:ind w:left="1440" w:hanging="360"/>
       </w:pPr>
       <w:rPr>
-        <w:rFonts w:ascii="Courier New" w:hAnsi="Courier New" w:hint="default"/>
+        <w:rFonts w:hint="default" w:ascii="Courier New" w:hAnsi="Courier New"/>
         <w:sz w:val="20"/>
       </w:rPr>
     </w:lvl>
@@ -6970,7 +8967,7 @@
         <w:ind w:left="2160" w:hanging="360"/>
       </w:pPr>
       <w:rPr>
-        <w:rFonts w:ascii="Wingdings" w:hAnsi="Wingdings" w:hint="default"/>
+        <w:rFonts w:hint="default" w:ascii="Wingdings" w:hAnsi="Wingdings"/>
         <w:sz w:val="20"/>
       </w:rPr>
     </w:lvl>
@@ -6986,7 +8983,7 @@
         <w:ind w:left="2880" w:hanging="360"/>
       </w:pPr>
       <w:rPr>
-        <w:rFonts w:ascii="Wingdings" w:hAnsi="Wingdings" w:hint="default"/>
+        <w:rFonts w:hint="default" w:ascii="Wingdings" w:hAnsi="Wingdings"/>
         <w:sz w:val="20"/>
       </w:rPr>
     </w:lvl>
@@ -7002,7 +8999,7 @@
         <w:ind w:left="3600" w:hanging="360"/>
       </w:pPr>
       <w:rPr>
-        <w:rFonts w:ascii="Wingdings" w:hAnsi="Wingdings" w:hint="default"/>
+        <w:rFonts w:hint="default" w:ascii="Wingdings" w:hAnsi="Wingdings"/>
         <w:sz w:val="20"/>
       </w:rPr>
     </w:lvl>
@@ -7018,7 +9015,7 @@
         <w:ind w:left="4320" w:hanging="360"/>
       </w:pPr>
       <w:rPr>
-        <w:rFonts w:ascii="Wingdings" w:hAnsi="Wingdings" w:hint="default"/>
+        <w:rFonts w:hint="default" w:ascii="Wingdings" w:hAnsi="Wingdings"/>
         <w:sz w:val="20"/>
       </w:rPr>
     </w:lvl>
@@ -7034,7 +9031,7 @@
         <w:ind w:left="5040" w:hanging="360"/>
       </w:pPr>
       <w:rPr>
-        <w:rFonts w:ascii="Wingdings" w:hAnsi="Wingdings" w:hint="default"/>
+        <w:rFonts w:hint="default" w:ascii="Wingdings" w:hAnsi="Wingdings"/>
         <w:sz w:val="20"/>
       </w:rPr>
     </w:lvl>
@@ -7050,7 +9047,7 @@
         <w:ind w:left="5760" w:hanging="360"/>
       </w:pPr>
       <w:rPr>
-        <w:rFonts w:ascii="Wingdings" w:hAnsi="Wingdings" w:hint="default"/>
+        <w:rFonts w:hint="default" w:ascii="Wingdings" w:hAnsi="Wingdings"/>
         <w:sz w:val="20"/>
       </w:rPr>
     </w:lvl>
@@ -7066,11 +9063,17 @@
         <w:ind w:left="6480" w:hanging="360"/>
       </w:pPr>
       <w:rPr>
-        <w:rFonts w:ascii="Wingdings" w:hAnsi="Wingdings" w:hint="default"/>
+        <w:rFonts w:hint="default" w:ascii="Wingdings" w:hAnsi="Wingdings"/>
         <w:sz w:val="20"/>
       </w:rPr>
     </w:lvl>
   </w:abstractNum>
+  <w:num w:numId="14">
+    <w:abstractNumId w:val="13"/>
+  </w:num>
+  <w:num w:numId="13">
+    <w:abstractNumId w:val="12"/>
+  </w:num>
   <w:num w:numId="1" w16cid:durableId="113134803">
     <w:abstractNumId w:val="10"/>
   </w:num>
@@ -7112,11 +9115,11 @@
 </file>
 
 <file path=word/styles.xml><?xml version="1.0" encoding="utf-8"?>
-<w:styles xmlns:mc="http://schemas.openxmlformats.org/markup-compatibility/2006" xmlns:r="http://schemas.openxmlformats.org/officeDocument/2006/relationships" xmlns:w="http://schemas.openxmlformats.org/wordprocessingml/2006/main" xmlns:w14="http://schemas.microsoft.com/office/word/2010/wordml" xmlns:w15="http://schemas.microsoft.com/office/word/2012/wordml" xmlns:w16cex="http://schemas.microsoft.com/office/word/2018/wordml/cex" xmlns:w16cid="http://schemas.microsoft.com/office/word/2016/wordml/cid" xmlns:w16="http://schemas.microsoft.com/office/word/2018/wordml" xmlns:w16du="http://schemas.microsoft.com/office/word/2023/wordml/word16du" xmlns:w16sdtdh="http://schemas.microsoft.com/office/word/2020/wordml/sdtdatahash" xmlns:w16sdtfl="http://schemas.microsoft.com/office/word/2024/wordml/sdtformatlock" xmlns:w16se="http://schemas.microsoft.com/office/word/2015/wordml/symex" mc:Ignorable="w14 w15 w16se w16cid w16 w16cex w16sdtdh w16sdtfl w16du">
+<w:styles xmlns:wp14="http://schemas.microsoft.com/office/word/2010/wordprocessingDrawing" xmlns:mc="http://schemas.openxmlformats.org/markup-compatibility/2006" xmlns:r="http://schemas.openxmlformats.org/officeDocument/2006/relationships" xmlns:w="http://schemas.openxmlformats.org/wordprocessingml/2006/main" xmlns:w14="http://schemas.microsoft.com/office/word/2010/wordml" xmlns:w15="http://schemas.microsoft.com/office/word/2012/wordml" xmlns:w16cex="http://schemas.microsoft.com/office/word/2018/wordml/cex" xmlns:w16cid="http://schemas.microsoft.com/office/word/2016/wordml/cid" xmlns:w16="http://schemas.microsoft.com/office/word/2018/wordml" xmlns:w16du="http://schemas.microsoft.com/office/word/2023/wordml/word16du" xmlns:w16sdtdh="http://schemas.microsoft.com/office/word/2020/wordml/sdtdatahash" xmlns:w16sdtfl="http://schemas.microsoft.com/office/word/2024/wordml/sdtformatlock" xmlns:w16se="http://schemas.microsoft.com/office/word/2015/wordml/symex" mc:Ignorable="w14 w15 w16se w16cid w16 w16cex w16sdtdh w16sdtfl w16du wp14">
   <w:docDefaults>
     <w:rPrDefault>
       <w:rPr>
-        <w:rFonts w:asciiTheme="minorHAnsi" w:eastAsiaTheme="minorHAnsi" w:hAnsiTheme="minorHAnsi" w:cstheme="minorBidi"/>
+        <w:rFonts w:asciiTheme="minorHAnsi" w:hAnsiTheme="minorHAnsi" w:eastAsiaTheme="minorHAnsi" w:cstheme="minorBidi"/>
         <w:kern w:val="2"/>
         <w:sz w:val="24"/>
         <w:szCs w:val="24"/>
@@ -7133,14 +9136,14 @@
   <w:latentStyles w:defLockedState="0" w:defUIPriority="99" w:defSemiHidden="0" w:defUnhideWhenUsed="0" w:defQFormat="0" w:count="376">
     <w:lsdException w:name="Normal" w:uiPriority="0" w:qFormat="1"/>
     <w:lsdException w:name="heading 1" w:uiPriority="9" w:qFormat="1"/>
-    <w:lsdException w:name="heading 2" w:semiHidden="1" w:uiPriority="9" w:unhideWhenUsed="1" w:qFormat="1"/>
-    <w:lsdException w:name="heading 3" w:semiHidden="1" w:uiPriority="9" w:unhideWhenUsed="1" w:qFormat="1"/>
-    <w:lsdException w:name="heading 4" w:semiHidden="1" w:uiPriority="9" w:unhideWhenUsed="1" w:qFormat="1"/>
-    <w:lsdException w:name="heading 5" w:semiHidden="1" w:uiPriority="9" w:unhideWhenUsed="1" w:qFormat="1"/>
-    <w:lsdException w:name="heading 6" w:semiHidden="1" w:uiPriority="9" w:unhideWhenUsed="1" w:qFormat="1"/>
-    <w:lsdException w:name="heading 7" w:semiHidden="1" w:uiPriority="9" w:unhideWhenUsed="1" w:qFormat="1"/>
-    <w:lsdException w:name="heading 8" w:semiHidden="1" w:uiPriority="9" w:unhideWhenUsed="1" w:qFormat="1"/>
-    <w:lsdException w:name="heading 9" w:semiHidden="1" w:uiPriority="9" w:unhideWhenUsed="1" w:qFormat="1"/>
+    <w:lsdException w:name="heading 2" w:uiPriority="9" w:semiHidden="1" w:unhideWhenUsed="1" w:qFormat="1"/>
+    <w:lsdException w:name="heading 3" w:uiPriority="9" w:semiHidden="1" w:unhideWhenUsed="1" w:qFormat="1"/>
+    <w:lsdException w:name="heading 4" w:uiPriority="9" w:semiHidden="1" w:unhideWhenUsed="1" w:qFormat="1"/>
+    <w:lsdException w:name="heading 5" w:uiPriority="9" w:semiHidden="1" w:unhideWhenUsed="1" w:qFormat="1"/>
+    <w:lsdException w:name="heading 6" w:uiPriority="9" w:semiHidden="1" w:unhideWhenUsed="1" w:qFormat="1"/>
+    <w:lsdException w:name="heading 7" w:uiPriority="9" w:semiHidden="1" w:unhideWhenUsed="1" w:qFormat="1"/>
+    <w:lsdException w:name="heading 8" w:uiPriority="9" w:semiHidden="1" w:unhideWhenUsed="1" w:qFormat="1"/>
+    <w:lsdException w:name="heading 9" w:uiPriority="9" w:semiHidden="1" w:unhideWhenUsed="1" w:qFormat="1"/>
     <w:lsdException w:name="index 1" w:semiHidden="1" w:unhideWhenUsed="1"/>
     <w:lsdException w:name="index 2" w:semiHidden="1" w:unhideWhenUsed="1"/>
     <w:lsdException w:name="index 3" w:semiHidden="1" w:unhideWhenUsed="1"/>
@@ -7150,22 +9153,22 @@
     <w:lsdException w:name="index 7" w:semiHidden="1" w:unhideWhenUsed="1"/>
     <w:lsdException w:name="index 8" w:semiHidden="1" w:unhideWhenUsed="1"/>
     <w:lsdException w:name="index 9" w:semiHidden="1" w:unhideWhenUsed="1"/>
-    <w:lsdException w:name="toc 1" w:semiHidden="1" w:uiPriority="39" w:unhideWhenUsed="1"/>
-    <w:lsdException w:name="toc 2" w:semiHidden="1" w:uiPriority="39" w:unhideWhenUsed="1"/>
-    <w:lsdException w:name="toc 3" w:semiHidden="1" w:uiPriority="39" w:unhideWhenUsed="1"/>
-    <w:lsdException w:name="toc 4" w:semiHidden="1" w:uiPriority="39" w:unhideWhenUsed="1"/>
-    <w:lsdException w:name="toc 5" w:semiHidden="1" w:uiPriority="39" w:unhideWhenUsed="1"/>
-    <w:lsdException w:name="toc 6" w:semiHidden="1" w:uiPriority="39" w:unhideWhenUsed="1"/>
-    <w:lsdException w:name="toc 7" w:semiHidden="1" w:uiPriority="39" w:unhideWhenUsed="1"/>
-    <w:lsdException w:name="toc 8" w:semiHidden="1" w:uiPriority="39" w:unhideWhenUsed="1"/>
-    <w:lsdException w:name="toc 9" w:semiHidden="1" w:uiPriority="39" w:unhideWhenUsed="1"/>
+    <w:lsdException w:name="toc 1" w:uiPriority="39" w:semiHidden="1" w:unhideWhenUsed="1"/>
+    <w:lsdException w:name="toc 2" w:uiPriority="39" w:semiHidden="1" w:unhideWhenUsed="1"/>
+    <w:lsdException w:name="toc 3" w:uiPriority="39" w:semiHidden="1" w:unhideWhenUsed="1"/>
+    <w:lsdException w:name="toc 4" w:uiPriority="39" w:semiHidden="1" w:unhideWhenUsed="1"/>
+    <w:lsdException w:name="toc 5" w:uiPriority="39" w:semiHidden="1" w:unhideWhenUsed="1"/>
+    <w:lsdException w:name="toc 6" w:uiPriority="39" w:semiHidden="1" w:unhideWhenUsed="1"/>
+    <w:lsdException w:name="toc 7" w:uiPriority="39" w:semiHidden="1" w:unhideWhenUsed="1"/>
+    <w:lsdException w:name="toc 8" w:uiPriority="39" w:semiHidden="1" w:unhideWhenUsed="1"/>
+    <w:lsdException w:name="toc 9" w:uiPriority="39" w:semiHidden="1" w:unhideWhenUsed="1"/>
     <w:lsdException w:name="Normal Indent" w:semiHidden="1" w:unhideWhenUsed="1"/>
     <w:lsdException w:name="footnote text" w:semiHidden="1" w:unhideWhenUsed="1"/>
     <w:lsdException w:name="annotation text" w:semiHidden="1" w:unhideWhenUsed="1"/>
     <w:lsdException w:name="header" w:semiHidden="1" w:unhideWhenUsed="1"/>
     <w:lsdException w:name="footer" w:semiHidden="1" w:unhideWhenUsed="1"/>
     <w:lsdException w:name="index heading" w:semiHidden="1" w:unhideWhenUsed="1"/>
-    <w:lsdException w:name="caption" w:semiHidden="1" w:uiPriority="35" w:unhideWhenUsed="1" w:qFormat="1"/>
+    <w:lsdException w:name="caption" w:uiPriority="35" w:semiHidden="1" w:unhideWhenUsed="1" w:qFormat="1"/>
     <w:lsdException w:name="table of figures" w:semiHidden="1" w:unhideWhenUsed="1"/>
     <w:lsdException w:name="envelope address" w:semiHidden="1" w:unhideWhenUsed="1"/>
     <w:lsdException w:name="envelope return" w:semiHidden="1" w:unhideWhenUsed="1"/>
@@ -7196,7 +9199,7 @@
     <w:lsdException w:name="Title" w:uiPriority="10" w:qFormat="1"/>
     <w:lsdException w:name="Closing" w:semiHidden="1" w:unhideWhenUsed="1"/>
     <w:lsdException w:name="Signature" w:semiHidden="1" w:unhideWhenUsed="1"/>
-    <w:lsdException w:name="Default Paragraph Font" w:semiHidden="1" w:uiPriority="1" w:unhideWhenUsed="1"/>
+    <w:lsdException w:name="Default Paragraph Font" w:uiPriority="1" w:semiHidden="1" w:unhideWhenUsed="1"/>
     <w:lsdException w:name="Body Text" w:semiHidden="1" w:unhideWhenUsed="1"/>
     <w:lsdException w:name="Body Text Indent" w:semiHidden="1" w:unhideWhenUsed="1"/>
     <w:lsdException w:name="List Continue" w:semiHidden="1" w:unhideWhenUsed="1"/>
@@ -7396,8 +9399,8 @@
     <w:lsdException w:name="Subtle Reference" w:uiPriority="31" w:qFormat="1"/>
     <w:lsdException w:name="Intense Reference" w:uiPriority="32" w:qFormat="1"/>
     <w:lsdException w:name="Book Title" w:uiPriority="33" w:qFormat="1"/>
-    <w:lsdException w:name="Bibliography" w:semiHidden="1" w:uiPriority="37" w:unhideWhenUsed="1"/>
-    <w:lsdException w:name="TOC Heading" w:semiHidden="1" w:uiPriority="39" w:unhideWhenUsed="1" w:qFormat="1"/>
+    <w:lsdException w:name="Bibliography" w:uiPriority="37" w:semiHidden="1" w:unhideWhenUsed="1"/>
+    <w:lsdException w:name="TOC Heading" w:uiPriority="39" w:semiHidden="1" w:unhideWhenUsed="1" w:qFormat="1"/>
     <w:lsdException w:name="Plain Table 1" w:uiPriority="41"/>
     <w:lsdException w:name="Plain Table 2" w:uiPriority="42"/>
     <w:lsdException w:name="Plain Table 3" w:uiPriority="43"/>
@@ -7508,7 +9511,7 @@
     <w:lsdException w:name="Unresolved Mention" w:semiHidden="1" w:unhideWhenUsed="1"/>
     <w:lsdException w:name="Smart Link" w:semiHidden="1" w:unhideWhenUsed="1"/>
   </w:latentStyles>
-  <w:style w:type="paragraph" w:default="1" w:styleId="Normal">
+  <w:style w:type="paragraph" w:styleId="Normal" w:default="1">
     <w:name w:val="Normal"/>
     <w:qFormat/>
     <w:rsid w:val="6E2314E4"/>
@@ -7532,7 +9535,7 @@
       <w:outlineLvl w:val="0"/>
     </w:pPr>
     <w:rPr>
-      <w:rFonts w:asciiTheme="majorHAnsi" w:eastAsiaTheme="majorEastAsia" w:hAnsiTheme="majorHAnsi" w:cstheme="majorBidi"/>
+      <w:rFonts w:asciiTheme="majorHAnsi" w:hAnsiTheme="majorHAnsi" w:eastAsiaTheme="majorEastAsia" w:cstheme="majorBidi"/>
       <w:color w:val="0F4761" w:themeColor="accent1" w:themeShade="BF"/>
       <w:sz w:val="40"/>
       <w:szCs w:val="40"/>
@@ -7555,7 +9558,7 @@
       <w:outlineLvl w:val="1"/>
     </w:pPr>
     <w:rPr>
-      <w:rFonts w:asciiTheme="majorHAnsi" w:eastAsiaTheme="majorEastAsia" w:hAnsiTheme="majorHAnsi" w:cstheme="majorBidi"/>
+      <w:rFonts w:asciiTheme="majorHAnsi" w:hAnsiTheme="majorHAnsi" w:eastAsiaTheme="majorEastAsia" w:cstheme="majorBidi"/>
       <w:color w:val="0F4761" w:themeColor="accent1" w:themeShade="BF"/>
       <w:sz w:val="32"/>
       <w:szCs w:val="32"/>
@@ -7715,13 +9718,13 @@
       <w:color w:val="272727"/>
     </w:rPr>
   </w:style>
-  <w:style w:type="character" w:default="1" w:styleId="DefaultParagraphFont">
+  <w:style w:type="character" w:styleId="DefaultParagraphFont" w:default="1">
     <w:name w:val="Default Paragraph Font"/>
     <w:uiPriority w:val="1"/>
     <w:semiHidden/>
     <w:unhideWhenUsed/>
   </w:style>
-  <w:style w:type="table" w:default="1" w:styleId="TableNormal">
+  <w:style w:type="table" w:styleId="TableNormal" w:default="1">
     <w:name w:val="Normal Table"/>
     <w:uiPriority w:val="99"/>
     <w:semiHidden/>
@@ -7736,39 +9739,39 @@
       </w:tblCellMar>
     </w:tblPr>
   </w:style>
-  <w:style w:type="numbering" w:default="1" w:styleId="NoList">
+  <w:style w:type="numbering" w:styleId="NoList" w:default="1">
     <w:name w:val="No List"/>
     <w:uiPriority w:val="99"/>
     <w:semiHidden/>
     <w:unhideWhenUsed/>
   </w:style>
-  <w:style w:type="character" w:customStyle="1" w:styleId="Heading1Char">
+  <w:style w:type="character" w:styleId="Heading1Char" w:customStyle="1">
     <w:name w:val="Heading 1 Char"/>
     <w:basedOn w:val="DefaultParagraphFont"/>
     <w:link w:val="Heading1"/>
     <w:uiPriority w:val="9"/>
     <w:rsid w:val="6E2314E4"/>
     <w:rPr>
-      <w:rFonts w:asciiTheme="majorHAnsi" w:eastAsiaTheme="majorEastAsia" w:hAnsiTheme="majorHAnsi" w:cstheme="majorBidi"/>
+      <w:rFonts w:asciiTheme="majorHAnsi" w:hAnsiTheme="majorHAnsi" w:eastAsiaTheme="majorEastAsia" w:cstheme="majorBidi"/>
       <w:color w:val="0F4761" w:themeColor="accent1" w:themeShade="BF"/>
       <w:sz w:val="40"/>
       <w:szCs w:val="40"/>
     </w:rPr>
   </w:style>
-  <w:style w:type="character" w:customStyle="1" w:styleId="Heading2Char">
+  <w:style w:type="character" w:styleId="Heading2Char" w:customStyle="1">
     <w:name w:val="Heading 2 Char"/>
     <w:basedOn w:val="DefaultParagraphFont"/>
     <w:link w:val="Heading2"/>
     <w:uiPriority w:val="9"/>
     <w:rsid w:val="6E2314E4"/>
     <w:rPr>
-      <w:rFonts w:asciiTheme="majorHAnsi" w:eastAsiaTheme="majorEastAsia" w:hAnsiTheme="majorHAnsi" w:cstheme="majorBidi"/>
+      <w:rFonts w:asciiTheme="majorHAnsi" w:hAnsiTheme="majorHAnsi" w:eastAsiaTheme="majorEastAsia" w:cstheme="majorBidi"/>
       <w:color w:val="0F4761" w:themeColor="accent1" w:themeShade="BF"/>
       <w:sz w:val="32"/>
       <w:szCs w:val="32"/>
     </w:rPr>
   </w:style>
-  <w:style w:type="character" w:customStyle="1" w:styleId="Heading3Char">
+  <w:style w:type="character" w:styleId="Heading3Char" w:customStyle="1">
     <w:name w:val="Heading 3 Char"/>
     <w:basedOn w:val="DefaultParagraphFont"/>
     <w:link w:val="Heading3"/>
@@ -7781,7 +9784,7 @@
       <w:szCs w:val="28"/>
     </w:rPr>
   </w:style>
-  <w:style w:type="character" w:customStyle="1" w:styleId="Heading4Char">
+  <w:style w:type="character" w:styleId="Heading4Char" w:customStyle="1">
     <w:name w:val="Heading 4 Char"/>
     <w:basedOn w:val="DefaultParagraphFont"/>
     <w:link w:val="Heading4"/>
@@ -7795,7 +9798,7 @@
       <w:color w:val="0F4761" w:themeColor="accent1" w:themeShade="BF"/>
     </w:rPr>
   </w:style>
-  <w:style w:type="character" w:customStyle="1" w:styleId="Heading5Char">
+  <w:style w:type="character" w:styleId="Heading5Char" w:customStyle="1">
     <w:name w:val="Heading 5 Char"/>
     <w:basedOn w:val="DefaultParagraphFont"/>
     <w:link w:val="Heading5"/>
@@ -7807,7 +9810,7 @@
       <w:color w:val="0F4761" w:themeColor="accent1" w:themeShade="BF"/>
     </w:rPr>
   </w:style>
-  <w:style w:type="character" w:customStyle="1" w:styleId="Heading6Char">
+  <w:style w:type="character" w:styleId="Heading6Char" w:customStyle="1">
     <w:name w:val="Heading 6 Char"/>
     <w:basedOn w:val="DefaultParagraphFont"/>
     <w:link w:val="Heading6"/>
@@ -7821,7 +9824,7 @@
       <w:color w:val="595959" w:themeColor="text1" w:themeTint="A6"/>
     </w:rPr>
   </w:style>
-  <w:style w:type="character" w:customStyle="1" w:styleId="Heading7Char">
+  <w:style w:type="character" w:styleId="Heading7Char" w:customStyle="1">
     <w:name w:val="Heading 7 Char"/>
     <w:basedOn w:val="DefaultParagraphFont"/>
     <w:link w:val="Heading7"/>
@@ -7833,7 +9836,7 @@
       <w:color w:val="595959" w:themeColor="text1" w:themeTint="A6"/>
     </w:rPr>
   </w:style>
-  <w:style w:type="character" w:customStyle="1" w:styleId="Heading8Char">
+  <w:style w:type="character" w:styleId="Heading8Char" w:customStyle="1">
     <w:name w:val="Heading 8 Char"/>
     <w:basedOn w:val="DefaultParagraphFont"/>
     <w:link w:val="Heading8"/>
@@ -7847,7 +9850,7 @@
       <w:color w:val="272727" w:themeColor="text1" w:themeTint="D8"/>
     </w:rPr>
   </w:style>
-  <w:style w:type="character" w:customStyle="1" w:styleId="Heading9Char">
+  <w:style w:type="character" w:styleId="Heading9Char" w:customStyle="1">
     <w:name w:val="Heading 9 Char"/>
     <w:basedOn w:val="DefaultParagraphFont"/>
     <w:link w:val="Heading9"/>
@@ -7873,19 +9876,19 @@
       <w:jc w:val="center"/>
     </w:pPr>
     <w:rPr>
-      <w:rFonts w:asciiTheme="majorHAnsi" w:eastAsiaTheme="majorEastAsia" w:hAnsiTheme="majorHAnsi" w:cstheme="majorBidi"/>
+      <w:rFonts w:asciiTheme="majorHAnsi" w:hAnsiTheme="majorHAnsi" w:eastAsiaTheme="majorEastAsia" w:cstheme="majorBidi"/>
       <w:sz w:val="56"/>
       <w:szCs w:val="56"/>
     </w:rPr>
   </w:style>
-  <w:style w:type="character" w:customStyle="1" w:styleId="TitleChar">
+  <w:style w:type="character" w:styleId="TitleChar" w:customStyle="1">
     <w:name w:val="Title Char"/>
     <w:basedOn w:val="DefaultParagraphFont"/>
     <w:link w:val="Title"/>
     <w:uiPriority w:val="10"/>
     <w:rsid w:val="6E2314E4"/>
     <w:rPr>
-      <w:rFonts w:asciiTheme="majorHAnsi" w:eastAsiaTheme="majorEastAsia" w:hAnsiTheme="majorHAnsi" w:cstheme="majorBidi"/>
+      <w:rFonts w:asciiTheme="majorHAnsi" w:hAnsiTheme="majorHAnsi" w:eastAsiaTheme="majorEastAsia" w:cstheme="majorBidi"/>
       <w:sz w:val="56"/>
       <w:szCs w:val="56"/>
     </w:rPr>
@@ -7908,14 +9911,14 @@
       <w:szCs w:val="28"/>
     </w:rPr>
   </w:style>
-  <w:style w:type="character" w:customStyle="1" w:styleId="SubtitleChar">
+  <w:style w:type="character" w:styleId="SubtitleChar" w:customStyle="1">
     <w:name w:val="Subtitle Char"/>
     <w:basedOn w:val="DefaultParagraphFont"/>
     <w:link w:val="Subtitle"/>
     <w:uiPriority w:val="11"/>
     <w:rsid w:val="6E2314E4"/>
     <w:rPr>
-      <w:rFonts w:asciiTheme="minorHAnsi" w:eastAsiaTheme="majorEastAsia" w:hAnsiTheme="minorHAnsi" w:cstheme="majorBidi"/>
+      <w:rFonts w:asciiTheme="minorHAnsi" w:hAnsiTheme="minorHAnsi" w:eastAsiaTheme="majorEastAsia" w:cstheme="majorBidi"/>
       <w:color w:val="595959" w:themeColor="text1" w:themeTint="A6"/>
       <w:sz w:val="28"/>
       <w:szCs w:val="28"/>
@@ -7940,14 +9943,14 @@
       <w:color w:val="404040" w:themeColor="text1" w:themeTint="BF"/>
     </w:rPr>
   </w:style>
-  <w:style w:type="character" w:customStyle="1" w:styleId="QuoteChar">
+  <w:style w:type="character" w:styleId="QuoteChar" w:customStyle="1">
     <w:name w:val="Quote Char"/>
     <w:basedOn w:val="DefaultParagraphFont"/>
     <w:link w:val="Quote"/>
     <w:uiPriority w:val="29"/>
     <w:rsid w:val="6E2314E4"/>
     <w:rPr>
-      <w:rFonts w:asciiTheme="minorHAnsi" w:eastAsiaTheme="minorEastAsia" w:hAnsiTheme="minorHAnsi" w:cstheme="minorBidi"/>
+      <w:rFonts w:asciiTheme="minorHAnsi" w:hAnsiTheme="minorHAnsi" w:eastAsiaTheme="minorEastAsia" w:cstheme="minorBidi"/>
       <w:i/>
       <w:iCs/>
       <w:color w:val="404040" w:themeColor="text1" w:themeTint="BF"/>
@@ -7989,8 +9992,8 @@
     <w:rsid w:val="6E2314E4"/>
     <w:pPr>
       <w:pBdr>
-        <w:top w:val="single" w:sz="4" w:space="10" w:color="0F4761" w:themeColor="accent1" w:themeShade="BF"/>
-        <w:bottom w:val="single" w:sz="4" w:space="10" w:color="0F4761" w:themeColor="accent1" w:themeShade="BF"/>
+        <w:top w:val="single" w:color="0F4761" w:themeColor="accent1" w:themeShade="BF" w:sz="4" w:space="10"/>
+        <w:bottom w:val="single" w:color="0F4761" w:themeColor="accent1" w:themeShade="BF" w:sz="4" w:space="10"/>
       </w:pBdr>
       <w:spacing w:before="360" w:after="360"/>
       <w:ind w:left="864" w:right="864"/>
@@ -8002,7 +10005,7 @@
       <w:color w:val="0F4761" w:themeColor="accent1" w:themeShade="BF"/>
     </w:rPr>
   </w:style>
-  <w:style w:type="character" w:customStyle="1" w:styleId="IntenseQuoteChar">
+  <w:style w:type="character" w:styleId="IntenseQuoteChar" w:customStyle="1">
     <w:name w:val="Intense Quote Char"/>
     <w:basedOn w:val="DefaultParagraphFont"/>
     <w:link w:val="IntenseQuote"/>
@@ -8045,7 +10048,7 @@
     <w:qFormat/>
     <w:rsid w:val="6E2314E4"/>
     <w:rPr>
-      <w:rFonts w:asciiTheme="minorHAnsi" w:eastAsiaTheme="minorEastAsia" w:hAnsiTheme="minorHAnsi" w:cstheme="minorBidi"/>
+      <w:rFonts w:asciiTheme="minorHAnsi" w:hAnsiTheme="minorHAnsi" w:eastAsiaTheme="minorEastAsia" w:cstheme="minorBidi"/>
       <w:smallCaps/>
       <w:color w:val="5A5A5A"/>
       <w:sz w:val="24"/>
@@ -8099,7 +10102,7 @@
 </file>
 
 <file path=word/theme/theme1.xml><?xml version="1.0" encoding="utf-8"?>
-<a:theme xmlns:a="http://schemas.openxmlformats.org/drawingml/2006/main" name="Office Theme">
+<a:theme xmlns:a="http://schemas.openxmlformats.org/drawingml/2006/main" xmlns:thm15="http://schemas.microsoft.com/office/thememl/2012/main" name="Office Theme">
   <a:themeElements>
     <a:clrScheme name="Office">
       <a:dk1>
